--- a/4.质量管理/1.流程制度规范类文件/040107-运维服务改进制度.docx
+++ b/4.质量管理/1.流程制度规范类文件/040107-运维服务改进制度.docx
@@ -1,17 +1,18 @@
 
 <file path=word/document.xml><?xml version="1.0" encoding="utf-8"?>
-<w:document xmlns:wpc="http://schemas.microsoft.com/office/word/2010/wordprocessingCanvas" xmlns:mc="http://schemas.openxmlformats.org/markup-compatibility/2006" xmlns:o="urn:schemas-microsoft-com:office:office" xmlns:r="http://schemas.openxmlformats.org/officeDocument/2006/relationships" xmlns:m="http://schemas.openxmlformats.org/officeDocument/2006/math" xmlns:v="urn:schemas-microsoft-com:vml" xmlns:wp14="http://schemas.microsoft.com/office/word/2010/wordprocessingDrawing" xmlns:wp="http://schemas.openxmlformats.org/drawingml/2006/wordprocessingDrawing" xmlns:w="http://schemas.openxmlformats.org/wordprocessingml/2006/main" xmlns:w14="http://schemas.microsoft.com/office/word/2010/wordml" xmlns:w10="urn:schemas-microsoft-com:office:word" xmlns:w15="http://schemas.microsoft.com/office/word/2012/wordml" xmlns:wpg="http://schemas.microsoft.com/office/word/2010/wordprocessingGroup" xmlns:wpi="http://schemas.microsoft.com/office/word/2010/wordprocessingInk" xmlns:wne="http://schemas.microsoft.com/office/word/2006/wordml" xmlns:wps="http://schemas.microsoft.com/office/word/2010/wordprocessingShape" xmlns:wpsCustomData="http://www.wps.cn/officeDocument/2013/wpsCustomData" mc:Ignorable="w14 w15 wp14">
+<w:document xmlns:wpc="http://schemas.microsoft.com/office/word/2010/wordprocessingCanvas" xmlns:mc="http://schemas.openxmlformats.org/markup-compatibility/2006" xmlns:o="urn:schemas-microsoft-com:office:office" xmlns:r="http://schemas.openxmlformats.org/officeDocument/2006/relationships" xmlns:m="http://schemas.openxmlformats.org/officeDocument/2006/math" xmlns:v="urn:schemas-microsoft-com:vml" xmlns:wp14="http://schemas.microsoft.com/office/word/2010/wordprocessingDrawing" xmlns:wp="http://schemas.openxmlformats.org/drawingml/2006/wordprocessingDrawing" xmlns:w10="urn:schemas-microsoft-com:office:word" xmlns:w="http://schemas.openxmlformats.org/wordprocessingml/2006/main" xmlns:w14="http://schemas.microsoft.com/office/word/2010/wordml" xmlns:w15="http://schemas.microsoft.com/office/word/2012/wordml" xmlns:wne="http://schemas.microsoft.com/office/word/2006/wordml" xmlns:wpg="http://schemas.microsoft.com/office/word/2010/wordprocessingGroup" xmlns:wpi="http://schemas.microsoft.com/office/word/2010/wordprocessingInk" xmlns:wps="http://schemas.microsoft.com/office/word/2010/wordprocessingShape" mc:Ignorable="w14 w15 wp14">
+  <!-- Generated by Aspose.Words for .NET 13.3.0.1 -->
   <w:body>
     <w:p>
       <w:pPr>
-        <w:pStyle w:val="31"/>
+        <w:pStyle w:val="a1"/>
         <w:bidi w:val="0"/>
       </w:pPr>
       <w:bookmarkStart w:id="0" w:name="_Toc16225"/>
     </w:p>
     <w:p>
       <w:pPr>
-        <w:pStyle w:val="31"/>
+        <w:pStyle w:val="a1"/>
         <w:bidi w:val="0"/>
       </w:pPr>
       <w:r>
@@ -21,23 +22,23 @@
     </w:p>
     <w:p>
       <w:pPr>
-        <w:pStyle w:val="32"/>
+        <w:pStyle w:val="a2"/>
         <w:bidi w:val="0"/>
       </w:pPr>
       <w:bookmarkStart w:id="1" w:name="_Toc32004"/>
       <w:r>
-        <w:t>甘肃国邦信息科技有限公司</w:t>
+        <w:t>中达丰集团有限公司</w:t>
       </w:r>
       <w:bookmarkEnd w:id="1"/>
     </w:p>
     <w:p>
       <w:pPr>
-        <w:pStyle w:val="12"/>
+        <w:pStyle w:val="BodyText"/>
         <w:spacing w:line="363" w:lineRule="auto"/>
-        <w:ind w:left="0" w:leftChars="0" w:right="0" w:rightChars="0" w:firstLine="0" w:firstLineChars="0"/>
+        <w:ind w:left="0" w:right="0" w:firstLine="0" w:leftChars="0" w:rightChars="0" w:firstLineChars="0"/>
         <w:jc w:val="center"/>
         <w:rPr>
-          <w:rFonts w:hint="eastAsia" w:ascii="宋体" w:hAnsi="宋体" w:eastAsia="宋体" w:cs="宋体"/>
+          <w:rFonts w:ascii="宋体" w:eastAsia="宋体" w:hAnsi="宋体" w:cs="宋体" w:hint="eastAsia"/>
           <w:sz w:val="36"/>
           <w:szCs w:val="36"/>
           <w:lang w:val="en-US" w:eastAsia="zh-CN"/>
@@ -45,18 +46,18 @@
       </w:pPr>
       <w:r>
         <w:rPr>
-          <w:rFonts w:hint="eastAsia" w:ascii="宋体" w:hAnsi="宋体" w:eastAsia="宋体" w:cs="宋体"/>
+          <w:rFonts w:ascii="宋体" w:eastAsia="宋体" w:hAnsi="宋体" w:cs="宋体" w:hint="eastAsia"/>
           <w:sz w:val="36"/>
           <w:szCs w:val="36"/>
           <w:lang w:val="en-US" w:eastAsia="zh-CN"/>
         </w:rPr>
-        <w:t>2025年1月4日</w:t>
-      </w:r>
-    </w:p>
-    <w:p>
-      <w:pPr>
-        <w:rPr>
-          <w:rFonts w:hint="eastAsia" w:ascii="宋体" w:hAnsi="宋体" w:eastAsia="宋体" w:cs="宋体"/>
+        <w:t>2025年7月4日</w:t>
+      </w:r>
+    </w:p>
+    <w:p>
+      <w:pPr>
+        <w:rPr>
+          <w:rFonts w:ascii="宋体" w:eastAsia="宋体" w:hAnsi="宋体" w:cs="宋体" w:hint="eastAsia"/>
           <w:sz w:val="36"/>
           <w:szCs w:val="36"/>
           <w:lang w:val="en-US" w:eastAsia="zh-CN"/>
@@ -64,7 +65,7 @@
       </w:pPr>
       <w:r>
         <w:rPr>
-          <w:rFonts w:hint="eastAsia" w:ascii="宋体" w:hAnsi="宋体" w:eastAsia="宋体" w:cs="宋体"/>
+          <w:rFonts w:ascii="宋体" w:eastAsia="宋体" w:hAnsi="宋体" w:cs="宋体" w:hint="eastAsia"/>
           <w:sz w:val="36"/>
           <w:szCs w:val="36"/>
           <w:lang w:val="en-US" w:eastAsia="zh-CN"/>
@@ -78,7 +79,7 @@
         <w:ind w:left="3710"/>
         <w:outlineLvl w:val="0"/>
         <w:rPr>
-          <w:rFonts w:ascii="宋体" w:hAnsi="宋体" w:eastAsia="宋体" w:cs="宋体"/>
+          <w:rFonts w:ascii="宋体" w:eastAsia="宋体" w:hAnsi="宋体" w:cs="宋体"/>
           <w:sz w:val="28"/>
           <w:szCs w:val="28"/>
         </w:rPr>
@@ -86,7 +87,7 @@
       <w:bookmarkStart w:id="2" w:name="_Toc24401"/>
       <w:r>
         <w:rPr>
-          <w:rFonts w:ascii="宋体" w:hAnsi="宋体" w:eastAsia="宋体" w:cs="宋体"/>
+          <w:rFonts w:ascii="宋体" w:eastAsia="宋体" w:hAnsi="宋体" w:cs="宋体"/>
           <w:spacing w:val="-3"/>
           <w:sz w:val="28"/>
           <w:szCs w:val="28"/>
@@ -97,16 +98,16 @@
     </w:p>
     <w:tbl>
       <w:tblPr>
-        <w:tblStyle w:val="24"/>
+        <w:tblStyle w:val="TableNormal0"/>
         <w:tblW w:w="9072" w:type="dxa"/>
         <w:tblInd w:w="5" w:type="dxa"/>
         <w:tblBorders>
-          <w:top w:val="single" w:color="000000" w:sz="4" w:space="0"/>
-          <w:left w:val="single" w:color="000000" w:sz="4" w:space="0"/>
-          <w:bottom w:val="single" w:color="000000" w:sz="4" w:space="0"/>
-          <w:right w:val="single" w:color="000000" w:sz="4" w:space="0"/>
-          <w:insideH w:val="single" w:color="000000" w:sz="4" w:space="0"/>
-          <w:insideV w:val="single" w:color="000000" w:sz="4" w:space="0"/>
+          <w:top w:val="single" w:sz="4" w:space="0" w:color="000000"/>
+          <w:left w:val="single" w:sz="4" w:space="0" w:color="000000"/>
+          <w:bottom w:val="single" w:sz="4" w:space="0" w:color="000000"/>
+          <w:right w:val="single" w:sz="4" w:space="0" w:color="000000"/>
+          <w:insideH w:val="single" w:sz="4" w:space="0" w:color="000000"/>
+          <w:insideV w:val="single" w:sz="4" w:space="0" w:color="000000"/>
         </w:tblBorders>
         <w:tblLayout w:type="fixed"/>
         <w:tblCellMar>
@@ -125,14 +126,17 @@
       </w:tblGrid>
       <w:tr>
         <w:tblPrEx>
+          <w:tblW w:w="9072" w:type="dxa"/>
+          <w:tblInd w:w="5" w:type="dxa"/>
           <w:tblBorders>
-            <w:top w:val="single" w:color="000000" w:sz="4" w:space="0"/>
-            <w:left w:val="single" w:color="000000" w:sz="4" w:space="0"/>
-            <w:bottom w:val="single" w:color="000000" w:sz="4" w:space="0"/>
-            <w:right w:val="single" w:color="000000" w:sz="4" w:space="0"/>
-            <w:insideH w:val="single" w:color="000000" w:sz="4" w:space="0"/>
-            <w:insideV w:val="single" w:color="000000" w:sz="4" w:space="0"/>
+            <w:top w:val="single" w:sz="4" w:space="0" w:color="000000"/>
+            <w:left w:val="single" w:sz="4" w:space="0" w:color="000000"/>
+            <w:bottom w:val="single" w:sz="4" w:space="0" w:color="000000"/>
+            <w:right w:val="single" w:sz="4" w:space="0" w:color="000000"/>
+            <w:insideH w:val="single" w:sz="4" w:space="0" w:color="000000"/>
+            <w:insideV w:val="single" w:sz="4" w:space="0" w:color="000000"/>
           </w:tblBorders>
+          <w:tblLayout w:type="fixed"/>
           <w:tblCellMar>
             <w:top w:w="0" w:type="dxa"/>
             <w:left w:w="0" w:type="dxa"/>
@@ -141,7 +145,7 @@
           </w:tblCellMar>
         </w:tblPrEx>
         <w:trPr>
-          <w:trHeight w:val="611" w:hRule="atLeast"/>
+          <w:trHeight w:val="611"/>
         </w:trPr>
         <w:tc>
           <w:tcPr>
@@ -152,14 +156,14 @@
               <w:spacing w:before="185" w:line="220" w:lineRule="auto"/>
               <w:ind w:left="207"/>
               <w:rPr>
-                <w:rFonts w:ascii="宋体" w:hAnsi="宋体" w:eastAsia="宋体" w:cs="宋体"/>
+                <w:rFonts w:ascii="宋体" w:eastAsia="宋体" w:hAnsi="宋体" w:cs="宋体"/>
                 <w:sz w:val="24"/>
                 <w:szCs w:val="24"/>
               </w:rPr>
             </w:pPr>
             <w:r>
               <w:rPr>
-                <w:rFonts w:ascii="宋体" w:hAnsi="宋体" w:eastAsia="宋体" w:cs="宋体"/>
+                <w:rFonts w:ascii="宋体" w:eastAsia="宋体" w:hAnsi="宋体" w:cs="宋体"/>
                 <w:spacing w:val="-2"/>
                 <w:sz w:val="24"/>
                 <w:szCs w:val="24"/>
@@ -178,33 +182,28 @@
               <w:spacing w:before="185" w:line="218" w:lineRule="auto"/>
               <w:ind w:left="109"/>
               <w:rPr>
-                <w:rFonts w:ascii="宋体" w:hAnsi="宋体" w:eastAsia="宋体" w:cs="宋体"/>
+                <w:rFonts w:ascii="宋体" w:eastAsia="宋体" w:hAnsi="宋体" w:cs="宋体"/>
                 <w:sz w:val="24"/>
                 <w:szCs w:val="24"/>
               </w:rPr>
             </w:pPr>
             <w:r>
               <w:rPr>
-                <w:rFonts w:ascii="宋体" w:hAnsi="宋体" w:eastAsia="宋体" w:cs="宋体"/>
+                <w:rFonts w:ascii="宋体" w:eastAsia="宋体" w:hAnsi="宋体" w:cs="宋体"/>
                 <w:spacing w:val="-1"/>
                 <w:sz w:val="24"/>
                 <w:szCs w:val="24"/>
               </w:rPr>
-              <w:t>运维服务改进制度（GSGB-ITSS-YWFWGJ）</w:t>
+              <w:t>运维服务改进制度（ZDFJT-ITSS-YWFWGJ）</w:t>
             </w:r>
           </w:p>
         </w:tc>
       </w:tr>
       <w:tr>
         <w:tblPrEx>
-          <w:tblBorders>
-            <w:top w:val="single" w:color="000000" w:sz="4" w:space="0"/>
-            <w:left w:val="single" w:color="000000" w:sz="4" w:space="0"/>
-            <w:bottom w:val="single" w:color="000000" w:sz="4" w:space="0"/>
-            <w:right w:val="single" w:color="000000" w:sz="4" w:space="0"/>
-            <w:insideH w:val="single" w:color="000000" w:sz="4" w:space="0"/>
-            <w:insideV w:val="single" w:color="000000" w:sz="4" w:space="0"/>
-          </w:tblBorders>
+          <w:tblW w:w="9072" w:type="dxa"/>
+          <w:tblInd w:w="5" w:type="dxa"/>
+          <w:tblLayout w:type="fixed"/>
           <w:tblCellMar>
             <w:top w:w="0" w:type="dxa"/>
             <w:left w:w="0" w:type="dxa"/>
@@ -213,7 +212,7 @@
           </w:tblCellMar>
         </w:tblPrEx>
         <w:trPr>
-          <w:trHeight w:val="607" w:hRule="atLeast"/>
+          <w:trHeight w:val="607"/>
         </w:trPr>
         <w:tc>
           <w:tcPr>
@@ -224,14 +223,14 @@
               <w:spacing w:before="182" w:line="220" w:lineRule="auto"/>
               <w:ind w:left="447"/>
               <w:rPr>
-                <w:rFonts w:ascii="宋体" w:hAnsi="宋体" w:eastAsia="宋体" w:cs="宋体"/>
+                <w:rFonts w:ascii="宋体" w:eastAsia="宋体" w:hAnsi="宋体" w:cs="宋体"/>
                 <w:sz w:val="24"/>
                 <w:szCs w:val="24"/>
               </w:rPr>
             </w:pPr>
             <w:r>
               <w:rPr>
-                <w:rFonts w:ascii="宋体" w:hAnsi="宋体" w:eastAsia="宋体" w:cs="宋体"/>
+                <w:rFonts w:ascii="宋体" w:eastAsia="宋体" w:hAnsi="宋体" w:cs="宋体"/>
                 <w:spacing w:val="-3"/>
                 <w:sz w:val="24"/>
                 <w:szCs w:val="24"/>
@@ -250,33 +249,28 @@
               <w:spacing w:before="182" w:line="219" w:lineRule="auto"/>
               <w:ind w:left="109"/>
               <w:rPr>
-                <w:rFonts w:ascii="宋体" w:hAnsi="宋体" w:eastAsia="宋体" w:cs="宋体"/>
+                <w:rFonts w:ascii="宋体" w:eastAsia="宋体" w:hAnsi="宋体" w:cs="宋体"/>
                 <w:sz w:val="24"/>
                 <w:szCs w:val="24"/>
               </w:rPr>
             </w:pPr>
             <w:r>
               <w:rPr>
-                <w:rFonts w:ascii="宋体" w:hAnsi="宋体" w:eastAsia="宋体" w:cs="宋体"/>
+                <w:rFonts w:ascii="宋体" w:eastAsia="宋体" w:hAnsi="宋体" w:cs="宋体"/>
                 <w:spacing w:val="-1"/>
                 <w:sz w:val="24"/>
                 <w:szCs w:val="24"/>
               </w:rPr>
-              <w:t>甘肃国邦信息科技有限公司</w:t>
+              <w:t>中达丰集团有限公司</w:t>
             </w:r>
           </w:p>
         </w:tc>
       </w:tr>
       <w:tr>
         <w:tblPrEx>
-          <w:tblBorders>
-            <w:top w:val="single" w:color="000000" w:sz="4" w:space="0"/>
-            <w:left w:val="single" w:color="000000" w:sz="4" w:space="0"/>
-            <w:bottom w:val="single" w:color="000000" w:sz="4" w:space="0"/>
-            <w:right w:val="single" w:color="000000" w:sz="4" w:space="0"/>
-            <w:insideH w:val="single" w:color="000000" w:sz="4" w:space="0"/>
-            <w:insideV w:val="single" w:color="000000" w:sz="4" w:space="0"/>
-          </w:tblBorders>
+          <w:tblW w:w="9072" w:type="dxa"/>
+          <w:tblInd w:w="5" w:type="dxa"/>
+          <w:tblLayout w:type="fixed"/>
           <w:tblCellMar>
             <w:top w:w="0" w:type="dxa"/>
             <w:left w:w="0" w:type="dxa"/>
@@ -285,7 +279,7 @@
           </w:tblCellMar>
         </w:tblPrEx>
         <w:trPr>
-          <w:trHeight w:val="607" w:hRule="atLeast"/>
+          <w:trHeight w:val="607"/>
         </w:trPr>
         <w:tc>
           <w:tcPr>
@@ -296,14 +290,14 @@
               <w:spacing w:before="183" w:line="219" w:lineRule="auto"/>
               <w:ind w:left="447"/>
               <w:rPr>
-                <w:rFonts w:ascii="宋体" w:hAnsi="宋体" w:eastAsia="宋体" w:cs="宋体"/>
+                <w:rFonts w:ascii="宋体" w:eastAsia="宋体" w:hAnsi="宋体" w:cs="宋体"/>
                 <w:sz w:val="24"/>
                 <w:szCs w:val="24"/>
               </w:rPr>
             </w:pPr>
             <w:r>
               <w:rPr>
-                <w:rFonts w:ascii="宋体" w:hAnsi="宋体" w:eastAsia="宋体" w:cs="宋体"/>
+                <w:rFonts w:ascii="宋体" w:eastAsia="宋体" w:hAnsi="宋体" w:cs="宋体"/>
                 <w:spacing w:val="-3"/>
                 <w:sz w:val="24"/>
                 <w:szCs w:val="24"/>
@@ -321,14 +315,14 @@
               <w:spacing w:before="183" w:line="219" w:lineRule="auto"/>
               <w:ind w:left="229"/>
               <w:rPr>
-                <w:rFonts w:ascii="宋体" w:hAnsi="宋体" w:eastAsia="宋体" w:cs="宋体"/>
+                <w:rFonts w:ascii="宋体" w:eastAsia="宋体" w:hAnsi="宋体" w:cs="宋体"/>
                 <w:sz w:val="24"/>
                 <w:szCs w:val="24"/>
               </w:rPr>
             </w:pPr>
             <w:r>
               <w:rPr>
-                <w:rFonts w:ascii="宋体" w:hAnsi="宋体" w:eastAsia="宋体" w:cs="宋体"/>
+                <w:rFonts w:ascii="宋体" w:eastAsia="宋体" w:hAnsi="宋体" w:cs="宋体"/>
                 <w:spacing w:val="-2"/>
                 <w:sz w:val="24"/>
                 <w:szCs w:val="24"/>
@@ -346,14 +340,14 @@
               <w:spacing w:before="183" w:line="219" w:lineRule="auto"/>
               <w:ind w:left="676"/>
               <w:rPr>
-                <w:rFonts w:ascii="宋体" w:hAnsi="宋体" w:eastAsia="宋体" w:cs="宋体"/>
+                <w:rFonts w:ascii="宋体" w:eastAsia="宋体" w:hAnsi="宋体" w:cs="宋体"/>
                 <w:sz w:val="24"/>
                 <w:szCs w:val="24"/>
               </w:rPr>
             </w:pPr>
             <w:r>
               <w:rPr>
-                <w:rFonts w:ascii="宋体" w:hAnsi="宋体" w:eastAsia="宋体" w:cs="宋体"/>
+                <w:rFonts w:ascii="宋体" w:eastAsia="宋体" w:hAnsi="宋体" w:cs="宋体"/>
                 <w:spacing w:val="-2"/>
                 <w:sz w:val="24"/>
                 <w:szCs w:val="24"/>
@@ -371,14 +365,14 @@
               <w:spacing w:before="184" w:line="220" w:lineRule="auto"/>
               <w:ind w:left="545"/>
               <w:rPr>
-                <w:rFonts w:ascii="宋体" w:hAnsi="宋体" w:eastAsia="宋体" w:cs="宋体"/>
+                <w:rFonts w:ascii="宋体" w:eastAsia="宋体" w:hAnsi="宋体" w:cs="宋体"/>
                 <w:sz w:val="24"/>
                 <w:szCs w:val="24"/>
               </w:rPr>
             </w:pPr>
             <w:r>
               <w:rPr>
-                <w:rFonts w:ascii="宋体" w:hAnsi="宋体" w:eastAsia="宋体" w:cs="宋体"/>
+                <w:rFonts w:ascii="宋体" w:eastAsia="宋体" w:hAnsi="宋体" w:cs="宋体"/>
                 <w:spacing w:val="-3"/>
                 <w:sz w:val="24"/>
                 <w:szCs w:val="24"/>
@@ -396,14 +390,14 @@
               <w:spacing w:before="184" w:line="220" w:lineRule="auto"/>
               <w:ind w:left="754"/>
               <w:rPr>
-                <w:rFonts w:ascii="宋体" w:hAnsi="宋体" w:eastAsia="宋体" w:cs="宋体"/>
+                <w:rFonts w:ascii="宋体" w:eastAsia="宋体" w:hAnsi="宋体" w:cs="宋体"/>
                 <w:sz w:val="24"/>
                 <w:szCs w:val="24"/>
               </w:rPr>
             </w:pPr>
             <w:r>
               <w:rPr>
-                <w:rFonts w:ascii="宋体" w:hAnsi="宋体" w:eastAsia="宋体" w:cs="宋体"/>
+                <w:rFonts w:ascii="宋体" w:eastAsia="宋体" w:hAnsi="宋体" w:cs="宋体"/>
                 <w:spacing w:val="-6"/>
                 <w:sz w:val="24"/>
                 <w:szCs w:val="24"/>
@@ -415,14 +409,9 @@
       </w:tr>
       <w:tr>
         <w:tblPrEx>
-          <w:tblBorders>
-            <w:top w:val="single" w:color="000000" w:sz="4" w:space="0"/>
-            <w:left w:val="single" w:color="000000" w:sz="4" w:space="0"/>
-            <w:bottom w:val="single" w:color="000000" w:sz="4" w:space="0"/>
-            <w:right w:val="single" w:color="000000" w:sz="4" w:space="0"/>
-            <w:insideH w:val="single" w:color="000000" w:sz="4" w:space="0"/>
-            <w:insideV w:val="single" w:color="000000" w:sz="4" w:space="0"/>
-          </w:tblBorders>
+          <w:tblW w:w="9072" w:type="dxa"/>
+          <w:tblInd w:w="5" w:type="dxa"/>
+          <w:tblLayout w:type="fixed"/>
           <w:tblCellMar>
             <w:top w:w="0" w:type="dxa"/>
             <w:left w:w="0" w:type="dxa"/>
@@ -431,7 +420,7 @@
           </w:tblCellMar>
         </w:tblPrEx>
         <w:trPr>
-          <w:trHeight w:val="474" w:hRule="atLeast"/>
+          <w:trHeight w:val="474"/>
         </w:trPr>
         <w:tc>
           <w:tcPr>
@@ -442,14 +431,14 @@
               <w:spacing w:before="162" w:line="239" w:lineRule="auto"/>
               <w:ind w:left="709"/>
               <w:rPr>
-                <w:rFonts w:ascii="宋体" w:hAnsi="宋体" w:eastAsia="宋体" w:cs="宋体"/>
+                <w:rFonts w:ascii="宋体" w:eastAsia="宋体" w:hAnsi="宋体" w:cs="宋体"/>
                 <w:sz w:val="21"/>
                 <w:szCs w:val="21"/>
               </w:rPr>
             </w:pPr>
             <w:r>
               <w:rPr>
-                <w:rFonts w:ascii="宋体" w:hAnsi="宋体" w:eastAsia="宋体" w:cs="宋体"/>
+                <w:rFonts w:ascii="宋体" w:eastAsia="宋体" w:hAnsi="宋体" w:cs="宋体"/>
                 <w:spacing w:val="-1"/>
                 <w:sz w:val="21"/>
                 <w:szCs w:val="21"/>
@@ -467,19 +456,19 @@
               <w:spacing w:before="162"/>
               <w:ind w:left="290"/>
               <w:rPr>
-                <w:rFonts w:ascii="宋体" w:hAnsi="宋体" w:eastAsia="宋体" w:cs="宋体"/>
+                <w:rFonts w:ascii="宋体" w:eastAsia="宋体" w:hAnsi="宋体" w:cs="宋体"/>
                 <w:sz w:val="21"/>
                 <w:szCs w:val="21"/>
               </w:rPr>
             </w:pPr>
             <w:r>
               <w:rPr>
-                <w:rFonts w:ascii="宋体" w:hAnsi="宋体" w:eastAsia="宋体" w:cs="宋体"/>
+                <w:rFonts w:ascii="宋体" w:eastAsia="宋体" w:hAnsi="宋体" w:cs="宋体"/>
                 <w:spacing w:val="-2"/>
                 <w:sz w:val="21"/>
                 <w:szCs w:val="21"/>
               </w:rPr>
-              <w:t>2025-1-4</w:t>
+              <w:t>2025-7-4</w:t>
             </w:r>
           </w:p>
         </w:tc>
@@ -492,14 +481,14 @@
               <w:spacing w:before="132" w:line="219" w:lineRule="auto"/>
               <w:ind w:left="738"/>
               <w:rPr>
-                <w:rFonts w:ascii="宋体" w:hAnsi="宋体" w:eastAsia="宋体" w:cs="宋体"/>
+                <w:rFonts w:ascii="宋体" w:eastAsia="宋体" w:hAnsi="宋体" w:cs="宋体"/>
                 <w:sz w:val="21"/>
                 <w:szCs w:val="21"/>
               </w:rPr>
             </w:pPr>
             <w:r>
               <w:rPr>
-                <w:rFonts w:ascii="宋体" w:hAnsi="宋体" w:eastAsia="宋体" w:cs="宋体"/>
+                <w:rFonts w:ascii="宋体" w:eastAsia="宋体" w:hAnsi="宋体" w:cs="宋体"/>
                 <w:spacing w:val="-3"/>
                 <w:sz w:val="21"/>
                 <w:szCs w:val="21"/>
@@ -517,7 +506,7 @@
               <w:spacing w:before="132" w:line="220" w:lineRule="auto"/>
               <w:ind w:left="470"/>
               <w:rPr>
-                <w:rFonts w:hint="eastAsia" w:ascii="宋体" w:hAnsi="宋体" w:eastAsia="宋体" w:cs="宋体"/>
+                <w:rFonts w:ascii="宋体" w:eastAsia="宋体" w:hAnsi="宋体" w:cs="宋体" w:hint="eastAsia"/>
                 <w:sz w:val="21"/>
                 <w:szCs w:val="21"/>
                 <w:lang w:val="en-US" w:eastAsia="zh-CN"/>
@@ -525,12 +514,12 @@
             </w:pPr>
             <w:r>
               <w:rPr>
-                <w:rFonts w:hint="eastAsia" w:ascii="宋体" w:hAnsi="宋体" w:eastAsia="宋体" w:cs="宋体"/>
+                <w:rFonts w:ascii="宋体" w:eastAsia="宋体" w:hAnsi="宋体" w:cs="宋体" w:hint="eastAsia"/>
                 <w:sz w:val="21"/>
                 <w:szCs w:val="21"/>
                 <w:lang w:val="en-US" w:eastAsia="zh-CN"/>
               </w:rPr>
-              <w:t>金文莉</w:t>
+              <w:t>李平</w:t>
             </w:r>
           </w:p>
         </w:tc>
@@ -543,7 +532,7 @@
               <w:spacing w:before="133" w:line="220" w:lineRule="auto"/>
               <w:ind w:left="676"/>
               <w:rPr>
-                <w:rFonts w:hint="eastAsia" w:ascii="宋体" w:hAnsi="宋体" w:eastAsia="宋体" w:cs="宋体"/>
+                <w:rFonts w:ascii="宋体" w:eastAsia="宋体" w:hAnsi="宋体" w:cs="宋体" w:hint="eastAsia"/>
                 <w:sz w:val="21"/>
                 <w:szCs w:val="21"/>
                 <w:lang w:eastAsia="zh-CN"/>
@@ -551,27 +540,22 @@
             </w:pPr>
             <w:r>
               <w:rPr>
-                <w:rFonts w:hint="eastAsia" w:ascii="宋体" w:hAnsi="宋体" w:eastAsia="宋体" w:cs="宋体"/>
+                <w:rFonts w:ascii="宋体" w:eastAsia="宋体" w:hAnsi="宋体" w:cs="宋体" w:hint="eastAsia"/>
                 <w:spacing w:val="-5"/>
                 <w:sz w:val="21"/>
                 <w:szCs w:val="21"/>
                 <w:lang w:val="en-US" w:eastAsia="zh-CN"/>
               </w:rPr>
-              <w:t>黄益溪</w:t>
+              <w:t>吴向阳</w:t>
             </w:r>
           </w:p>
         </w:tc>
       </w:tr>
       <w:tr>
         <w:tblPrEx>
-          <w:tblBorders>
-            <w:top w:val="single" w:color="000000" w:sz="4" w:space="0"/>
-            <w:left w:val="single" w:color="000000" w:sz="4" w:space="0"/>
-            <w:bottom w:val="single" w:color="000000" w:sz="4" w:space="0"/>
-            <w:right w:val="single" w:color="000000" w:sz="4" w:space="0"/>
-            <w:insideH w:val="single" w:color="000000" w:sz="4" w:space="0"/>
-            <w:insideV w:val="single" w:color="000000" w:sz="4" w:space="0"/>
-          </w:tblBorders>
+          <w:tblW w:w="9072" w:type="dxa"/>
+          <w:tblInd w:w="5" w:type="dxa"/>
+          <w:tblLayout w:type="fixed"/>
           <w:tblCellMar>
             <w:top w:w="0" w:type="dxa"/>
             <w:left w:w="0" w:type="dxa"/>
@@ -580,7 +564,7 @@
           </w:tblCellMar>
         </w:tblPrEx>
         <w:trPr>
-          <w:trHeight w:val="474" w:hRule="atLeast"/>
+          <w:trHeight w:val="474"/>
         </w:trPr>
         <w:tc>
           <w:tcPr>
@@ -588,7 +572,7 @@
           </w:tcPr>
           <w:p>
             <w:pPr>
-              <w:pStyle w:val="25"/>
+              <w:pStyle w:val="TableText"/>
             </w:pPr>
           </w:p>
         </w:tc>
@@ -598,7 +582,7 @@
           </w:tcPr>
           <w:p>
             <w:pPr>
-              <w:pStyle w:val="25"/>
+              <w:pStyle w:val="TableText"/>
             </w:pPr>
           </w:p>
         </w:tc>
@@ -608,7 +592,7 @@
           </w:tcPr>
           <w:p>
             <w:pPr>
-              <w:pStyle w:val="25"/>
+              <w:pStyle w:val="TableText"/>
             </w:pPr>
           </w:p>
         </w:tc>
@@ -618,7 +602,7 @@
           </w:tcPr>
           <w:p>
             <w:pPr>
-              <w:pStyle w:val="25"/>
+              <w:pStyle w:val="TableText"/>
             </w:pPr>
           </w:p>
         </w:tc>
@@ -628,21 +612,16 @@
           </w:tcPr>
           <w:p>
             <w:pPr>
-              <w:pStyle w:val="25"/>
+              <w:pStyle w:val="TableText"/>
             </w:pPr>
           </w:p>
         </w:tc>
       </w:tr>
       <w:tr>
         <w:tblPrEx>
-          <w:tblBorders>
-            <w:top w:val="single" w:color="000000" w:sz="4" w:space="0"/>
-            <w:left w:val="single" w:color="000000" w:sz="4" w:space="0"/>
-            <w:bottom w:val="single" w:color="000000" w:sz="4" w:space="0"/>
-            <w:right w:val="single" w:color="000000" w:sz="4" w:space="0"/>
-            <w:insideH w:val="single" w:color="000000" w:sz="4" w:space="0"/>
-            <w:insideV w:val="single" w:color="000000" w:sz="4" w:space="0"/>
-          </w:tblBorders>
+          <w:tblW w:w="9072" w:type="dxa"/>
+          <w:tblInd w:w="5" w:type="dxa"/>
+          <w:tblLayout w:type="fixed"/>
           <w:tblCellMar>
             <w:top w:w="0" w:type="dxa"/>
             <w:left w:w="0" w:type="dxa"/>
@@ -651,7 +630,7 @@
           </w:tblCellMar>
         </w:tblPrEx>
         <w:trPr>
-          <w:trHeight w:val="474" w:hRule="atLeast"/>
+          <w:trHeight w:val="474"/>
         </w:trPr>
         <w:tc>
           <w:tcPr>
@@ -659,7 +638,7 @@
           </w:tcPr>
           <w:p>
             <w:pPr>
-              <w:pStyle w:val="25"/>
+              <w:pStyle w:val="TableText"/>
             </w:pPr>
           </w:p>
         </w:tc>
@@ -669,7 +648,7 @@
           </w:tcPr>
           <w:p>
             <w:pPr>
-              <w:pStyle w:val="25"/>
+              <w:pStyle w:val="TableText"/>
             </w:pPr>
           </w:p>
         </w:tc>
@@ -679,7 +658,7 @@
           </w:tcPr>
           <w:p>
             <w:pPr>
-              <w:pStyle w:val="25"/>
+              <w:pStyle w:val="TableText"/>
             </w:pPr>
           </w:p>
         </w:tc>
@@ -689,7 +668,7 @@
           </w:tcPr>
           <w:p>
             <w:pPr>
-              <w:pStyle w:val="25"/>
+              <w:pStyle w:val="TableText"/>
             </w:pPr>
           </w:p>
         </w:tc>
@@ -699,21 +678,16 @@
           </w:tcPr>
           <w:p>
             <w:pPr>
-              <w:pStyle w:val="25"/>
+              <w:pStyle w:val="TableText"/>
             </w:pPr>
           </w:p>
         </w:tc>
       </w:tr>
       <w:tr>
         <w:tblPrEx>
-          <w:tblBorders>
-            <w:top w:val="single" w:color="000000" w:sz="4" w:space="0"/>
-            <w:left w:val="single" w:color="000000" w:sz="4" w:space="0"/>
-            <w:bottom w:val="single" w:color="000000" w:sz="4" w:space="0"/>
-            <w:right w:val="single" w:color="000000" w:sz="4" w:space="0"/>
-            <w:insideH w:val="single" w:color="000000" w:sz="4" w:space="0"/>
-            <w:insideV w:val="single" w:color="000000" w:sz="4" w:space="0"/>
-          </w:tblBorders>
+          <w:tblW w:w="9072" w:type="dxa"/>
+          <w:tblInd w:w="5" w:type="dxa"/>
+          <w:tblLayout w:type="fixed"/>
           <w:tblCellMar>
             <w:top w:w="0" w:type="dxa"/>
             <w:left w:w="0" w:type="dxa"/>
@@ -722,7 +696,7 @@
           </w:tblCellMar>
         </w:tblPrEx>
         <w:trPr>
-          <w:trHeight w:val="474" w:hRule="atLeast"/>
+          <w:trHeight w:val="474"/>
         </w:trPr>
         <w:tc>
           <w:tcPr>
@@ -730,7 +704,7 @@
           </w:tcPr>
           <w:p>
             <w:pPr>
-              <w:pStyle w:val="25"/>
+              <w:pStyle w:val="TableText"/>
             </w:pPr>
           </w:p>
         </w:tc>
@@ -740,7 +714,7 @@
           </w:tcPr>
           <w:p>
             <w:pPr>
-              <w:pStyle w:val="25"/>
+              <w:pStyle w:val="TableText"/>
             </w:pPr>
           </w:p>
         </w:tc>
@@ -750,7 +724,7 @@
           </w:tcPr>
           <w:p>
             <w:pPr>
-              <w:pStyle w:val="25"/>
+              <w:pStyle w:val="TableText"/>
             </w:pPr>
           </w:p>
         </w:tc>
@@ -760,7 +734,7 @@
           </w:tcPr>
           <w:p>
             <w:pPr>
-              <w:pStyle w:val="25"/>
+              <w:pStyle w:val="TableText"/>
             </w:pPr>
           </w:p>
         </w:tc>
@@ -770,21 +744,16 @@
           </w:tcPr>
           <w:p>
             <w:pPr>
-              <w:pStyle w:val="25"/>
+              <w:pStyle w:val="TableText"/>
             </w:pPr>
           </w:p>
         </w:tc>
       </w:tr>
       <w:tr>
         <w:tblPrEx>
-          <w:tblBorders>
-            <w:top w:val="single" w:color="000000" w:sz="4" w:space="0"/>
-            <w:left w:val="single" w:color="000000" w:sz="4" w:space="0"/>
-            <w:bottom w:val="single" w:color="000000" w:sz="4" w:space="0"/>
-            <w:right w:val="single" w:color="000000" w:sz="4" w:space="0"/>
-            <w:insideH w:val="single" w:color="000000" w:sz="4" w:space="0"/>
-            <w:insideV w:val="single" w:color="000000" w:sz="4" w:space="0"/>
-          </w:tblBorders>
+          <w:tblW w:w="9072" w:type="dxa"/>
+          <w:tblInd w:w="5" w:type="dxa"/>
+          <w:tblLayout w:type="fixed"/>
           <w:tblCellMar>
             <w:top w:w="0" w:type="dxa"/>
             <w:left w:w="0" w:type="dxa"/>
@@ -793,7 +762,7 @@
           </w:tblCellMar>
         </w:tblPrEx>
         <w:trPr>
-          <w:trHeight w:val="474" w:hRule="atLeast"/>
+          <w:trHeight w:val="474"/>
         </w:trPr>
         <w:tc>
           <w:tcPr>
@@ -801,7 +770,7 @@
           </w:tcPr>
           <w:p>
             <w:pPr>
-              <w:pStyle w:val="25"/>
+              <w:pStyle w:val="TableText"/>
             </w:pPr>
           </w:p>
         </w:tc>
@@ -811,7 +780,7 @@
           </w:tcPr>
           <w:p>
             <w:pPr>
-              <w:pStyle w:val="25"/>
+              <w:pStyle w:val="TableText"/>
             </w:pPr>
           </w:p>
         </w:tc>
@@ -821,7 +790,7 @@
           </w:tcPr>
           <w:p>
             <w:pPr>
-              <w:pStyle w:val="25"/>
+              <w:pStyle w:val="TableText"/>
             </w:pPr>
           </w:p>
         </w:tc>
@@ -831,7 +800,7 @@
           </w:tcPr>
           <w:p>
             <w:pPr>
-              <w:pStyle w:val="25"/>
+              <w:pStyle w:val="TableText"/>
             </w:pPr>
           </w:p>
         </w:tc>
@@ -841,21 +810,16 @@
           </w:tcPr>
           <w:p>
             <w:pPr>
-              <w:pStyle w:val="25"/>
+              <w:pStyle w:val="TableText"/>
             </w:pPr>
           </w:p>
         </w:tc>
       </w:tr>
       <w:tr>
         <w:tblPrEx>
-          <w:tblBorders>
-            <w:top w:val="single" w:color="000000" w:sz="4" w:space="0"/>
-            <w:left w:val="single" w:color="000000" w:sz="4" w:space="0"/>
-            <w:bottom w:val="single" w:color="000000" w:sz="4" w:space="0"/>
-            <w:right w:val="single" w:color="000000" w:sz="4" w:space="0"/>
-            <w:insideH w:val="single" w:color="000000" w:sz="4" w:space="0"/>
-            <w:insideV w:val="single" w:color="000000" w:sz="4" w:space="0"/>
-          </w:tblBorders>
+          <w:tblW w:w="9072" w:type="dxa"/>
+          <w:tblInd w:w="5" w:type="dxa"/>
+          <w:tblLayout w:type="fixed"/>
           <w:tblCellMar>
             <w:top w:w="0" w:type="dxa"/>
             <w:left w:w="0" w:type="dxa"/>
@@ -864,7 +828,7 @@
           </w:tblCellMar>
         </w:tblPrEx>
         <w:trPr>
-          <w:trHeight w:val="589" w:hRule="atLeast"/>
+          <w:trHeight w:val="589"/>
         </w:trPr>
         <w:tc>
           <w:tcPr>
@@ -872,7 +836,7 @@
           </w:tcPr>
           <w:p>
             <w:pPr>
-              <w:pStyle w:val="25"/>
+              <w:pStyle w:val="TableText"/>
             </w:pPr>
           </w:p>
         </w:tc>
@@ -882,7 +846,7 @@
           </w:tcPr>
           <w:p>
             <w:pPr>
-              <w:pStyle w:val="25"/>
+              <w:pStyle w:val="TableText"/>
             </w:pPr>
           </w:p>
         </w:tc>
@@ -892,7 +856,7 @@
           </w:tcPr>
           <w:p>
             <w:pPr>
-              <w:pStyle w:val="25"/>
+              <w:pStyle w:val="TableText"/>
             </w:pPr>
           </w:p>
         </w:tc>
@@ -902,7 +866,7 @@
           </w:tcPr>
           <w:p>
             <w:pPr>
-              <w:pStyle w:val="25"/>
+              <w:pStyle w:val="TableText"/>
             </w:pPr>
           </w:p>
         </w:tc>
@@ -912,7 +876,7 @@
           </w:tcPr>
           <w:p>
             <w:pPr>
-              <w:pStyle w:val="25"/>
+              <w:pStyle w:val="TableText"/>
             </w:pPr>
           </w:p>
         </w:tc>
@@ -920,7 +884,7 @@
     </w:tbl>
     <w:p>
       <w:pPr>
-        <w:pStyle w:val="12"/>
+        <w:pStyle w:val="BodyText"/>
       </w:pPr>
     </w:p>
     <w:p>
@@ -928,14 +892,14 @@
         <w:sectPr>
           <w:pgSz w:w="11906" w:h="16839"/>
           <w:pgMar w:top="1431" w:right="1127" w:bottom="0" w:left="1696" w:header="0" w:footer="0" w:gutter="0"/>
-          <w:cols w:space="720" w:num="1"/>
+          <w:cols w:num="1" w:space="720"/>
         </w:sectPr>
       </w:pPr>
     </w:p>
     <w:sdt>
       <w:sdtPr>
         <w:rPr>
-          <w:rFonts w:ascii="宋体" w:hAnsi="宋体" w:eastAsia="宋体" w:cs="Arial"/>
+          <w:rFonts w:ascii="宋体" w:eastAsia="宋体" w:hAnsi="宋体" w:cs="Arial"/>
           <w:snapToGrid w:val="0"/>
           <w:color w:val="000000"/>
           <w:kern w:val="0"/>
@@ -951,7 +915,7 @@
       </w:sdtPr>
       <w:sdtEndPr>
         <w:rPr>
-          <w:rFonts w:ascii="Times New Roman" w:hAnsi="Times New Roman" w:eastAsia="Times New Roman" w:cs="Times New Roman"/>
+          <w:rFonts w:ascii="Times New Roman" w:eastAsia="Times New Roman" w:hAnsi="Times New Roman" w:cs="Times New Roman"/>
           <w:snapToGrid w:val="0"/>
           <w:color w:val="000000"/>
           <w:kern w:val="0"/>
@@ -964,12 +928,12 @@
         <w:p>
           <w:pPr>
             <w:spacing w:before="0" w:beforeLines="0" w:after="0" w:afterLines="0" w:line="240" w:lineRule="auto"/>
-            <w:ind w:left="0" w:leftChars="0" w:right="0" w:rightChars="0" w:firstLine="0" w:firstLineChars="0"/>
+            <w:ind w:left="0" w:right="0" w:firstLine="0" w:leftChars="0" w:rightChars="0" w:firstLineChars="0"/>
             <w:jc w:val="center"/>
           </w:pPr>
           <w:r>
             <w:rPr>
-              <w:rFonts w:ascii="宋体" w:hAnsi="宋体" w:eastAsia="宋体"/>
+              <w:rFonts w:ascii="宋体" w:eastAsia="宋体" w:hAnsi="宋体"/>
               <w:sz w:val="21"/>
             </w:rPr>
             <w:t>目录</w:t>
@@ -977,14 +941,14 @@
         </w:p>
         <w:p>
           <w:pPr>
-            <w:pStyle w:val="16"/>
+            <w:pStyle w:val="TOC1"/>
             <w:tabs>
               <w:tab w:val="right" w:leader="dot" w:pos="8497"/>
             </w:tabs>
           </w:pPr>
           <w:r>
             <w:rPr>
-              <w:rFonts w:ascii="Times New Roman" w:hAnsi="Times New Roman" w:eastAsia="Times New Roman" w:cs="Times New Roman"/>
+              <w:rFonts w:ascii="Times New Roman" w:eastAsia="Times New Roman" w:hAnsi="Times New Roman" w:cs="Times New Roman"/>
               <w:sz w:val="24"/>
               <w:szCs w:val="24"/>
             </w:rPr>
@@ -992,7 +956,7 @@
           </w:r>
           <w:r>
             <w:rPr>
-              <w:rFonts w:ascii="Times New Roman" w:hAnsi="Times New Roman" w:eastAsia="Times New Roman" w:cs="Times New Roman"/>
+              <w:rFonts w:ascii="Times New Roman" w:eastAsia="Times New Roman" w:hAnsi="Times New Roman" w:cs="Times New Roman"/>
               <w:sz w:val="24"/>
               <w:szCs w:val="24"/>
             </w:rPr>
@@ -1000,7 +964,7 @@
           </w:r>
           <w:r>
             <w:rPr>
-              <w:rFonts w:ascii="Times New Roman" w:hAnsi="Times New Roman" w:eastAsia="Times New Roman" w:cs="Times New Roman"/>
+              <w:rFonts w:ascii="Times New Roman" w:eastAsia="Times New Roman" w:hAnsi="Times New Roman" w:cs="Times New Roman"/>
               <w:sz w:val="24"/>
               <w:szCs w:val="24"/>
             </w:rPr>
@@ -1008,21 +972,21 @@
           </w:r>
           <w:r>
             <w:rPr>
-              <w:rFonts w:ascii="Times New Roman" w:hAnsi="Times New Roman" w:eastAsia="Times New Roman" w:cs="Times New Roman"/>
+              <w:rFonts w:ascii="Times New Roman" w:eastAsia="Times New Roman" w:hAnsi="Times New Roman" w:cs="Times New Roman"/>
               <w:szCs w:val="24"/>
             </w:rPr>
             <w:fldChar w:fldCharType="begin"/>
           </w:r>
           <w:r>
             <w:rPr>
-              <w:rFonts w:ascii="Times New Roman" w:hAnsi="Times New Roman" w:eastAsia="Times New Roman" w:cs="Times New Roman"/>
+              <w:rFonts w:ascii="Times New Roman" w:eastAsia="Times New Roman" w:hAnsi="Times New Roman" w:cs="Times New Roman"/>
               <w:szCs w:val="24"/>
             </w:rPr>
             <w:instrText xml:space="preserve"> HYPERLINK \l _Toc16225 </w:instrText>
           </w:r>
           <w:r>
             <w:rPr>
-              <w:rFonts w:ascii="Times New Roman" w:hAnsi="Times New Roman" w:eastAsia="Times New Roman" w:cs="Times New Roman"/>
+              <w:rFonts w:ascii="Times New Roman" w:eastAsia="Times New Roman" w:hAnsi="Times New Roman" w:cs="Times New Roman"/>
               <w:szCs w:val="24"/>
             </w:rPr>
             <w:fldChar w:fldCharType="separate"/>
@@ -1050,7 +1014,7 @@
           </w:r>
           <w:r>
             <w:rPr>
-              <w:rFonts w:ascii="Times New Roman" w:hAnsi="Times New Roman" w:eastAsia="Times New Roman" w:cs="Times New Roman"/>
+              <w:rFonts w:ascii="Times New Roman" w:eastAsia="Times New Roman" w:hAnsi="Times New Roman" w:cs="Times New Roman"/>
               <w:szCs w:val="24"/>
             </w:rPr>
             <w:fldChar w:fldCharType="end"/>
@@ -1058,34 +1022,34 @@
         </w:p>
         <w:p>
           <w:pPr>
-            <w:pStyle w:val="16"/>
+            <w:pStyle w:val="TOC1"/>
             <w:tabs>
               <w:tab w:val="right" w:leader="dot" w:pos="8497"/>
             </w:tabs>
           </w:pPr>
           <w:r>
             <w:rPr>
-              <w:rFonts w:ascii="Times New Roman" w:hAnsi="Times New Roman" w:eastAsia="Times New Roman" w:cs="Times New Roman"/>
+              <w:rFonts w:ascii="Times New Roman" w:eastAsia="Times New Roman" w:hAnsi="Times New Roman" w:cs="Times New Roman"/>
               <w:szCs w:val="24"/>
             </w:rPr>
             <w:fldChar w:fldCharType="begin"/>
           </w:r>
           <w:r>
             <w:rPr>
-              <w:rFonts w:ascii="Times New Roman" w:hAnsi="Times New Roman" w:eastAsia="Times New Roman" w:cs="Times New Roman"/>
+              <w:rFonts w:ascii="Times New Roman" w:eastAsia="Times New Roman" w:hAnsi="Times New Roman" w:cs="Times New Roman"/>
               <w:szCs w:val="24"/>
             </w:rPr>
             <w:instrText xml:space="preserve"> HYPERLINK \l _Toc32004 </w:instrText>
           </w:r>
           <w:r>
             <w:rPr>
-              <w:rFonts w:ascii="Times New Roman" w:hAnsi="Times New Roman" w:eastAsia="Times New Roman" w:cs="Times New Roman"/>
+              <w:rFonts w:ascii="Times New Roman" w:eastAsia="Times New Roman" w:hAnsi="Times New Roman" w:cs="Times New Roman"/>
               <w:szCs w:val="24"/>
             </w:rPr>
             <w:fldChar w:fldCharType="separate"/>
           </w:r>
           <w:r>
-            <w:t>甘肃国邦信息科技有限公司</w:t>
+            <w:t>中达丰集团有限公司</w:t>
           </w:r>
           <w:r>
             <w:tab/>
@@ -1107,7 +1071,7 @@
           </w:r>
           <w:r>
             <w:rPr>
-              <w:rFonts w:ascii="Times New Roman" w:hAnsi="Times New Roman" w:eastAsia="Times New Roman" w:cs="Times New Roman"/>
+              <w:rFonts w:ascii="Times New Roman" w:eastAsia="Times New Roman" w:hAnsi="Times New Roman" w:cs="Times New Roman"/>
               <w:szCs w:val="24"/>
             </w:rPr>
             <w:fldChar w:fldCharType="end"/>
@@ -1115,35 +1079,35 @@
         </w:p>
         <w:p>
           <w:pPr>
-            <w:pStyle w:val="16"/>
+            <w:pStyle w:val="TOC1"/>
             <w:tabs>
               <w:tab w:val="right" w:leader="dot" w:pos="8497"/>
             </w:tabs>
           </w:pPr>
           <w:r>
             <w:rPr>
-              <w:rFonts w:ascii="Times New Roman" w:hAnsi="Times New Roman" w:eastAsia="Times New Roman" w:cs="Times New Roman"/>
+              <w:rFonts w:ascii="Times New Roman" w:eastAsia="Times New Roman" w:hAnsi="Times New Roman" w:cs="Times New Roman"/>
               <w:szCs w:val="24"/>
             </w:rPr>
             <w:fldChar w:fldCharType="begin"/>
           </w:r>
           <w:r>
             <w:rPr>
-              <w:rFonts w:ascii="Times New Roman" w:hAnsi="Times New Roman" w:eastAsia="Times New Roman" w:cs="Times New Roman"/>
+              <w:rFonts w:ascii="Times New Roman" w:eastAsia="Times New Roman" w:hAnsi="Times New Roman" w:cs="Times New Roman"/>
               <w:szCs w:val="24"/>
             </w:rPr>
             <w:instrText xml:space="preserve"> HYPERLINK \l _Toc24401 </w:instrText>
           </w:r>
           <w:r>
             <w:rPr>
-              <w:rFonts w:ascii="Times New Roman" w:hAnsi="Times New Roman" w:eastAsia="Times New Roman" w:cs="Times New Roman"/>
+              <w:rFonts w:ascii="Times New Roman" w:eastAsia="Times New Roman" w:hAnsi="Times New Roman" w:cs="Times New Roman"/>
               <w:szCs w:val="24"/>
             </w:rPr>
             <w:fldChar w:fldCharType="separate"/>
           </w:r>
           <w:r>
             <w:rPr>
-              <w:rFonts w:ascii="宋体" w:hAnsi="宋体" w:eastAsia="宋体" w:cs="宋体"/>
+              <w:rFonts w:ascii="宋体" w:eastAsia="宋体" w:hAnsi="宋体" w:cs="宋体"/>
               <w:spacing w:val="-3"/>
               <w:szCs w:val="28"/>
             </w:rPr>
@@ -1169,7 +1133,7 @@
           </w:r>
           <w:r>
             <w:rPr>
-              <w:rFonts w:ascii="Times New Roman" w:hAnsi="Times New Roman" w:eastAsia="Times New Roman" w:cs="Times New Roman"/>
+              <w:rFonts w:ascii="Times New Roman" w:eastAsia="Times New Roman" w:hAnsi="Times New Roman" w:cs="Times New Roman"/>
               <w:szCs w:val="24"/>
             </w:rPr>
             <w:fldChar w:fldCharType="end"/>
@@ -1177,28 +1141,28 @@
         </w:p>
         <w:p>
           <w:pPr>
-            <w:pStyle w:val="16"/>
+            <w:pStyle w:val="TOC1"/>
             <w:tabs>
               <w:tab w:val="right" w:leader="dot" w:pos="8497"/>
             </w:tabs>
           </w:pPr>
           <w:r>
             <w:rPr>
-              <w:rFonts w:ascii="Times New Roman" w:hAnsi="Times New Roman" w:eastAsia="Times New Roman" w:cs="Times New Roman"/>
+              <w:rFonts w:ascii="Times New Roman" w:eastAsia="Times New Roman" w:hAnsi="Times New Roman" w:cs="Times New Roman"/>
               <w:szCs w:val="24"/>
             </w:rPr>
             <w:fldChar w:fldCharType="begin"/>
           </w:r>
           <w:r>
             <w:rPr>
-              <w:rFonts w:ascii="Times New Roman" w:hAnsi="Times New Roman" w:eastAsia="Times New Roman" w:cs="Times New Roman"/>
+              <w:rFonts w:ascii="Times New Roman" w:eastAsia="Times New Roman" w:hAnsi="Times New Roman" w:cs="Times New Roman"/>
               <w:szCs w:val="24"/>
             </w:rPr>
             <w:instrText xml:space="preserve"> HYPERLINK \l _Toc28093 </w:instrText>
           </w:r>
           <w:r>
             <w:rPr>
-              <w:rFonts w:ascii="Times New Roman" w:hAnsi="Times New Roman" w:eastAsia="Times New Roman" w:cs="Times New Roman"/>
+              <w:rFonts w:ascii="Times New Roman" w:eastAsia="Times New Roman" w:hAnsi="Times New Roman" w:cs="Times New Roman"/>
               <w:szCs w:val="24"/>
             </w:rPr>
             <w:fldChar w:fldCharType="separate"/>
@@ -1232,7 +1196,7 @@
           </w:r>
           <w:r>
             <w:rPr>
-              <w:rFonts w:ascii="Times New Roman" w:hAnsi="Times New Roman" w:eastAsia="Times New Roman" w:cs="Times New Roman"/>
+              <w:rFonts w:ascii="Times New Roman" w:eastAsia="Times New Roman" w:hAnsi="Times New Roman" w:cs="Times New Roman"/>
               <w:szCs w:val="24"/>
             </w:rPr>
             <w:fldChar w:fldCharType="end"/>
@@ -1240,28 +1204,28 @@
         </w:p>
         <w:p>
           <w:pPr>
-            <w:pStyle w:val="16"/>
+            <w:pStyle w:val="TOC1"/>
             <w:tabs>
               <w:tab w:val="right" w:leader="dot" w:pos="8497"/>
             </w:tabs>
           </w:pPr>
           <w:r>
             <w:rPr>
-              <w:rFonts w:ascii="Times New Roman" w:hAnsi="Times New Roman" w:eastAsia="Times New Roman" w:cs="Times New Roman"/>
+              <w:rFonts w:ascii="Times New Roman" w:eastAsia="Times New Roman" w:hAnsi="Times New Roman" w:cs="Times New Roman"/>
               <w:szCs w:val="24"/>
             </w:rPr>
             <w:fldChar w:fldCharType="begin"/>
           </w:r>
           <w:r>
             <w:rPr>
-              <w:rFonts w:ascii="Times New Roman" w:hAnsi="Times New Roman" w:eastAsia="Times New Roman" w:cs="Times New Roman"/>
+              <w:rFonts w:ascii="Times New Roman" w:eastAsia="Times New Roman" w:hAnsi="Times New Roman" w:cs="Times New Roman"/>
               <w:szCs w:val="24"/>
             </w:rPr>
             <w:instrText xml:space="preserve"> HYPERLINK \l _Toc19892 </w:instrText>
           </w:r>
           <w:r>
             <w:rPr>
-              <w:rFonts w:ascii="Times New Roman" w:hAnsi="Times New Roman" w:eastAsia="Times New Roman" w:cs="Times New Roman"/>
+              <w:rFonts w:ascii="Times New Roman" w:eastAsia="Times New Roman" w:hAnsi="Times New Roman" w:cs="Times New Roman"/>
               <w:szCs w:val="24"/>
             </w:rPr>
             <w:fldChar w:fldCharType="separate"/>
@@ -1295,7 +1259,7 @@
           </w:r>
           <w:r>
             <w:rPr>
-              <w:rFonts w:ascii="Times New Roman" w:hAnsi="Times New Roman" w:eastAsia="Times New Roman" w:cs="Times New Roman"/>
+              <w:rFonts w:ascii="Times New Roman" w:eastAsia="Times New Roman" w:hAnsi="Times New Roman" w:cs="Times New Roman"/>
               <w:szCs w:val="24"/>
             </w:rPr>
             <w:fldChar w:fldCharType="end"/>
@@ -1303,28 +1267,28 @@
         </w:p>
         <w:p>
           <w:pPr>
-            <w:pStyle w:val="16"/>
+            <w:pStyle w:val="TOC1"/>
             <w:tabs>
               <w:tab w:val="right" w:leader="dot" w:pos="8497"/>
             </w:tabs>
           </w:pPr>
           <w:r>
             <w:rPr>
-              <w:rFonts w:ascii="Times New Roman" w:hAnsi="Times New Roman" w:eastAsia="Times New Roman" w:cs="Times New Roman"/>
+              <w:rFonts w:ascii="Times New Roman" w:eastAsia="Times New Roman" w:hAnsi="Times New Roman" w:cs="Times New Roman"/>
               <w:szCs w:val="24"/>
             </w:rPr>
             <w:fldChar w:fldCharType="begin"/>
           </w:r>
           <w:r>
             <w:rPr>
-              <w:rFonts w:ascii="Times New Roman" w:hAnsi="Times New Roman" w:eastAsia="Times New Roman" w:cs="Times New Roman"/>
+              <w:rFonts w:ascii="Times New Roman" w:eastAsia="Times New Roman" w:hAnsi="Times New Roman" w:cs="Times New Roman"/>
               <w:szCs w:val="24"/>
             </w:rPr>
             <w:instrText xml:space="preserve"> HYPERLINK \l _Toc19080 </w:instrText>
           </w:r>
           <w:r>
             <w:rPr>
-              <w:rFonts w:ascii="Times New Roman" w:hAnsi="Times New Roman" w:eastAsia="Times New Roman" w:cs="Times New Roman"/>
+              <w:rFonts w:ascii="Times New Roman" w:eastAsia="Times New Roman" w:hAnsi="Times New Roman" w:cs="Times New Roman"/>
               <w:szCs w:val="24"/>
             </w:rPr>
             <w:fldChar w:fldCharType="separate"/>
@@ -1358,7 +1322,7 @@
           </w:r>
           <w:r>
             <w:rPr>
-              <w:rFonts w:ascii="Times New Roman" w:hAnsi="Times New Roman" w:eastAsia="Times New Roman" w:cs="Times New Roman"/>
+              <w:rFonts w:ascii="Times New Roman" w:eastAsia="Times New Roman" w:hAnsi="Times New Roman" w:cs="Times New Roman"/>
               <w:szCs w:val="24"/>
             </w:rPr>
             <w:fldChar w:fldCharType="end"/>
@@ -1366,28 +1330,28 @@
         </w:p>
         <w:p>
           <w:pPr>
-            <w:pStyle w:val="16"/>
+            <w:pStyle w:val="TOC1"/>
             <w:tabs>
               <w:tab w:val="right" w:leader="dot" w:pos="8497"/>
             </w:tabs>
           </w:pPr>
           <w:r>
             <w:rPr>
-              <w:rFonts w:ascii="Times New Roman" w:hAnsi="Times New Roman" w:eastAsia="Times New Roman" w:cs="Times New Roman"/>
+              <w:rFonts w:ascii="Times New Roman" w:eastAsia="Times New Roman" w:hAnsi="Times New Roman" w:cs="Times New Roman"/>
               <w:szCs w:val="24"/>
             </w:rPr>
             <w:fldChar w:fldCharType="begin"/>
           </w:r>
           <w:r>
             <w:rPr>
-              <w:rFonts w:ascii="Times New Roman" w:hAnsi="Times New Roman" w:eastAsia="Times New Roman" w:cs="Times New Roman"/>
+              <w:rFonts w:ascii="Times New Roman" w:eastAsia="Times New Roman" w:hAnsi="Times New Roman" w:cs="Times New Roman"/>
               <w:szCs w:val="24"/>
             </w:rPr>
             <w:instrText xml:space="preserve"> HYPERLINK \l _Toc656 </w:instrText>
           </w:r>
           <w:r>
             <w:rPr>
-              <w:rFonts w:ascii="Times New Roman" w:hAnsi="Times New Roman" w:eastAsia="Times New Roman" w:cs="Times New Roman"/>
+              <w:rFonts w:ascii="Times New Roman" w:eastAsia="Times New Roman" w:hAnsi="Times New Roman" w:cs="Times New Roman"/>
               <w:szCs w:val="24"/>
             </w:rPr>
             <w:fldChar w:fldCharType="separate"/>
@@ -1421,7 +1385,7 @@
           </w:r>
           <w:r>
             <w:rPr>
-              <w:rFonts w:ascii="Times New Roman" w:hAnsi="Times New Roman" w:eastAsia="Times New Roman" w:cs="Times New Roman"/>
+              <w:rFonts w:ascii="Times New Roman" w:eastAsia="Times New Roman" w:hAnsi="Times New Roman" w:cs="Times New Roman"/>
               <w:szCs w:val="24"/>
             </w:rPr>
             <w:fldChar w:fldCharType="end"/>
@@ -1429,28 +1393,28 @@
         </w:p>
         <w:p>
           <w:pPr>
-            <w:pStyle w:val="16"/>
+            <w:pStyle w:val="TOC1"/>
             <w:tabs>
               <w:tab w:val="right" w:leader="dot" w:pos="8497"/>
             </w:tabs>
           </w:pPr>
           <w:r>
             <w:rPr>
-              <w:rFonts w:ascii="Times New Roman" w:hAnsi="Times New Roman" w:eastAsia="Times New Roman" w:cs="Times New Roman"/>
+              <w:rFonts w:ascii="Times New Roman" w:eastAsia="Times New Roman" w:hAnsi="Times New Roman" w:cs="Times New Roman"/>
               <w:szCs w:val="24"/>
             </w:rPr>
             <w:fldChar w:fldCharType="begin"/>
           </w:r>
           <w:r>
             <w:rPr>
-              <w:rFonts w:ascii="Times New Roman" w:hAnsi="Times New Roman" w:eastAsia="Times New Roman" w:cs="Times New Roman"/>
+              <w:rFonts w:ascii="Times New Roman" w:eastAsia="Times New Roman" w:hAnsi="Times New Roman" w:cs="Times New Roman"/>
               <w:szCs w:val="24"/>
             </w:rPr>
             <w:instrText xml:space="preserve"> HYPERLINK \l _Toc221 </w:instrText>
           </w:r>
           <w:r>
             <w:rPr>
-              <w:rFonts w:ascii="Times New Roman" w:hAnsi="Times New Roman" w:eastAsia="Times New Roman" w:cs="Times New Roman"/>
+              <w:rFonts w:ascii="Times New Roman" w:eastAsia="Times New Roman" w:hAnsi="Times New Roman" w:cs="Times New Roman"/>
               <w:szCs w:val="24"/>
             </w:rPr>
             <w:fldChar w:fldCharType="separate"/>
@@ -1484,7 +1448,7 @@
           </w:r>
           <w:r>
             <w:rPr>
-              <w:rFonts w:ascii="Times New Roman" w:hAnsi="Times New Roman" w:eastAsia="Times New Roman" w:cs="Times New Roman"/>
+              <w:rFonts w:ascii="Times New Roman" w:eastAsia="Times New Roman" w:hAnsi="Times New Roman" w:cs="Times New Roman"/>
               <w:szCs w:val="24"/>
             </w:rPr>
             <w:fldChar w:fldCharType="end"/>
@@ -1492,28 +1456,28 @@
         </w:p>
         <w:p>
           <w:pPr>
-            <w:pStyle w:val="16"/>
+            <w:pStyle w:val="TOC1"/>
             <w:tabs>
               <w:tab w:val="right" w:leader="dot" w:pos="8497"/>
             </w:tabs>
           </w:pPr>
           <w:r>
             <w:rPr>
-              <w:rFonts w:ascii="Times New Roman" w:hAnsi="Times New Roman" w:eastAsia="Times New Roman" w:cs="Times New Roman"/>
+              <w:rFonts w:ascii="Times New Roman" w:eastAsia="Times New Roman" w:hAnsi="Times New Roman" w:cs="Times New Roman"/>
               <w:szCs w:val="24"/>
             </w:rPr>
             <w:fldChar w:fldCharType="begin"/>
           </w:r>
           <w:r>
             <w:rPr>
-              <w:rFonts w:ascii="Times New Roman" w:hAnsi="Times New Roman" w:eastAsia="Times New Roman" w:cs="Times New Roman"/>
+              <w:rFonts w:ascii="Times New Roman" w:eastAsia="Times New Roman" w:hAnsi="Times New Roman" w:cs="Times New Roman"/>
               <w:szCs w:val="24"/>
             </w:rPr>
             <w:instrText xml:space="preserve"> HYPERLINK \l _Toc15607 </w:instrText>
           </w:r>
           <w:r>
             <w:rPr>
-              <w:rFonts w:ascii="Times New Roman" w:hAnsi="Times New Roman" w:eastAsia="Times New Roman" w:cs="Times New Roman"/>
+              <w:rFonts w:ascii="Times New Roman" w:eastAsia="Times New Roman" w:hAnsi="Times New Roman" w:cs="Times New Roman"/>
               <w:szCs w:val="24"/>
             </w:rPr>
             <w:fldChar w:fldCharType="separate"/>
@@ -1554,7 +1518,7 @@
           </w:r>
           <w:r>
             <w:rPr>
-              <w:rFonts w:ascii="Times New Roman" w:hAnsi="Times New Roman" w:eastAsia="Times New Roman" w:cs="Times New Roman"/>
+              <w:rFonts w:ascii="Times New Roman" w:eastAsia="Times New Roman" w:hAnsi="Times New Roman" w:cs="Times New Roman"/>
               <w:szCs w:val="24"/>
             </w:rPr>
             <w:fldChar w:fldCharType="end"/>
@@ -1562,28 +1526,28 @@
         </w:p>
         <w:p>
           <w:pPr>
-            <w:pStyle w:val="17"/>
+            <w:pStyle w:val="TOC2"/>
             <w:tabs>
               <w:tab w:val="right" w:leader="dot" w:pos="8497"/>
             </w:tabs>
           </w:pPr>
           <w:r>
             <w:rPr>
-              <w:rFonts w:ascii="Times New Roman" w:hAnsi="Times New Roman" w:eastAsia="Times New Roman" w:cs="Times New Roman"/>
+              <w:rFonts w:ascii="Times New Roman" w:eastAsia="Times New Roman" w:hAnsi="Times New Roman" w:cs="Times New Roman"/>
               <w:szCs w:val="24"/>
             </w:rPr>
             <w:fldChar w:fldCharType="begin"/>
           </w:r>
           <w:r>
             <w:rPr>
-              <w:rFonts w:ascii="Times New Roman" w:hAnsi="Times New Roman" w:eastAsia="Times New Roman" w:cs="Times New Roman"/>
+              <w:rFonts w:ascii="Times New Roman" w:eastAsia="Times New Roman" w:hAnsi="Times New Roman" w:cs="Times New Roman"/>
               <w:szCs w:val="24"/>
             </w:rPr>
             <w:instrText xml:space="preserve"> HYPERLINK \l _Toc9493 </w:instrText>
           </w:r>
           <w:r>
             <w:rPr>
-              <w:rFonts w:ascii="Times New Roman" w:hAnsi="Times New Roman" w:eastAsia="Times New Roman" w:cs="Times New Roman"/>
+              <w:rFonts w:ascii="Times New Roman" w:eastAsia="Times New Roman" w:hAnsi="Times New Roman" w:cs="Times New Roman"/>
               <w:szCs w:val="24"/>
             </w:rPr>
             <w:fldChar w:fldCharType="separate"/>
@@ -1617,7 +1581,7 @@
           </w:r>
           <w:r>
             <w:rPr>
-              <w:rFonts w:ascii="Times New Roman" w:hAnsi="Times New Roman" w:eastAsia="Times New Roman" w:cs="Times New Roman"/>
+              <w:rFonts w:ascii="Times New Roman" w:eastAsia="Times New Roman" w:hAnsi="Times New Roman" w:cs="Times New Roman"/>
               <w:szCs w:val="24"/>
             </w:rPr>
             <w:fldChar w:fldCharType="end"/>
@@ -1625,28 +1589,28 @@
         </w:p>
         <w:p>
           <w:pPr>
-            <w:pStyle w:val="17"/>
+            <w:pStyle w:val="TOC2"/>
             <w:tabs>
               <w:tab w:val="right" w:leader="dot" w:pos="8497"/>
             </w:tabs>
           </w:pPr>
           <w:r>
             <w:rPr>
-              <w:rFonts w:ascii="Times New Roman" w:hAnsi="Times New Roman" w:eastAsia="Times New Roman" w:cs="Times New Roman"/>
+              <w:rFonts w:ascii="Times New Roman" w:eastAsia="Times New Roman" w:hAnsi="Times New Roman" w:cs="Times New Roman"/>
               <w:szCs w:val="24"/>
             </w:rPr>
             <w:fldChar w:fldCharType="begin"/>
           </w:r>
           <w:r>
             <w:rPr>
-              <w:rFonts w:ascii="Times New Roman" w:hAnsi="Times New Roman" w:eastAsia="Times New Roman" w:cs="Times New Roman"/>
+              <w:rFonts w:ascii="Times New Roman" w:eastAsia="Times New Roman" w:hAnsi="Times New Roman" w:cs="Times New Roman"/>
               <w:szCs w:val="24"/>
             </w:rPr>
             <w:instrText xml:space="preserve"> HYPERLINK \l _Toc4907 </w:instrText>
           </w:r>
           <w:r>
             <w:rPr>
-              <w:rFonts w:ascii="Times New Roman" w:hAnsi="Times New Roman" w:eastAsia="Times New Roman" w:cs="Times New Roman"/>
+              <w:rFonts w:ascii="Times New Roman" w:eastAsia="Times New Roman" w:hAnsi="Times New Roman" w:cs="Times New Roman"/>
               <w:szCs w:val="24"/>
             </w:rPr>
             <w:fldChar w:fldCharType="separate"/>
@@ -1680,7 +1644,7 @@
           </w:r>
           <w:r>
             <w:rPr>
-              <w:rFonts w:ascii="Times New Roman" w:hAnsi="Times New Roman" w:eastAsia="Times New Roman" w:cs="Times New Roman"/>
+              <w:rFonts w:ascii="Times New Roman" w:eastAsia="Times New Roman" w:hAnsi="Times New Roman" w:cs="Times New Roman"/>
               <w:szCs w:val="24"/>
             </w:rPr>
             <w:fldChar w:fldCharType="end"/>
@@ -1688,28 +1652,28 @@
         </w:p>
         <w:p>
           <w:pPr>
-            <w:pStyle w:val="17"/>
+            <w:pStyle w:val="TOC2"/>
             <w:tabs>
               <w:tab w:val="right" w:leader="dot" w:pos="8497"/>
             </w:tabs>
           </w:pPr>
           <w:r>
             <w:rPr>
-              <w:rFonts w:ascii="Times New Roman" w:hAnsi="Times New Roman" w:eastAsia="Times New Roman" w:cs="Times New Roman"/>
+              <w:rFonts w:ascii="Times New Roman" w:eastAsia="Times New Roman" w:hAnsi="Times New Roman" w:cs="Times New Roman"/>
               <w:szCs w:val="24"/>
             </w:rPr>
             <w:fldChar w:fldCharType="begin"/>
           </w:r>
           <w:r>
             <w:rPr>
-              <w:rFonts w:ascii="Times New Roman" w:hAnsi="Times New Roman" w:eastAsia="Times New Roman" w:cs="Times New Roman"/>
+              <w:rFonts w:ascii="Times New Roman" w:eastAsia="Times New Roman" w:hAnsi="Times New Roman" w:cs="Times New Roman"/>
               <w:szCs w:val="24"/>
             </w:rPr>
             <w:instrText xml:space="preserve"> HYPERLINK \l _Toc8845 </w:instrText>
           </w:r>
           <w:r>
             <w:rPr>
-              <w:rFonts w:ascii="Times New Roman" w:hAnsi="Times New Roman" w:eastAsia="Times New Roman" w:cs="Times New Roman"/>
+              <w:rFonts w:ascii="Times New Roman" w:eastAsia="Times New Roman" w:hAnsi="Times New Roman" w:cs="Times New Roman"/>
               <w:szCs w:val="24"/>
             </w:rPr>
             <w:fldChar w:fldCharType="separate"/>
@@ -1743,7 +1707,7 @@
           </w:r>
           <w:r>
             <w:rPr>
-              <w:rFonts w:ascii="Times New Roman" w:hAnsi="Times New Roman" w:eastAsia="Times New Roman" w:cs="Times New Roman"/>
+              <w:rFonts w:ascii="Times New Roman" w:eastAsia="Times New Roman" w:hAnsi="Times New Roman" w:cs="Times New Roman"/>
               <w:szCs w:val="24"/>
             </w:rPr>
             <w:fldChar w:fldCharType="end"/>
@@ -1751,28 +1715,28 @@
         </w:p>
         <w:p>
           <w:pPr>
-            <w:pStyle w:val="17"/>
+            <w:pStyle w:val="TOC2"/>
             <w:tabs>
               <w:tab w:val="right" w:leader="dot" w:pos="8497"/>
             </w:tabs>
           </w:pPr>
           <w:r>
             <w:rPr>
-              <w:rFonts w:ascii="Times New Roman" w:hAnsi="Times New Roman" w:eastAsia="Times New Roman" w:cs="Times New Roman"/>
+              <w:rFonts w:ascii="Times New Roman" w:eastAsia="Times New Roman" w:hAnsi="Times New Roman" w:cs="Times New Roman"/>
               <w:szCs w:val="24"/>
             </w:rPr>
             <w:fldChar w:fldCharType="begin"/>
           </w:r>
           <w:r>
             <w:rPr>
-              <w:rFonts w:ascii="Times New Roman" w:hAnsi="Times New Roman" w:eastAsia="Times New Roman" w:cs="Times New Roman"/>
+              <w:rFonts w:ascii="Times New Roman" w:eastAsia="Times New Roman" w:hAnsi="Times New Roman" w:cs="Times New Roman"/>
               <w:szCs w:val="24"/>
             </w:rPr>
             <w:instrText xml:space="preserve"> HYPERLINK \l _Toc16553 </w:instrText>
           </w:r>
           <w:r>
             <w:rPr>
-              <w:rFonts w:ascii="Times New Roman" w:hAnsi="Times New Roman" w:eastAsia="Times New Roman" w:cs="Times New Roman"/>
+              <w:rFonts w:ascii="Times New Roman" w:eastAsia="Times New Roman" w:hAnsi="Times New Roman" w:cs="Times New Roman"/>
               <w:szCs w:val="24"/>
             </w:rPr>
             <w:fldChar w:fldCharType="separate"/>
@@ -1806,7 +1770,7 @@
           </w:r>
           <w:r>
             <w:rPr>
-              <w:rFonts w:ascii="Times New Roman" w:hAnsi="Times New Roman" w:eastAsia="Times New Roman" w:cs="Times New Roman"/>
+              <w:rFonts w:ascii="Times New Roman" w:eastAsia="Times New Roman" w:hAnsi="Times New Roman" w:cs="Times New Roman"/>
               <w:szCs w:val="24"/>
             </w:rPr>
             <w:fldChar w:fldCharType="end"/>
@@ -1814,28 +1778,28 @@
         </w:p>
         <w:p>
           <w:pPr>
-            <w:pStyle w:val="17"/>
+            <w:pStyle w:val="TOC2"/>
             <w:tabs>
               <w:tab w:val="right" w:leader="dot" w:pos="8497"/>
             </w:tabs>
           </w:pPr>
           <w:r>
             <w:rPr>
-              <w:rFonts w:ascii="Times New Roman" w:hAnsi="Times New Roman" w:eastAsia="Times New Roman" w:cs="Times New Roman"/>
+              <w:rFonts w:ascii="Times New Roman" w:eastAsia="Times New Roman" w:hAnsi="Times New Roman" w:cs="Times New Roman"/>
               <w:szCs w:val="24"/>
             </w:rPr>
             <w:fldChar w:fldCharType="begin"/>
           </w:r>
           <w:r>
             <w:rPr>
-              <w:rFonts w:ascii="Times New Roman" w:hAnsi="Times New Roman" w:eastAsia="Times New Roman" w:cs="Times New Roman"/>
+              <w:rFonts w:ascii="Times New Roman" w:eastAsia="Times New Roman" w:hAnsi="Times New Roman" w:cs="Times New Roman"/>
               <w:szCs w:val="24"/>
             </w:rPr>
             <w:instrText xml:space="preserve"> HYPERLINK \l _Toc13822 </w:instrText>
           </w:r>
           <w:r>
             <w:rPr>
-              <w:rFonts w:ascii="Times New Roman" w:hAnsi="Times New Roman" w:eastAsia="Times New Roman" w:cs="Times New Roman"/>
+              <w:rFonts w:ascii="Times New Roman" w:eastAsia="Times New Roman" w:hAnsi="Times New Roman" w:cs="Times New Roman"/>
               <w:szCs w:val="24"/>
             </w:rPr>
             <w:fldChar w:fldCharType="separate"/>
@@ -1869,7 +1833,7 @@
           </w:r>
           <w:r>
             <w:rPr>
-              <w:rFonts w:ascii="Times New Roman" w:hAnsi="Times New Roman" w:eastAsia="Times New Roman" w:cs="Times New Roman"/>
+              <w:rFonts w:ascii="Times New Roman" w:eastAsia="Times New Roman" w:hAnsi="Times New Roman" w:cs="Times New Roman"/>
               <w:szCs w:val="24"/>
             </w:rPr>
             <w:fldChar w:fldCharType="end"/>
@@ -1877,28 +1841,28 @@
         </w:p>
         <w:p>
           <w:pPr>
-            <w:pStyle w:val="17"/>
+            <w:pStyle w:val="TOC2"/>
             <w:tabs>
               <w:tab w:val="right" w:leader="dot" w:pos="8497"/>
             </w:tabs>
           </w:pPr>
           <w:r>
             <w:rPr>
-              <w:rFonts w:ascii="Times New Roman" w:hAnsi="Times New Roman" w:eastAsia="Times New Roman" w:cs="Times New Roman"/>
+              <w:rFonts w:ascii="Times New Roman" w:eastAsia="Times New Roman" w:hAnsi="Times New Roman" w:cs="Times New Roman"/>
               <w:szCs w:val="24"/>
             </w:rPr>
             <w:fldChar w:fldCharType="begin"/>
           </w:r>
           <w:r>
             <w:rPr>
-              <w:rFonts w:ascii="Times New Roman" w:hAnsi="Times New Roman" w:eastAsia="Times New Roman" w:cs="Times New Roman"/>
+              <w:rFonts w:ascii="Times New Roman" w:eastAsia="Times New Roman" w:hAnsi="Times New Roman" w:cs="Times New Roman"/>
               <w:szCs w:val="24"/>
             </w:rPr>
             <w:instrText xml:space="preserve"> HYPERLINK \l _Toc2485 </w:instrText>
           </w:r>
           <w:r>
             <w:rPr>
-              <w:rFonts w:ascii="Times New Roman" w:hAnsi="Times New Roman" w:eastAsia="Times New Roman" w:cs="Times New Roman"/>
+              <w:rFonts w:ascii="Times New Roman" w:eastAsia="Times New Roman" w:hAnsi="Times New Roman" w:cs="Times New Roman"/>
               <w:szCs w:val="24"/>
             </w:rPr>
             <w:fldChar w:fldCharType="separate"/>
@@ -1932,7 +1896,7 @@
           </w:r>
           <w:r>
             <w:rPr>
-              <w:rFonts w:ascii="Times New Roman" w:hAnsi="Times New Roman" w:eastAsia="Times New Roman" w:cs="Times New Roman"/>
+              <w:rFonts w:ascii="Times New Roman" w:eastAsia="Times New Roman" w:hAnsi="Times New Roman" w:cs="Times New Roman"/>
               <w:szCs w:val="24"/>
             </w:rPr>
             <w:fldChar w:fldCharType="end"/>
@@ -1940,28 +1904,28 @@
         </w:p>
         <w:p>
           <w:pPr>
-            <w:pStyle w:val="17"/>
+            <w:pStyle w:val="TOC2"/>
             <w:tabs>
               <w:tab w:val="right" w:leader="dot" w:pos="8497"/>
             </w:tabs>
           </w:pPr>
           <w:r>
             <w:rPr>
-              <w:rFonts w:ascii="Times New Roman" w:hAnsi="Times New Roman" w:eastAsia="Times New Roman" w:cs="Times New Roman"/>
+              <w:rFonts w:ascii="Times New Roman" w:eastAsia="Times New Roman" w:hAnsi="Times New Roman" w:cs="Times New Roman"/>
               <w:szCs w:val="24"/>
             </w:rPr>
             <w:fldChar w:fldCharType="begin"/>
           </w:r>
           <w:r>
             <w:rPr>
-              <w:rFonts w:ascii="Times New Roman" w:hAnsi="Times New Roman" w:eastAsia="Times New Roman" w:cs="Times New Roman"/>
+              <w:rFonts w:ascii="Times New Roman" w:eastAsia="Times New Roman" w:hAnsi="Times New Roman" w:cs="Times New Roman"/>
               <w:szCs w:val="24"/>
             </w:rPr>
             <w:instrText xml:space="preserve"> HYPERLINK \l _Toc19295 </w:instrText>
           </w:r>
           <w:r>
             <w:rPr>
-              <w:rFonts w:ascii="Times New Roman" w:hAnsi="Times New Roman" w:eastAsia="Times New Roman" w:cs="Times New Roman"/>
+              <w:rFonts w:ascii="Times New Roman" w:eastAsia="Times New Roman" w:hAnsi="Times New Roman" w:cs="Times New Roman"/>
               <w:szCs w:val="24"/>
             </w:rPr>
             <w:fldChar w:fldCharType="separate"/>
@@ -1995,7 +1959,7 @@
           </w:r>
           <w:r>
             <w:rPr>
-              <w:rFonts w:ascii="Times New Roman" w:hAnsi="Times New Roman" w:eastAsia="Times New Roman" w:cs="Times New Roman"/>
+              <w:rFonts w:ascii="Times New Roman" w:eastAsia="Times New Roman" w:hAnsi="Times New Roman" w:cs="Times New Roman"/>
               <w:szCs w:val="24"/>
             </w:rPr>
             <w:fldChar w:fldCharType="end"/>
@@ -2003,28 +1967,28 @@
         </w:p>
         <w:p>
           <w:pPr>
-            <w:pStyle w:val="17"/>
+            <w:pStyle w:val="TOC2"/>
             <w:tabs>
               <w:tab w:val="right" w:leader="dot" w:pos="8497"/>
             </w:tabs>
           </w:pPr>
           <w:r>
             <w:rPr>
-              <w:rFonts w:ascii="Times New Roman" w:hAnsi="Times New Roman" w:eastAsia="Times New Roman" w:cs="Times New Roman"/>
+              <w:rFonts w:ascii="Times New Roman" w:eastAsia="Times New Roman" w:hAnsi="Times New Roman" w:cs="Times New Roman"/>
               <w:szCs w:val="24"/>
             </w:rPr>
             <w:fldChar w:fldCharType="begin"/>
           </w:r>
           <w:r>
             <w:rPr>
-              <w:rFonts w:ascii="Times New Roman" w:hAnsi="Times New Roman" w:eastAsia="Times New Roman" w:cs="Times New Roman"/>
+              <w:rFonts w:ascii="Times New Roman" w:eastAsia="Times New Roman" w:hAnsi="Times New Roman" w:cs="Times New Roman"/>
               <w:szCs w:val="24"/>
             </w:rPr>
             <w:instrText xml:space="preserve"> HYPERLINK \l _Toc2081 </w:instrText>
           </w:r>
           <w:r>
             <w:rPr>
-              <w:rFonts w:ascii="Times New Roman" w:hAnsi="Times New Roman" w:eastAsia="Times New Roman" w:cs="Times New Roman"/>
+              <w:rFonts w:ascii="Times New Roman" w:eastAsia="Times New Roman" w:hAnsi="Times New Roman" w:cs="Times New Roman"/>
               <w:szCs w:val="24"/>
             </w:rPr>
             <w:fldChar w:fldCharType="separate"/>
@@ -2058,7 +2022,7 @@
           </w:r>
           <w:r>
             <w:rPr>
-              <w:rFonts w:ascii="Times New Roman" w:hAnsi="Times New Roman" w:eastAsia="Times New Roman" w:cs="Times New Roman"/>
+              <w:rFonts w:ascii="Times New Roman" w:eastAsia="Times New Roman" w:hAnsi="Times New Roman" w:cs="Times New Roman"/>
               <w:szCs w:val="24"/>
             </w:rPr>
             <w:fldChar w:fldCharType="end"/>
@@ -2066,28 +2030,28 @@
         </w:p>
         <w:p>
           <w:pPr>
-            <w:pStyle w:val="17"/>
+            <w:pStyle w:val="TOC2"/>
             <w:tabs>
               <w:tab w:val="right" w:leader="dot" w:pos="8497"/>
             </w:tabs>
           </w:pPr>
           <w:r>
             <w:rPr>
-              <w:rFonts w:ascii="Times New Roman" w:hAnsi="Times New Roman" w:eastAsia="Times New Roman" w:cs="Times New Roman"/>
+              <w:rFonts w:ascii="Times New Roman" w:eastAsia="Times New Roman" w:hAnsi="Times New Roman" w:cs="Times New Roman"/>
               <w:szCs w:val="24"/>
             </w:rPr>
             <w:fldChar w:fldCharType="begin"/>
           </w:r>
           <w:r>
             <w:rPr>
-              <w:rFonts w:ascii="Times New Roman" w:hAnsi="Times New Roman" w:eastAsia="Times New Roman" w:cs="Times New Roman"/>
+              <w:rFonts w:ascii="Times New Roman" w:eastAsia="Times New Roman" w:hAnsi="Times New Roman" w:cs="Times New Roman"/>
               <w:szCs w:val="24"/>
             </w:rPr>
             <w:instrText xml:space="preserve"> HYPERLINK \l _Toc25614 </w:instrText>
           </w:r>
           <w:r>
             <w:rPr>
-              <w:rFonts w:ascii="Times New Roman" w:hAnsi="Times New Roman" w:eastAsia="Times New Roman" w:cs="Times New Roman"/>
+              <w:rFonts w:ascii="Times New Roman" w:eastAsia="Times New Roman" w:hAnsi="Times New Roman" w:cs="Times New Roman"/>
               <w:szCs w:val="24"/>
             </w:rPr>
             <w:fldChar w:fldCharType="separate"/>
@@ -2121,7 +2085,7 @@
           </w:r>
           <w:r>
             <w:rPr>
-              <w:rFonts w:ascii="Times New Roman" w:hAnsi="Times New Roman" w:eastAsia="Times New Roman" w:cs="Times New Roman"/>
+              <w:rFonts w:ascii="Times New Roman" w:eastAsia="Times New Roman" w:hAnsi="Times New Roman" w:cs="Times New Roman"/>
               <w:szCs w:val="24"/>
             </w:rPr>
             <w:fldChar w:fldCharType="end"/>
@@ -2129,28 +2093,28 @@
         </w:p>
         <w:p>
           <w:pPr>
-            <w:pStyle w:val="16"/>
+            <w:pStyle w:val="TOC1"/>
             <w:tabs>
               <w:tab w:val="right" w:leader="dot" w:pos="8497"/>
             </w:tabs>
           </w:pPr>
           <w:r>
             <w:rPr>
-              <w:rFonts w:ascii="Times New Roman" w:hAnsi="Times New Roman" w:eastAsia="Times New Roman" w:cs="Times New Roman"/>
+              <w:rFonts w:ascii="Times New Roman" w:eastAsia="Times New Roman" w:hAnsi="Times New Roman" w:cs="Times New Roman"/>
               <w:szCs w:val="24"/>
             </w:rPr>
             <w:fldChar w:fldCharType="begin"/>
           </w:r>
           <w:r>
             <w:rPr>
-              <w:rFonts w:ascii="Times New Roman" w:hAnsi="Times New Roman" w:eastAsia="Times New Roman" w:cs="Times New Roman"/>
+              <w:rFonts w:ascii="Times New Roman" w:eastAsia="Times New Roman" w:hAnsi="Times New Roman" w:cs="Times New Roman"/>
               <w:szCs w:val="24"/>
             </w:rPr>
             <w:instrText xml:space="preserve"> HYPERLINK \l _Toc4957 </w:instrText>
           </w:r>
           <w:r>
             <w:rPr>
-              <w:rFonts w:ascii="Times New Roman" w:hAnsi="Times New Roman" w:eastAsia="Times New Roman" w:cs="Times New Roman"/>
+              <w:rFonts w:ascii="Times New Roman" w:eastAsia="Times New Roman" w:hAnsi="Times New Roman" w:cs="Times New Roman"/>
               <w:szCs w:val="24"/>
             </w:rPr>
             <w:fldChar w:fldCharType="separate"/>
@@ -2184,7 +2148,7 @@
           </w:r>
           <w:r>
             <w:rPr>
-              <w:rFonts w:ascii="Times New Roman" w:hAnsi="Times New Roman" w:eastAsia="Times New Roman" w:cs="Times New Roman"/>
+              <w:rFonts w:ascii="Times New Roman" w:eastAsia="Times New Roman" w:hAnsi="Times New Roman" w:cs="Times New Roman"/>
               <w:szCs w:val="24"/>
             </w:rPr>
             <w:fldChar w:fldCharType="end"/>
@@ -2192,28 +2156,28 @@
         </w:p>
         <w:p>
           <w:pPr>
-            <w:pStyle w:val="16"/>
+            <w:pStyle w:val="TOC1"/>
             <w:tabs>
               <w:tab w:val="right" w:leader="dot" w:pos="8497"/>
             </w:tabs>
           </w:pPr>
           <w:r>
             <w:rPr>
-              <w:rFonts w:ascii="Times New Roman" w:hAnsi="Times New Roman" w:eastAsia="Times New Roman" w:cs="Times New Roman"/>
+              <w:rFonts w:ascii="Times New Roman" w:eastAsia="Times New Roman" w:hAnsi="Times New Roman" w:cs="Times New Roman"/>
               <w:szCs w:val="24"/>
             </w:rPr>
             <w:fldChar w:fldCharType="begin"/>
           </w:r>
           <w:r>
             <w:rPr>
-              <w:rFonts w:ascii="Times New Roman" w:hAnsi="Times New Roman" w:eastAsia="Times New Roman" w:cs="Times New Roman"/>
+              <w:rFonts w:ascii="Times New Roman" w:eastAsia="Times New Roman" w:hAnsi="Times New Roman" w:cs="Times New Roman"/>
               <w:szCs w:val="24"/>
             </w:rPr>
             <w:instrText xml:space="preserve"> HYPERLINK \l _Toc3864 </w:instrText>
           </w:r>
           <w:r>
             <w:rPr>
-              <w:rFonts w:ascii="Times New Roman" w:hAnsi="Times New Roman" w:eastAsia="Times New Roman" w:cs="Times New Roman"/>
+              <w:rFonts w:ascii="Times New Roman" w:eastAsia="Times New Roman" w:hAnsi="Times New Roman" w:cs="Times New Roman"/>
               <w:szCs w:val="24"/>
             </w:rPr>
             <w:fldChar w:fldCharType="separate"/>
@@ -2247,7 +2211,7 @@
           </w:r>
           <w:r>
             <w:rPr>
-              <w:rFonts w:ascii="Times New Roman" w:hAnsi="Times New Roman" w:eastAsia="Times New Roman" w:cs="Times New Roman"/>
+              <w:rFonts w:ascii="Times New Roman" w:eastAsia="Times New Roman" w:hAnsi="Times New Roman" w:cs="Times New Roman"/>
               <w:szCs w:val="24"/>
             </w:rPr>
             <w:fldChar w:fldCharType="end"/>
@@ -2257,7 +2221,7 @@
           <w:pPr>
             <w:spacing w:line="219" w:lineRule="auto"/>
             <w:rPr>
-              <w:rFonts w:ascii="Times New Roman" w:hAnsi="Times New Roman" w:eastAsia="Times New Roman" w:cs="Times New Roman"/>
+              <w:rFonts w:ascii="Times New Roman" w:eastAsia="Times New Roman" w:hAnsi="Times New Roman" w:cs="Times New Roman"/>
               <w:snapToGrid w:val="0"/>
               <w:color w:val="000000"/>
               <w:kern w:val="0"/>
@@ -2268,7 +2232,7 @@
           </w:pPr>
           <w:r>
             <w:rPr>
-              <w:rFonts w:ascii="Times New Roman" w:hAnsi="Times New Roman" w:eastAsia="Times New Roman" w:cs="Times New Roman"/>
+              <w:rFonts w:ascii="Times New Roman" w:eastAsia="Times New Roman" w:hAnsi="Times New Roman" w:cs="Times New Roman"/>
               <w:szCs w:val="24"/>
             </w:rPr>
             <w:fldChar w:fldCharType="end"/>
@@ -2280,7 +2244,7 @@
       <w:pPr>
         <w:spacing w:line="219" w:lineRule="auto"/>
         <w:rPr>
-          <w:rFonts w:ascii="Times New Roman" w:hAnsi="Times New Roman" w:eastAsia="Times New Roman" w:cs="Times New Roman"/>
+          <w:rFonts w:ascii="Times New Roman" w:eastAsia="Times New Roman" w:hAnsi="Times New Roman" w:cs="Times New Roman"/>
           <w:snapToGrid w:val="0"/>
           <w:color w:val="000000"/>
           <w:kern w:val="0"/>
@@ -2291,13 +2255,13 @@
         <w:sectPr>
           <w:pgSz w:w="11906" w:h="16839"/>
           <w:pgMar w:top="1431" w:right="1700" w:bottom="0" w:left="1709" w:header="0" w:footer="0" w:gutter="0"/>
-          <w:cols w:space="720" w:num="1"/>
+          <w:cols w:num="1" w:space="720"/>
         </w:sectPr>
       </w:pPr>
     </w:p>
     <w:p>
       <w:pPr>
-        <w:pStyle w:val="26"/>
+        <w:pStyle w:val="1"/>
         <w:bidi w:val="0"/>
       </w:pPr>
       <w:bookmarkStart w:id="3" w:name="_Toc28093"/>
@@ -2322,17 +2286,17 @@
         <w:adjustRightInd w:val="0"/>
         <w:snapToGrid w:val="0"/>
         <w:spacing w:line="360" w:lineRule="auto"/>
-        <w:ind w:left="0" w:right="0" w:firstLine="476" w:firstLineChars="200"/>
+        <w:ind w:left="0" w:right="0" w:firstLine="420" w:firstLineChars="200"/>
         <w:textAlignment w:val="baseline"/>
         <w:rPr>
-          <w:rFonts w:ascii="宋体" w:hAnsi="宋体" w:eastAsia="宋体" w:cs="宋体"/>
-          <w:sz w:val="24"/>
-          <w:szCs w:val="24"/>
-        </w:rPr>
-      </w:pPr>
-      <w:r>
-        <w:rPr>
-          <w:rFonts w:ascii="宋体" w:hAnsi="宋体" w:eastAsia="宋体" w:cs="宋体"/>
+          <w:rFonts w:ascii="宋体" w:eastAsia="宋体" w:hAnsi="宋体" w:cs="宋体"/>
+          <w:sz w:val="24"/>
+          <w:szCs w:val="24"/>
+        </w:rPr>
+      </w:pPr>
+      <w:r>
+        <w:rPr>
+          <w:rFonts w:ascii="宋体" w:eastAsia="宋体" w:hAnsi="宋体" w:cs="宋体"/>
           <w:spacing w:val="-1"/>
           <w:sz w:val="24"/>
           <w:szCs w:val="24"/>
@@ -2341,7 +2305,7 @@
       </w:r>
       <w:r>
         <w:rPr>
-          <w:rFonts w:ascii="宋体" w:hAnsi="宋体" w:eastAsia="宋体" w:cs="宋体"/>
+          <w:rFonts w:ascii="宋体" w:eastAsia="宋体" w:hAnsi="宋体" w:cs="宋体"/>
           <w:spacing w:val="-9"/>
           <w:sz w:val="24"/>
           <w:szCs w:val="24"/>
@@ -2369,17 +2333,17 @@
         <w:adjustRightInd w:val="0"/>
         <w:snapToGrid w:val="0"/>
         <w:spacing w:line="360" w:lineRule="auto"/>
-        <w:ind w:left="425" w:leftChars="0" w:right="0" w:hanging="425" w:firstLineChars="0"/>
+        <w:ind w:left="425" w:right="0" w:hanging="425" w:leftChars="0" w:firstLineChars="0"/>
         <w:textAlignment w:val="baseline"/>
         <w:rPr>
-          <w:rFonts w:ascii="宋体" w:hAnsi="宋体" w:eastAsia="宋体" w:cs="宋体"/>
-          <w:sz w:val="24"/>
-          <w:szCs w:val="24"/>
-        </w:rPr>
-      </w:pPr>
-      <w:r>
-        <w:rPr>
-          <w:rFonts w:ascii="宋体" w:hAnsi="宋体" w:eastAsia="宋体" w:cs="宋体"/>
+          <w:rFonts w:ascii="宋体" w:eastAsia="宋体" w:hAnsi="宋体" w:cs="宋体"/>
+          <w:sz w:val="24"/>
+          <w:szCs w:val="24"/>
+        </w:rPr>
+      </w:pPr>
+      <w:r>
+        <w:rPr>
+          <w:rFonts w:ascii="宋体" w:eastAsia="宋体" w:hAnsi="宋体" w:cs="宋体"/>
           <w:spacing w:val="-1"/>
           <w:sz w:val="24"/>
           <w:szCs w:val="24"/>
@@ -2388,7 +2352,7 @@
       </w:r>
       <w:r>
         <w:rPr>
-          <w:rFonts w:ascii="宋体" w:hAnsi="宋体" w:eastAsia="宋体" w:cs="宋体"/>
+          <w:rFonts w:ascii="宋体" w:eastAsia="宋体" w:hAnsi="宋体" w:cs="宋体"/>
           <w:spacing w:val="-2"/>
           <w:sz w:val="24"/>
           <w:szCs w:val="24"/>
@@ -2397,7 +2361,7 @@
       </w:r>
       <w:r>
         <w:rPr>
-          <w:rFonts w:ascii="宋体" w:hAnsi="宋体" w:eastAsia="宋体" w:cs="宋体"/>
+          <w:rFonts w:ascii="宋体" w:eastAsia="宋体" w:hAnsi="宋体" w:cs="宋体"/>
           <w:spacing w:val="-10"/>
           <w:sz w:val="24"/>
           <w:szCs w:val="24"/>
@@ -2425,17 +2389,17 @@
         <w:adjustRightInd w:val="0"/>
         <w:snapToGrid w:val="0"/>
         <w:spacing w:line="360" w:lineRule="auto"/>
-        <w:ind w:left="425" w:leftChars="0" w:right="0" w:hanging="425" w:firstLineChars="0"/>
+        <w:ind w:left="425" w:right="0" w:hanging="425" w:leftChars="0" w:firstLineChars="0"/>
         <w:textAlignment w:val="baseline"/>
         <w:rPr>
-          <w:rFonts w:ascii="宋体" w:hAnsi="宋体" w:eastAsia="宋体" w:cs="宋体"/>
-          <w:sz w:val="24"/>
-          <w:szCs w:val="24"/>
-        </w:rPr>
-      </w:pPr>
-      <w:r>
-        <w:rPr>
-          <w:rFonts w:ascii="宋体" w:hAnsi="宋体" w:eastAsia="宋体" w:cs="宋体"/>
+          <w:rFonts w:ascii="宋体" w:eastAsia="宋体" w:hAnsi="宋体" w:cs="宋体"/>
+          <w:sz w:val="24"/>
+          <w:szCs w:val="24"/>
+        </w:rPr>
+      </w:pPr>
+      <w:r>
+        <w:rPr>
+          <w:rFonts w:ascii="宋体" w:eastAsia="宋体" w:hAnsi="宋体" w:cs="宋体"/>
           <w:spacing w:val="-1"/>
           <w:sz w:val="24"/>
           <w:szCs w:val="24"/>
@@ -2444,7 +2408,7 @@
       </w:r>
       <w:r>
         <w:rPr>
-          <w:rFonts w:ascii="宋体" w:hAnsi="宋体" w:eastAsia="宋体" w:cs="宋体"/>
+          <w:rFonts w:ascii="宋体" w:eastAsia="宋体" w:hAnsi="宋体" w:cs="宋体"/>
           <w:spacing w:val="-6"/>
           <w:sz w:val="24"/>
           <w:szCs w:val="24"/>
@@ -2472,17 +2436,17 @@
         <w:adjustRightInd w:val="0"/>
         <w:snapToGrid w:val="0"/>
         <w:spacing w:line="360" w:lineRule="auto"/>
-        <w:ind w:left="425" w:leftChars="0" w:right="0" w:hanging="425" w:firstLineChars="0"/>
+        <w:ind w:left="425" w:right="0" w:hanging="425" w:leftChars="0" w:firstLineChars="0"/>
         <w:textAlignment w:val="baseline"/>
         <w:rPr>
-          <w:rFonts w:ascii="宋体" w:hAnsi="宋体" w:eastAsia="宋体" w:cs="宋体"/>
-          <w:sz w:val="24"/>
-          <w:szCs w:val="24"/>
-        </w:rPr>
-      </w:pPr>
-      <w:r>
-        <w:rPr>
-          <w:rFonts w:ascii="宋体" w:hAnsi="宋体" w:eastAsia="宋体" w:cs="宋体"/>
+          <w:rFonts w:ascii="宋体" w:eastAsia="宋体" w:hAnsi="宋体" w:cs="宋体"/>
+          <w:sz w:val="24"/>
+          <w:szCs w:val="24"/>
+        </w:rPr>
+      </w:pPr>
+      <w:r>
+        <w:rPr>
+          <w:rFonts w:ascii="宋体" w:eastAsia="宋体" w:hAnsi="宋体" w:cs="宋体"/>
           <w:spacing w:val="-1"/>
           <w:sz w:val="24"/>
           <w:szCs w:val="24"/>
@@ -2491,7 +2455,7 @@
       </w:r>
       <w:r>
         <w:rPr>
-          <w:rFonts w:ascii="宋体" w:hAnsi="宋体" w:eastAsia="宋体" w:cs="宋体"/>
+          <w:rFonts w:ascii="宋体" w:eastAsia="宋体" w:hAnsi="宋体" w:cs="宋体"/>
           <w:spacing w:val="-3"/>
           <w:sz w:val="24"/>
           <w:szCs w:val="24"/>
@@ -2501,7 +2465,7 @@
     </w:p>
     <w:p>
       <w:pPr>
-        <w:pStyle w:val="26"/>
+        <w:pStyle w:val="1"/>
         <w:bidi w:val="0"/>
       </w:pPr>
       <w:bookmarkStart w:id="4" w:name="_Toc19892"/>
@@ -2526,10 +2490,10 @@
         <w:adjustRightInd w:val="0"/>
         <w:snapToGrid w:val="0"/>
         <w:spacing w:line="360" w:lineRule="auto"/>
-        <w:ind w:left="0" w:right="0" w:firstLine="476" w:firstLineChars="200"/>
+        <w:ind w:left="0" w:right="0" w:firstLine="420" w:firstLineChars="200"/>
         <w:textAlignment w:val="baseline"/>
         <w:rPr>
-          <w:rFonts w:ascii="宋体" w:hAnsi="宋体" w:eastAsia="宋体" w:cs="宋体"/>
+          <w:rFonts w:ascii="宋体" w:eastAsia="宋体" w:hAnsi="宋体" w:cs="宋体"/>
           <w:spacing w:val="-1"/>
           <w:sz w:val="24"/>
           <w:szCs w:val="24"/>
@@ -2537,7 +2501,7 @@
       </w:pPr>
       <w:r>
         <w:rPr>
-          <w:rFonts w:ascii="宋体" w:hAnsi="宋体" w:eastAsia="宋体" w:cs="宋体"/>
+          <w:rFonts w:ascii="宋体" w:eastAsia="宋体" w:hAnsi="宋体" w:cs="宋体"/>
           <w:spacing w:val="-1"/>
           <w:sz w:val="24"/>
           <w:szCs w:val="24"/>
@@ -2547,7 +2511,7 @@
     </w:p>
     <w:p>
       <w:pPr>
-        <w:pStyle w:val="26"/>
+        <w:pStyle w:val="1"/>
         <w:bidi w:val="0"/>
       </w:pPr>
       <w:bookmarkStart w:id="5" w:name="_Toc19080"/>
@@ -2576,10 +2540,10 @@
         <w:adjustRightInd w:val="0"/>
         <w:snapToGrid w:val="0"/>
         <w:spacing w:line="360" w:lineRule="auto"/>
-        <w:ind w:left="425" w:leftChars="0" w:right="0" w:hanging="425" w:firstLineChars="0"/>
+        <w:ind w:left="425" w:right="0" w:hanging="425" w:leftChars="0" w:firstLineChars="0"/>
         <w:textAlignment w:val="baseline"/>
         <w:rPr>
-          <w:rFonts w:ascii="宋体" w:hAnsi="宋体" w:eastAsia="宋体" w:cs="宋体"/>
+          <w:rFonts w:ascii="宋体" w:eastAsia="宋体" w:hAnsi="宋体" w:cs="宋体"/>
           <w:spacing w:val="-1"/>
           <w:sz w:val="24"/>
           <w:szCs w:val="24"/>
@@ -2587,7 +2551,7 @@
       </w:pPr>
       <w:r>
         <w:rPr>
-          <w:rFonts w:hint="eastAsia" w:ascii="宋体" w:hAnsi="宋体" w:eastAsia="宋体" w:cs="宋体"/>
+          <w:rFonts w:ascii="宋体" w:eastAsia="宋体" w:hAnsi="宋体" w:cs="宋体" w:hint="eastAsia"/>
           <w:spacing w:val="-1"/>
           <w:sz w:val="24"/>
           <w:szCs w:val="24"/>
@@ -2596,7 +2560,7 @@
       </w:r>
       <w:r>
         <w:rPr>
-          <w:rFonts w:ascii="宋体" w:hAnsi="宋体" w:eastAsia="宋体" w:cs="宋体"/>
+          <w:rFonts w:ascii="宋体" w:eastAsia="宋体" w:hAnsi="宋体" w:cs="宋体"/>
           <w:spacing w:val="-1"/>
           <w:sz w:val="24"/>
           <w:szCs w:val="24"/>
@@ -2624,10 +2588,10 @@
         <w:adjustRightInd w:val="0"/>
         <w:snapToGrid w:val="0"/>
         <w:spacing w:line="360" w:lineRule="auto"/>
-        <w:ind w:left="425" w:leftChars="0" w:right="0" w:hanging="425" w:firstLineChars="0"/>
+        <w:ind w:left="425" w:right="0" w:hanging="425" w:leftChars="0" w:firstLineChars="0"/>
         <w:textAlignment w:val="baseline"/>
         <w:rPr>
-          <w:rFonts w:ascii="宋体" w:hAnsi="宋体" w:eastAsia="宋体" w:cs="宋体"/>
+          <w:rFonts w:ascii="宋体" w:eastAsia="宋体" w:hAnsi="宋体" w:cs="宋体"/>
           <w:spacing w:val="-1"/>
           <w:sz w:val="24"/>
           <w:szCs w:val="24"/>
@@ -2635,7 +2599,7 @@
       </w:pPr>
       <w:r>
         <w:rPr>
-          <w:rFonts w:ascii="宋体" w:hAnsi="宋体" w:eastAsia="宋体" w:cs="宋体"/>
+          <w:rFonts w:ascii="宋体" w:eastAsia="宋体" w:hAnsi="宋体" w:cs="宋体"/>
           <w:spacing w:val="-1"/>
           <w:sz w:val="24"/>
           <w:szCs w:val="24"/>
@@ -2663,10 +2627,10 @@
         <w:adjustRightInd w:val="0"/>
         <w:snapToGrid w:val="0"/>
         <w:spacing w:line="360" w:lineRule="auto"/>
-        <w:ind w:left="425" w:leftChars="0" w:right="0" w:hanging="425" w:firstLineChars="0"/>
+        <w:ind w:left="425" w:right="0" w:hanging="425" w:leftChars="0" w:firstLineChars="0"/>
         <w:textAlignment w:val="baseline"/>
         <w:rPr>
-          <w:rFonts w:ascii="宋体" w:hAnsi="宋体" w:eastAsia="宋体" w:cs="宋体"/>
+          <w:rFonts w:ascii="宋体" w:eastAsia="宋体" w:hAnsi="宋体" w:cs="宋体"/>
           <w:spacing w:val="-1"/>
           <w:sz w:val="24"/>
           <w:szCs w:val="24"/>
@@ -2674,7 +2638,7 @@
       </w:pPr>
       <w:r>
         <w:rPr>
-          <w:rFonts w:ascii="宋体" w:hAnsi="宋体" w:eastAsia="宋体" w:cs="宋体"/>
+          <w:rFonts w:ascii="宋体" w:eastAsia="宋体" w:hAnsi="宋体" w:cs="宋体"/>
           <w:spacing w:val="-1"/>
           <w:sz w:val="24"/>
           <w:szCs w:val="24"/>
@@ -2702,10 +2666,10 @@
         <w:adjustRightInd w:val="0"/>
         <w:snapToGrid w:val="0"/>
         <w:spacing w:line="360" w:lineRule="auto"/>
-        <w:ind w:left="425" w:leftChars="0" w:right="0" w:hanging="425" w:firstLineChars="0"/>
+        <w:ind w:left="425" w:right="0" w:hanging="425" w:leftChars="0" w:firstLineChars="0"/>
         <w:textAlignment w:val="baseline"/>
         <w:rPr>
-          <w:rFonts w:ascii="宋体" w:hAnsi="宋体" w:eastAsia="宋体" w:cs="宋体"/>
+          <w:rFonts w:ascii="宋体" w:eastAsia="宋体" w:hAnsi="宋体" w:cs="宋体"/>
           <w:spacing w:val="-1"/>
           <w:sz w:val="24"/>
           <w:szCs w:val="24"/>
@@ -2713,7 +2677,7 @@
       </w:pPr>
       <w:r>
         <w:rPr>
-          <w:rFonts w:ascii="宋体" w:hAnsi="宋体" w:eastAsia="宋体" w:cs="宋体"/>
+          <w:rFonts w:ascii="宋体" w:eastAsia="宋体" w:hAnsi="宋体" w:cs="宋体"/>
           <w:spacing w:val="-1"/>
           <w:sz w:val="24"/>
           <w:szCs w:val="24"/>
@@ -2741,10 +2705,10 @@
         <w:adjustRightInd w:val="0"/>
         <w:snapToGrid w:val="0"/>
         <w:spacing w:line="360" w:lineRule="auto"/>
-        <w:ind w:left="425" w:leftChars="0" w:right="0" w:hanging="425" w:firstLineChars="0"/>
+        <w:ind w:left="425" w:right="0" w:hanging="425" w:leftChars="0" w:firstLineChars="0"/>
         <w:textAlignment w:val="baseline"/>
         <w:rPr>
-          <w:rFonts w:ascii="宋体" w:hAnsi="宋体" w:eastAsia="宋体" w:cs="宋体"/>
+          <w:rFonts w:ascii="宋体" w:eastAsia="宋体" w:hAnsi="宋体" w:cs="宋体"/>
           <w:spacing w:val="-1"/>
           <w:sz w:val="24"/>
           <w:szCs w:val="24"/>
@@ -2752,7 +2716,7 @@
       </w:pPr>
       <w:r>
         <w:rPr>
-          <w:rFonts w:ascii="宋体" w:hAnsi="宋体" w:eastAsia="宋体" w:cs="宋体"/>
+          <w:rFonts w:ascii="宋体" w:eastAsia="宋体" w:hAnsi="宋体" w:cs="宋体"/>
           <w:spacing w:val="-1"/>
           <w:sz w:val="24"/>
           <w:szCs w:val="24"/>
@@ -2780,10 +2744,10 @@
         <w:adjustRightInd w:val="0"/>
         <w:snapToGrid w:val="0"/>
         <w:spacing w:line="360" w:lineRule="auto"/>
-        <w:ind w:left="425" w:leftChars="0" w:right="0" w:hanging="425" w:firstLineChars="0"/>
+        <w:ind w:left="425" w:right="0" w:hanging="425" w:leftChars="0" w:firstLineChars="0"/>
         <w:textAlignment w:val="baseline"/>
         <w:rPr>
-          <w:rFonts w:ascii="宋体" w:hAnsi="宋体" w:eastAsia="宋体" w:cs="宋体"/>
+          <w:rFonts w:ascii="宋体" w:eastAsia="宋体" w:hAnsi="宋体" w:cs="宋体"/>
           <w:spacing w:val="-1"/>
           <w:sz w:val="24"/>
           <w:szCs w:val="24"/>
@@ -2791,7 +2755,7 @@
       </w:pPr>
       <w:r>
         <w:rPr>
-          <w:rFonts w:ascii="宋体" w:hAnsi="宋体" w:eastAsia="宋体" w:cs="宋体"/>
+          <w:rFonts w:ascii="宋体" w:eastAsia="宋体" w:hAnsi="宋体" w:cs="宋体"/>
           <w:spacing w:val="-1"/>
           <w:sz w:val="24"/>
           <w:szCs w:val="24"/>
@@ -2801,7 +2765,7 @@
     </w:p>
     <w:p>
       <w:pPr>
-        <w:pStyle w:val="26"/>
+        <w:pStyle w:val="1"/>
         <w:bidi w:val="0"/>
       </w:pPr>
       <w:bookmarkStart w:id="6" w:name="_Toc656"/>
@@ -2817,7 +2781,7 @@
       </w:pPr>
       <w:r>
         <w:rPr>
-          <w:rFonts w:ascii="宋体" w:hAnsi="宋体" w:eastAsia="宋体" w:cs="宋体"/>
+          <w:rFonts w:ascii="宋体" w:eastAsia="宋体" w:hAnsi="宋体" w:cs="宋体"/>
           <w:sz w:val="24"/>
           <w:szCs w:val="24"/>
         </w:rPr>
@@ -2826,7 +2790,7 @@
     </w:p>
     <w:p>
       <w:pPr>
-        <w:pStyle w:val="26"/>
+        <w:pStyle w:val="1"/>
         <w:bidi w:val="0"/>
       </w:pPr>
       <w:bookmarkStart w:id="7" w:name="_Toc221"/>
@@ -2842,16 +2806,16 @@
     </w:p>
     <w:tbl>
       <w:tblPr>
-        <w:tblStyle w:val="24"/>
+        <w:tblStyle w:val="TableNormal0"/>
         <w:tblW w:w="8522" w:type="dxa"/>
         <w:tblInd w:w="5" w:type="dxa"/>
         <w:tblBorders>
-          <w:top w:val="single" w:color="000000" w:sz="4" w:space="0"/>
-          <w:left w:val="single" w:color="000000" w:sz="4" w:space="0"/>
-          <w:bottom w:val="single" w:color="000000" w:sz="4" w:space="0"/>
-          <w:right w:val="single" w:color="000000" w:sz="4" w:space="0"/>
-          <w:insideH w:val="single" w:color="000000" w:sz="4" w:space="0"/>
-          <w:insideV w:val="single" w:color="000000" w:sz="4" w:space="0"/>
+          <w:top w:val="single" w:sz="4" w:space="0" w:color="000000"/>
+          <w:left w:val="single" w:sz="4" w:space="0" w:color="000000"/>
+          <w:bottom w:val="single" w:sz="4" w:space="0" w:color="000000"/>
+          <w:right w:val="single" w:sz="4" w:space="0" w:color="000000"/>
+          <w:insideH w:val="single" w:sz="4" w:space="0" w:color="000000"/>
+          <w:insideV w:val="single" w:sz="4" w:space="0" w:color="000000"/>
         </w:tblBorders>
         <w:tblLayout w:type="fixed"/>
         <w:tblCellMar>
@@ -2868,14 +2832,17 @@
       </w:tblGrid>
       <w:tr>
         <w:tblPrEx>
+          <w:tblW w:w="8522" w:type="dxa"/>
+          <w:tblInd w:w="5" w:type="dxa"/>
           <w:tblBorders>
-            <w:top w:val="single" w:color="000000" w:sz="4" w:space="0"/>
-            <w:left w:val="single" w:color="000000" w:sz="4" w:space="0"/>
-            <w:bottom w:val="single" w:color="000000" w:sz="4" w:space="0"/>
-            <w:right w:val="single" w:color="000000" w:sz="4" w:space="0"/>
-            <w:insideH w:val="single" w:color="000000" w:sz="4" w:space="0"/>
-            <w:insideV w:val="single" w:color="000000" w:sz="4" w:space="0"/>
+            <w:top w:val="single" w:sz="4" w:space="0" w:color="000000"/>
+            <w:left w:val="single" w:sz="4" w:space="0" w:color="000000"/>
+            <w:bottom w:val="single" w:sz="4" w:space="0" w:color="000000"/>
+            <w:right w:val="single" w:sz="4" w:space="0" w:color="000000"/>
+            <w:insideH w:val="single" w:sz="4" w:space="0" w:color="000000"/>
+            <w:insideV w:val="single" w:sz="4" w:space="0" w:color="000000"/>
           </w:tblBorders>
+          <w:tblLayout w:type="fixed"/>
           <w:tblCellMar>
             <w:top w:w="0" w:type="dxa"/>
             <w:left w:w="0" w:type="dxa"/>
@@ -2884,7 +2851,7 @@
           </w:tblCellMar>
         </w:tblPrEx>
         <w:trPr>
-          <w:trHeight w:val="312" w:hRule="atLeast"/>
+          <w:trHeight w:val="312"/>
         </w:trPr>
         <w:tc>
           <w:tcPr>
@@ -2896,14 +2863,14 @@
               <w:spacing w:before="52" w:line="219" w:lineRule="auto"/>
               <w:ind w:left="929"/>
               <w:rPr>
-                <w:rFonts w:ascii="宋体" w:hAnsi="宋体" w:eastAsia="宋体" w:cs="宋体"/>
+                <w:rFonts w:ascii="宋体" w:eastAsia="宋体" w:hAnsi="宋体" w:cs="宋体"/>
                 <w:sz w:val="21"/>
                 <w:szCs w:val="21"/>
               </w:rPr>
             </w:pPr>
             <w:r>
               <w:rPr>
-                <w:rFonts w:ascii="宋体" w:hAnsi="宋体" w:eastAsia="宋体" w:cs="宋体"/>
+                <w:rFonts w:ascii="宋体" w:eastAsia="宋体" w:hAnsi="宋体" w:cs="宋体"/>
                 <w:spacing w:val="-3"/>
                 <w:sz w:val="21"/>
                 <w:szCs w:val="21"/>
@@ -2922,14 +2889,14 @@
               <w:spacing w:before="52" w:line="219" w:lineRule="auto"/>
               <w:ind w:left="1164"/>
               <w:rPr>
-                <w:rFonts w:ascii="宋体" w:hAnsi="宋体" w:eastAsia="宋体" w:cs="宋体"/>
+                <w:rFonts w:ascii="宋体" w:eastAsia="宋体" w:hAnsi="宋体" w:cs="宋体"/>
                 <w:sz w:val="21"/>
                 <w:szCs w:val="21"/>
               </w:rPr>
             </w:pPr>
             <w:r>
               <w:rPr>
-                <w:rFonts w:ascii="宋体" w:hAnsi="宋体" w:eastAsia="宋体" w:cs="宋体"/>
+                <w:rFonts w:ascii="宋体" w:eastAsia="宋体" w:hAnsi="宋体" w:cs="宋体"/>
                 <w:spacing w:val="-3"/>
                 <w:sz w:val="21"/>
                 <w:szCs w:val="21"/>
@@ -2948,14 +2915,14 @@
               <w:spacing w:before="52" w:line="219" w:lineRule="auto"/>
               <w:ind w:left="207"/>
               <w:rPr>
-                <w:rFonts w:ascii="宋体" w:hAnsi="宋体" w:eastAsia="宋体" w:cs="宋体"/>
+                <w:rFonts w:ascii="宋体" w:eastAsia="宋体" w:hAnsi="宋体" w:cs="宋体"/>
                 <w:sz w:val="21"/>
                 <w:szCs w:val="21"/>
               </w:rPr>
             </w:pPr>
             <w:r>
               <w:rPr>
-                <w:rFonts w:ascii="宋体" w:hAnsi="宋体" w:eastAsia="宋体" w:cs="宋体"/>
+                <w:rFonts w:ascii="宋体" w:eastAsia="宋体" w:hAnsi="宋体" w:cs="宋体"/>
                 <w:spacing w:val="-3"/>
                 <w:sz w:val="21"/>
                 <w:szCs w:val="21"/>
@@ -2967,14 +2934,9 @@
       </w:tr>
       <w:tr>
         <w:tblPrEx>
-          <w:tblBorders>
-            <w:top w:val="single" w:color="000000" w:sz="4" w:space="0"/>
-            <w:left w:val="single" w:color="000000" w:sz="4" w:space="0"/>
-            <w:bottom w:val="single" w:color="000000" w:sz="4" w:space="0"/>
-            <w:right w:val="single" w:color="000000" w:sz="4" w:space="0"/>
-            <w:insideH w:val="single" w:color="000000" w:sz="4" w:space="0"/>
-            <w:insideV w:val="single" w:color="000000" w:sz="4" w:space="0"/>
-          </w:tblBorders>
+          <w:tblW w:w="8522" w:type="dxa"/>
+          <w:tblInd w:w="5" w:type="dxa"/>
+          <w:tblLayout w:type="fixed"/>
           <w:tblCellMar>
             <w:top w:w="0" w:type="dxa"/>
             <w:left w:w="0" w:type="dxa"/>
@@ -2983,7 +2945,7 @@
           </w:tblCellMar>
         </w:tblPrEx>
         <w:trPr>
-          <w:trHeight w:val="312" w:hRule="atLeast"/>
+          <w:trHeight w:val="312"/>
         </w:trPr>
         <w:tc>
           <w:tcPr>
@@ -2994,14 +2956,14 @@
               <w:spacing w:before="52" w:line="219" w:lineRule="auto"/>
               <w:ind w:left="610"/>
               <w:rPr>
-                <w:rFonts w:ascii="宋体" w:hAnsi="宋体" w:eastAsia="宋体" w:cs="宋体"/>
+                <w:rFonts w:ascii="宋体" w:eastAsia="宋体" w:hAnsi="宋体" w:cs="宋体"/>
                 <w:sz w:val="21"/>
                 <w:szCs w:val="21"/>
               </w:rPr>
             </w:pPr>
             <w:r>
               <w:rPr>
-                <w:rFonts w:ascii="宋体" w:hAnsi="宋体" w:eastAsia="宋体" w:cs="宋体"/>
+                <w:rFonts w:ascii="宋体" w:eastAsia="宋体" w:hAnsi="宋体" w:cs="宋体"/>
                 <w:spacing w:val="-2"/>
                 <w:sz w:val="21"/>
                 <w:szCs w:val="21"/>
@@ -3019,14 +2981,14 @@
               <w:spacing w:before="52" w:line="219" w:lineRule="auto"/>
               <w:ind w:left="331"/>
               <w:rPr>
-                <w:rFonts w:ascii="宋体" w:hAnsi="宋体" w:eastAsia="宋体" w:cs="宋体"/>
+                <w:rFonts w:ascii="宋体" w:eastAsia="宋体" w:hAnsi="宋体" w:cs="宋体"/>
                 <w:sz w:val="21"/>
                 <w:szCs w:val="21"/>
               </w:rPr>
             </w:pPr>
             <w:r>
               <w:rPr>
-                <w:rFonts w:ascii="宋体" w:hAnsi="宋体" w:eastAsia="宋体" w:cs="宋体"/>
+                <w:rFonts w:ascii="宋体" w:eastAsia="宋体" w:hAnsi="宋体" w:cs="宋体"/>
                 <w:spacing w:val="-2"/>
                 <w:sz w:val="21"/>
                 <w:szCs w:val="21"/>
@@ -3044,14 +3006,14 @@
               <w:spacing w:before="52" w:line="219" w:lineRule="auto"/>
               <w:ind w:left="1130"/>
               <w:rPr>
-                <w:rFonts w:ascii="宋体" w:hAnsi="宋体" w:eastAsia="宋体" w:cs="宋体"/>
+                <w:rFonts w:ascii="宋体" w:eastAsia="宋体" w:hAnsi="宋体" w:cs="宋体"/>
                 <w:sz w:val="21"/>
                 <w:szCs w:val="21"/>
               </w:rPr>
             </w:pPr>
             <w:r>
               <w:rPr>
-                <w:rFonts w:ascii="宋体" w:hAnsi="宋体" w:eastAsia="宋体" w:cs="宋体"/>
+                <w:rFonts w:ascii="宋体" w:eastAsia="宋体" w:hAnsi="宋体" w:cs="宋体"/>
                 <w:spacing w:val="-2"/>
                 <w:sz w:val="21"/>
                 <w:szCs w:val="21"/>
@@ -3063,14 +3025,9 @@
       </w:tr>
       <w:tr>
         <w:tblPrEx>
-          <w:tblBorders>
-            <w:top w:val="single" w:color="000000" w:sz="4" w:space="0"/>
-            <w:left w:val="single" w:color="000000" w:sz="4" w:space="0"/>
-            <w:bottom w:val="single" w:color="000000" w:sz="4" w:space="0"/>
-            <w:right w:val="single" w:color="000000" w:sz="4" w:space="0"/>
-            <w:insideH w:val="single" w:color="000000" w:sz="4" w:space="0"/>
-            <w:insideV w:val="single" w:color="000000" w:sz="4" w:space="0"/>
-          </w:tblBorders>
+          <w:tblW w:w="8522" w:type="dxa"/>
+          <w:tblInd w:w="5" w:type="dxa"/>
+          <w:tblLayout w:type="fixed"/>
           <w:tblCellMar>
             <w:top w:w="0" w:type="dxa"/>
             <w:left w:w="0" w:type="dxa"/>
@@ -3079,7 +3036,7 @@
           </w:tblCellMar>
         </w:tblPrEx>
         <w:trPr>
-          <w:trHeight w:val="312" w:hRule="atLeast"/>
+          <w:trHeight w:val="312"/>
         </w:trPr>
         <w:tc>
           <w:tcPr>
@@ -3091,7 +3048,7 @@
               <w:spacing w:before="53" w:line="218" w:lineRule="auto"/>
               <w:ind w:left="610" w:leftChars="0"/>
               <w:rPr>
-                <w:rFonts w:ascii="宋体" w:hAnsi="宋体" w:eastAsia="宋体" w:cs="宋体"/>
+                <w:rFonts w:ascii="宋体" w:eastAsia="宋体" w:hAnsi="宋体" w:cs="宋体"/>
                 <w:snapToGrid w:val="0"/>
                 <w:color w:val="000000"/>
                 <w:kern w:val="0"/>
@@ -3102,7 +3059,7 @@
             </w:pPr>
             <w:r>
               <w:rPr>
-                <w:rFonts w:ascii="宋体" w:hAnsi="宋体" w:eastAsia="宋体" w:cs="宋体"/>
+                <w:rFonts w:ascii="宋体" w:eastAsia="宋体" w:hAnsi="宋体" w:cs="宋体"/>
                 <w:spacing w:val="-2"/>
                 <w:sz w:val="21"/>
                 <w:szCs w:val="21"/>
@@ -3121,7 +3078,7 @@
               <w:spacing w:before="53" w:line="218" w:lineRule="auto"/>
               <w:ind w:left="849" w:leftChars="0"/>
               <w:rPr>
-                <w:rFonts w:ascii="宋体" w:hAnsi="宋体" w:eastAsia="宋体" w:cs="宋体"/>
+                <w:rFonts w:ascii="宋体" w:eastAsia="宋体" w:hAnsi="宋体" w:cs="宋体"/>
                 <w:snapToGrid w:val="0"/>
                 <w:color w:val="000000"/>
                 <w:kern w:val="0"/>
@@ -3132,7 +3089,7 @@
             </w:pPr>
             <w:r>
               <w:rPr>
-                <w:rFonts w:ascii="宋体" w:hAnsi="宋体" w:eastAsia="宋体" w:cs="宋体"/>
+                <w:rFonts w:ascii="宋体" w:eastAsia="宋体" w:hAnsi="宋体" w:cs="宋体"/>
                 <w:spacing w:val="-2"/>
                 <w:sz w:val="21"/>
                 <w:szCs w:val="21"/>
@@ -3151,7 +3108,7 @@
               <w:spacing w:before="53" w:line="218" w:lineRule="auto"/>
               <w:ind w:left="1450" w:leftChars="0"/>
               <w:rPr>
-                <w:rFonts w:ascii="宋体" w:hAnsi="宋体" w:eastAsia="宋体" w:cs="宋体"/>
+                <w:rFonts w:ascii="宋体" w:eastAsia="宋体" w:hAnsi="宋体" w:cs="宋体"/>
                 <w:snapToGrid w:val="0"/>
                 <w:color w:val="000000"/>
                 <w:kern w:val="0"/>
@@ -3162,7 +3119,7 @@
             </w:pPr>
             <w:r>
               <w:rPr>
-                <w:rFonts w:ascii="宋体" w:hAnsi="宋体" w:eastAsia="宋体" w:cs="宋体"/>
+                <w:rFonts w:ascii="宋体" w:eastAsia="宋体" w:hAnsi="宋体" w:cs="宋体"/>
                 <w:spacing w:val="-4"/>
                 <w:sz w:val="21"/>
                 <w:szCs w:val="21"/>
@@ -3175,7 +3132,7 @@
     </w:tbl>
     <w:p>
       <w:pPr>
-        <w:pStyle w:val="12"/>
+        <w:pStyle w:val="BodyText"/>
         <w:spacing w:line="100" w:lineRule="exact"/>
         <w:rPr>
           <w:sz w:val="8"/>
@@ -3190,10 +3147,10 @@
           <w:szCs w:val="8"/>
         </w:rPr>
         <w:sectPr>
-          <w:footerReference r:id="rId5" w:type="default"/>
+          <w:footerReference w:type="default" r:id="rId4"/>
           <w:pgSz w:w="11906" w:h="16839"/>
           <w:pgMar w:top="1431" w:right="1686" w:bottom="1374" w:left="1686" w:header="0" w:footer="1211" w:gutter="0"/>
-          <w:cols w:space="720" w:num="1"/>
+          <w:cols w:num="1" w:space="720"/>
         </w:sectPr>
       </w:pPr>
     </w:p>
@@ -3208,7 +3165,7 @@
     </w:p>
     <w:p>
       <w:pPr>
-        <w:pStyle w:val="26"/>
+        <w:pStyle w:val="1"/>
         <w:bidi w:val="0"/>
       </w:pPr>
       <w:bookmarkStart w:id="8" w:name="_Toc15607"/>
@@ -3226,7 +3183,7 @@
     </w:p>
     <w:p>
       <w:pPr>
-        <w:pStyle w:val="28"/>
+        <w:pStyle w:val="2"/>
         <w:bidi w:val="0"/>
       </w:pPr>
       <w:bookmarkStart w:id="9" w:name="bookmark19"/>
@@ -3253,10 +3210,10 @@
         <w:adjustRightInd w:val="0"/>
         <w:snapToGrid w:val="0"/>
         <w:spacing w:line="360" w:lineRule="auto"/>
-        <w:ind w:left="0" w:right="0" w:firstLine="476" w:firstLineChars="200"/>
+        <w:ind w:left="0" w:right="0" w:firstLine="420" w:firstLineChars="200"/>
         <w:textAlignment w:val="baseline"/>
         <w:rPr>
-          <w:rFonts w:ascii="宋体" w:hAnsi="宋体" w:eastAsia="宋体" w:cs="宋体"/>
+          <w:rFonts w:ascii="宋体" w:eastAsia="宋体" w:hAnsi="宋体" w:cs="宋体"/>
           <w:spacing w:val="-1"/>
           <w:sz w:val="24"/>
           <w:szCs w:val="24"/>
@@ -3264,7 +3221,7 @@
       </w:pPr>
       <w:r>
         <w:rPr>
-          <w:rFonts w:ascii="宋体" w:hAnsi="宋体" w:eastAsia="宋体" w:cs="宋体"/>
+          <w:rFonts w:ascii="宋体" w:eastAsia="宋体" w:hAnsi="宋体" w:cs="宋体"/>
           <w:spacing w:val="-1"/>
           <w:sz w:val="24"/>
           <w:szCs w:val="24"/>
@@ -3274,7 +3231,7 @@
     </w:p>
     <w:p>
       <w:pPr>
-        <w:pStyle w:val="28"/>
+        <w:pStyle w:val="2"/>
         <w:bidi w:val="0"/>
       </w:pPr>
       <w:bookmarkStart w:id="11" w:name="_Toc4907"/>
@@ -3299,10 +3256,10 @@
         <w:adjustRightInd w:val="0"/>
         <w:snapToGrid w:val="0"/>
         <w:spacing w:line="360" w:lineRule="auto"/>
-        <w:ind w:left="0" w:right="0" w:firstLine="476" w:firstLineChars="200"/>
+        <w:ind w:left="0" w:right="0" w:firstLine="420" w:firstLineChars="200"/>
         <w:textAlignment w:val="baseline"/>
         <w:rPr>
-          <w:rFonts w:ascii="宋体" w:hAnsi="宋体" w:eastAsia="宋体" w:cs="宋体"/>
+          <w:rFonts w:ascii="宋体" w:eastAsia="宋体" w:hAnsi="宋体" w:cs="宋体"/>
           <w:spacing w:val="-1"/>
           <w:sz w:val="24"/>
           <w:szCs w:val="24"/>
@@ -3310,7 +3267,7 @@
       </w:pPr>
       <w:r>
         <w:rPr>
-          <w:rFonts w:ascii="宋体" w:hAnsi="宋体" w:eastAsia="宋体" w:cs="宋体"/>
+          <w:rFonts w:ascii="宋体" w:eastAsia="宋体" w:hAnsi="宋体" w:cs="宋体"/>
           <w:spacing w:val="-1"/>
           <w:sz w:val="24"/>
           <w:szCs w:val="24"/>
@@ -3320,7 +3277,7 @@
     </w:p>
     <w:p>
       <w:pPr>
-        <w:pStyle w:val="28"/>
+        <w:pStyle w:val="2"/>
         <w:bidi w:val="0"/>
       </w:pPr>
       <w:bookmarkStart w:id="12" w:name="_Toc8845"/>
@@ -3345,10 +3302,10 @@
         <w:adjustRightInd w:val="0"/>
         <w:snapToGrid w:val="0"/>
         <w:spacing w:line="360" w:lineRule="auto"/>
-        <w:ind w:left="0" w:right="0" w:firstLine="476" w:firstLineChars="200"/>
+        <w:ind w:left="0" w:right="0" w:firstLine="420" w:firstLineChars="200"/>
         <w:textAlignment w:val="baseline"/>
         <w:rPr>
-          <w:rFonts w:ascii="宋体" w:hAnsi="宋体" w:eastAsia="宋体" w:cs="宋体"/>
+          <w:rFonts w:ascii="宋体" w:eastAsia="宋体" w:hAnsi="宋体" w:cs="宋体"/>
           <w:spacing w:val="-1"/>
           <w:sz w:val="24"/>
           <w:szCs w:val="24"/>
@@ -3356,7 +3313,7 @@
       </w:pPr>
       <w:r>
         <w:rPr>
-          <w:rFonts w:ascii="宋体" w:hAnsi="宋体" w:eastAsia="宋体" w:cs="宋体"/>
+          <w:rFonts w:ascii="宋体" w:eastAsia="宋体" w:hAnsi="宋体" w:cs="宋体"/>
           <w:spacing w:val="-1"/>
           <w:sz w:val="24"/>
           <w:szCs w:val="24"/>
@@ -3366,7 +3323,7 @@
     </w:p>
     <w:p>
       <w:pPr>
-        <w:pStyle w:val="28"/>
+        <w:pStyle w:val="2"/>
         <w:bidi w:val="0"/>
       </w:pPr>
       <w:bookmarkStart w:id="13" w:name="_Toc16553"/>
@@ -3391,10 +3348,10 @@
         <w:adjustRightInd w:val="0"/>
         <w:snapToGrid w:val="0"/>
         <w:spacing w:line="360" w:lineRule="auto"/>
-        <w:ind w:left="0" w:right="0" w:firstLine="476" w:firstLineChars="200"/>
+        <w:ind w:left="0" w:right="0" w:firstLine="420" w:firstLineChars="200"/>
         <w:textAlignment w:val="baseline"/>
         <w:rPr>
-          <w:rFonts w:ascii="宋体" w:hAnsi="宋体" w:eastAsia="宋体" w:cs="宋体"/>
+          <w:rFonts w:ascii="宋体" w:eastAsia="宋体" w:hAnsi="宋体" w:cs="宋体"/>
           <w:spacing w:val="-1"/>
           <w:sz w:val="24"/>
           <w:szCs w:val="24"/>
@@ -3402,7 +3359,7 @@
       </w:pPr>
       <w:r>
         <w:rPr>
-          <w:rFonts w:ascii="宋体" w:hAnsi="宋体" w:eastAsia="宋体" w:cs="宋体"/>
+          <w:rFonts w:ascii="宋体" w:eastAsia="宋体" w:hAnsi="宋体" w:cs="宋体"/>
           <w:spacing w:val="-1"/>
           <w:sz w:val="24"/>
           <w:szCs w:val="24"/>
@@ -3412,7 +3369,7 @@
     </w:p>
     <w:p>
       <w:pPr>
-        <w:pStyle w:val="28"/>
+        <w:pStyle w:val="2"/>
         <w:bidi w:val="0"/>
       </w:pPr>
       <w:bookmarkStart w:id="14" w:name="_Toc13822"/>
@@ -3437,10 +3394,10 @@
         <w:adjustRightInd w:val="0"/>
         <w:snapToGrid w:val="0"/>
         <w:spacing w:line="360" w:lineRule="auto"/>
-        <w:ind w:left="0" w:right="0" w:firstLine="476" w:firstLineChars="200"/>
+        <w:ind w:left="0" w:right="0" w:firstLine="420" w:firstLineChars="200"/>
         <w:textAlignment w:val="baseline"/>
         <w:rPr>
-          <w:rFonts w:ascii="宋体" w:hAnsi="宋体" w:eastAsia="宋体" w:cs="宋体"/>
+          <w:rFonts w:ascii="宋体" w:eastAsia="宋体" w:hAnsi="宋体" w:cs="宋体"/>
           <w:spacing w:val="-1"/>
           <w:sz w:val="24"/>
           <w:szCs w:val="24"/>
@@ -3448,7 +3405,7 @@
       </w:pPr>
       <w:r>
         <w:rPr>
-          <w:rFonts w:ascii="宋体" w:hAnsi="宋体" w:eastAsia="宋体" w:cs="宋体"/>
+          <w:rFonts w:ascii="宋体" w:eastAsia="宋体" w:hAnsi="宋体" w:cs="宋体"/>
           <w:spacing w:val="-1"/>
           <w:sz w:val="24"/>
           <w:szCs w:val="24"/>
@@ -3458,7 +3415,7 @@
     </w:p>
     <w:p>
       <w:pPr>
-        <w:pStyle w:val="28"/>
+        <w:pStyle w:val="2"/>
         <w:bidi w:val="0"/>
       </w:pPr>
       <w:bookmarkStart w:id="15" w:name="_Toc2485"/>
@@ -3483,17 +3440,17 @@
         <w:adjustRightInd w:val="0"/>
         <w:snapToGrid w:val="0"/>
         <w:spacing w:line="360" w:lineRule="auto"/>
-        <w:ind w:left="0" w:right="0" w:firstLine="480" w:firstLineChars="200"/>
+        <w:ind w:left="0" w:right="0" w:firstLine="420" w:firstLineChars="200"/>
         <w:textAlignment w:val="baseline"/>
         <w:rPr>
-          <w:rFonts w:ascii="宋体" w:hAnsi="宋体" w:eastAsia="宋体" w:cs="宋体"/>
-          <w:sz w:val="24"/>
-          <w:szCs w:val="24"/>
-        </w:rPr>
-      </w:pPr>
-      <w:r>
-        <w:rPr>
-          <w:rFonts w:ascii="宋体" w:hAnsi="宋体" w:eastAsia="宋体" w:cs="宋体"/>
+          <w:rFonts w:ascii="宋体" w:eastAsia="宋体" w:hAnsi="宋体" w:cs="宋体"/>
+          <w:sz w:val="24"/>
+          <w:szCs w:val="24"/>
+        </w:rPr>
+      </w:pPr>
+      <w:r>
+        <w:rPr>
+          <w:rFonts w:ascii="宋体" w:eastAsia="宋体" w:hAnsi="宋体" w:cs="宋体"/>
           <w:sz w:val="24"/>
           <w:szCs w:val="24"/>
         </w:rPr>
@@ -3501,7 +3458,7 @@
       </w:r>
       <w:r>
         <w:rPr>
-          <w:rFonts w:ascii="宋体" w:hAnsi="宋体" w:eastAsia="宋体" w:cs="宋体"/>
+          <w:rFonts w:ascii="宋体" w:eastAsia="宋体" w:hAnsi="宋体" w:cs="宋体"/>
           <w:spacing w:val="-1"/>
           <w:sz w:val="24"/>
           <w:szCs w:val="24"/>
@@ -3510,7 +3467,7 @@
       </w:r>
       <w:r>
         <w:rPr>
-          <w:rFonts w:ascii="宋体" w:hAnsi="宋体" w:eastAsia="宋体" w:cs="宋体"/>
+          <w:rFonts w:ascii="宋体" w:eastAsia="宋体" w:hAnsi="宋体" w:cs="宋体"/>
           <w:sz w:val="24"/>
           <w:szCs w:val="24"/>
         </w:rPr>
@@ -3518,7 +3475,7 @@
       </w:r>
       <w:r>
         <w:rPr>
-          <w:rFonts w:ascii="宋体" w:hAnsi="宋体" w:eastAsia="宋体" w:cs="宋体"/>
+          <w:rFonts w:ascii="宋体" w:eastAsia="宋体" w:hAnsi="宋体" w:cs="宋体"/>
           <w:spacing w:val="-1"/>
           <w:sz w:val="24"/>
           <w:szCs w:val="24"/>
@@ -3527,7 +3484,7 @@
       </w:r>
       <w:r>
         <w:rPr>
-          <w:rFonts w:ascii="宋体" w:hAnsi="宋体" w:eastAsia="宋体" w:cs="宋体"/>
+          <w:rFonts w:ascii="宋体" w:eastAsia="宋体" w:hAnsi="宋体" w:cs="宋体"/>
           <w:sz w:val="24"/>
           <w:szCs w:val="24"/>
         </w:rPr>
@@ -3535,7 +3492,7 @@
       </w:r>
       <w:r>
         <w:rPr>
-          <w:rFonts w:ascii="宋体" w:hAnsi="宋体" w:eastAsia="宋体" w:cs="宋体"/>
+          <w:rFonts w:ascii="宋体" w:eastAsia="宋体" w:hAnsi="宋体" w:cs="宋体"/>
           <w:spacing w:val="-1"/>
           <w:sz w:val="24"/>
           <w:szCs w:val="24"/>
@@ -3544,7 +3501,7 @@
       </w:r>
       <w:r>
         <w:rPr>
-          <w:rFonts w:ascii="宋体" w:hAnsi="宋体" w:eastAsia="宋体" w:cs="宋体"/>
+          <w:rFonts w:ascii="宋体" w:eastAsia="宋体" w:hAnsi="宋体" w:cs="宋体"/>
           <w:sz w:val="24"/>
           <w:szCs w:val="24"/>
         </w:rPr>
@@ -3552,7 +3509,7 @@
       </w:r>
       <w:r>
         <w:rPr>
-          <w:rFonts w:ascii="宋体" w:hAnsi="宋体" w:eastAsia="宋体" w:cs="宋体"/>
+          <w:rFonts w:ascii="宋体" w:eastAsia="宋体" w:hAnsi="宋体" w:cs="宋体"/>
           <w:spacing w:val="-1"/>
           <w:sz w:val="24"/>
           <w:szCs w:val="24"/>
@@ -3561,7 +3518,7 @@
       </w:r>
       <w:r>
         <w:rPr>
-          <w:rFonts w:ascii="宋体" w:hAnsi="宋体" w:eastAsia="宋体" w:cs="宋体"/>
+          <w:rFonts w:ascii="宋体" w:eastAsia="宋体" w:hAnsi="宋体" w:cs="宋体"/>
           <w:spacing w:val="-4"/>
           <w:sz w:val="24"/>
           <w:szCs w:val="24"/>
@@ -3585,17 +3542,17 @@
         <w:adjustRightInd w:val="0"/>
         <w:snapToGrid w:val="0"/>
         <w:spacing w:line="360" w:lineRule="auto"/>
-        <w:ind w:left="0" w:right="0" w:firstLine="480" w:firstLineChars="200"/>
+        <w:ind w:left="0" w:right="0" w:firstLine="420" w:firstLineChars="200"/>
         <w:textAlignment w:val="baseline"/>
         <w:rPr>
-          <w:rFonts w:ascii="宋体" w:hAnsi="宋体" w:eastAsia="宋体" w:cs="宋体"/>
-          <w:sz w:val="24"/>
-          <w:szCs w:val="24"/>
-        </w:rPr>
-      </w:pPr>
-      <w:r>
-        <w:rPr>
-          <w:rFonts w:ascii="宋体" w:hAnsi="宋体" w:eastAsia="宋体" w:cs="宋体"/>
+          <w:rFonts w:ascii="宋体" w:eastAsia="宋体" w:hAnsi="宋体" w:cs="宋体"/>
+          <w:sz w:val="24"/>
+          <w:szCs w:val="24"/>
+        </w:rPr>
+      </w:pPr>
+      <w:r>
+        <w:rPr>
+          <w:rFonts w:ascii="宋体" w:eastAsia="宋体" w:hAnsi="宋体" w:cs="宋体"/>
           <w:sz w:val="24"/>
           <w:szCs w:val="24"/>
         </w:rPr>
@@ -3603,7 +3560,7 @@
       </w:r>
       <w:r>
         <w:rPr>
-          <w:rFonts w:ascii="宋体" w:hAnsi="宋体" w:eastAsia="宋体" w:cs="宋体"/>
+          <w:rFonts w:ascii="宋体" w:eastAsia="宋体" w:hAnsi="宋体" w:cs="宋体"/>
           <w:spacing w:val="-1"/>
           <w:sz w:val="24"/>
           <w:szCs w:val="24"/>
@@ -3612,7 +3569,7 @@
       </w:r>
       <w:r>
         <w:rPr>
-          <w:rFonts w:ascii="宋体" w:hAnsi="宋体" w:eastAsia="宋体" w:cs="宋体"/>
+          <w:rFonts w:ascii="宋体" w:eastAsia="宋体" w:hAnsi="宋体" w:cs="宋体"/>
           <w:spacing w:val="-3"/>
           <w:sz w:val="24"/>
           <w:szCs w:val="24"/>
@@ -3622,7 +3579,7 @@
     </w:p>
     <w:p>
       <w:pPr>
-        <w:pStyle w:val="28"/>
+        <w:pStyle w:val="2"/>
         <w:bidi w:val="0"/>
       </w:pPr>
       <w:bookmarkStart w:id="16" w:name="bookmark1"/>
@@ -3632,8 +3589,8 @@
         <w:t>确定服务改进措施</w:t>
       </w:r>
       <w:bookmarkEnd w:id="17"/>
-      <w:bookmarkStart w:id="22" w:name="_GoBack"/>
-      <w:bookmarkEnd w:id="22"/>
+      <w:bookmarkStart w:id="18" w:name="_GoBack"/>
+      <w:bookmarkEnd w:id="18"/>
     </w:p>
     <w:p>
       <w:pPr>
@@ -3651,10 +3608,10 @@
         <w:adjustRightInd w:val="0"/>
         <w:snapToGrid w:val="0"/>
         <w:spacing w:line="360" w:lineRule="auto"/>
-        <w:ind w:left="0" w:right="0" w:firstLine="468" w:firstLineChars="200"/>
+        <w:ind w:left="0" w:right="0" w:firstLine="420" w:firstLineChars="200"/>
         <w:textAlignment w:val="baseline"/>
         <w:rPr>
-          <w:rFonts w:ascii="宋体" w:hAnsi="宋体" w:eastAsia="宋体" w:cs="宋体"/>
+          <w:rFonts w:ascii="宋体" w:eastAsia="宋体" w:hAnsi="宋体" w:cs="宋体"/>
           <w:spacing w:val="-3"/>
           <w:sz w:val="24"/>
           <w:szCs w:val="24"/>
@@ -3662,7 +3619,7 @@
       </w:pPr>
       <w:r>
         <w:rPr>
-          <w:rFonts w:ascii="宋体" w:hAnsi="宋体" w:eastAsia="宋体" w:cs="宋体"/>
+          <w:rFonts w:ascii="宋体" w:eastAsia="宋体" w:hAnsi="宋体" w:cs="宋体"/>
           <w:spacing w:val="-3"/>
           <w:sz w:val="24"/>
           <w:szCs w:val="24"/>
@@ -3672,14 +3629,14 @@
     </w:p>
     <w:p>
       <w:pPr>
-        <w:pStyle w:val="28"/>
+        <w:pStyle w:val="2"/>
         <w:bidi w:val="0"/>
       </w:pPr>
-      <w:bookmarkStart w:id="18" w:name="_Toc2081"/>
+      <w:bookmarkStart w:id="19" w:name="_Toc2081"/>
       <w:r>
         <w:t>服务改进实施</w:t>
       </w:r>
-      <w:bookmarkEnd w:id="18"/>
+      <w:bookmarkEnd w:id="19"/>
     </w:p>
     <w:p>
       <w:pPr>
@@ -3697,10 +3654,10 @@
         <w:adjustRightInd w:val="0"/>
         <w:snapToGrid w:val="0"/>
         <w:spacing w:line="360" w:lineRule="auto"/>
-        <w:ind w:left="0" w:right="0" w:firstLine="468" w:firstLineChars="200"/>
+        <w:ind w:left="0" w:right="0" w:firstLine="420" w:firstLineChars="200"/>
         <w:textAlignment w:val="baseline"/>
         <w:rPr>
-          <w:rFonts w:ascii="宋体" w:hAnsi="宋体" w:eastAsia="宋体" w:cs="宋体"/>
+          <w:rFonts w:ascii="宋体" w:eastAsia="宋体" w:hAnsi="宋体" w:cs="宋体"/>
           <w:spacing w:val="-3"/>
           <w:sz w:val="24"/>
           <w:szCs w:val="24"/>
@@ -3708,7 +3665,7 @@
       </w:pPr>
       <w:r>
         <w:rPr>
-          <w:rFonts w:ascii="宋体" w:hAnsi="宋体" w:eastAsia="宋体" w:cs="宋体"/>
+          <w:rFonts w:ascii="宋体" w:eastAsia="宋体" w:hAnsi="宋体" w:cs="宋体"/>
           <w:spacing w:val="-3"/>
           <w:sz w:val="24"/>
           <w:szCs w:val="24"/>
@@ -3718,14 +3675,14 @@
     </w:p>
     <w:p>
       <w:pPr>
-        <w:pStyle w:val="28"/>
+        <w:pStyle w:val="2"/>
         <w:bidi w:val="0"/>
       </w:pPr>
-      <w:bookmarkStart w:id="19" w:name="_Toc25614"/>
+      <w:bookmarkStart w:id="20" w:name="_Toc25614"/>
       <w:r>
         <w:t>服务监控</w:t>
       </w:r>
-      <w:bookmarkEnd w:id="19"/>
+      <w:bookmarkEnd w:id="20"/>
     </w:p>
     <w:p>
       <w:pPr>
@@ -3743,10 +3700,10 @@
         <w:adjustRightInd w:val="0"/>
         <w:snapToGrid w:val="0"/>
         <w:spacing w:line="360" w:lineRule="auto"/>
-        <w:ind w:left="0" w:right="0" w:firstLine="468" w:firstLineChars="200"/>
+        <w:ind w:left="0" w:right="0" w:firstLine="420" w:firstLineChars="200"/>
         <w:textAlignment w:val="baseline"/>
         <w:rPr>
-          <w:rFonts w:ascii="宋体" w:hAnsi="宋体" w:eastAsia="宋体" w:cs="宋体"/>
+          <w:rFonts w:ascii="宋体" w:eastAsia="宋体" w:hAnsi="宋体" w:cs="宋体"/>
           <w:spacing w:val="-3"/>
           <w:sz w:val="24"/>
           <w:szCs w:val="24"/>
@@ -3754,7 +3711,7 @@
       </w:pPr>
       <w:r>
         <w:rPr>
-          <w:rFonts w:ascii="宋体" w:hAnsi="宋体" w:eastAsia="宋体" w:cs="宋体"/>
+          <w:rFonts w:ascii="宋体" w:eastAsia="宋体" w:hAnsi="宋体" w:cs="宋体"/>
           <w:spacing w:val="-3"/>
           <w:sz w:val="24"/>
           <w:szCs w:val="24"/>
@@ -3764,28 +3721,28 @@
     </w:p>
     <w:p>
       <w:pPr>
-        <w:pStyle w:val="26"/>
+        <w:pStyle w:val="1"/>
         <w:bidi w:val="0"/>
       </w:pPr>
-      <w:bookmarkStart w:id="20" w:name="_Toc4957"/>
+      <w:bookmarkStart w:id="21" w:name="_Toc4957"/>
       <w:r>
         <w:t>相关文件</w:t>
       </w:r>
-      <w:bookmarkEnd w:id="20"/>
+      <w:bookmarkEnd w:id="21"/>
     </w:p>
     <w:p>
       <w:pPr>
         <w:spacing w:before="43" w:line="220" w:lineRule="auto"/>
         <w:ind w:left="505"/>
         <w:rPr>
-          <w:rFonts w:ascii="宋体" w:hAnsi="宋体" w:eastAsia="宋体" w:cs="宋体"/>
-          <w:sz w:val="24"/>
-          <w:szCs w:val="24"/>
-        </w:rPr>
-      </w:pPr>
-      <w:r>
-        <w:rPr>
-          <w:rFonts w:ascii="宋体" w:hAnsi="宋体" w:eastAsia="宋体" w:cs="宋体"/>
+          <w:rFonts w:ascii="宋体" w:eastAsia="宋体" w:hAnsi="宋体" w:cs="宋体"/>
+          <w:sz w:val="24"/>
+          <w:szCs w:val="24"/>
+        </w:rPr>
+      </w:pPr>
+      <w:r>
+        <w:rPr>
+          <w:rFonts w:ascii="宋体" w:eastAsia="宋体" w:hAnsi="宋体" w:cs="宋体"/>
           <w:sz w:val="24"/>
           <w:szCs w:val="24"/>
         </w:rPr>
@@ -3794,14 +3751,14 @@
     </w:p>
     <w:p>
       <w:pPr>
-        <w:pStyle w:val="26"/>
+        <w:pStyle w:val="1"/>
         <w:bidi w:val="0"/>
       </w:pPr>
-      <w:bookmarkStart w:id="21" w:name="_Toc3864"/>
+      <w:bookmarkStart w:id="22" w:name="_Toc3864"/>
       <w:r>
         <w:t>附  则</w:t>
       </w:r>
-      <w:bookmarkEnd w:id="21"/>
+      <w:bookmarkEnd w:id="22"/>
     </w:p>
     <w:p>
       <w:pPr>
@@ -3819,10 +3776,10 @@
         <w:adjustRightInd w:val="0"/>
         <w:snapToGrid w:val="0"/>
         <w:spacing w:line="360" w:lineRule="auto"/>
-        <w:ind w:left="0" w:right="0" w:firstLine="468" w:firstLineChars="200"/>
+        <w:ind w:left="0" w:right="0" w:firstLine="420" w:firstLineChars="200"/>
         <w:textAlignment w:val="baseline"/>
         <w:rPr>
-          <w:rFonts w:ascii="宋体" w:hAnsi="宋体" w:eastAsia="宋体" w:cs="宋体"/>
+          <w:rFonts w:ascii="宋体" w:eastAsia="宋体" w:hAnsi="宋体" w:cs="宋体"/>
           <w:spacing w:val="-3"/>
           <w:sz w:val="24"/>
           <w:szCs w:val="24"/>
@@ -3830,7 +3787,7 @@
       </w:pPr>
       <w:r>
         <w:rPr>
-          <w:rFonts w:ascii="宋体" w:hAnsi="宋体" w:eastAsia="宋体" w:cs="宋体"/>
+          <w:rFonts w:ascii="宋体" w:eastAsia="宋体" w:hAnsi="宋体" w:cs="宋体"/>
           <w:spacing w:val="-3"/>
           <w:sz w:val="24"/>
           <w:szCs w:val="24"/>
@@ -3839,55 +3796,30 @@
       </w:r>
     </w:p>
     <w:sectPr>
-      <w:footerReference r:id="rId6" w:type="default"/>
+      <w:footerReference w:type="default" r:id="rId5"/>
       <w:pgSz w:w="11906" w:h="16839"/>
       <w:pgMar w:top="1431" w:right="1785" w:bottom="1375" w:left="1785" w:header="0" w:footer="1211" w:gutter="0"/>
-      <w:cols w:space="720" w:num="1"/>
+      <w:cols w:num="1" w:space="720"/>
     </w:sectPr>
   </w:body>
 </w:document>
 </file>
 
-<file path=word/endnotes.xml><?xml version="1.0" encoding="utf-8"?>
-<w:endnotes xmlns:wpc="http://schemas.microsoft.com/office/word/2010/wordprocessingCanvas" xmlns:mc="http://schemas.openxmlformats.org/markup-compatibility/2006" xmlns:o="urn:schemas-microsoft-com:office:office" xmlns:r="http://schemas.openxmlformats.org/officeDocument/2006/relationships" xmlns:m="http://schemas.openxmlformats.org/officeDocument/2006/math" xmlns:v="urn:schemas-microsoft-com:vml" xmlns:wp14="http://schemas.microsoft.com/office/word/2010/wordprocessingDrawing" xmlns:wp="http://schemas.openxmlformats.org/drawingml/2006/wordprocessingDrawing" xmlns:w="http://schemas.openxmlformats.org/wordprocessingml/2006/main" xmlns:w14="http://schemas.microsoft.com/office/word/2010/wordml" xmlns:w15="http://schemas.microsoft.com/office/word/2012/wordml" xmlns:w10="urn:schemas-microsoft-com:office:word" xmlns:wpg="http://schemas.microsoft.com/office/word/2010/wordprocessingGroup" xmlns:wpi="http://schemas.microsoft.com/office/word/2010/wordprocessingInk" xmlns:wne="http://schemas.microsoft.com/office/word/2006/wordml" xmlns:wps="http://schemas.microsoft.com/office/word/2010/wordprocessingShape" xmlns:wpsCustomData="http://www.wps.cn/officeDocument/2013/wpsCustomData" mc:Ignorable="w14 w15 wp14">
-  <w:endnote w:type="separator" w:id="0">
-    <w:p>
-      <w:pPr>
-        <w:spacing w:line="240" w:lineRule="auto"/>
-      </w:pPr>
-      <w:r>
-        <w:separator/>
-      </w:r>
-    </w:p>
-  </w:endnote>
-  <w:endnote w:type="continuationSeparator" w:id="1">
-    <w:p>
-      <w:pPr>
-        <w:spacing w:line="240" w:lineRule="auto"/>
-      </w:pPr>
-      <w:r>
-        <w:continuationSeparator/>
-      </w:r>
-    </w:p>
-  </w:endnote>
-</w:endnotes>
-</file>
-
 <file path=word/footer1.xml><?xml version="1.0" encoding="utf-8"?>
-<w:ftr xmlns:wpc="http://schemas.microsoft.com/office/word/2010/wordprocessingCanvas" xmlns:mc="http://schemas.openxmlformats.org/markup-compatibility/2006" xmlns:o="urn:schemas-microsoft-com:office:office" xmlns:r="http://schemas.openxmlformats.org/officeDocument/2006/relationships" xmlns:m="http://schemas.openxmlformats.org/officeDocument/2006/math" xmlns:v="urn:schemas-microsoft-com:vml" xmlns:wp14="http://schemas.microsoft.com/office/word/2010/wordprocessingDrawing" xmlns:wp="http://schemas.openxmlformats.org/drawingml/2006/wordprocessingDrawing" xmlns:w10="urn:schemas-microsoft-com:office:word" xmlns:w="http://schemas.openxmlformats.org/wordprocessingml/2006/main" xmlns:w14="http://schemas.microsoft.com/office/word/2010/wordml" xmlns:w15="http://schemas.microsoft.com/office/word/2012/wordml" xmlns:wpg="http://schemas.microsoft.com/office/word/2010/wordprocessingGroup" xmlns:wpi="http://schemas.microsoft.com/office/word/2010/wordprocessingInk" xmlns:wne="http://schemas.microsoft.com/office/word/2006/wordml" xmlns:wps="http://schemas.microsoft.com/office/word/2010/wordprocessingShape" xmlns:wpsCustomData="http://www.wps.cn/officeDocument/2013/wpsCustomData" mc:Ignorable="w14 w15 wp14">
+<w:ftr xmlns:wpc="http://schemas.microsoft.com/office/word/2010/wordprocessingCanvas" xmlns:mc="http://schemas.openxmlformats.org/markup-compatibility/2006" xmlns:o="urn:schemas-microsoft-com:office:office" xmlns:r="http://schemas.openxmlformats.org/officeDocument/2006/relationships" xmlns:m="http://schemas.openxmlformats.org/officeDocument/2006/math" xmlns:v="urn:schemas-microsoft-com:vml" xmlns:wp14="http://schemas.microsoft.com/office/word/2010/wordprocessingDrawing" xmlns:wp="http://schemas.openxmlformats.org/drawingml/2006/wordprocessingDrawing" xmlns:w10="urn:schemas-microsoft-com:office:word" xmlns:w="http://schemas.openxmlformats.org/wordprocessingml/2006/main" xmlns:w14="http://schemas.microsoft.com/office/word/2010/wordml" xmlns:w15="http://schemas.microsoft.com/office/word/2012/wordml" xmlns:wne="http://schemas.microsoft.com/office/word/2006/wordml" xmlns:wpg="http://schemas.microsoft.com/office/word/2010/wordprocessingGroup" xmlns:wpi="http://schemas.microsoft.com/office/word/2010/wordprocessingInk" xmlns:wps="http://schemas.microsoft.com/office/word/2010/wordprocessingShape" mc:Ignorable="w14 w15 wp14">
   <w:p>
     <w:pPr>
       <w:spacing w:line="166" w:lineRule="auto"/>
       <w:ind w:left="4235"/>
       <w:rPr>
-        <w:rFonts w:ascii="Calibri" w:hAnsi="Calibri" w:eastAsia="Calibri" w:cs="Calibri"/>
+        <w:rFonts w:ascii="Calibri" w:eastAsia="Calibri" w:hAnsi="Calibri" w:cs="Calibri"/>
         <w:sz w:val="18"/>
         <w:szCs w:val="18"/>
       </w:rPr>
     </w:pPr>
     <w:r>
       <w:rPr>
-        <w:rFonts w:ascii="Calibri" w:hAnsi="Calibri" w:eastAsia="Calibri" w:cs="Calibri"/>
+        <w:rFonts w:ascii="Calibri" w:eastAsia="Calibri" w:hAnsi="Calibri" w:cs="Calibri"/>
         <w:sz w:val="18"/>
         <w:szCs w:val="18"/>
       </w:rPr>
@@ -3898,20 +3830,20 @@
 </file>
 
 <file path=word/footer2.xml><?xml version="1.0" encoding="utf-8"?>
-<w:ftr xmlns:wpc="http://schemas.microsoft.com/office/word/2010/wordprocessingCanvas" xmlns:mc="http://schemas.openxmlformats.org/markup-compatibility/2006" xmlns:o="urn:schemas-microsoft-com:office:office" xmlns:r="http://schemas.openxmlformats.org/officeDocument/2006/relationships" xmlns:m="http://schemas.openxmlformats.org/officeDocument/2006/math" xmlns:v="urn:schemas-microsoft-com:vml" xmlns:wp14="http://schemas.microsoft.com/office/word/2010/wordprocessingDrawing" xmlns:wp="http://schemas.openxmlformats.org/drawingml/2006/wordprocessingDrawing" xmlns:w10="urn:schemas-microsoft-com:office:word" xmlns:w="http://schemas.openxmlformats.org/wordprocessingml/2006/main" xmlns:w14="http://schemas.microsoft.com/office/word/2010/wordml" xmlns:w15="http://schemas.microsoft.com/office/word/2012/wordml" xmlns:wpg="http://schemas.microsoft.com/office/word/2010/wordprocessingGroup" xmlns:wpi="http://schemas.microsoft.com/office/word/2010/wordprocessingInk" xmlns:wne="http://schemas.microsoft.com/office/word/2006/wordml" xmlns:wps="http://schemas.microsoft.com/office/word/2010/wordprocessingShape" xmlns:wpsCustomData="http://www.wps.cn/officeDocument/2013/wpsCustomData" mc:Ignorable="w14 w15 wp14">
+<w:ftr xmlns:wpc="http://schemas.microsoft.com/office/word/2010/wordprocessingCanvas" xmlns:mc="http://schemas.openxmlformats.org/markup-compatibility/2006" xmlns:o="urn:schemas-microsoft-com:office:office" xmlns:r="http://schemas.openxmlformats.org/officeDocument/2006/relationships" xmlns:m="http://schemas.openxmlformats.org/officeDocument/2006/math" xmlns:v="urn:schemas-microsoft-com:vml" xmlns:wp14="http://schemas.microsoft.com/office/word/2010/wordprocessingDrawing" xmlns:wp="http://schemas.openxmlformats.org/drawingml/2006/wordprocessingDrawing" xmlns:w10="urn:schemas-microsoft-com:office:word" xmlns:w="http://schemas.openxmlformats.org/wordprocessingml/2006/main" xmlns:w14="http://schemas.microsoft.com/office/word/2010/wordml" xmlns:w15="http://schemas.microsoft.com/office/word/2012/wordml" xmlns:wne="http://schemas.microsoft.com/office/word/2006/wordml" xmlns:wpg="http://schemas.microsoft.com/office/word/2010/wordprocessingGroup" xmlns:wpi="http://schemas.microsoft.com/office/word/2010/wordprocessingInk" xmlns:wps="http://schemas.microsoft.com/office/word/2010/wordprocessingShape" mc:Ignorable="w14 w15 wp14">
   <w:p>
     <w:pPr>
       <w:spacing w:line="167" w:lineRule="auto"/>
       <w:ind w:left="4130"/>
       <w:rPr>
-        <w:rFonts w:ascii="Calibri" w:hAnsi="Calibri" w:eastAsia="Calibri" w:cs="Calibri"/>
+        <w:rFonts w:ascii="Calibri" w:eastAsia="Calibri" w:hAnsi="Calibri" w:cs="Calibri"/>
         <w:sz w:val="18"/>
         <w:szCs w:val="18"/>
       </w:rPr>
     </w:pPr>
     <w:r>
       <w:rPr>
-        <w:rFonts w:ascii="Calibri" w:hAnsi="Calibri" w:eastAsia="Calibri" w:cs="Calibri"/>
+        <w:rFonts w:ascii="Calibri" w:eastAsia="Calibri" w:hAnsi="Calibri" w:cs="Calibri"/>
         <w:sz w:val="18"/>
         <w:szCs w:val="18"/>
       </w:rPr>
@@ -3921,41 +3853,16 @@
 </w:ftr>
 </file>
 
-<file path=word/footnotes.xml><?xml version="1.0" encoding="utf-8"?>
-<w:footnotes xmlns:wpc="http://schemas.microsoft.com/office/word/2010/wordprocessingCanvas" xmlns:mc="http://schemas.openxmlformats.org/markup-compatibility/2006" xmlns:o="urn:schemas-microsoft-com:office:office" xmlns:r="http://schemas.openxmlformats.org/officeDocument/2006/relationships" xmlns:m="http://schemas.openxmlformats.org/officeDocument/2006/math" xmlns:v="urn:schemas-microsoft-com:vml" xmlns:wp14="http://schemas.microsoft.com/office/word/2010/wordprocessingDrawing" xmlns:wp="http://schemas.openxmlformats.org/drawingml/2006/wordprocessingDrawing" xmlns:w="http://schemas.openxmlformats.org/wordprocessingml/2006/main" xmlns:w14="http://schemas.microsoft.com/office/word/2010/wordml" xmlns:w15="http://schemas.microsoft.com/office/word/2012/wordml" xmlns:w10="urn:schemas-microsoft-com:office:word" xmlns:wpg="http://schemas.microsoft.com/office/word/2010/wordprocessingGroup" xmlns:wpi="http://schemas.microsoft.com/office/word/2010/wordprocessingInk" xmlns:wne="http://schemas.microsoft.com/office/word/2006/wordml" xmlns:wps="http://schemas.microsoft.com/office/word/2010/wordprocessingShape" xmlns:wpsCustomData="http://www.wps.cn/officeDocument/2013/wpsCustomData" mc:Ignorable="w14 w15 wp14">
-  <w:footnote w:type="separator" w:id="0">
-    <w:p>
-      <w:pPr>
-        <w:spacing w:line="360" w:lineRule="auto"/>
-      </w:pPr>
-      <w:r>
-        <w:separator/>
-      </w:r>
-    </w:p>
-  </w:footnote>
-  <w:footnote w:type="continuationSeparator" w:id="1">
-    <w:p>
-      <w:pPr>
-        <w:spacing w:line="360" w:lineRule="auto"/>
-      </w:pPr>
-      <w:r>
-        <w:continuationSeparator/>
-      </w:r>
-    </w:p>
-  </w:footnote>
-</w:footnotes>
-</file>
-
 <file path=word/numbering.xml><?xml version="1.0" encoding="utf-8"?>
-<w:numbering xmlns:wpc="http://schemas.microsoft.com/office/word/2010/wordprocessingCanvas" xmlns:mc="http://schemas.openxmlformats.org/markup-compatibility/2006" xmlns:o="urn:schemas-microsoft-com:office:office" xmlns:r="http://schemas.openxmlformats.org/officeDocument/2006/relationships" xmlns:m="http://schemas.openxmlformats.org/officeDocument/2006/math" xmlns:v="urn:schemas-microsoft-com:vml" xmlns:wp14="http://schemas.microsoft.com/office/word/2010/wordprocessingDrawing" xmlns:wp="http://schemas.openxmlformats.org/drawingml/2006/wordprocessingDrawing" xmlns:w10="urn:schemas-microsoft-com:office:word" xmlns:w="http://schemas.openxmlformats.org/wordprocessingml/2006/main" xmlns:w14="http://schemas.microsoft.com/office/word/2010/wordml" xmlns:wpg="http://schemas.microsoft.com/office/word/2010/wordprocessingGroup" xmlns:wpi="http://schemas.microsoft.com/office/word/2010/wordprocessingInk" xmlns:wne="http://schemas.microsoft.com/office/word/2006/wordml" xmlns:wps="http://schemas.microsoft.com/office/word/2010/wordprocessingShape" xmlns:wpsCustomData="http://www.wps.cn/officeDocument/2013/wpsCustomData" mc:Ignorable="w14 wp14">
+<w:numbering xmlns:wpc="http://schemas.microsoft.com/office/word/2010/wordprocessingCanvas" xmlns:mc="http://schemas.openxmlformats.org/markup-compatibility/2006" xmlns:o="urn:schemas-microsoft-com:office:office" xmlns:r="http://schemas.openxmlformats.org/officeDocument/2006/relationships" xmlns:m="http://schemas.openxmlformats.org/officeDocument/2006/math" xmlns:v="urn:schemas-microsoft-com:vml" xmlns:wp14="http://schemas.microsoft.com/office/word/2010/wordprocessingDrawing" xmlns:wp="http://schemas.openxmlformats.org/drawingml/2006/wordprocessingDrawing" xmlns:w10="urn:schemas-microsoft-com:office:word" xmlns:w="http://schemas.openxmlformats.org/wordprocessingml/2006/main" xmlns:w14="http://schemas.microsoft.com/office/word/2010/wordml" xmlns:w15="http://schemas.microsoft.com/office/word/2012/wordml" xmlns:wne="http://schemas.microsoft.com/office/word/2006/wordml" xmlns:wpg="http://schemas.microsoft.com/office/word/2010/wordprocessingGroup" xmlns:wpi="http://schemas.microsoft.com/office/word/2010/wordprocessingInk" xmlns:wps="http://schemas.microsoft.com/office/word/2010/wordprocessingShape" mc:Ignorable="w14 w15 wp14">
   <w:abstractNum w:abstractNumId="0">
     <w:nsid w:val="8E964DCE"/>
     <w:multiLevelType w:val="multilevel"/>
     <w:tmpl w:val="8E964DCE"/>
-    <w:lvl w:ilvl="0" w:tentative="0">
+    <w:lvl w:ilvl="0">
       <w:start w:val="1"/>
       <w:numFmt w:val="decimal"/>
-      <w:pStyle w:val="2"/>
+      <w:pStyle w:val="Heading1"/>
       <w:lvlText w:val="%1."/>
       <w:lvlJc w:val="left"/>
       <w:pPr>
@@ -3965,10 +3872,10 @@
         <w:rFonts w:hint="default"/>
       </w:rPr>
     </w:lvl>
-    <w:lvl w:ilvl="1" w:tentative="0">
+    <w:lvl w:ilvl="1">
       <w:start w:val="1"/>
       <w:numFmt w:val="decimal"/>
-      <w:pStyle w:val="3"/>
+      <w:pStyle w:val="Heading2"/>
       <w:lvlText w:val="%1.%2."/>
       <w:lvlJc w:val="left"/>
       <w:pPr>
@@ -3978,10 +3885,10 @@
         <w:rFonts w:hint="default"/>
       </w:rPr>
     </w:lvl>
-    <w:lvl w:ilvl="2" w:tentative="0">
+    <w:lvl w:ilvl="2">
       <w:start w:val="1"/>
       <w:numFmt w:val="decimal"/>
-      <w:pStyle w:val="4"/>
+      <w:pStyle w:val="Heading3"/>
       <w:lvlText w:val="%1.%2.%3."/>
       <w:lvlJc w:val="left"/>
       <w:pPr>
@@ -3991,10 +3898,10 @@
         <w:rFonts w:hint="default"/>
       </w:rPr>
     </w:lvl>
-    <w:lvl w:ilvl="3" w:tentative="0">
+    <w:lvl w:ilvl="3">
       <w:start w:val="1"/>
       <w:numFmt w:val="decimal"/>
-      <w:pStyle w:val="5"/>
+      <w:pStyle w:val="Heading4"/>
       <w:lvlText w:val="%1.%2.%3.%4."/>
       <w:lvlJc w:val="left"/>
       <w:pPr>
@@ -4004,10 +3911,10 @@
         <w:rFonts w:hint="default"/>
       </w:rPr>
     </w:lvl>
-    <w:lvl w:ilvl="4" w:tentative="0">
+    <w:lvl w:ilvl="4">
       <w:start w:val="1"/>
       <w:numFmt w:val="decimal"/>
-      <w:pStyle w:val="6"/>
+      <w:pStyle w:val="Heading5"/>
       <w:lvlText w:val="%1.%2.%3.%4.%5."/>
       <w:lvlJc w:val="left"/>
       <w:pPr>
@@ -4017,10 +3924,10 @@
         <w:rFonts w:hint="default"/>
       </w:rPr>
     </w:lvl>
-    <w:lvl w:ilvl="5" w:tentative="0">
+    <w:lvl w:ilvl="5">
       <w:start w:val="1"/>
       <w:numFmt w:val="decimal"/>
-      <w:pStyle w:val="7"/>
+      <w:pStyle w:val="Heading6"/>
       <w:lvlText w:val="%1.%2.%3.%4.%5.%6."/>
       <w:lvlJc w:val="left"/>
       <w:pPr>
@@ -4030,10 +3937,10 @@
         <w:rFonts w:hint="default"/>
       </w:rPr>
     </w:lvl>
-    <w:lvl w:ilvl="6" w:tentative="0">
+    <w:lvl w:ilvl="6">
       <w:start w:val="1"/>
       <w:numFmt w:val="decimal"/>
-      <w:pStyle w:val="8"/>
+      <w:pStyle w:val="Heading7"/>
       <w:lvlText w:val="%1.%2.%3.%4.%5.%6.%7."/>
       <w:lvlJc w:val="left"/>
       <w:pPr>
@@ -4043,10 +3950,10 @@
         <w:rFonts w:hint="default"/>
       </w:rPr>
     </w:lvl>
-    <w:lvl w:ilvl="7" w:tentative="0">
+    <w:lvl w:ilvl="7">
       <w:start w:val="1"/>
       <w:numFmt w:val="decimal"/>
-      <w:pStyle w:val="9"/>
+      <w:pStyle w:val="Heading8"/>
       <w:lvlText w:val="%1.%2.%3.%4.%5.%6.%7.%8."/>
       <w:lvlJc w:val="left"/>
       <w:pPr>
@@ -4056,10 +3963,10 @@
         <w:rFonts w:hint="default"/>
       </w:rPr>
     </w:lvl>
-    <w:lvl w:ilvl="8" w:tentative="0">
+    <w:lvl w:ilvl="8">
       <w:start w:val="1"/>
       <w:numFmt w:val="decimal"/>
-      <w:pStyle w:val="10"/>
+      <w:pStyle w:val="Heading9"/>
       <w:lvlText w:val="%1.%2.%3.%4.%5.%6.%7.%8.%9."/>
       <w:lvlJc w:val="left"/>
       <w:pPr>
@@ -4074,7 +3981,7 @@
     <w:nsid w:val="9BAE13F5"/>
     <w:multiLevelType w:val="singleLevel"/>
     <w:tmpl w:val="9BAE13F5"/>
-    <w:lvl w:ilvl="0" w:tentative="0">
+    <w:lvl w:ilvl="0">
       <w:start w:val="1"/>
       <w:numFmt w:val="decimal"/>
       <w:lvlText w:val="(%1)"/>
@@ -4091,7 +3998,7 @@
     <w:nsid w:val="9DDABDE5"/>
     <w:multiLevelType w:val="singleLevel"/>
     <w:tmpl w:val="9DDABDE5"/>
-    <w:lvl w:ilvl="0" w:tentative="0">
+    <w:lvl w:ilvl="0">
       <w:start w:val="1"/>
       <w:numFmt w:val="decimal"/>
       <w:lvlText w:val="(%1)"/>
@@ -4117,269 +4024,267 @@
 </file>
 
 <file path=word/styles.xml><?xml version="1.0" encoding="utf-8"?>
-<w:styles xmlns:mc="http://schemas.openxmlformats.org/markup-compatibility/2006" xmlns:o="urn:schemas-microsoft-com:office:office" xmlns:r="http://schemas.openxmlformats.org/officeDocument/2006/relationships" xmlns:m="http://schemas.openxmlformats.org/officeDocument/2006/math" xmlns:v="urn:schemas-microsoft-com:vml" xmlns:w="http://schemas.openxmlformats.org/wordprocessingml/2006/main" xmlns:w14="http://schemas.microsoft.com/office/word/2010/wordml" xmlns:w10="urn:schemas-microsoft-com:office:word" xmlns:sl="http://schemas.openxmlformats.org/schemaLibrary/2006/main" xmlns:wpsCustomData="http://www.wps.cn/officeDocument/2013/wpsCustomData" mc:Ignorable="w14">
+<w:styles xmlns:mc="http://schemas.openxmlformats.org/markup-compatibility/2006" xmlns:r="http://schemas.openxmlformats.org/officeDocument/2006/relationships" xmlns:w="http://schemas.openxmlformats.org/wordprocessingml/2006/main" xmlns:w14="http://schemas.microsoft.com/office/word/2010/wordml" xmlns:w15="http://schemas.microsoft.com/office/word/2012/wordml" mc:Ignorable="w14 w15">
   <w:docDefaults>
     <w:rPrDefault>
       <w:rPr>
-        <w:rFonts w:ascii="Arial" w:hAnsi="Arial" w:eastAsia="Arial" w:cs="Arial"/>
+        <w:rFonts w:ascii="Arial" w:eastAsia="Arial" w:hAnsi="Arial" w:cs="Arial"/>
       </w:rPr>
     </w:rPrDefault>
     <w:pPrDefault/>
   </w:docDefaults>
-  <w:latentStyles w:count="260" w:defQFormat="0" w:defUnhideWhenUsed="1" w:defSemiHidden="1" w:defUIPriority="99" w:defLockedState="0">
-    <w:lsdException w:qFormat="1" w:unhideWhenUsed="0" w:uiPriority="0" w:semiHidden="0" w:name="Normal"/>
-    <w:lsdException w:qFormat="1" w:unhideWhenUsed="0" w:uiPriority="0" w:semiHidden="0" w:name="heading 1"/>
-    <w:lsdException w:qFormat="1" w:uiPriority="0" w:semiHidden="0" w:name="heading 2"/>
-    <w:lsdException w:qFormat="1" w:uiPriority="0" w:name="heading 3"/>
-    <w:lsdException w:qFormat="1" w:uiPriority="0" w:semiHidden="0" w:name="heading 4"/>
-    <w:lsdException w:qFormat="1" w:uiPriority="0" w:name="heading 5"/>
-    <w:lsdException w:qFormat="1" w:uiPriority="0" w:name="heading 6"/>
-    <w:lsdException w:qFormat="1" w:uiPriority="0" w:name="heading 7"/>
-    <w:lsdException w:qFormat="1" w:uiPriority="0" w:name="heading 8"/>
-    <w:lsdException w:qFormat="1" w:uiPriority="0" w:name="heading 9"/>
-    <w:lsdException w:unhideWhenUsed="0" w:uiPriority="0" w:semiHidden="0" w:name="index 1"/>
-    <w:lsdException w:unhideWhenUsed="0" w:uiPriority="0" w:semiHidden="0" w:name="index 2"/>
-    <w:lsdException w:unhideWhenUsed="0" w:uiPriority="0" w:semiHidden="0" w:name="index 3"/>
-    <w:lsdException w:unhideWhenUsed="0" w:uiPriority="0" w:semiHidden="0" w:name="index 4"/>
-    <w:lsdException w:unhideWhenUsed="0" w:uiPriority="0" w:semiHidden="0" w:name="index 5"/>
-    <w:lsdException w:unhideWhenUsed="0" w:uiPriority="0" w:semiHidden="0" w:name="index 6"/>
-    <w:lsdException w:unhideWhenUsed="0" w:uiPriority="0" w:semiHidden="0" w:name="index 7"/>
-    <w:lsdException w:unhideWhenUsed="0" w:uiPriority="0" w:semiHidden="0" w:name="index 8"/>
-    <w:lsdException w:unhideWhenUsed="0" w:uiPriority="0" w:semiHidden="0" w:name="index 9"/>
-    <w:lsdException w:qFormat="1" w:unhideWhenUsed="0" w:uiPriority="0" w:semiHidden="0" w:name="toc 1"/>
-    <w:lsdException w:qFormat="1" w:unhideWhenUsed="0" w:uiPriority="0" w:semiHidden="0" w:name="toc 2"/>
-    <w:lsdException w:qFormat="1" w:unhideWhenUsed="0" w:uiPriority="0" w:semiHidden="0" w:name="toc 3"/>
-    <w:lsdException w:unhideWhenUsed="0" w:uiPriority="0" w:semiHidden="0" w:name="toc 4"/>
-    <w:lsdException w:unhideWhenUsed="0" w:uiPriority="0" w:semiHidden="0" w:name="toc 5"/>
-    <w:lsdException w:unhideWhenUsed="0" w:uiPriority="0" w:semiHidden="0" w:name="toc 6"/>
-    <w:lsdException w:unhideWhenUsed="0" w:uiPriority="0" w:semiHidden="0" w:name="toc 7"/>
-    <w:lsdException w:unhideWhenUsed="0" w:uiPriority="0" w:semiHidden="0" w:name="toc 8"/>
-    <w:lsdException w:unhideWhenUsed="0" w:uiPriority="0" w:semiHidden="0" w:name="toc 9"/>
-    <w:lsdException w:unhideWhenUsed="0" w:uiPriority="0" w:semiHidden="0" w:name="Normal Indent"/>
-    <w:lsdException w:unhideWhenUsed="0" w:uiPriority="0" w:semiHidden="0" w:name="footnote text"/>
-    <w:lsdException w:qFormat="1" w:unhideWhenUsed="0" w:uiPriority="0" w:semiHidden="0" w:name="annotation text"/>
-    <w:lsdException w:qFormat="1" w:unhideWhenUsed="0" w:uiPriority="0" w:semiHidden="0" w:name="header"/>
-    <w:lsdException w:qFormat="1" w:unhideWhenUsed="0" w:uiPriority="0" w:semiHidden="0" w:name="footer"/>
-    <w:lsdException w:unhideWhenUsed="0" w:uiPriority="0" w:semiHidden="0" w:name="index heading"/>
-    <w:lsdException w:qFormat="1" w:uiPriority="0" w:name="caption"/>
-    <w:lsdException w:unhideWhenUsed="0" w:uiPriority="0" w:semiHidden="0" w:name="table of figures"/>
-    <w:lsdException w:unhideWhenUsed="0" w:uiPriority="0" w:semiHidden="0" w:name="envelope address"/>
-    <w:lsdException w:unhideWhenUsed="0" w:uiPriority="0" w:semiHidden="0" w:name="envelope return"/>
-    <w:lsdException w:unhideWhenUsed="0" w:uiPriority="0" w:semiHidden="0" w:name="footnote reference"/>
-    <w:lsdException w:unhideWhenUsed="0" w:uiPriority="0" w:semiHidden="0" w:name="annotation reference"/>
-    <w:lsdException w:unhideWhenUsed="0" w:uiPriority="0" w:semiHidden="0" w:name="line number"/>
-    <w:lsdException w:unhideWhenUsed="0" w:uiPriority="0" w:semiHidden="0" w:name="page number"/>
-    <w:lsdException w:unhideWhenUsed="0" w:uiPriority="0" w:semiHidden="0" w:name="endnote reference"/>
-    <w:lsdException w:unhideWhenUsed="0" w:uiPriority="0" w:semiHidden="0" w:name="endnote text"/>
-    <w:lsdException w:unhideWhenUsed="0" w:uiPriority="0" w:semiHidden="0" w:name="table of authorities"/>
-    <w:lsdException w:unhideWhenUsed="0" w:uiPriority="0" w:semiHidden="0" w:name="macro"/>
-    <w:lsdException w:unhideWhenUsed="0" w:uiPriority="0" w:semiHidden="0" w:name="toa heading"/>
-    <w:lsdException w:unhideWhenUsed="0" w:uiPriority="0" w:semiHidden="0" w:name="List"/>
-    <w:lsdException w:unhideWhenUsed="0" w:uiPriority="0" w:semiHidden="0" w:name="List Bullet"/>
-    <w:lsdException w:unhideWhenUsed="0" w:uiPriority="0" w:semiHidden="0" w:name="List Number"/>
-    <w:lsdException w:unhideWhenUsed="0" w:uiPriority="0" w:semiHidden="0" w:name="List 2"/>
-    <w:lsdException w:unhideWhenUsed="0" w:uiPriority="0" w:semiHidden="0" w:name="List 3"/>
-    <w:lsdException w:unhideWhenUsed="0" w:uiPriority="0" w:semiHidden="0" w:name="List 4"/>
-    <w:lsdException w:unhideWhenUsed="0" w:uiPriority="0" w:semiHidden="0" w:name="List 5"/>
-    <w:lsdException w:unhideWhenUsed="0" w:uiPriority="0" w:semiHidden="0" w:name="List Bullet 2"/>
-    <w:lsdException w:unhideWhenUsed="0" w:uiPriority="0" w:semiHidden="0" w:name="List Bullet 3"/>
-    <w:lsdException w:unhideWhenUsed="0" w:uiPriority="0" w:semiHidden="0" w:name="List Bullet 4"/>
-    <w:lsdException w:unhideWhenUsed="0" w:uiPriority="0" w:semiHidden="0" w:name="List Bullet 5"/>
-    <w:lsdException w:unhideWhenUsed="0" w:uiPriority="0" w:semiHidden="0" w:name="List Number 2"/>
-    <w:lsdException w:unhideWhenUsed="0" w:uiPriority="0" w:semiHidden="0" w:name="List Number 3"/>
-    <w:lsdException w:unhideWhenUsed="0" w:uiPriority="0" w:semiHidden="0" w:name="List Number 4"/>
-    <w:lsdException w:unhideWhenUsed="0" w:uiPriority="0" w:semiHidden="0" w:name="List Number 5"/>
-    <w:lsdException w:qFormat="1" w:unhideWhenUsed="0" w:uiPriority="0" w:semiHidden="0" w:name="Title"/>
-    <w:lsdException w:unhideWhenUsed="0" w:uiPriority="0" w:semiHidden="0" w:name="Closing"/>
-    <w:lsdException w:unhideWhenUsed="0" w:uiPriority="0" w:semiHidden="0" w:name="Signature"/>
-    <w:lsdException w:qFormat="1" w:unhideWhenUsed="0" w:uiPriority="0" w:name="Default Paragraph Font"/>
-    <w:lsdException w:qFormat="1" w:unhideWhenUsed="0" w:uiPriority="0" w:name="Body Text"/>
-    <w:lsdException w:unhideWhenUsed="0" w:uiPriority="0" w:semiHidden="0" w:name="Body Text Indent"/>
-    <w:lsdException w:unhideWhenUsed="0" w:uiPriority="0" w:semiHidden="0" w:name="List Continue"/>
-    <w:lsdException w:unhideWhenUsed="0" w:uiPriority="0" w:semiHidden="0" w:name="List Continue 2"/>
-    <w:lsdException w:unhideWhenUsed="0" w:uiPriority="0" w:semiHidden="0" w:name="List Continue 3"/>
-    <w:lsdException w:unhideWhenUsed="0" w:uiPriority="0" w:semiHidden="0" w:name="List Continue 4"/>
-    <w:lsdException w:unhideWhenUsed="0" w:uiPriority="0" w:semiHidden="0" w:name="List Continue 5"/>
-    <w:lsdException w:unhideWhenUsed="0" w:uiPriority="0" w:semiHidden="0" w:name="Message Header"/>
-    <w:lsdException w:qFormat="1" w:unhideWhenUsed="0" w:uiPriority="0" w:semiHidden="0" w:name="Subtitle"/>
-    <w:lsdException w:unhideWhenUsed="0" w:uiPriority="0" w:semiHidden="0" w:name="Salutation"/>
-    <w:lsdException w:unhideWhenUsed="0" w:uiPriority="0" w:semiHidden="0" w:name="Date"/>
-    <w:lsdException w:unhideWhenUsed="0" w:uiPriority="0" w:semiHidden="0" w:name="Body Text First Indent"/>
-    <w:lsdException w:unhideWhenUsed="0" w:uiPriority="0" w:semiHidden="0" w:name="Body Text First Indent 2"/>
-    <w:lsdException w:uiPriority="99" w:name="Note Heading"/>
-    <w:lsdException w:unhideWhenUsed="0" w:uiPriority="0" w:semiHidden="0" w:name="Body Text 2"/>
-    <w:lsdException w:unhideWhenUsed="0" w:uiPriority="0" w:semiHidden="0" w:name="Body Text 3"/>
-    <w:lsdException w:unhideWhenUsed="0" w:uiPriority="0" w:semiHidden="0" w:name="Body Text Indent 2"/>
-    <w:lsdException w:unhideWhenUsed="0" w:uiPriority="0" w:semiHidden="0" w:name="Body Text Indent 3"/>
-    <w:lsdException w:unhideWhenUsed="0" w:uiPriority="0" w:semiHidden="0" w:name="Block Text"/>
-    <w:lsdException w:unhideWhenUsed="0" w:uiPriority="0" w:semiHidden="0" w:name="Hyperlink"/>
-    <w:lsdException w:unhideWhenUsed="0" w:uiPriority="0" w:semiHidden="0" w:name="FollowedHyperlink"/>
-    <w:lsdException w:qFormat="1" w:unhideWhenUsed="0" w:uiPriority="0" w:semiHidden="0" w:name="Strong"/>
-    <w:lsdException w:qFormat="1" w:unhideWhenUsed="0" w:uiPriority="0" w:semiHidden="0" w:name="Emphasis"/>
-    <w:lsdException w:unhideWhenUsed="0" w:uiPriority="0" w:semiHidden="0" w:name="Document Map"/>
-    <w:lsdException w:unhideWhenUsed="0" w:uiPriority="0" w:semiHidden="0" w:name="Plain Text"/>
-    <w:lsdException w:unhideWhenUsed="0" w:uiPriority="0" w:semiHidden="0" w:name="E-mail Signature"/>
-    <w:lsdException w:qFormat="1" w:unhideWhenUsed="0" w:uiPriority="0" w:semiHidden="0" w:name="Normal (Web)"/>
-    <w:lsdException w:unhideWhenUsed="0" w:uiPriority="0" w:semiHidden="0" w:name="HTML Acronym"/>
-    <w:lsdException w:unhideWhenUsed="0" w:uiPriority="0" w:semiHidden="0" w:name="HTML Address"/>
-    <w:lsdException w:unhideWhenUsed="0" w:uiPriority="0" w:semiHidden="0" w:name="HTML Cite"/>
-    <w:lsdException w:unhideWhenUsed="0" w:uiPriority="0" w:semiHidden="0" w:name="HTML Code"/>
-    <w:lsdException w:unhideWhenUsed="0" w:uiPriority="0" w:semiHidden="0" w:name="HTML Definition"/>
-    <w:lsdException w:unhideWhenUsed="0" w:uiPriority="0" w:semiHidden="0" w:name="HTML Keyboard"/>
-    <w:lsdException w:unhideWhenUsed="0" w:uiPriority="0" w:semiHidden="0" w:name="HTML Preformatted"/>
-    <w:lsdException w:unhideWhenUsed="0" w:uiPriority="0" w:semiHidden="0" w:name="HTML Sample"/>
-    <w:lsdException w:unhideWhenUsed="0" w:uiPriority="0" w:semiHidden="0" w:name="HTML Typewriter"/>
-    <w:lsdException w:unhideWhenUsed="0" w:uiPriority="0" w:semiHidden="0" w:name="HTML Variable"/>
-    <w:lsdException w:qFormat="1" w:unhideWhenUsed="0" w:uiPriority="0" w:name="Normal Table"/>
-    <w:lsdException w:unhideWhenUsed="0" w:uiPriority="0" w:semiHidden="0" w:name="annotation subject"/>
-    <w:lsdException w:unhideWhenUsed="0" w:uiPriority="0" w:semiHidden="0" w:name="Table Simple 1"/>
-    <w:lsdException w:unhideWhenUsed="0" w:uiPriority="0" w:semiHidden="0" w:name="Table Simple 2"/>
-    <w:lsdException w:unhideWhenUsed="0" w:uiPriority="0" w:semiHidden="0" w:name="Table Simple 3"/>
-    <w:lsdException w:unhideWhenUsed="0" w:uiPriority="0" w:semiHidden="0" w:name="Table Classic 1"/>
-    <w:lsdException w:unhideWhenUsed="0" w:uiPriority="0" w:semiHidden="0" w:name="Table Classic 2"/>
-    <w:lsdException w:unhideWhenUsed="0" w:uiPriority="0" w:semiHidden="0" w:name="Table Classic 3"/>
-    <w:lsdException w:unhideWhenUsed="0" w:uiPriority="0" w:semiHidden="0" w:name="Table Classic 4"/>
-    <w:lsdException w:unhideWhenUsed="0" w:uiPriority="0" w:semiHidden="0" w:name="Table Colorful 1"/>
-    <w:lsdException w:unhideWhenUsed="0" w:uiPriority="0" w:semiHidden="0" w:name="Table Colorful 2"/>
-    <w:lsdException w:unhideWhenUsed="0" w:uiPriority="0" w:semiHidden="0" w:name="Table Colorful 3"/>
-    <w:lsdException w:unhideWhenUsed="0" w:uiPriority="0" w:semiHidden="0" w:name="Table Columns 1"/>
-    <w:lsdException w:unhideWhenUsed="0" w:uiPriority="0" w:semiHidden="0" w:name="Table Columns 2"/>
-    <w:lsdException w:unhideWhenUsed="0" w:uiPriority="0" w:semiHidden="0" w:name="Table Columns 3"/>
-    <w:lsdException w:unhideWhenUsed="0" w:uiPriority="0" w:semiHidden="0" w:name="Table Columns 4"/>
-    <w:lsdException w:unhideWhenUsed="0" w:uiPriority="0" w:semiHidden="0" w:name="Table Columns 5"/>
-    <w:lsdException w:unhideWhenUsed="0" w:uiPriority="0" w:semiHidden="0" w:name="Table Grid 1"/>
-    <w:lsdException w:unhideWhenUsed="0" w:uiPriority="0" w:semiHidden="0" w:name="Table Grid 2"/>
-    <w:lsdException w:unhideWhenUsed="0" w:uiPriority="0" w:semiHidden="0" w:name="Table Grid 3"/>
-    <w:lsdException w:unhideWhenUsed="0" w:uiPriority="0" w:semiHidden="0" w:name="Table Grid 4"/>
-    <w:lsdException w:unhideWhenUsed="0" w:uiPriority="0" w:semiHidden="0" w:name="Table Grid 5"/>
-    <w:lsdException w:unhideWhenUsed="0" w:uiPriority="0" w:semiHidden="0" w:name="Table Grid 6"/>
-    <w:lsdException w:unhideWhenUsed="0" w:uiPriority="0" w:semiHidden="0" w:name="Table Grid 7"/>
-    <w:lsdException w:unhideWhenUsed="0" w:uiPriority="0" w:semiHidden="0" w:name="Table Grid 8"/>
-    <w:lsdException w:unhideWhenUsed="0" w:uiPriority="0" w:semiHidden="0" w:name="Table List 1"/>
-    <w:lsdException w:unhideWhenUsed="0" w:uiPriority="0" w:semiHidden="0" w:name="Table List 2"/>
-    <w:lsdException w:unhideWhenUsed="0" w:uiPriority="0" w:semiHidden="0" w:name="Table List 3"/>
-    <w:lsdException w:unhideWhenUsed="0" w:uiPriority="0" w:semiHidden="0" w:name="Table List 4"/>
-    <w:lsdException w:unhideWhenUsed="0" w:uiPriority="0" w:semiHidden="0" w:name="Table List 5"/>
-    <w:lsdException w:unhideWhenUsed="0" w:uiPriority="0" w:semiHidden="0" w:name="Table List 6"/>
-    <w:lsdException w:unhideWhenUsed="0" w:uiPriority="0" w:semiHidden="0" w:name="Table List 7"/>
-    <w:lsdException w:unhideWhenUsed="0" w:uiPriority="0" w:semiHidden="0" w:name="Table List 8"/>
-    <w:lsdException w:unhideWhenUsed="0" w:uiPriority="0" w:semiHidden="0" w:name="Table 3D effects 1"/>
-    <w:lsdException w:unhideWhenUsed="0" w:uiPriority="0" w:semiHidden="0" w:name="Table 3D effects 2"/>
-    <w:lsdException w:unhideWhenUsed="0" w:uiPriority="0" w:semiHidden="0" w:name="Table 3D effects 3"/>
-    <w:lsdException w:unhideWhenUsed="0" w:uiPriority="0" w:semiHidden="0" w:name="Table Contemporary"/>
-    <w:lsdException w:unhideWhenUsed="0" w:uiPriority="0" w:semiHidden="0" w:name="Table Elegant"/>
-    <w:lsdException w:unhideWhenUsed="0" w:uiPriority="0" w:semiHidden="0" w:name="Table Professional"/>
-    <w:lsdException w:unhideWhenUsed="0" w:uiPriority="0" w:semiHidden="0" w:name="Table Subtle 1"/>
-    <w:lsdException w:unhideWhenUsed="0" w:uiPriority="0" w:semiHidden="0" w:name="Table Subtle 2"/>
-    <w:lsdException w:unhideWhenUsed="0" w:uiPriority="0" w:semiHidden="0" w:name="Table Web 1"/>
-    <w:lsdException w:unhideWhenUsed="0" w:uiPriority="0" w:semiHidden="0" w:name="Table Web 2"/>
-    <w:lsdException w:unhideWhenUsed="0" w:uiPriority="0" w:semiHidden="0" w:name="Table Web 3"/>
-    <w:lsdException w:unhideWhenUsed="0" w:uiPriority="0" w:semiHidden="0" w:name="Balloon Text"/>
-    <w:lsdException w:qFormat="1" w:unhideWhenUsed="0" w:uiPriority="0" w:semiHidden="0" w:name="Table Grid"/>
-    <w:lsdException w:unhideWhenUsed="0" w:uiPriority="0" w:semiHidden="0" w:name="Table Theme"/>
-    <w:lsdException w:unhideWhenUsed="0" w:uiPriority="60" w:semiHidden="0" w:name="Light Shading"/>
-    <w:lsdException w:unhideWhenUsed="0" w:uiPriority="61" w:semiHidden="0" w:name="Light List"/>
-    <w:lsdException w:unhideWhenUsed="0" w:uiPriority="62" w:semiHidden="0" w:name="Light Grid"/>
-    <w:lsdException w:unhideWhenUsed="0" w:uiPriority="63" w:semiHidden="0" w:name="Medium Shading 1"/>
-    <w:lsdException w:unhideWhenUsed="0" w:uiPriority="64" w:semiHidden="0" w:name="Medium Shading 2"/>
-    <w:lsdException w:unhideWhenUsed="0" w:uiPriority="65" w:semiHidden="0" w:name="Medium List 1"/>
-    <w:lsdException w:unhideWhenUsed="0" w:uiPriority="66" w:semiHidden="0" w:name="Medium List 2"/>
-    <w:lsdException w:unhideWhenUsed="0" w:uiPriority="67" w:semiHidden="0" w:name="Medium Grid 1"/>
-    <w:lsdException w:unhideWhenUsed="0" w:uiPriority="68" w:semiHidden="0" w:name="Medium Grid 2"/>
-    <w:lsdException w:unhideWhenUsed="0" w:uiPriority="69" w:semiHidden="0" w:name="Medium Grid 3"/>
-    <w:lsdException w:unhideWhenUsed="0" w:uiPriority="70" w:semiHidden="0" w:name="Dark List"/>
-    <w:lsdException w:unhideWhenUsed="0" w:uiPriority="71" w:semiHidden="0" w:name="Colorful Shading"/>
-    <w:lsdException w:unhideWhenUsed="0" w:uiPriority="72" w:semiHidden="0" w:name="Colorful List"/>
-    <w:lsdException w:unhideWhenUsed="0" w:uiPriority="73" w:semiHidden="0" w:name="Colorful Grid"/>
-    <w:lsdException w:unhideWhenUsed="0" w:uiPriority="60" w:semiHidden="0" w:name="Light Shading Accent 1"/>
-    <w:lsdException w:unhideWhenUsed="0" w:uiPriority="61" w:semiHidden="0" w:name="Light List Accent 1"/>
-    <w:lsdException w:unhideWhenUsed="0" w:uiPriority="62" w:semiHidden="0" w:name="Light Grid Accent 1"/>
-    <w:lsdException w:unhideWhenUsed="0" w:uiPriority="63" w:semiHidden="0" w:name="Medium Shading 1 Accent 1"/>
-    <w:lsdException w:unhideWhenUsed="0" w:uiPriority="64" w:semiHidden="0" w:name="Medium Shading 2 Accent 1"/>
-    <w:lsdException w:unhideWhenUsed="0" w:uiPriority="65" w:semiHidden="0" w:name="Medium List 1 Accent 1"/>
-    <w:lsdException w:unhideWhenUsed="0" w:uiPriority="66" w:semiHidden="0" w:name="Medium List 2 Accent 1"/>
-    <w:lsdException w:unhideWhenUsed="0" w:uiPriority="67" w:semiHidden="0" w:name="Medium Grid 1 Accent 1"/>
-    <w:lsdException w:unhideWhenUsed="0" w:uiPriority="68" w:semiHidden="0" w:name="Medium Grid 2 Accent 1"/>
-    <w:lsdException w:unhideWhenUsed="0" w:uiPriority="69" w:semiHidden="0" w:name="Medium Grid 3 Accent 1"/>
-    <w:lsdException w:unhideWhenUsed="0" w:uiPriority="70" w:semiHidden="0" w:name="Dark List Accent 1"/>
-    <w:lsdException w:unhideWhenUsed="0" w:uiPriority="71" w:semiHidden="0" w:name="Colorful Shading Accent 1"/>
-    <w:lsdException w:unhideWhenUsed="0" w:uiPriority="72" w:semiHidden="0" w:name="Colorful List Accent 1"/>
-    <w:lsdException w:unhideWhenUsed="0" w:uiPriority="73" w:semiHidden="0" w:name="Colorful Grid Accent 1"/>
-    <w:lsdException w:unhideWhenUsed="0" w:uiPriority="60" w:semiHidden="0" w:name="Light Shading Accent 2"/>
-    <w:lsdException w:unhideWhenUsed="0" w:uiPriority="61" w:semiHidden="0" w:name="Light List Accent 2"/>
-    <w:lsdException w:unhideWhenUsed="0" w:uiPriority="62" w:semiHidden="0" w:name="Light Grid Accent 2"/>
-    <w:lsdException w:unhideWhenUsed="0" w:uiPriority="63" w:semiHidden="0" w:name="Medium Shading 1 Accent 2"/>
-    <w:lsdException w:unhideWhenUsed="0" w:uiPriority="64" w:semiHidden="0" w:name="Medium Shading 2 Accent 2"/>
-    <w:lsdException w:unhideWhenUsed="0" w:uiPriority="65" w:semiHidden="0" w:name="Medium List 1 Accent 2"/>
-    <w:lsdException w:unhideWhenUsed="0" w:uiPriority="66" w:semiHidden="0" w:name="Medium List 2 Accent 2"/>
-    <w:lsdException w:unhideWhenUsed="0" w:uiPriority="67" w:semiHidden="0" w:name="Medium Grid 1 Accent 2"/>
-    <w:lsdException w:unhideWhenUsed="0" w:uiPriority="68" w:semiHidden="0" w:name="Medium Grid 2 Accent 2"/>
-    <w:lsdException w:unhideWhenUsed="0" w:uiPriority="69" w:semiHidden="0" w:name="Medium Grid 3 Accent 2"/>
-    <w:lsdException w:unhideWhenUsed="0" w:uiPriority="70" w:semiHidden="0" w:name="Dark List Accent 2"/>
-    <w:lsdException w:unhideWhenUsed="0" w:uiPriority="71" w:semiHidden="0" w:name="Colorful Shading Accent 2"/>
-    <w:lsdException w:unhideWhenUsed="0" w:uiPriority="72" w:semiHidden="0" w:name="Colorful List Accent 2"/>
-    <w:lsdException w:unhideWhenUsed="0" w:uiPriority="73" w:semiHidden="0" w:name="Colorful Grid Accent 2"/>
-    <w:lsdException w:unhideWhenUsed="0" w:uiPriority="60" w:semiHidden="0" w:name="Light Shading Accent 3"/>
-    <w:lsdException w:unhideWhenUsed="0" w:uiPriority="61" w:semiHidden="0" w:name="Light List Accent 3"/>
-    <w:lsdException w:unhideWhenUsed="0" w:uiPriority="62" w:semiHidden="0" w:name="Light Grid Accent 3"/>
-    <w:lsdException w:unhideWhenUsed="0" w:uiPriority="63" w:semiHidden="0" w:name="Medium Shading 1 Accent 3"/>
-    <w:lsdException w:unhideWhenUsed="0" w:uiPriority="64" w:semiHidden="0" w:name="Medium Shading 2 Accent 3"/>
-    <w:lsdException w:unhideWhenUsed="0" w:uiPriority="65" w:semiHidden="0" w:name="Medium List 1 Accent 3"/>
-    <w:lsdException w:unhideWhenUsed="0" w:uiPriority="66" w:semiHidden="0" w:name="Medium List 2 Accent 3"/>
-    <w:lsdException w:unhideWhenUsed="0" w:uiPriority="67" w:semiHidden="0" w:name="Medium Grid 1 Accent 3"/>
-    <w:lsdException w:unhideWhenUsed="0" w:uiPriority="68" w:semiHidden="0" w:name="Medium Grid 2 Accent 3"/>
-    <w:lsdException w:unhideWhenUsed="0" w:uiPriority="69" w:semiHidden="0" w:name="Medium Grid 3 Accent 3"/>
-    <w:lsdException w:unhideWhenUsed="0" w:uiPriority="70" w:semiHidden="0" w:name="Dark List Accent 3"/>
-    <w:lsdException w:unhideWhenUsed="0" w:uiPriority="71" w:semiHidden="0" w:name="Colorful Shading Accent 3"/>
-    <w:lsdException w:unhideWhenUsed="0" w:uiPriority="72" w:semiHidden="0" w:name="Colorful List Accent 3"/>
-    <w:lsdException w:unhideWhenUsed="0" w:uiPriority="73" w:semiHidden="0" w:name="Colorful Grid Accent 3"/>
-    <w:lsdException w:unhideWhenUsed="0" w:uiPriority="60" w:semiHidden="0" w:name="Light Shading Accent 4"/>
-    <w:lsdException w:unhideWhenUsed="0" w:uiPriority="61" w:semiHidden="0" w:name="Light List Accent 4"/>
-    <w:lsdException w:unhideWhenUsed="0" w:uiPriority="62" w:semiHidden="0" w:name="Light Grid Accent 4"/>
-    <w:lsdException w:unhideWhenUsed="0" w:uiPriority="63" w:semiHidden="0" w:name="Medium Shading 1 Accent 4"/>
-    <w:lsdException w:unhideWhenUsed="0" w:uiPriority="64" w:semiHidden="0" w:name="Medium Shading 2 Accent 4"/>
-    <w:lsdException w:unhideWhenUsed="0" w:uiPriority="65" w:semiHidden="0" w:name="Medium List 1 Accent 4"/>
-    <w:lsdException w:unhideWhenUsed="0" w:uiPriority="66" w:semiHidden="0" w:name="Medium List 2 Accent 4"/>
-    <w:lsdException w:unhideWhenUsed="0" w:uiPriority="67" w:semiHidden="0" w:name="Medium Grid 1 Accent 4"/>
-    <w:lsdException w:unhideWhenUsed="0" w:uiPriority="68" w:semiHidden="0" w:name="Medium Grid 2 Accent 4"/>
-    <w:lsdException w:unhideWhenUsed="0" w:uiPriority="69" w:semiHidden="0" w:name="Medium Grid 3 Accent 4"/>
-    <w:lsdException w:unhideWhenUsed="0" w:uiPriority="70" w:semiHidden="0" w:name="Dark List Accent 4"/>
-    <w:lsdException w:unhideWhenUsed="0" w:uiPriority="71" w:semiHidden="0" w:name="Colorful Shading Accent 4"/>
-    <w:lsdException w:unhideWhenUsed="0" w:uiPriority="72" w:semiHidden="0" w:name="Colorful List Accent 4"/>
-    <w:lsdException w:unhideWhenUsed="0" w:uiPriority="73" w:semiHidden="0" w:name="Colorful Grid Accent 4"/>
-    <w:lsdException w:unhideWhenUsed="0" w:uiPriority="60" w:semiHidden="0" w:name="Light Shading Accent 5"/>
-    <w:lsdException w:unhideWhenUsed="0" w:uiPriority="61" w:semiHidden="0" w:name="Light List Accent 5"/>
-    <w:lsdException w:unhideWhenUsed="0" w:uiPriority="62" w:semiHidden="0" w:name="Light Grid Accent 5"/>
-    <w:lsdException w:unhideWhenUsed="0" w:uiPriority="63" w:semiHidden="0" w:name="Medium Shading 1 Accent 5"/>
-    <w:lsdException w:unhideWhenUsed="0" w:uiPriority="64" w:semiHidden="0" w:name="Medium Shading 2 Accent 5"/>
-    <w:lsdException w:unhideWhenUsed="0" w:uiPriority="65" w:semiHidden="0" w:name="Medium List 1 Accent 5"/>
-    <w:lsdException w:unhideWhenUsed="0" w:uiPriority="66" w:semiHidden="0" w:name="Medium List 2 Accent 5"/>
-    <w:lsdException w:unhideWhenUsed="0" w:uiPriority="67" w:semiHidden="0" w:name="Medium Grid 1 Accent 5"/>
-    <w:lsdException w:unhideWhenUsed="0" w:uiPriority="68" w:semiHidden="0" w:name="Medium Grid 2 Accent 5"/>
-    <w:lsdException w:unhideWhenUsed="0" w:uiPriority="69" w:semiHidden="0" w:name="Medium Grid 3 Accent 5"/>
-    <w:lsdException w:unhideWhenUsed="0" w:uiPriority="70" w:semiHidden="0" w:name="Dark List Accent 5"/>
-    <w:lsdException w:unhideWhenUsed="0" w:uiPriority="71" w:semiHidden="0" w:name="Colorful Shading Accent 5"/>
-    <w:lsdException w:unhideWhenUsed="0" w:uiPriority="72" w:semiHidden="0" w:name="Colorful List Accent 5"/>
-    <w:lsdException w:unhideWhenUsed="0" w:uiPriority="73" w:semiHidden="0" w:name="Colorful Grid Accent 5"/>
-    <w:lsdException w:unhideWhenUsed="0" w:uiPriority="60" w:semiHidden="0" w:name="Light Shading Accent 6"/>
-    <w:lsdException w:unhideWhenUsed="0" w:uiPriority="61" w:semiHidden="0" w:name="Light List Accent 6"/>
-    <w:lsdException w:unhideWhenUsed="0" w:uiPriority="62" w:semiHidden="0" w:name="Light Grid Accent 6"/>
-    <w:lsdException w:unhideWhenUsed="0" w:uiPriority="63" w:semiHidden="0" w:name="Medium Shading 1 Accent 6"/>
-    <w:lsdException w:unhideWhenUsed="0" w:uiPriority="64" w:semiHidden="0" w:name="Medium Shading 2 Accent 6"/>
-    <w:lsdException w:unhideWhenUsed="0" w:uiPriority="65" w:semiHidden="0" w:name="Medium List 1 Accent 6"/>
-    <w:lsdException w:unhideWhenUsed="0" w:uiPriority="66" w:semiHidden="0" w:name="Medium List 2 Accent 6"/>
-    <w:lsdException w:unhideWhenUsed="0" w:uiPriority="67" w:semiHidden="0" w:name="Medium Grid 1 Accent 6"/>
-    <w:lsdException w:unhideWhenUsed="0" w:uiPriority="68" w:semiHidden="0" w:name="Medium Grid 2 Accent 6"/>
-    <w:lsdException w:unhideWhenUsed="0" w:uiPriority="69" w:semiHidden="0" w:name="Medium Grid 3 Accent 6"/>
-    <w:lsdException w:unhideWhenUsed="0" w:uiPriority="70" w:semiHidden="0" w:name="Dark List Accent 6"/>
-    <w:lsdException w:unhideWhenUsed="0" w:uiPriority="71" w:semiHidden="0" w:name="Colorful Shading Accent 6"/>
-    <w:lsdException w:unhideWhenUsed="0" w:uiPriority="72" w:semiHidden="0" w:name="Colorful List Accent 6"/>
-    <w:lsdException w:unhideWhenUsed="0" w:uiPriority="73" w:semiHidden="0" w:name="Colorful Grid Accent 6"/>
+  <w:latentStyles w:defLockedState="0" w:defUIPriority="99" w:defSemiHidden="1" w:defUnhideWhenUsed="1" w:defQFormat="0" w:count="260">
+    <w:lsdException w:name="Normal" w:semiHidden="0" w:uiPriority="0" w:unhideWhenUsed="0" w:qFormat="1"/>
+    <w:lsdException w:name="heading 1" w:semiHidden="0" w:uiPriority="0" w:unhideWhenUsed="0" w:qFormat="1"/>
+    <w:lsdException w:name="heading 2" w:semiHidden="0" w:uiPriority="0" w:qFormat="1"/>
+    <w:lsdException w:name="heading 3" w:uiPriority="0" w:qFormat="1"/>
+    <w:lsdException w:name="heading 4" w:semiHidden="0" w:uiPriority="0" w:qFormat="1"/>
+    <w:lsdException w:name="heading 5" w:uiPriority="0" w:qFormat="1"/>
+    <w:lsdException w:name="heading 6" w:uiPriority="0" w:qFormat="1"/>
+    <w:lsdException w:name="heading 7" w:uiPriority="0" w:qFormat="1"/>
+    <w:lsdException w:name="heading 8" w:uiPriority="0" w:qFormat="1"/>
+    <w:lsdException w:name="heading 9" w:uiPriority="0" w:qFormat="1"/>
+    <w:lsdException w:name="index 1" w:semiHidden="0" w:uiPriority="0" w:unhideWhenUsed="0"/>
+    <w:lsdException w:name="index 2" w:semiHidden="0" w:uiPriority="0" w:unhideWhenUsed="0"/>
+    <w:lsdException w:name="index 3" w:semiHidden="0" w:uiPriority="0" w:unhideWhenUsed="0"/>
+    <w:lsdException w:name="index 4" w:semiHidden="0" w:uiPriority="0" w:unhideWhenUsed="0"/>
+    <w:lsdException w:name="index 5" w:semiHidden="0" w:uiPriority="0" w:unhideWhenUsed="0"/>
+    <w:lsdException w:name="index 6" w:semiHidden="0" w:uiPriority="0" w:unhideWhenUsed="0"/>
+    <w:lsdException w:name="index 7" w:semiHidden="0" w:uiPriority="0" w:unhideWhenUsed="0"/>
+    <w:lsdException w:name="index 8" w:semiHidden="0" w:uiPriority="0" w:unhideWhenUsed="0"/>
+    <w:lsdException w:name="index 9" w:semiHidden="0" w:uiPriority="0" w:unhideWhenUsed="0"/>
+    <w:lsdException w:name="toc 1" w:semiHidden="0" w:uiPriority="0" w:unhideWhenUsed="0" w:qFormat="1"/>
+    <w:lsdException w:name="toc 2" w:semiHidden="0" w:uiPriority="0" w:unhideWhenUsed="0" w:qFormat="1"/>
+    <w:lsdException w:name="toc 3" w:semiHidden="0" w:uiPriority="0" w:unhideWhenUsed="0" w:qFormat="1"/>
+    <w:lsdException w:name="toc 4" w:semiHidden="0" w:uiPriority="0" w:unhideWhenUsed="0"/>
+    <w:lsdException w:name="toc 5" w:semiHidden="0" w:uiPriority="0" w:unhideWhenUsed="0"/>
+    <w:lsdException w:name="toc 6" w:semiHidden="0" w:uiPriority="0" w:unhideWhenUsed="0"/>
+    <w:lsdException w:name="toc 7" w:semiHidden="0" w:uiPriority="0" w:unhideWhenUsed="0"/>
+    <w:lsdException w:name="toc 8" w:semiHidden="0" w:uiPriority="0" w:unhideWhenUsed="0"/>
+    <w:lsdException w:name="toc 9" w:semiHidden="0" w:uiPriority="0" w:unhideWhenUsed="0"/>
+    <w:lsdException w:name="Normal Indent" w:semiHidden="0" w:uiPriority="0" w:unhideWhenUsed="0"/>
+    <w:lsdException w:name="footnote text" w:semiHidden="0" w:uiPriority="0" w:unhideWhenUsed="0"/>
+    <w:lsdException w:name="annotation text" w:semiHidden="0" w:uiPriority="0" w:unhideWhenUsed="0" w:qFormat="1"/>
+    <w:lsdException w:name="header" w:semiHidden="0" w:uiPriority="0" w:unhideWhenUsed="0" w:qFormat="1"/>
+    <w:lsdException w:name="footer" w:semiHidden="0" w:uiPriority="0" w:unhideWhenUsed="0" w:qFormat="1"/>
+    <w:lsdException w:name="index heading" w:semiHidden="0" w:uiPriority="0" w:unhideWhenUsed="0"/>
+    <w:lsdException w:name="caption" w:uiPriority="0" w:qFormat="1"/>
+    <w:lsdException w:name="table of figures" w:semiHidden="0" w:uiPriority="0" w:unhideWhenUsed="0"/>
+    <w:lsdException w:name="envelope address" w:semiHidden="0" w:uiPriority="0" w:unhideWhenUsed="0"/>
+    <w:lsdException w:name="envelope return" w:semiHidden="0" w:uiPriority="0" w:unhideWhenUsed="0"/>
+    <w:lsdException w:name="footnote reference" w:semiHidden="0" w:uiPriority="0" w:unhideWhenUsed="0"/>
+    <w:lsdException w:name="annotation reference" w:semiHidden="0" w:uiPriority="0" w:unhideWhenUsed="0"/>
+    <w:lsdException w:name="line number" w:semiHidden="0" w:uiPriority="0" w:unhideWhenUsed="0"/>
+    <w:lsdException w:name="page number" w:semiHidden="0" w:uiPriority="0" w:unhideWhenUsed="0"/>
+    <w:lsdException w:name="endnote reference" w:semiHidden="0" w:uiPriority="0" w:unhideWhenUsed="0"/>
+    <w:lsdException w:name="endnote text" w:semiHidden="0" w:uiPriority="0" w:unhideWhenUsed="0"/>
+    <w:lsdException w:name="table of authorities" w:semiHidden="0" w:uiPriority="0" w:unhideWhenUsed="0"/>
+    <w:lsdException w:name="macro" w:semiHidden="0" w:uiPriority="0" w:unhideWhenUsed="0"/>
+    <w:lsdException w:name="toa heading" w:semiHidden="0" w:uiPriority="0" w:unhideWhenUsed="0"/>
+    <w:lsdException w:name="List" w:semiHidden="0" w:uiPriority="0" w:unhideWhenUsed="0"/>
+    <w:lsdException w:name="List Bullet" w:semiHidden="0" w:uiPriority="0" w:unhideWhenUsed="0"/>
+    <w:lsdException w:name="List Number" w:semiHidden="0" w:uiPriority="0" w:unhideWhenUsed="0"/>
+    <w:lsdException w:name="List 2" w:semiHidden="0" w:uiPriority="0" w:unhideWhenUsed="0"/>
+    <w:lsdException w:name="List 3" w:semiHidden="0" w:uiPriority="0" w:unhideWhenUsed="0"/>
+    <w:lsdException w:name="List 4" w:semiHidden="0" w:uiPriority="0" w:unhideWhenUsed="0"/>
+    <w:lsdException w:name="List 5" w:semiHidden="0" w:uiPriority="0" w:unhideWhenUsed="0"/>
+    <w:lsdException w:name="List Bullet 2" w:semiHidden="0" w:uiPriority="0" w:unhideWhenUsed="0"/>
+    <w:lsdException w:name="List Bullet 3" w:semiHidden="0" w:uiPriority="0" w:unhideWhenUsed="0"/>
+    <w:lsdException w:name="List Bullet 4" w:semiHidden="0" w:uiPriority="0" w:unhideWhenUsed="0"/>
+    <w:lsdException w:name="List Bullet 5" w:semiHidden="0" w:uiPriority="0" w:unhideWhenUsed="0"/>
+    <w:lsdException w:name="List Number 2" w:semiHidden="0" w:uiPriority="0" w:unhideWhenUsed="0"/>
+    <w:lsdException w:name="List Number 3" w:semiHidden="0" w:uiPriority="0" w:unhideWhenUsed="0"/>
+    <w:lsdException w:name="List Number 4" w:semiHidden="0" w:uiPriority="0" w:unhideWhenUsed="0"/>
+    <w:lsdException w:name="List Number 5" w:semiHidden="0" w:uiPriority="0" w:unhideWhenUsed="0"/>
+    <w:lsdException w:name="Title" w:semiHidden="0" w:uiPriority="0" w:unhideWhenUsed="0" w:qFormat="1"/>
+    <w:lsdException w:name="Closing" w:semiHidden="0" w:uiPriority="0" w:unhideWhenUsed="0"/>
+    <w:lsdException w:name="Signature" w:semiHidden="0" w:uiPriority="0" w:unhideWhenUsed="0"/>
+    <w:lsdException w:name="Default Paragraph Font" w:uiPriority="0" w:unhideWhenUsed="0" w:qFormat="1"/>
+    <w:lsdException w:name="Body Text" w:uiPriority="0" w:unhideWhenUsed="0" w:qFormat="1"/>
+    <w:lsdException w:name="Body Text Indent" w:semiHidden="0" w:uiPriority="0" w:unhideWhenUsed="0"/>
+    <w:lsdException w:name="List Continue" w:semiHidden="0" w:uiPriority="0" w:unhideWhenUsed="0"/>
+    <w:lsdException w:name="List Continue 2" w:semiHidden="0" w:uiPriority="0" w:unhideWhenUsed="0"/>
+    <w:lsdException w:name="List Continue 3" w:semiHidden="0" w:uiPriority="0" w:unhideWhenUsed="0"/>
+    <w:lsdException w:name="List Continue 4" w:semiHidden="0" w:uiPriority="0" w:unhideWhenUsed="0"/>
+    <w:lsdException w:name="List Continue 5" w:semiHidden="0" w:uiPriority="0" w:unhideWhenUsed="0"/>
+    <w:lsdException w:name="Message Header" w:semiHidden="0" w:uiPriority="0" w:unhideWhenUsed="0"/>
+    <w:lsdException w:name="Subtitle" w:semiHidden="0" w:uiPriority="0" w:unhideWhenUsed="0" w:qFormat="1"/>
+    <w:lsdException w:name="Salutation" w:semiHidden="0" w:uiPriority="0" w:unhideWhenUsed="0"/>
+    <w:lsdException w:name="Date" w:semiHidden="0" w:uiPriority="0" w:unhideWhenUsed="0"/>
+    <w:lsdException w:name="Body Text First Indent" w:semiHidden="0" w:uiPriority="0" w:unhideWhenUsed="0"/>
+    <w:lsdException w:name="Body Text First Indent 2" w:semiHidden="0" w:uiPriority="0" w:unhideWhenUsed="0"/>
+    <w:lsdException w:name="Body Text 2" w:semiHidden="0" w:uiPriority="0" w:unhideWhenUsed="0"/>
+    <w:lsdException w:name="Body Text 3" w:semiHidden="0" w:uiPriority="0" w:unhideWhenUsed="0"/>
+    <w:lsdException w:name="Body Text Indent 2" w:semiHidden="0" w:uiPriority="0" w:unhideWhenUsed="0"/>
+    <w:lsdException w:name="Body Text Indent 3" w:semiHidden="0" w:uiPriority="0" w:unhideWhenUsed="0"/>
+    <w:lsdException w:name="Block Text" w:semiHidden="0" w:uiPriority="0" w:unhideWhenUsed="0"/>
+    <w:lsdException w:name="Hyperlink" w:semiHidden="0" w:uiPriority="0" w:unhideWhenUsed="0"/>
+    <w:lsdException w:name="FollowedHyperlink" w:semiHidden="0" w:uiPriority="0" w:unhideWhenUsed="0"/>
+    <w:lsdException w:name="Strong" w:semiHidden="0" w:uiPriority="0" w:unhideWhenUsed="0" w:qFormat="1"/>
+    <w:lsdException w:name="Emphasis" w:semiHidden="0" w:uiPriority="0" w:unhideWhenUsed="0" w:qFormat="1"/>
+    <w:lsdException w:name="Document Map" w:semiHidden="0" w:uiPriority="0" w:unhideWhenUsed="0"/>
+    <w:lsdException w:name="Plain Text" w:semiHidden="0" w:uiPriority="0" w:unhideWhenUsed="0"/>
+    <w:lsdException w:name="E-mail Signature" w:semiHidden="0" w:uiPriority="0" w:unhideWhenUsed="0"/>
+    <w:lsdException w:name="Normal (Web)" w:semiHidden="0" w:uiPriority="0" w:unhideWhenUsed="0" w:qFormat="1"/>
+    <w:lsdException w:name="HTML Acronym" w:semiHidden="0" w:uiPriority="0" w:unhideWhenUsed="0"/>
+    <w:lsdException w:name="HTML Address" w:semiHidden="0" w:uiPriority="0" w:unhideWhenUsed="0"/>
+    <w:lsdException w:name="HTML Cite" w:semiHidden="0" w:uiPriority="0" w:unhideWhenUsed="0"/>
+    <w:lsdException w:name="HTML Code" w:semiHidden="0" w:uiPriority="0" w:unhideWhenUsed="0"/>
+    <w:lsdException w:name="HTML Definition" w:semiHidden="0" w:uiPriority="0" w:unhideWhenUsed="0"/>
+    <w:lsdException w:name="HTML Keyboard" w:semiHidden="0" w:uiPriority="0" w:unhideWhenUsed="0"/>
+    <w:lsdException w:name="HTML Preformatted" w:semiHidden="0" w:uiPriority="0" w:unhideWhenUsed="0"/>
+    <w:lsdException w:name="HTML Sample" w:semiHidden="0" w:uiPriority="0" w:unhideWhenUsed="0"/>
+    <w:lsdException w:name="HTML Typewriter" w:semiHidden="0" w:uiPriority="0" w:unhideWhenUsed="0"/>
+    <w:lsdException w:name="HTML Variable" w:semiHidden="0" w:uiPriority="0" w:unhideWhenUsed="0"/>
+    <w:lsdException w:name="Normal Table" w:uiPriority="0" w:unhideWhenUsed="0" w:qFormat="1"/>
+    <w:lsdException w:name="annotation subject" w:semiHidden="0" w:uiPriority="0" w:unhideWhenUsed="0"/>
+    <w:lsdException w:name="Table Simple 1" w:semiHidden="0" w:uiPriority="0" w:unhideWhenUsed="0"/>
+    <w:lsdException w:name="Table Simple 2" w:semiHidden="0" w:uiPriority="0" w:unhideWhenUsed="0"/>
+    <w:lsdException w:name="Table Simple 3" w:semiHidden="0" w:uiPriority="0" w:unhideWhenUsed="0"/>
+    <w:lsdException w:name="Table Classic 1" w:semiHidden="0" w:uiPriority="0" w:unhideWhenUsed="0"/>
+    <w:lsdException w:name="Table Classic 2" w:semiHidden="0" w:uiPriority="0" w:unhideWhenUsed="0"/>
+    <w:lsdException w:name="Table Classic 3" w:semiHidden="0" w:uiPriority="0" w:unhideWhenUsed="0"/>
+    <w:lsdException w:name="Table Classic 4" w:semiHidden="0" w:uiPriority="0" w:unhideWhenUsed="0"/>
+    <w:lsdException w:name="Table Colorful 1" w:semiHidden="0" w:uiPriority="0" w:unhideWhenUsed="0"/>
+    <w:lsdException w:name="Table Colorful 2" w:semiHidden="0" w:uiPriority="0" w:unhideWhenUsed="0"/>
+    <w:lsdException w:name="Table Colorful 3" w:semiHidden="0" w:uiPriority="0" w:unhideWhenUsed="0"/>
+    <w:lsdException w:name="Table Columns 1" w:semiHidden="0" w:uiPriority="0" w:unhideWhenUsed="0"/>
+    <w:lsdException w:name="Table Columns 2" w:semiHidden="0" w:uiPriority="0" w:unhideWhenUsed="0"/>
+    <w:lsdException w:name="Table Columns 3" w:semiHidden="0" w:uiPriority="0" w:unhideWhenUsed="0"/>
+    <w:lsdException w:name="Table Columns 4" w:semiHidden="0" w:uiPriority="0" w:unhideWhenUsed="0"/>
+    <w:lsdException w:name="Table Columns 5" w:semiHidden="0" w:uiPriority="0" w:unhideWhenUsed="0"/>
+    <w:lsdException w:name="Table Grid 1" w:semiHidden="0" w:uiPriority="0" w:unhideWhenUsed="0"/>
+    <w:lsdException w:name="Table Grid 2" w:semiHidden="0" w:uiPriority="0" w:unhideWhenUsed="0"/>
+    <w:lsdException w:name="Table Grid 3" w:semiHidden="0" w:uiPriority="0" w:unhideWhenUsed="0"/>
+    <w:lsdException w:name="Table Grid 4" w:semiHidden="0" w:uiPriority="0" w:unhideWhenUsed="0"/>
+    <w:lsdException w:name="Table Grid 5" w:semiHidden="0" w:uiPriority="0" w:unhideWhenUsed="0"/>
+    <w:lsdException w:name="Table Grid 6" w:semiHidden="0" w:uiPriority="0" w:unhideWhenUsed="0"/>
+    <w:lsdException w:name="Table Grid 7" w:semiHidden="0" w:uiPriority="0" w:unhideWhenUsed="0"/>
+    <w:lsdException w:name="Table Grid 8" w:semiHidden="0" w:uiPriority="0" w:unhideWhenUsed="0"/>
+    <w:lsdException w:name="Table List 1" w:semiHidden="0" w:uiPriority="0" w:unhideWhenUsed="0"/>
+    <w:lsdException w:name="Table List 2" w:semiHidden="0" w:uiPriority="0" w:unhideWhenUsed="0"/>
+    <w:lsdException w:name="Table List 3" w:semiHidden="0" w:uiPriority="0" w:unhideWhenUsed="0"/>
+    <w:lsdException w:name="Table List 4" w:semiHidden="0" w:uiPriority="0" w:unhideWhenUsed="0"/>
+    <w:lsdException w:name="Table List 5" w:semiHidden="0" w:uiPriority="0" w:unhideWhenUsed="0"/>
+    <w:lsdException w:name="Table List 6" w:semiHidden="0" w:uiPriority="0" w:unhideWhenUsed="0"/>
+    <w:lsdException w:name="Table List 7" w:semiHidden="0" w:uiPriority="0" w:unhideWhenUsed="0"/>
+    <w:lsdException w:name="Table List 8" w:semiHidden="0" w:uiPriority="0" w:unhideWhenUsed="0"/>
+    <w:lsdException w:name="Table 3D effects 1" w:semiHidden="0" w:uiPriority="0" w:unhideWhenUsed="0"/>
+    <w:lsdException w:name="Table 3D effects 2" w:semiHidden="0" w:uiPriority="0" w:unhideWhenUsed="0"/>
+    <w:lsdException w:name="Table 3D effects 3" w:semiHidden="0" w:uiPriority="0" w:unhideWhenUsed="0"/>
+    <w:lsdException w:name="Table Contemporary" w:semiHidden="0" w:uiPriority="0" w:unhideWhenUsed="0"/>
+    <w:lsdException w:name="Table Elegant" w:semiHidden="0" w:uiPriority="0" w:unhideWhenUsed="0"/>
+    <w:lsdException w:name="Table Professional" w:semiHidden="0" w:uiPriority="0" w:unhideWhenUsed="0"/>
+    <w:lsdException w:name="Table Subtle 1" w:semiHidden="0" w:uiPriority="0" w:unhideWhenUsed="0"/>
+    <w:lsdException w:name="Table Subtle 2" w:semiHidden="0" w:uiPriority="0" w:unhideWhenUsed="0"/>
+    <w:lsdException w:name="Table Web 1" w:semiHidden="0" w:uiPriority="0" w:unhideWhenUsed="0"/>
+    <w:lsdException w:name="Table Web 2" w:semiHidden="0" w:uiPriority="0" w:unhideWhenUsed="0"/>
+    <w:lsdException w:name="Table Web 3" w:semiHidden="0" w:uiPriority="0" w:unhideWhenUsed="0"/>
+    <w:lsdException w:name="Balloon Text" w:semiHidden="0" w:uiPriority="0" w:unhideWhenUsed="0"/>
+    <w:lsdException w:name="Table Grid" w:semiHidden="0" w:uiPriority="0" w:unhideWhenUsed="0" w:qFormat="1"/>
+    <w:lsdException w:name="Table Theme" w:semiHidden="0" w:uiPriority="0" w:unhideWhenUsed="0"/>
+    <w:lsdException w:name="Light Shading" w:semiHidden="0" w:uiPriority="60" w:unhideWhenUsed="0"/>
+    <w:lsdException w:name="Light List" w:semiHidden="0" w:uiPriority="61" w:unhideWhenUsed="0"/>
+    <w:lsdException w:name="Light Grid" w:semiHidden="0" w:uiPriority="62" w:unhideWhenUsed="0"/>
+    <w:lsdException w:name="Medium Shading 1" w:semiHidden="0" w:uiPriority="63" w:unhideWhenUsed="0"/>
+    <w:lsdException w:name="Medium Shading 2" w:semiHidden="0" w:uiPriority="64" w:unhideWhenUsed="0"/>
+    <w:lsdException w:name="Medium List 1" w:semiHidden="0" w:uiPriority="65" w:unhideWhenUsed="0"/>
+    <w:lsdException w:name="Medium List 2" w:semiHidden="0" w:uiPriority="66" w:unhideWhenUsed="0"/>
+    <w:lsdException w:name="Medium Grid 1" w:semiHidden="0" w:uiPriority="67" w:unhideWhenUsed="0"/>
+    <w:lsdException w:name="Medium Grid 2" w:semiHidden="0" w:uiPriority="68" w:unhideWhenUsed="0"/>
+    <w:lsdException w:name="Medium Grid 3" w:semiHidden="0" w:uiPriority="69" w:unhideWhenUsed="0"/>
+    <w:lsdException w:name="Dark List" w:semiHidden="0" w:uiPriority="70" w:unhideWhenUsed="0"/>
+    <w:lsdException w:name="Colorful Shading" w:semiHidden="0" w:uiPriority="71" w:unhideWhenUsed="0"/>
+    <w:lsdException w:name="Colorful List" w:semiHidden="0" w:uiPriority="72" w:unhideWhenUsed="0"/>
+    <w:lsdException w:name="Colorful Grid" w:semiHidden="0" w:uiPriority="73" w:unhideWhenUsed="0"/>
+    <w:lsdException w:name="Light Shading Accent 1" w:semiHidden="0" w:uiPriority="60" w:unhideWhenUsed="0"/>
+    <w:lsdException w:name="Light List Accent 1" w:semiHidden="0" w:uiPriority="61" w:unhideWhenUsed="0"/>
+    <w:lsdException w:name="Light Grid Accent 1" w:semiHidden="0" w:uiPriority="62" w:unhideWhenUsed="0"/>
+    <w:lsdException w:name="Medium Shading 1 Accent 1" w:semiHidden="0" w:uiPriority="63" w:unhideWhenUsed="0"/>
+    <w:lsdException w:name="Medium Shading 2 Accent 1" w:semiHidden="0" w:uiPriority="64" w:unhideWhenUsed="0"/>
+    <w:lsdException w:name="Medium List 1 Accent 1" w:semiHidden="0" w:uiPriority="65" w:unhideWhenUsed="0"/>
+    <w:lsdException w:name="Medium List 2 Accent 1" w:semiHidden="0" w:uiPriority="66" w:unhideWhenUsed="0"/>
+    <w:lsdException w:name="Medium Grid 1 Accent 1" w:semiHidden="0" w:uiPriority="67" w:unhideWhenUsed="0"/>
+    <w:lsdException w:name="Medium Grid 2 Accent 1" w:semiHidden="0" w:uiPriority="68" w:unhideWhenUsed="0"/>
+    <w:lsdException w:name="Medium Grid 3 Accent 1" w:semiHidden="0" w:uiPriority="69" w:unhideWhenUsed="0"/>
+    <w:lsdException w:name="Dark List Accent 1" w:semiHidden="0" w:uiPriority="70" w:unhideWhenUsed="0"/>
+    <w:lsdException w:name="Colorful Shading Accent 1" w:semiHidden="0" w:uiPriority="71" w:unhideWhenUsed="0"/>
+    <w:lsdException w:name="Colorful List Accent 1" w:semiHidden="0" w:uiPriority="72" w:unhideWhenUsed="0"/>
+    <w:lsdException w:name="Colorful Grid Accent 1" w:semiHidden="0" w:uiPriority="73" w:unhideWhenUsed="0"/>
+    <w:lsdException w:name="Light Shading Accent 2" w:semiHidden="0" w:uiPriority="60" w:unhideWhenUsed="0"/>
+    <w:lsdException w:name="Light List Accent 2" w:semiHidden="0" w:uiPriority="61" w:unhideWhenUsed="0"/>
+    <w:lsdException w:name="Light Grid Accent 2" w:semiHidden="0" w:uiPriority="62" w:unhideWhenUsed="0"/>
+    <w:lsdException w:name="Medium Shading 1 Accent 2" w:semiHidden="0" w:uiPriority="63" w:unhideWhenUsed="0"/>
+    <w:lsdException w:name="Medium Shading 2 Accent 2" w:semiHidden="0" w:uiPriority="64" w:unhideWhenUsed="0"/>
+    <w:lsdException w:name="Medium List 1 Accent 2" w:semiHidden="0" w:uiPriority="65" w:unhideWhenUsed="0"/>
+    <w:lsdException w:name="Medium List 2 Accent 2" w:semiHidden="0" w:uiPriority="66" w:unhideWhenUsed="0"/>
+    <w:lsdException w:name="Medium Grid 1 Accent 2" w:semiHidden="0" w:uiPriority="67" w:unhideWhenUsed="0"/>
+    <w:lsdException w:name="Medium Grid 2 Accent 2" w:semiHidden="0" w:uiPriority="68" w:unhideWhenUsed="0"/>
+    <w:lsdException w:name="Medium Grid 3 Accent 2" w:semiHidden="0" w:uiPriority="69" w:unhideWhenUsed="0"/>
+    <w:lsdException w:name="Dark List Accent 2" w:semiHidden="0" w:uiPriority="70" w:unhideWhenUsed="0"/>
+    <w:lsdException w:name="Colorful Shading Accent 2" w:semiHidden="0" w:uiPriority="71" w:unhideWhenUsed="0"/>
+    <w:lsdException w:name="Colorful List Accent 2" w:semiHidden="0" w:uiPriority="72" w:unhideWhenUsed="0"/>
+    <w:lsdException w:name="Colorful Grid Accent 2" w:semiHidden="0" w:uiPriority="73" w:unhideWhenUsed="0"/>
+    <w:lsdException w:name="Light Shading Accent 3" w:semiHidden="0" w:uiPriority="60" w:unhideWhenUsed="0"/>
+    <w:lsdException w:name="Light List Accent 3" w:semiHidden="0" w:uiPriority="61" w:unhideWhenUsed="0"/>
+    <w:lsdException w:name="Light Grid Accent 3" w:semiHidden="0" w:uiPriority="62" w:unhideWhenUsed="0"/>
+    <w:lsdException w:name="Medium Shading 1 Accent 3" w:semiHidden="0" w:uiPriority="63" w:unhideWhenUsed="0"/>
+    <w:lsdException w:name="Medium Shading 2 Accent 3" w:semiHidden="0" w:uiPriority="64" w:unhideWhenUsed="0"/>
+    <w:lsdException w:name="Medium List 1 Accent 3" w:semiHidden="0" w:uiPriority="65" w:unhideWhenUsed="0"/>
+    <w:lsdException w:name="Medium List 2 Accent 3" w:semiHidden="0" w:uiPriority="66" w:unhideWhenUsed="0"/>
+    <w:lsdException w:name="Medium Grid 1 Accent 3" w:semiHidden="0" w:uiPriority="67" w:unhideWhenUsed="0"/>
+    <w:lsdException w:name="Medium Grid 2 Accent 3" w:semiHidden="0" w:uiPriority="68" w:unhideWhenUsed="0"/>
+    <w:lsdException w:name="Medium Grid 3 Accent 3" w:semiHidden="0" w:uiPriority="69" w:unhideWhenUsed="0"/>
+    <w:lsdException w:name="Dark List Accent 3" w:semiHidden="0" w:uiPriority="70" w:unhideWhenUsed="0"/>
+    <w:lsdException w:name="Colorful Shading Accent 3" w:semiHidden="0" w:uiPriority="71" w:unhideWhenUsed="0"/>
+    <w:lsdException w:name="Colorful List Accent 3" w:semiHidden="0" w:uiPriority="72" w:unhideWhenUsed="0"/>
+    <w:lsdException w:name="Colorful Grid Accent 3" w:semiHidden="0" w:uiPriority="73" w:unhideWhenUsed="0"/>
+    <w:lsdException w:name="Light Shading Accent 4" w:semiHidden="0" w:uiPriority="60" w:unhideWhenUsed="0"/>
+    <w:lsdException w:name="Light List Accent 4" w:semiHidden="0" w:uiPriority="61" w:unhideWhenUsed="0"/>
+    <w:lsdException w:name="Light Grid Accent 4" w:semiHidden="0" w:uiPriority="62" w:unhideWhenUsed="0"/>
+    <w:lsdException w:name="Medium Shading 1 Accent 4" w:semiHidden="0" w:uiPriority="63" w:unhideWhenUsed="0"/>
+    <w:lsdException w:name="Medium Shading 2 Accent 4" w:semiHidden="0" w:uiPriority="64" w:unhideWhenUsed="0"/>
+    <w:lsdException w:name="Medium List 1 Accent 4" w:semiHidden="0" w:uiPriority="65" w:unhideWhenUsed="0"/>
+    <w:lsdException w:name="Medium List 2 Accent 4" w:semiHidden="0" w:uiPriority="66" w:unhideWhenUsed="0"/>
+    <w:lsdException w:name="Medium Grid 1 Accent 4" w:semiHidden="0" w:uiPriority="67" w:unhideWhenUsed="0"/>
+    <w:lsdException w:name="Medium Grid 2 Accent 4" w:semiHidden="0" w:uiPriority="68" w:unhideWhenUsed="0"/>
+    <w:lsdException w:name="Medium Grid 3 Accent 4" w:semiHidden="0" w:uiPriority="69" w:unhideWhenUsed="0"/>
+    <w:lsdException w:name="Dark List Accent 4" w:semiHidden="0" w:uiPriority="70" w:unhideWhenUsed="0"/>
+    <w:lsdException w:name="Colorful Shading Accent 4" w:semiHidden="0" w:uiPriority="71" w:unhideWhenUsed="0"/>
+    <w:lsdException w:name="Colorful List Accent 4" w:semiHidden="0" w:uiPriority="72" w:unhideWhenUsed="0"/>
+    <w:lsdException w:name="Colorful Grid Accent 4" w:semiHidden="0" w:uiPriority="73" w:unhideWhenUsed="0"/>
+    <w:lsdException w:name="Light Shading Accent 5" w:semiHidden="0" w:uiPriority="60" w:unhideWhenUsed="0"/>
+    <w:lsdException w:name="Light List Accent 5" w:semiHidden="0" w:uiPriority="61" w:unhideWhenUsed="0"/>
+    <w:lsdException w:name="Light Grid Accent 5" w:semiHidden="0" w:uiPriority="62" w:unhideWhenUsed="0"/>
+    <w:lsdException w:name="Medium Shading 1 Accent 5" w:semiHidden="0" w:uiPriority="63" w:unhideWhenUsed="0"/>
+    <w:lsdException w:name="Medium Shading 2 Accent 5" w:semiHidden="0" w:uiPriority="64" w:unhideWhenUsed="0"/>
+    <w:lsdException w:name="Medium List 1 Accent 5" w:semiHidden="0" w:uiPriority="65" w:unhideWhenUsed="0"/>
+    <w:lsdException w:name="Medium List 2 Accent 5" w:semiHidden="0" w:uiPriority="66" w:unhideWhenUsed="0"/>
+    <w:lsdException w:name="Medium Grid 1 Accent 5" w:semiHidden="0" w:uiPriority="67" w:unhideWhenUsed="0"/>
+    <w:lsdException w:name="Medium Grid 2 Accent 5" w:semiHidden="0" w:uiPriority="68" w:unhideWhenUsed="0"/>
+    <w:lsdException w:name="Medium Grid 3 Accent 5" w:semiHidden="0" w:uiPriority="69" w:unhideWhenUsed="0"/>
+    <w:lsdException w:name="Dark List Accent 5" w:semiHidden="0" w:uiPriority="70" w:unhideWhenUsed="0"/>
+    <w:lsdException w:name="Colorful Shading Accent 5" w:semiHidden="0" w:uiPriority="71" w:unhideWhenUsed="0"/>
+    <w:lsdException w:name="Colorful List Accent 5" w:semiHidden="0" w:uiPriority="72" w:unhideWhenUsed="0"/>
+    <w:lsdException w:name="Colorful Grid Accent 5" w:semiHidden="0" w:uiPriority="73" w:unhideWhenUsed="0"/>
+    <w:lsdException w:name="Light Shading Accent 6" w:semiHidden="0" w:uiPriority="60" w:unhideWhenUsed="0"/>
+    <w:lsdException w:name="Light List Accent 6" w:semiHidden="0" w:uiPriority="61" w:unhideWhenUsed="0"/>
+    <w:lsdException w:name="Light Grid Accent 6" w:semiHidden="0" w:uiPriority="62" w:unhideWhenUsed="0"/>
+    <w:lsdException w:name="Medium Shading 1 Accent 6" w:semiHidden="0" w:uiPriority="63" w:unhideWhenUsed="0"/>
+    <w:lsdException w:name="Medium Shading 2 Accent 6" w:semiHidden="0" w:uiPriority="64" w:unhideWhenUsed="0"/>
+    <w:lsdException w:name="Medium List 1 Accent 6" w:semiHidden="0" w:uiPriority="65" w:unhideWhenUsed="0"/>
+    <w:lsdException w:name="Medium List 2 Accent 6" w:semiHidden="0" w:uiPriority="66" w:unhideWhenUsed="0"/>
+    <w:lsdException w:name="Medium Grid 1 Accent 6" w:semiHidden="0" w:uiPriority="67" w:unhideWhenUsed="0"/>
+    <w:lsdException w:name="Medium Grid 2 Accent 6" w:semiHidden="0" w:uiPriority="68" w:unhideWhenUsed="0"/>
+    <w:lsdException w:name="Medium Grid 3 Accent 6" w:semiHidden="0" w:uiPriority="69" w:unhideWhenUsed="0"/>
+    <w:lsdException w:name="Dark List Accent 6" w:semiHidden="0" w:uiPriority="70" w:unhideWhenUsed="0"/>
+    <w:lsdException w:name="Colorful Shading Accent 6" w:semiHidden="0" w:uiPriority="71" w:unhideWhenUsed="0"/>
+    <w:lsdException w:name="Colorful List Accent 6" w:semiHidden="0" w:uiPriority="72" w:unhideWhenUsed="0"/>
+    <w:lsdException w:name="Colorful Grid Accent 6" w:semiHidden="0" w:uiPriority="73" w:unhideWhenUsed="0"/>
   </w:latentStyles>
-  <w:style w:type="paragraph" w:default="1" w:styleId="1">
+  <w:style w:type="paragraph" w:default="1" w:styleId="Normal">
     <w:name w:val="Normal"/>
     <w:qFormat/>
-    <w:uiPriority w:val="0"/>
     <w:pPr>
       <w:kinsoku w:val="0"/>
       <w:autoSpaceDE w:val="0"/>
@@ -4391,7 +4296,7 @@
       <w:textAlignment w:val="baseline"/>
     </w:pPr>
     <w:rPr>
-      <w:rFonts w:ascii="Arial" w:hAnsi="Arial" w:eastAsia="宋体" w:cs="Arial"/>
+      <w:rFonts w:ascii="Arial" w:eastAsia="宋体" w:hAnsi="Arial" w:cs="Arial"/>
       <w:snapToGrid w:val="0"/>
       <w:color w:val="000000"/>
       <w:kern w:val="0"/>
@@ -4400,12 +4305,11 @@
       <w:lang w:val="en-US" w:eastAsia="en-US" w:bidi="ar-SA"/>
     </w:rPr>
   </w:style>
-  <w:style w:type="paragraph" w:styleId="2">
+  <w:style w:type="paragraph" w:styleId="Heading1">
     <w:name w:val="heading 1"/>
-    <w:basedOn w:val="1"/>
-    <w:next w:val="1"/>
+    <w:basedOn w:val="Normal"/>
+    <w:next w:val="Normal"/>
     <w:qFormat/>
-    <w:uiPriority w:val="0"/>
     <w:pPr>
       <w:keepNext/>
       <w:keepLines/>
@@ -4423,13 +4327,12 @@
       <w:sz w:val="44"/>
     </w:rPr>
   </w:style>
-  <w:style w:type="paragraph" w:styleId="3">
+  <w:style w:type="paragraph" w:styleId="Heading2">
     <w:name w:val="heading 2"/>
-    <w:basedOn w:val="1"/>
-    <w:next w:val="1"/>
+    <w:basedOn w:val="Normal"/>
+    <w:next w:val="Normal"/>
     <w:unhideWhenUsed/>
     <w:qFormat/>
-    <w:uiPriority w:val="0"/>
     <w:pPr>
       <w:keepNext/>
       <w:keepLines/>
@@ -4442,19 +4345,18 @@
       <w:outlineLvl w:val="1"/>
     </w:pPr>
     <w:rPr>
-      <w:rFonts w:ascii="Arial" w:hAnsi="Arial" w:eastAsia="黑体"/>
+      <w:rFonts w:ascii="Arial" w:eastAsia="黑体" w:hAnsi="Arial"/>
       <w:b/>
       <w:sz w:val="32"/>
     </w:rPr>
   </w:style>
-  <w:style w:type="paragraph" w:styleId="4">
+  <w:style w:type="paragraph" w:styleId="Heading3">
     <w:name w:val="heading 3"/>
-    <w:basedOn w:val="1"/>
-    <w:next w:val="1"/>
+    <w:basedOn w:val="Normal"/>
+    <w:next w:val="Normal"/>
     <w:semiHidden/>
     <w:unhideWhenUsed/>
     <w:qFormat/>
-    <w:uiPriority w:val="0"/>
     <w:pPr>
       <w:keepNext/>
       <w:keepLines/>
@@ -4471,13 +4373,12 @@
       <w:sz w:val="32"/>
     </w:rPr>
   </w:style>
-  <w:style w:type="paragraph" w:styleId="5">
+  <w:style w:type="paragraph" w:styleId="Heading4">
     <w:name w:val="heading 4"/>
-    <w:basedOn w:val="1"/>
-    <w:next w:val="1"/>
+    <w:basedOn w:val="Normal"/>
+    <w:next w:val="Normal"/>
     <w:unhideWhenUsed/>
     <w:qFormat/>
-    <w:uiPriority w:val="0"/>
     <w:pPr>
       <w:keepNext/>
       <w:keepLines/>
@@ -4490,19 +4391,18 @@
       <w:outlineLvl w:val="3"/>
     </w:pPr>
     <w:rPr>
-      <w:rFonts w:ascii="Arial" w:hAnsi="Arial" w:eastAsia="黑体"/>
+      <w:rFonts w:ascii="Arial" w:eastAsia="黑体" w:hAnsi="Arial"/>
       <w:b/>
       <w:sz w:val="28"/>
     </w:rPr>
   </w:style>
-  <w:style w:type="paragraph" w:styleId="6">
+  <w:style w:type="paragraph" w:styleId="Heading5">
     <w:name w:val="heading 5"/>
-    <w:basedOn w:val="1"/>
-    <w:next w:val="1"/>
+    <w:basedOn w:val="Normal"/>
+    <w:next w:val="Normal"/>
     <w:semiHidden/>
     <w:unhideWhenUsed/>
     <w:qFormat/>
-    <w:uiPriority w:val="0"/>
     <w:pPr>
       <w:keepNext/>
       <w:keepLines/>
@@ -4519,14 +4419,13 @@
       <w:sz w:val="28"/>
     </w:rPr>
   </w:style>
-  <w:style w:type="paragraph" w:styleId="7">
+  <w:style w:type="paragraph" w:styleId="Heading6">
     <w:name w:val="heading 6"/>
-    <w:basedOn w:val="1"/>
-    <w:next w:val="1"/>
+    <w:basedOn w:val="Normal"/>
+    <w:next w:val="Normal"/>
     <w:semiHidden/>
     <w:unhideWhenUsed/>
     <w:qFormat/>
-    <w:uiPriority w:val="0"/>
     <w:pPr>
       <w:keepNext/>
       <w:keepLines/>
@@ -4539,19 +4438,18 @@
       <w:outlineLvl w:val="5"/>
     </w:pPr>
     <w:rPr>
-      <w:rFonts w:ascii="Arial" w:hAnsi="Arial" w:eastAsia="黑体"/>
+      <w:rFonts w:ascii="Arial" w:eastAsia="黑体" w:hAnsi="Arial"/>
       <w:b/>
       <w:sz w:val="24"/>
     </w:rPr>
   </w:style>
-  <w:style w:type="paragraph" w:styleId="8">
+  <w:style w:type="paragraph" w:styleId="Heading7">
     <w:name w:val="heading 7"/>
-    <w:basedOn w:val="1"/>
-    <w:next w:val="1"/>
+    <w:basedOn w:val="Normal"/>
+    <w:next w:val="Normal"/>
     <w:semiHidden/>
     <w:unhideWhenUsed/>
     <w:qFormat/>
-    <w:uiPriority w:val="0"/>
     <w:pPr>
       <w:keepNext/>
       <w:keepLines/>
@@ -4568,14 +4466,13 @@
       <w:sz w:val="24"/>
     </w:rPr>
   </w:style>
-  <w:style w:type="paragraph" w:styleId="9">
+  <w:style w:type="paragraph" w:styleId="Heading8">
     <w:name w:val="heading 8"/>
-    <w:basedOn w:val="1"/>
-    <w:next w:val="1"/>
+    <w:basedOn w:val="Normal"/>
+    <w:next w:val="Normal"/>
     <w:semiHidden/>
     <w:unhideWhenUsed/>
     <w:qFormat/>
-    <w:uiPriority w:val="0"/>
     <w:pPr>
       <w:keepNext/>
       <w:keepLines/>
@@ -4588,18 +4485,17 @@
       <w:outlineLvl w:val="7"/>
     </w:pPr>
     <w:rPr>
-      <w:rFonts w:ascii="Arial" w:hAnsi="Arial" w:eastAsia="黑体"/>
+      <w:rFonts w:ascii="Arial" w:eastAsia="黑体" w:hAnsi="Arial"/>
       <w:sz w:val="24"/>
     </w:rPr>
   </w:style>
-  <w:style w:type="paragraph" w:styleId="10">
+  <w:style w:type="paragraph" w:styleId="Heading9">
     <w:name w:val="heading 9"/>
-    <w:basedOn w:val="1"/>
-    <w:next w:val="1"/>
+    <w:basedOn w:val="Normal"/>
+    <w:next w:val="Normal"/>
     <w:semiHidden/>
     <w:unhideWhenUsed/>
     <w:qFormat/>
-    <w:uiPriority w:val="0"/>
     <w:pPr>
       <w:keepNext/>
       <w:keepLines/>
@@ -4612,21 +4508,19 @@
       <w:outlineLvl w:val="8"/>
     </w:pPr>
     <w:rPr>
-      <w:rFonts w:ascii="Arial" w:hAnsi="Arial" w:eastAsia="黑体"/>
+      <w:rFonts w:ascii="Arial" w:eastAsia="黑体" w:hAnsi="Arial"/>
       <w:sz w:val="21"/>
     </w:rPr>
   </w:style>
-  <w:style w:type="character" w:default="1" w:styleId="22">
+  <w:style w:type="character" w:default="1" w:styleId="DefaultParagraphFont">
     <w:name w:val="Default Paragraph Font"/>
     <w:semiHidden/>
     <w:qFormat/>
-    <w:uiPriority w:val="0"/>
   </w:style>
-  <w:style w:type="table" w:default="1" w:styleId="20">
+  <w:style w:type="table" w:default="1" w:styleId="TableNormal">
     <w:name w:val="Normal Table"/>
     <w:semiHidden/>
     <w:qFormat/>
-    <w:uiPriority w:val="0"/>
     <w:tblPr>
       <w:tblCellMar>
         <w:top w:w="0" w:type="dxa"/>
@@ -4636,43 +4530,39 @@
       </w:tblCellMar>
     </w:tblPr>
   </w:style>
-  <w:style w:type="paragraph" w:styleId="11">
+  <w:style w:type="paragraph" w:styleId="CommentText">
     <w:name w:val="annotation text"/>
-    <w:basedOn w:val="1"/>
+    <w:basedOn w:val="Normal"/>
     <w:qFormat/>
-    <w:uiPriority w:val="0"/>
     <w:pPr>
       <w:jc w:val="left"/>
     </w:pPr>
   </w:style>
-  <w:style w:type="paragraph" w:styleId="12">
+  <w:style w:type="paragraph" w:styleId="BodyText">
     <w:name w:val="Body Text"/>
-    <w:basedOn w:val="1"/>
+    <w:basedOn w:val="Normal"/>
     <w:semiHidden/>
     <w:qFormat/>
-    <w:uiPriority w:val="0"/>
     <w:rPr>
-      <w:rFonts w:ascii="Arial" w:hAnsi="Arial" w:eastAsia="Arial" w:cs="Arial"/>
+      <w:rFonts w:ascii="Arial" w:eastAsia="Arial" w:hAnsi="Arial" w:cs="Arial"/>
       <w:sz w:val="21"/>
       <w:szCs w:val="21"/>
       <w:lang w:val="en-US" w:eastAsia="en-US" w:bidi="ar-SA"/>
     </w:rPr>
   </w:style>
-  <w:style w:type="paragraph" w:styleId="13">
+  <w:style w:type="paragraph" w:styleId="TOC3">
     <w:name w:val="toc 3"/>
-    <w:basedOn w:val="1"/>
-    <w:next w:val="1"/>
+    <w:basedOn w:val="Normal"/>
+    <w:next w:val="Normal"/>
     <w:qFormat/>
-    <w:uiPriority w:val="0"/>
     <w:pPr>
       <w:ind w:left="840" w:leftChars="400"/>
     </w:pPr>
   </w:style>
-  <w:style w:type="paragraph" w:styleId="14">
+  <w:style w:type="paragraph" w:styleId="Footer">
     <w:name w:val="footer"/>
-    <w:basedOn w:val="1"/>
+    <w:basedOn w:val="Normal"/>
     <w:qFormat/>
-    <w:uiPriority w:val="0"/>
     <w:pPr>
       <w:tabs>
         <w:tab w:val="center" w:pos="4153"/>
@@ -4685,17 +4575,16 @@
       <w:sz w:val="18"/>
     </w:rPr>
   </w:style>
-  <w:style w:type="paragraph" w:styleId="15">
+  <w:style w:type="paragraph" w:styleId="Header">
     <w:name w:val="header"/>
-    <w:basedOn w:val="1"/>
+    <w:basedOn w:val="Normal"/>
     <w:qFormat/>
-    <w:uiPriority w:val="0"/>
     <w:pPr>
       <w:pBdr>
-        <w:top w:val="none" w:color="auto" w:sz="0" w:space="0"/>
-        <w:left w:val="none" w:color="auto" w:sz="0" w:space="0"/>
-        <w:bottom w:val="none" w:color="auto" w:sz="0" w:space="0"/>
-        <w:right w:val="none" w:color="auto" w:sz="0" w:space="0"/>
+        <w:top w:val="nil"/>
+        <w:left w:val="nil"/>
+        <w:bottom w:val="nil"/>
+        <w:right w:val="nil"/>
       </w:pBdr>
       <w:tabs>
         <w:tab w:val="center" w:pos="4153"/>
@@ -4710,41 +4599,37 @@
       <w:sz w:val="18"/>
     </w:rPr>
   </w:style>
-  <w:style w:type="paragraph" w:styleId="16">
+  <w:style w:type="paragraph" w:styleId="TOC1">
     <w:name w:val="toc 1"/>
-    <w:basedOn w:val="1"/>
-    <w:next w:val="1"/>
+    <w:basedOn w:val="Normal"/>
+    <w:next w:val="Normal"/>
     <w:qFormat/>
-    <w:uiPriority w:val="0"/>
     <w:rPr>
-      <w:rFonts w:ascii="Arial" w:hAnsi="Arial" w:eastAsia="Microsoft JhengHei"/>
+      <w:rFonts w:ascii="Arial" w:eastAsia="Microsoft JhengHei" w:hAnsi="Arial"/>
       <w:sz w:val="24"/>
     </w:rPr>
   </w:style>
-  <w:style w:type="paragraph" w:styleId="17">
+  <w:style w:type="paragraph" w:styleId="TOC2">
     <w:name w:val="toc 2"/>
-    <w:basedOn w:val="1"/>
-    <w:next w:val="1"/>
+    <w:basedOn w:val="Normal"/>
+    <w:next w:val="Normal"/>
     <w:qFormat/>
-    <w:uiPriority w:val="0"/>
     <w:pPr>
       <w:ind w:left="420" w:leftChars="200"/>
     </w:pPr>
   </w:style>
-  <w:style w:type="paragraph" w:styleId="18">
+  <w:style w:type="paragraph" w:styleId="NormalWeb">
     <w:name w:val="Normal (Web)"/>
-    <w:basedOn w:val="1"/>
+    <w:basedOn w:val="Normal"/>
     <w:qFormat/>
-    <w:uiPriority w:val="0"/>
     <w:rPr>
       <w:sz w:val="24"/>
     </w:rPr>
   </w:style>
-  <w:style w:type="paragraph" w:styleId="19">
+  <w:style w:type="paragraph" w:styleId="Title">
     <w:name w:val="Title"/>
-    <w:basedOn w:val="1"/>
+    <w:basedOn w:val="Normal"/>
     <w:qFormat/>
-    <w:uiPriority w:val="0"/>
     <w:pPr>
       <w:spacing w:before="240" w:beforeLines="0" w:beforeAutospacing="0" w:after="60" w:afterLines="0" w:afterAutospacing="0"/>
       <w:jc w:val="center"/>
@@ -4756,41 +4641,38 @@
       <w:sz w:val="32"/>
     </w:rPr>
   </w:style>
-  <w:style w:type="table" w:styleId="21">
+  <w:style w:type="table" w:styleId="TableGrid">
     <w:name w:val="Table Grid"/>
-    <w:basedOn w:val="20"/>
+    <w:basedOn w:val="TableNormal"/>
     <w:qFormat/>
-    <w:uiPriority w:val="0"/>
     <w:pPr>
       <w:widowControl w:val="0"/>
       <w:jc w:val="both"/>
     </w:pPr>
     <w:tblPr>
       <w:tblBorders>
-        <w:top w:val="single" w:color="auto" w:sz="4" w:space="0"/>
-        <w:left w:val="single" w:color="auto" w:sz="4" w:space="0"/>
-        <w:bottom w:val="single" w:color="auto" w:sz="4" w:space="0"/>
-        <w:right w:val="single" w:color="auto" w:sz="4" w:space="0"/>
-        <w:insideH w:val="single" w:color="auto" w:sz="4" w:space="0"/>
-        <w:insideV w:val="single" w:color="auto" w:sz="4" w:space="0"/>
+        <w:top w:val="single" w:sz="4" w:space="0" w:color="auto"/>
+        <w:left w:val="single" w:sz="4" w:space="0" w:color="auto"/>
+        <w:bottom w:val="single" w:sz="4" w:space="0" w:color="auto"/>
+        <w:right w:val="single" w:sz="4" w:space="0" w:color="auto"/>
+        <w:insideH w:val="single" w:sz="4" w:space="0" w:color="auto"/>
+        <w:insideV w:val="single" w:sz="4" w:space="0" w:color="auto"/>
       </w:tblBorders>
     </w:tblPr>
   </w:style>
-  <w:style w:type="character" w:styleId="23">
+  <w:style w:type="character" w:styleId="Strong">
     <w:name w:val="Strong"/>
-    <w:basedOn w:val="22"/>
+    <w:basedOn w:val="DefaultParagraphFont"/>
     <w:qFormat/>
-    <w:uiPriority w:val="0"/>
     <w:rPr>
       <w:b/>
     </w:rPr>
   </w:style>
-  <w:style w:type="table" w:customStyle="1" w:styleId="24">
+  <w:style w:type="table" w:customStyle="1" w:styleId="TableNormal0">
     <w:name w:val="Table Normal_0"/>
     <w:semiHidden/>
     <w:unhideWhenUsed/>
     <w:qFormat/>
-    <w:uiPriority w:val="0"/>
     <w:tblPr>
       <w:tblCellMar>
         <w:top w:w="0" w:type="dxa"/>
@@ -4800,87 +4682,81 @@
       </w:tblCellMar>
     </w:tblPr>
   </w:style>
-  <w:style w:type="paragraph" w:customStyle="1" w:styleId="25">
+  <w:style w:type="paragraph" w:customStyle="1" w:styleId="TableText">
     <w:name w:val="Table Text"/>
-    <w:basedOn w:val="1"/>
+    <w:basedOn w:val="Normal"/>
     <w:semiHidden/>
     <w:qFormat/>
-    <w:uiPriority w:val="0"/>
     <w:rPr>
-      <w:rFonts w:ascii="宋体" w:hAnsi="宋体" w:eastAsia="宋体" w:cs="宋体"/>
+      <w:rFonts w:ascii="宋体" w:eastAsia="宋体" w:hAnsi="宋体" w:cs="宋体"/>
       <w:sz w:val="21"/>
       <w:szCs w:val="21"/>
       <w:lang w:val="en-US" w:eastAsia="en-US" w:bidi="ar-SA"/>
     </w:rPr>
   </w:style>
-  <w:style w:type="paragraph" w:customStyle="1" w:styleId="26">
+  <w:style w:type="paragraph" w:customStyle="1" w:styleId="1">
     <w:name w:val="柴_标题1"/>
-    <w:basedOn w:val="2"/>
-    <w:next w:val="27"/>
-    <w:link w:val="38"/>
+    <w:basedOn w:val="Heading1"/>
+    <w:next w:val="a"/>
+    <w:link w:val="1Char"/>
     <w:qFormat/>
-    <w:uiPriority w:val="0"/>
     <w:pPr>
       <w:spacing w:before="100" w:after="90" w:line="360" w:lineRule="auto"/>
     </w:pPr>
     <w:rPr>
-      <w:rFonts w:ascii="Arial" w:hAnsi="Arial" w:eastAsia="宋体"/>
+      <w:rFonts w:ascii="Arial" w:eastAsia="宋体" w:hAnsi="Arial"/>
       <w:sz w:val="32"/>
     </w:rPr>
   </w:style>
-  <w:style w:type="paragraph" w:customStyle="1" w:styleId="27">
+  <w:style w:type="paragraph" w:customStyle="1" w:styleId="a">
     <w:name w:val="柴_正文"/>
-    <w:basedOn w:val="12"/>
-    <w:link w:val="41"/>
+    <w:basedOn w:val="BodyText"/>
+    <w:link w:val="Char"/>
     <w:qFormat/>
-    <w:uiPriority w:val="0"/>
     <w:pPr>
       <w:spacing w:line="360" w:lineRule="auto"/>
       <w:ind w:firstLine="470" w:firstLineChars="200"/>
     </w:pPr>
     <w:rPr>
-      <w:rFonts w:ascii="Arial" w:hAnsi="Arial" w:eastAsia="宋体"/>
+      <w:rFonts w:ascii="Arial" w:eastAsia="宋体" w:hAnsi="Arial"/>
       <w:sz w:val="24"/>
       <w:lang w:eastAsia="zh-CN"/>
     </w:rPr>
   </w:style>
-  <w:style w:type="paragraph" w:customStyle="1" w:styleId="28">
+  <w:style w:type="paragraph" w:customStyle="1" w:styleId="2">
     <w:name w:val="柴_标题2"/>
-    <w:basedOn w:val="3"/>
-    <w:next w:val="27"/>
+    <w:basedOn w:val="Heading2"/>
+    <w:next w:val="a"/>
     <w:qFormat/>
-    <w:uiPriority w:val="0"/>
     <w:pPr>
       <w:spacing w:line="360" w:lineRule="auto"/>
     </w:pPr>
     <w:rPr>
-      <w:rFonts w:ascii="Arial" w:hAnsi="Arial" w:eastAsia="宋体"/>
+      <w:rFonts w:ascii="Arial" w:eastAsia="宋体" w:hAnsi="Arial"/>
       <w:sz w:val="28"/>
     </w:rPr>
   </w:style>
-  <w:style w:type="paragraph" w:customStyle="1" w:styleId="29">
+  <w:style w:type="paragraph" w:customStyle="1" w:styleId="3">
     <w:name w:val="柴_标题3"/>
-    <w:basedOn w:val="4"/>
-    <w:next w:val="27"/>
+    <w:basedOn w:val="Heading3"/>
+    <w:next w:val="a"/>
     <w:qFormat/>
-    <w:uiPriority w:val="0"/>
     <w:pPr>
       <w:spacing w:line="360" w:lineRule="auto"/>
       <w:ind w:left="0" w:firstLine="472" w:firstLineChars="200"/>
     </w:pPr>
     <w:rPr>
-      <w:rFonts w:ascii="宋体" w:hAnsi="宋体" w:eastAsia="宋体" w:cs="宋体"/>
+      <w:rFonts w:ascii="宋体" w:eastAsia="宋体" w:hAnsi="宋体" w:cs="宋体"/>
       <w:spacing w:val="-2"/>
       <w:sz w:val="24"/>
       <w:szCs w:val="24"/>
     </w:rPr>
   </w:style>
-  <w:style w:type="paragraph" w:customStyle="1" w:styleId="30">
+  <w:style w:type="paragraph" w:customStyle="1" w:styleId="a0">
     <w:name w:val="柴_目录"/>
-    <w:basedOn w:val="1"/>
-    <w:next w:val="12"/>
+    <w:basedOn w:val="Normal"/>
+    <w:next w:val="BodyText"/>
     <w:qFormat/>
-    <w:uiPriority w:val="0"/>
     <w:pPr>
       <w:tabs>
         <w:tab w:val="right" w:leader="dot" w:pos="8442"/>
@@ -4888,96 +4764,89 @@
       <w:ind w:left="0" w:leftChars="0"/>
     </w:pPr>
     <w:rPr>
-      <w:rFonts w:ascii="Arial" w:hAnsi="Arial" w:eastAsia="Microsoft JhengHei"/>
+      <w:rFonts w:ascii="Arial" w:eastAsia="Microsoft JhengHei" w:hAnsi="Arial"/>
       <w:sz w:val="24"/>
     </w:rPr>
   </w:style>
-  <w:style w:type="paragraph" w:customStyle="1" w:styleId="31">
+  <w:style w:type="paragraph" w:customStyle="1" w:styleId="a1">
     <w:name w:val="柴_公司名"/>
-    <w:basedOn w:val="19"/>
+    <w:basedOn w:val="Title"/>
     <w:qFormat/>
-    <w:uiPriority w:val="0"/>
     <w:pPr>
       <w:spacing w:after="600" w:afterLines="600"/>
     </w:pPr>
     <w:rPr>
-      <w:rFonts w:hint="eastAsia" w:ascii="宋体" w:hAnsi="宋体" w:eastAsia="宋体" w:cs="宋体"/>
+      <w:rFonts w:ascii="宋体" w:eastAsia="宋体" w:hAnsi="宋体" w:cs="宋体" w:hint="eastAsia"/>
       <w:bCs/>
       <w:spacing w:val="-6"/>
       <w:sz w:val="52"/>
       <w:szCs w:val="52"/>
     </w:rPr>
   </w:style>
-  <w:style w:type="paragraph" w:customStyle="1" w:styleId="32">
+  <w:style w:type="paragraph" w:customStyle="1" w:styleId="a2">
     <w:name w:val="柴_文档名"/>
-    <w:basedOn w:val="19"/>
+    <w:basedOn w:val="Title"/>
     <w:qFormat/>
-    <w:uiPriority w:val="0"/>
     <w:pPr>
       <w:spacing w:after="900" w:afterLines="900"/>
     </w:pPr>
     <w:rPr>
-      <w:rFonts w:ascii="黑体" w:hAnsi="黑体" w:eastAsia="黑体" w:cs="黑体"/>
+      <w:rFonts w:ascii="黑体" w:eastAsia="黑体" w:hAnsi="黑体" w:cs="黑体"/>
       <w:bCs/>
       <w:spacing w:val="-7"/>
       <w:sz w:val="52"/>
       <w:szCs w:val="52"/>
     </w:rPr>
   </w:style>
-  <w:style w:type="paragraph" w:customStyle="1" w:styleId="33">
+  <w:style w:type="paragraph" w:customStyle="1" w:styleId="WPSOffice1">
     <w:name w:val="WPSOffice手动目录 1"/>
     <w:qFormat/>
-    <w:uiPriority w:val="0"/>
     <w:pPr>
       <w:ind w:leftChars="0"/>
     </w:pPr>
     <w:rPr>
-      <w:rFonts w:ascii="Times New Roman" w:hAnsi="Times New Roman" w:eastAsia="宋体" w:cs="Times New Roman"/>
+      <w:rFonts w:ascii="Times New Roman" w:eastAsia="宋体" w:hAnsi="Times New Roman" w:cs="Times New Roman"/>
       <w:sz w:val="20"/>
       <w:szCs w:val="20"/>
     </w:rPr>
   </w:style>
-  <w:style w:type="paragraph" w:customStyle="1" w:styleId="34">
+  <w:style w:type="paragraph" w:customStyle="1" w:styleId="WPSOffice2">
     <w:name w:val="WPSOffice手动目录 2"/>
     <w:qFormat/>
-    <w:uiPriority w:val="0"/>
     <w:pPr>
       <w:ind w:leftChars="200"/>
     </w:pPr>
     <w:rPr>
-      <w:rFonts w:ascii="Times New Roman" w:hAnsi="Times New Roman" w:eastAsia="宋体" w:cs="Times New Roman"/>
+      <w:rFonts w:ascii="Times New Roman" w:eastAsia="宋体" w:hAnsi="Times New Roman" w:cs="Times New Roman"/>
       <w:sz w:val="20"/>
       <w:szCs w:val="20"/>
     </w:rPr>
   </w:style>
-  <w:style w:type="paragraph" w:customStyle="1" w:styleId="35">
+  <w:style w:type="paragraph" w:customStyle="1" w:styleId="WPSOffice3">
     <w:name w:val="WPSOffice手动目录 3"/>
     <w:qFormat/>
-    <w:uiPriority w:val="0"/>
     <w:pPr>
       <w:ind w:leftChars="400"/>
     </w:pPr>
     <w:rPr>
-      <w:rFonts w:ascii="Times New Roman" w:hAnsi="Times New Roman" w:eastAsia="宋体" w:cs="Times New Roman"/>
+      <w:rFonts w:ascii="Times New Roman" w:eastAsia="宋体" w:hAnsi="Times New Roman" w:cs="Times New Roman"/>
       <w:sz w:val="20"/>
       <w:szCs w:val="20"/>
     </w:rPr>
   </w:style>
-  <w:style w:type="paragraph" w:customStyle="1" w:styleId="36">
+  <w:style w:type="paragraph" w:customStyle="1" w:styleId="Compact">
     <w:name w:val="Compact"/>
-    <w:basedOn w:val="12"/>
+    <w:basedOn w:val="BodyText"/>
     <w:qFormat/>
-    <w:uiPriority w:val="0"/>
     <w:pPr>
       <w:spacing w:before="36" w:after="36"/>
     </w:pPr>
   </w:style>
-  <w:style w:type="table" w:customStyle="1" w:styleId="37">
+  <w:style w:type="table" w:customStyle="1" w:styleId="Table">
     <w:name w:val="Table"/>
     <w:semiHidden/>
     <w:unhideWhenUsed/>
     <w:qFormat/>
-    <w:uiPriority w:val="0"/>
     <w:tblPr>
       <w:tblCellMar>
         <w:top w:w="0" w:type="dxa"/>
@@ -4989,27 +4858,25 @@
     <w:tblStylePr w:type="firstRow">
       <w:tcPr>
         <w:tcBorders>
-          <w:bottom w:val="single" w:color="auto" w:sz="0" w:space="0"/>
+          <w:bottom w:val="single" w:sz="0" w:space="0" w:color="auto"/>
         </w:tcBorders>
         <w:vAlign w:val="bottom"/>
       </w:tcPr>
     </w:tblStylePr>
   </w:style>
-  <w:style w:type="character" w:customStyle="1" w:styleId="38">
+  <w:style w:type="character" w:customStyle="1" w:styleId="1Char">
     <w:name w:val="柴_标题1 Char"/>
-    <w:link w:val="26"/>
+    <w:link w:val="1"/>
     <w:qFormat/>
-    <w:uiPriority w:val="0"/>
     <w:rPr>
-      <w:rFonts w:ascii="Arial" w:hAnsi="Arial" w:eastAsia="宋体"/>
+      <w:rFonts w:ascii="Arial" w:eastAsia="宋体" w:hAnsi="Arial"/>
       <w:sz w:val="32"/>
     </w:rPr>
   </w:style>
-  <w:style w:type="paragraph" w:customStyle="1" w:styleId="39">
+  <w:style w:type="paragraph" w:customStyle="1" w:styleId="a3">
     <w:name w:val="柴_正文_无缩进"/>
-    <w:basedOn w:val="1"/>
+    <w:basedOn w:val="Normal"/>
     <w:qFormat/>
-    <w:uiPriority w:val="0"/>
     <w:pPr>
       <w:ind w:firstLine="0" w:firstLineChars="0"/>
     </w:pPr>
@@ -5019,31 +4886,29 @@
       <w:lang w:eastAsia="zh-CN"/>
     </w:rPr>
   </w:style>
-  <w:style w:type="paragraph" w:customStyle="1" w:styleId="40">
+  <w:style w:type="paragraph" w:customStyle="1" w:styleId="4">
     <w:name w:val="柴_标题4"/>
-    <w:basedOn w:val="5"/>
-    <w:next w:val="1"/>
+    <w:basedOn w:val="Heading4"/>
+    <w:next w:val="Normal"/>
     <w:qFormat/>
-    <w:uiPriority w:val="0"/>
     <w:pPr>
       <w:widowControl w:val="0"/>
       <w:spacing w:before="160" w:line="360" w:lineRule="auto"/>
-      <w:ind w:left="981" w:leftChars="300" w:hanging="862"/>
+      <w:ind w:left="981" w:hanging="862" w:leftChars="300"/>
     </w:pPr>
     <w:rPr>
-      <w:rFonts w:hint="eastAsia" w:ascii="Calibri" w:hAnsi="Calibri" w:eastAsia="宋体" w:cs="宋体"/>
+      <w:rFonts w:ascii="Calibri" w:eastAsia="宋体" w:hAnsi="Calibri" w:cs="宋体" w:hint="eastAsia"/>
       <w:sz w:val="24"/>
       <w:szCs w:val="24"/>
       <w:lang w:eastAsia="zh-CN" w:bidi="zh-CN"/>
     </w:rPr>
   </w:style>
-  <w:style w:type="character" w:customStyle="1" w:styleId="41">
+  <w:style w:type="character" w:customStyle="1" w:styleId="Char">
     <w:name w:val="柴_正文 Char"/>
-    <w:link w:val="27"/>
+    <w:link w:val="a"/>
     <w:qFormat/>
-    <w:uiPriority w:val="0"/>
     <w:rPr>
-      <w:rFonts w:ascii="Arial" w:hAnsi="Arial" w:eastAsia="宋体"/>
+      <w:rFonts w:ascii="Arial" w:eastAsia="宋体" w:hAnsi="Arial"/>
       <w:sz w:val="24"/>
       <w:lang w:eastAsia="zh-CN"/>
     </w:rPr>

--- a/4.质量管理/1.流程制度规范类文件/040107-运维服务改进制度.docx
+++ b/4.质量管理/1.流程制度规范类文件/040107-运维服务改进制度.docx
@@ -1,20 +1,19 @@
 
 <file path=word/document.xml><?xml version="1.0" encoding="utf-8"?>
-<w:document xmlns:wpc="http://schemas.microsoft.com/office/word/2010/wordprocessingCanvas" xmlns:mc="http://schemas.openxmlformats.org/markup-compatibility/2006" xmlns:o="urn:schemas-microsoft-com:office:office" xmlns:r="http://schemas.openxmlformats.org/officeDocument/2006/relationships" xmlns:m="http://schemas.openxmlformats.org/officeDocument/2006/math" xmlns:v="urn:schemas-microsoft-com:vml" xmlns:wp14="http://schemas.microsoft.com/office/word/2010/wordprocessingDrawing" xmlns:wp="http://schemas.openxmlformats.org/drawingml/2006/wordprocessingDrawing" xmlns:w10="urn:schemas-microsoft-com:office:word" xmlns:w="http://schemas.openxmlformats.org/wordprocessingml/2006/main" xmlns:w14="http://schemas.microsoft.com/office/word/2010/wordml" xmlns:w15="http://schemas.microsoft.com/office/word/2012/wordml" xmlns:wne="http://schemas.microsoft.com/office/word/2006/wordml" xmlns:wpg="http://schemas.microsoft.com/office/word/2010/wordprocessingGroup" xmlns:wpi="http://schemas.microsoft.com/office/word/2010/wordprocessingInk" xmlns:wps="http://schemas.microsoft.com/office/word/2010/wordprocessingShape" mc:Ignorable="w14 w15 wp14">
-  <!-- Generated by Aspose.Words for .NET 13.3.0.1 -->
+<w:document xmlns:wpc="http://schemas.microsoft.com/office/word/2010/wordprocessingCanvas" xmlns:mc="http://schemas.openxmlformats.org/markup-compatibility/2006" xmlns:o="urn:schemas-microsoft-com:office:office" xmlns:r="http://schemas.openxmlformats.org/officeDocument/2006/relationships" xmlns:m="http://schemas.openxmlformats.org/officeDocument/2006/math" xmlns:v="urn:schemas-microsoft-com:vml" xmlns:wp14="http://schemas.microsoft.com/office/word/2010/wordprocessingDrawing" xmlns:wp="http://schemas.openxmlformats.org/drawingml/2006/wordprocessingDrawing" xmlns:w="http://schemas.openxmlformats.org/wordprocessingml/2006/main" xmlns:w14="http://schemas.microsoft.com/office/word/2010/wordml" xmlns:w10="urn:schemas-microsoft-com:office:word" xmlns:w15="http://schemas.microsoft.com/office/word/2012/wordml" xmlns:wpg="http://schemas.microsoft.com/office/word/2010/wordprocessingGroup" xmlns:wpi="http://schemas.microsoft.com/office/word/2010/wordprocessingInk" xmlns:wne="http://schemas.microsoft.com/office/word/2006/wordml" xmlns:wps="http://schemas.microsoft.com/office/word/2010/wordprocessingShape" xmlns:wpsCustomData="http://www.wps.cn/officeDocument/2013/wpsCustomData" mc:Ignorable="w14 w15 wp14">
   <w:body>
     <w:p>
       <w:pPr>
-        <w:pStyle w:val="a1"/>
+        <w:pStyle w:val="31"/>
         <w:bidi w:val="0"/>
       </w:pPr>
-      <w:bookmarkStart w:id="0" w:name="_Toc16225"/>
-    </w:p>
-    <w:p>
-      <w:pPr>
-        <w:pStyle w:val="a1"/>
+    </w:p>
+    <w:p>
+      <w:pPr>
+        <w:pStyle w:val="31"/>
         <w:bidi w:val="0"/>
       </w:pPr>
+      <w:bookmarkStart w:id="0" w:name="_Toc10101"/>
       <w:r>
         <w:t>运维服务改进制度</w:t>
       </w:r>
@@ -22,10 +21,10 @@
     </w:p>
     <w:p>
       <w:pPr>
-        <w:pStyle w:val="a2"/>
+        <w:pStyle w:val="32"/>
         <w:bidi w:val="0"/>
       </w:pPr>
-      <w:bookmarkStart w:id="1" w:name="_Toc32004"/>
+      <w:bookmarkStart w:id="1" w:name="_Toc25024"/>
       <w:r>
         <w:t>中达丰集团有限公司</w:t>
       </w:r>
@@ -33,12 +32,12 @@
     </w:p>
     <w:p>
       <w:pPr>
-        <w:pStyle w:val="BodyText"/>
+        <w:pStyle w:val="12"/>
         <w:spacing w:line="363" w:lineRule="auto"/>
-        <w:ind w:left="0" w:right="0" w:firstLine="0" w:leftChars="0" w:rightChars="0" w:firstLineChars="0"/>
+        <w:ind w:left="0" w:leftChars="0" w:right="0" w:rightChars="0" w:firstLine="0" w:firstLineChars="0"/>
         <w:jc w:val="center"/>
         <w:rPr>
-          <w:rFonts w:ascii="宋体" w:eastAsia="宋体" w:hAnsi="宋体" w:cs="宋体" w:hint="eastAsia"/>
+          <w:rFonts w:hint="eastAsia" w:ascii="宋体" w:hAnsi="宋体" w:eastAsia="宋体" w:cs="宋体"/>
           <w:sz w:val="36"/>
           <w:szCs w:val="36"/>
           <w:lang w:val="en-US" w:eastAsia="zh-CN"/>
@@ -46,18 +45,18 @@
       </w:pPr>
       <w:r>
         <w:rPr>
-          <w:rFonts w:ascii="宋体" w:eastAsia="宋体" w:hAnsi="宋体" w:cs="宋体" w:hint="eastAsia"/>
+          <w:rFonts w:hint="eastAsia" w:ascii="宋体" w:hAnsi="宋体" w:eastAsia="宋体" w:cs="宋体"/>
           <w:sz w:val="36"/>
           <w:szCs w:val="36"/>
           <w:lang w:val="en-US" w:eastAsia="zh-CN"/>
         </w:rPr>
-        <w:t>2025年7月4日</w:t>
-      </w:r>
-    </w:p>
-    <w:p>
-      <w:pPr>
-        <w:rPr>
-          <w:rFonts w:ascii="宋体" w:eastAsia="宋体" w:hAnsi="宋体" w:cs="宋体" w:hint="eastAsia"/>
+        <w:t>2025年4月4日</w:t>
+      </w:r>
+    </w:p>
+    <w:p>
+      <w:pPr>
+        <w:rPr>
+          <w:rFonts w:hint="eastAsia" w:ascii="宋体" w:hAnsi="宋体" w:eastAsia="宋体" w:cs="宋体"/>
           <w:sz w:val="36"/>
           <w:szCs w:val="36"/>
           <w:lang w:val="en-US" w:eastAsia="zh-CN"/>
@@ -65,7 +64,7 @@
       </w:pPr>
       <w:r>
         <w:rPr>
-          <w:rFonts w:ascii="宋体" w:eastAsia="宋体" w:hAnsi="宋体" w:cs="宋体" w:hint="eastAsia"/>
+          <w:rFonts w:hint="eastAsia" w:ascii="宋体" w:hAnsi="宋体" w:eastAsia="宋体" w:cs="宋体"/>
           <w:sz w:val="36"/>
           <w:szCs w:val="36"/>
           <w:lang w:val="en-US" w:eastAsia="zh-CN"/>
@@ -79,15 +78,15 @@
         <w:ind w:left="3710"/>
         <w:outlineLvl w:val="0"/>
         <w:rPr>
-          <w:rFonts w:ascii="宋体" w:eastAsia="宋体" w:hAnsi="宋体" w:cs="宋体"/>
+          <w:rFonts w:ascii="宋体" w:hAnsi="宋体" w:eastAsia="宋体" w:cs="宋体"/>
           <w:sz w:val="28"/>
           <w:szCs w:val="28"/>
         </w:rPr>
       </w:pPr>
-      <w:bookmarkStart w:id="2" w:name="_Toc24401"/>
-      <w:r>
-        <w:rPr>
-          <w:rFonts w:ascii="宋体" w:eastAsia="宋体" w:hAnsi="宋体" w:cs="宋体"/>
+      <w:bookmarkStart w:id="2" w:name="_Toc12187"/>
+      <w:r>
+        <w:rPr>
+          <w:rFonts w:ascii="宋体" w:hAnsi="宋体" w:eastAsia="宋体" w:cs="宋体"/>
           <w:spacing w:val="-3"/>
           <w:sz w:val="28"/>
           <w:szCs w:val="28"/>
@@ -98,16 +97,16 @@
     </w:p>
     <w:tbl>
       <w:tblPr>
-        <w:tblStyle w:val="TableNormal0"/>
+        <w:tblStyle w:val="24"/>
         <w:tblW w:w="9072" w:type="dxa"/>
         <w:tblInd w:w="5" w:type="dxa"/>
         <w:tblBorders>
-          <w:top w:val="single" w:sz="4" w:space="0" w:color="000000"/>
-          <w:left w:val="single" w:sz="4" w:space="0" w:color="000000"/>
-          <w:bottom w:val="single" w:sz="4" w:space="0" w:color="000000"/>
-          <w:right w:val="single" w:sz="4" w:space="0" w:color="000000"/>
-          <w:insideH w:val="single" w:sz="4" w:space="0" w:color="000000"/>
-          <w:insideV w:val="single" w:sz="4" w:space="0" w:color="000000"/>
+          <w:top w:val="single" w:color="000000" w:sz="4" w:space="0"/>
+          <w:left w:val="single" w:color="000000" w:sz="4" w:space="0"/>
+          <w:bottom w:val="single" w:color="000000" w:sz="4" w:space="0"/>
+          <w:right w:val="single" w:color="000000" w:sz="4" w:space="0"/>
+          <w:insideH w:val="single" w:color="000000" w:sz="4" w:space="0"/>
+          <w:insideV w:val="single" w:color="000000" w:sz="4" w:space="0"/>
         </w:tblBorders>
         <w:tblLayout w:type="fixed"/>
         <w:tblCellMar>
@@ -126,17 +125,14 @@
       </w:tblGrid>
       <w:tr>
         <w:tblPrEx>
-          <w:tblW w:w="9072" w:type="dxa"/>
-          <w:tblInd w:w="5" w:type="dxa"/>
           <w:tblBorders>
-            <w:top w:val="single" w:sz="4" w:space="0" w:color="000000"/>
-            <w:left w:val="single" w:sz="4" w:space="0" w:color="000000"/>
-            <w:bottom w:val="single" w:sz="4" w:space="0" w:color="000000"/>
-            <w:right w:val="single" w:sz="4" w:space="0" w:color="000000"/>
-            <w:insideH w:val="single" w:sz="4" w:space="0" w:color="000000"/>
-            <w:insideV w:val="single" w:sz="4" w:space="0" w:color="000000"/>
+            <w:top w:val="single" w:color="000000" w:sz="4" w:space="0"/>
+            <w:left w:val="single" w:color="000000" w:sz="4" w:space="0"/>
+            <w:bottom w:val="single" w:color="000000" w:sz="4" w:space="0"/>
+            <w:right w:val="single" w:color="000000" w:sz="4" w:space="0"/>
+            <w:insideH w:val="single" w:color="000000" w:sz="4" w:space="0"/>
+            <w:insideV w:val="single" w:color="000000" w:sz="4" w:space="0"/>
           </w:tblBorders>
-          <w:tblLayout w:type="fixed"/>
           <w:tblCellMar>
             <w:top w:w="0" w:type="dxa"/>
             <w:left w:w="0" w:type="dxa"/>
@@ -145,7 +141,7 @@
           </w:tblCellMar>
         </w:tblPrEx>
         <w:trPr>
-          <w:trHeight w:val="611"/>
+          <w:trHeight w:val="611" w:hRule="atLeast"/>
         </w:trPr>
         <w:tc>
           <w:tcPr>
@@ -156,14 +152,14 @@
               <w:spacing w:before="185" w:line="220" w:lineRule="auto"/>
               <w:ind w:left="207"/>
               <w:rPr>
-                <w:rFonts w:ascii="宋体" w:eastAsia="宋体" w:hAnsi="宋体" w:cs="宋体"/>
+                <w:rFonts w:ascii="宋体" w:hAnsi="宋体" w:eastAsia="宋体" w:cs="宋体"/>
                 <w:sz w:val="24"/>
                 <w:szCs w:val="24"/>
               </w:rPr>
             </w:pPr>
             <w:r>
               <w:rPr>
-                <w:rFonts w:ascii="宋体" w:eastAsia="宋体" w:hAnsi="宋体" w:cs="宋体"/>
+                <w:rFonts w:ascii="宋体" w:hAnsi="宋体" w:eastAsia="宋体" w:cs="宋体"/>
                 <w:spacing w:val="-2"/>
                 <w:sz w:val="24"/>
                 <w:szCs w:val="24"/>
@@ -182,14 +178,14 @@
               <w:spacing w:before="185" w:line="218" w:lineRule="auto"/>
               <w:ind w:left="109"/>
               <w:rPr>
-                <w:rFonts w:ascii="宋体" w:eastAsia="宋体" w:hAnsi="宋体" w:cs="宋体"/>
+                <w:rFonts w:ascii="宋体" w:hAnsi="宋体" w:eastAsia="宋体" w:cs="宋体"/>
                 <w:sz w:val="24"/>
                 <w:szCs w:val="24"/>
               </w:rPr>
             </w:pPr>
             <w:r>
               <w:rPr>
-                <w:rFonts w:ascii="宋体" w:eastAsia="宋体" w:hAnsi="宋体" w:cs="宋体"/>
+                <w:rFonts w:ascii="宋体" w:hAnsi="宋体" w:eastAsia="宋体" w:cs="宋体"/>
                 <w:spacing w:val="-1"/>
                 <w:sz w:val="24"/>
                 <w:szCs w:val="24"/>
@@ -201,9 +197,14 @@
       </w:tr>
       <w:tr>
         <w:tblPrEx>
-          <w:tblW w:w="9072" w:type="dxa"/>
-          <w:tblInd w:w="5" w:type="dxa"/>
-          <w:tblLayout w:type="fixed"/>
+          <w:tblBorders>
+            <w:top w:val="single" w:color="000000" w:sz="4" w:space="0"/>
+            <w:left w:val="single" w:color="000000" w:sz="4" w:space="0"/>
+            <w:bottom w:val="single" w:color="000000" w:sz="4" w:space="0"/>
+            <w:right w:val="single" w:color="000000" w:sz="4" w:space="0"/>
+            <w:insideH w:val="single" w:color="000000" w:sz="4" w:space="0"/>
+            <w:insideV w:val="single" w:color="000000" w:sz="4" w:space="0"/>
+          </w:tblBorders>
           <w:tblCellMar>
             <w:top w:w="0" w:type="dxa"/>
             <w:left w:w="0" w:type="dxa"/>
@@ -212,7 +213,7 @@
           </w:tblCellMar>
         </w:tblPrEx>
         <w:trPr>
-          <w:trHeight w:val="607"/>
+          <w:trHeight w:val="607" w:hRule="atLeast"/>
         </w:trPr>
         <w:tc>
           <w:tcPr>
@@ -223,14 +224,14 @@
               <w:spacing w:before="182" w:line="220" w:lineRule="auto"/>
               <w:ind w:left="447"/>
               <w:rPr>
-                <w:rFonts w:ascii="宋体" w:eastAsia="宋体" w:hAnsi="宋体" w:cs="宋体"/>
+                <w:rFonts w:ascii="宋体" w:hAnsi="宋体" w:eastAsia="宋体" w:cs="宋体"/>
                 <w:sz w:val="24"/>
                 <w:szCs w:val="24"/>
               </w:rPr>
             </w:pPr>
             <w:r>
               <w:rPr>
-                <w:rFonts w:ascii="宋体" w:eastAsia="宋体" w:hAnsi="宋体" w:cs="宋体"/>
+                <w:rFonts w:ascii="宋体" w:hAnsi="宋体" w:eastAsia="宋体" w:cs="宋体"/>
                 <w:spacing w:val="-3"/>
                 <w:sz w:val="24"/>
                 <w:szCs w:val="24"/>
@@ -249,14 +250,14 @@
               <w:spacing w:before="182" w:line="219" w:lineRule="auto"/>
               <w:ind w:left="109"/>
               <w:rPr>
-                <w:rFonts w:ascii="宋体" w:eastAsia="宋体" w:hAnsi="宋体" w:cs="宋体"/>
+                <w:rFonts w:ascii="宋体" w:hAnsi="宋体" w:eastAsia="宋体" w:cs="宋体"/>
                 <w:sz w:val="24"/>
                 <w:szCs w:val="24"/>
               </w:rPr>
             </w:pPr>
             <w:r>
               <w:rPr>
-                <w:rFonts w:ascii="宋体" w:eastAsia="宋体" w:hAnsi="宋体" w:cs="宋体"/>
+                <w:rFonts w:ascii="宋体" w:hAnsi="宋体" w:eastAsia="宋体" w:cs="宋体"/>
                 <w:spacing w:val="-1"/>
                 <w:sz w:val="24"/>
                 <w:szCs w:val="24"/>
@@ -268,9 +269,14 @@
       </w:tr>
       <w:tr>
         <w:tblPrEx>
-          <w:tblW w:w="9072" w:type="dxa"/>
-          <w:tblInd w:w="5" w:type="dxa"/>
-          <w:tblLayout w:type="fixed"/>
+          <w:tblBorders>
+            <w:top w:val="single" w:color="000000" w:sz="4" w:space="0"/>
+            <w:left w:val="single" w:color="000000" w:sz="4" w:space="0"/>
+            <w:bottom w:val="single" w:color="000000" w:sz="4" w:space="0"/>
+            <w:right w:val="single" w:color="000000" w:sz="4" w:space="0"/>
+            <w:insideH w:val="single" w:color="000000" w:sz="4" w:space="0"/>
+            <w:insideV w:val="single" w:color="000000" w:sz="4" w:space="0"/>
+          </w:tblBorders>
           <w:tblCellMar>
             <w:top w:w="0" w:type="dxa"/>
             <w:left w:w="0" w:type="dxa"/>
@@ -279,7 +285,7 @@
           </w:tblCellMar>
         </w:tblPrEx>
         <w:trPr>
-          <w:trHeight w:val="607"/>
+          <w:trHeight w:val="607" w:hRule="atLeast"/>
         </w:trPr>
         <w:tc>
           <w:tcPr>
@@ -290,14 +296,14 @@
               <w:spacing w:before="183" w:line="219" w:lineRule="auto"/>
               <w:ind w:left="447"/>
               <w:rPr>
-                <w:rFonts w:ascii="宋体" w:eastAsia="宋体" w:hAnsi="宋体" w:cs="宋体"/>
+                <w:rFonts w:ascii="宋体" w:hAnsi="宋体" w:eastAsia="宋体" w:cs="宋体"/>
                 <w:sz w:val="24"/>
                 <w:szCs w:val="24"/>
               </w:rPr>
             </w:pPr>
             <w:r>
               <w:rPr>
-                <w:rFonts w:ascii="宋体" w:eastAsia="宋体" w:hAnsi="宋体" w:cs="宋体"/>
+                <w:rFonts w:ascii="宋体" w:hAnsi="宋体" w:eastAsia="宋体" w:cs="宋体"/>
                 <w:spacing w:val="-3"/>
                 <w:sz w:val="24"/>
                 <w:szCs w:val="24"/>
@@ -315,14 +321,14 @@
               <w:spacing w:before="183" w:line="219" w:lineRule="auto"/>
               <w:ind w:left="229"/>
               <w:rPr>
-                <w:rFonts w:ascii="宋体" w:eastAsia="宋体" w:hAnsi="宋体" w:cs="宋体"/>
+                <w:rFonts w:ascii="宋体" w:hAnsi="宋体" w:eastAsia="宋体" w:cs="宋体"/>
                 <w:sz w:val="24"/>
                 <w:szCs w:val="24"/>
               </w:rPr>
             </w:pPr>
             <w:r>
               <w:rPr>
-                <w:rFonts w:ascii="宋体" w:eastAsia="宋体" w:hAnsi="宋体" w:cs="宋体"/>
+                <w:rFonts w:ascii="宋体" w:hAnsi="宋体" w:eastAsia="宋体" w:cs="宋体"/>
                 <w:spacing w:val="-2"/>
                 <w:sz w:val="24"/>
                 <w:szCs w:val="24"/>
@@ -340,14 +346,14 @@
               <w:spacing w:before="183" w:line="219" w:lineRule="auto"/>
               <w:ind w:left="676"/>
               <w:rPr>
-                <w:rFonts w:ascii="宋体" w:eastAsia="宋体" w:hAnsi="宋体" w:cs="宋体"/>
+                <w:rFonts w:ascii="宋体" w:hAnsi="宋体" w:eastAsia="宋体" w:cs="宋体"/>
                 <w:sz w:val="24"/>
                 <w:szCs w:val="24"/>
               </w:rPr>
             </w:pPr>
             <w:r>
               <w:rPr>
-                <w:rFonts w:ascii="宋体" w:eastAsia="宋体" w:hAnsi="宋体" w:cs="宋体"/>
+                <w:rFonts w:ascii="宋体" w:hAnsi="宋体" w:eastAsia="宋体" w:cs="宋体"/>
                 <w:spacing w:val="-2"/>
                 <w:sz w:val="24"/>
                 <w:szCs w:val="24"/>
@@ -365,14 +371,14 @@
               <w:spacing w:before="184" w:line="220" w:lineRule="auto"/>
               <w:ind w:left="545"/>
               <w:rPr>
-                <w:rFonts w:ascii="宋体" w:eastAsia="宋体" w:hAnsi="宋体" w:cs="宋体"/>
+                <w:rFonts w:ascii="宋体" w:hAnsi="宋体" w:eastAsia="宋体" w:cs="宋体"/>
                 <w:sz w:val="24"/>
                 <w:szCs w:val="24"/>
               </w:rPr>
             </w:pPr>
             <w:r>
               <w:rPr>
-                <w:rFonts w:ascii="宋体" w:eastAsia="宋体" w:hAnsi="宋体" w:cs="宋体"/>
+                <w:rFonts w:ascii="宋体" w:hAnsi="宋体" w:eastAsia="宋体" w:cs="宋体"/>
                 <w:spacing w:val="-3"/>
                 <w:sz w:val="24"/>
                 <w:szCs w:val="24"/>
@@ -390,14 +396,14 @@
               <w:spacing w:before="184" w:line="220" w:lineRule="auto"/>
               <w:ind w:left="754"/>
               <w:rPr>
-                <w:rFonts w:ascii="宋体" w:eastAsia="宋体" w:hAnsi="宋体" w:cs="宋体"/>
+                <w:rFonts w:ascii="宋体" w:hAnsi="宋体" w:eastAsia="宋体" w:cs="宋体"/>
                 <w:sz w:val="24"/>
                 <w:szCs w:val="24"/>
               </w:rPr>
             </w:pPr>
             <w:r>
               <w:rPr>
-                <w:rFonts w:ascii="宋体" w:eastAsia="宋体" w:hAnsi="宋体" w:cs="宋体"/>
+                <w:rFonts w:ascii="宋体" w:hAnsi="宋体" w:eastAsia="宋体" w:cs="宋体"/>
                 <w:spacing w:val="-6"/>
                 <w:sz w:val="24"/>
                 <w:szCs w:val="24"/>
@@ -409,9 +415,14 @@
       </w:tr>
       <w:tr>
         <w:tblPrEx>
-          <w:tblW w:w="9072" w:type="dxa"/>
-          <w:tblInd w:w="5" w:type="dxa"/>
-          <w:tblLayout w:type="fixed"/>
+          <w:tblBorders>
+            <w:top w:val="single" w:color="000000" w:sz="4" w:space="0"/>
+            <w:left w:val="single" w:color="000000" w:sz="4" w:space="0"/>
+            <w:bottom w:val="single" w:color="000000" w:sz="4" w:space="0"/>
+            <w:right w:val="single" w:color="000000" w:sz="4" w:space="0"/>
+            <w:insideH w:val="single" w:color="000000" w:sz="4" w:space="0"/>
+            <w:insideV w:val="single" w:color="000000" w:sz="4" w:space="0"/>
+          </w:tblBorders>
           <w:tblCellMar>
             <w:top w:w="0" w:type="dxa"/>
             <w:left w:w="0" w:type="dxa"/>
@@ -420,7 +431,7 @@
           </w:tblCellMar>
         </w:tblPrEx>
         <w:trPr>
-          <w:trHeight w:val="474"/>
+          <w:trHeight w:val="474" w:hRule="atLeast"/>
         </w:trPr>
         <w:tc>
           <w:tcPr>
@@ -431,14 +442,14 @@
               <w:spacing w:before="162" w:line="239" w:lineRule="auto"/>
               <w:ind w:left="709"/>
               <w:rPr>
-                <w:rFonts w:ascii="宋体" w:eastAsia="宋体" w:hAnsi="宋体" w:cs="宋体"/>
+                <w:rFonts w:ascii="宋体" w:hAnsi="宋体" w:eastAsia="宋体" w:cs="宋体"/>
                 <w:sz w:val="21"/>
                 <w:szCs w:val="21"/>
               </w:rPr>
             </w:pPr>
             <w:r>
               <w:rPr>
-                <w:rFonts w:ascii="宋体" w:eastAsia="宋体" w:hAnsi="宋体" w:cs="宋体"/>
+                <w:rFonts w:ascii="宋体" w:hAnsi="宋体" w:eastAsia="宋体" w:cs="宋体"/>
                 <w:spacing w:val="-1"/>
                 <w:sz w:val="21"/>
                 <w:szCs w:val="21"/>
@@ -456,19 +467,19 @@
               <w:spacing w:before="162"/>
               <w:ind w:left="290"/>
               <w:rPr>
-                <w:rFonts w:ascii="宋体" w:eastAsia="宋体" w:hAnsi="宋体" w:cs="宋体"/>
+                <w:rFonts w:ascii="宋体" w:hAnsi="宋体" w:eastAsia="宋体" w:cs="宋体"/>
                 <w:sz w:val="21"/>
                 <w:szCs w:val="21"/>
               </w:rPr>
             </w:pPr>
             <w:r>
               <w:rPr>
-                <w:rFonts w:ascii="宋体" w:eastAsia="宋体" w:hAnsi="宋体" w:cs="宋体"/>
+                <w:rFonts w:ascii="宋体" w:hAnsi="宋体" w:eastAsia="宋体" w:cs="宋体"/>
                 <w:spacing w:val="-2"/>
                 <w:sz w:val="21"/>
                 <w:szCs w:val="21"/>
               </w:rPr>
-              <w:t>2025-7-4</w:t>
+              <w:t>2025-4-4</w:t>
             </w:r>
           </w:p>
         </w:tc>
@@ -481,14 +492,14 @@
               <w:spacing w:before="132" w:line="219" w:lineRule="auto"/>
               <w:ind w:left="738"/>
               <w:rPr>
-                <w:rFonts w:ascii="宋体" w:eastAsia="宋体" w:hAnsi="宋体" w:cs="宋体"/>
+                <w:rFonts w:ascii="宋体" w:hAnsi="宋体" w:eastAsia="宋体" w:cs="宋体"/>
                 <w:sz w:val="21"/>
                 <w:szCs w:val="21"/>
               </w:rPr>
             </w:pPr>
             <w:r>
               <w:rPr>
-                <w:rFonts w:ascii="宋体" w:eastAsia="宋体" w:hAnsi="宋体" w:cs="宋体"/>
+                <w:rFonts w:ascii="宋体" w:hAnsi="宋体" w:eastAsia="宋体" w:cs="宋体"/>
                 <w:spacing w:val="-3"/>
                 <w:sz w:val="21"/>
                 <w:szCs w:val="21"/>
@@ -506,7 +517,7 @@
               <w:spacing w:before="132" w:line="220" w:lineRule="auto"/>
               <w:ind w:left="470"/>
               <w:rPr>
-                <w:rFonts w:ascii="宋体" w:eastAsia="宋体" w:hAnsi="宋体" w:cs="宋体" w:hint="eastAsia"/>
+                <w:rFonts w:hint="eastAsia" w:ascii="宋体" w:hAnsi="宋体" w:eastAsia="宋体" w:cs="宋体"/>
                 <w:sz w:val="21"/>
                 <w:szCs w:val="21"/>
                 <w:lang w:val="en-US" w:eastAsia="zh-CN"/>
@@ -514,7 +525,7 @@
             </w:pPr>
             <w:r>
               <w:rPr>
-                <w:rFonts w:ascii="宋体" w:eastAsia="宋体" w:hAnsi="宋体" w:cs="宋体" w:hint="eastAsia"/>
+                <w:rFonts w:hint="eastAsia" w:ascii="宋体" w:hAnsi="宋体" w:eastAsia="宋体" w:cs="宋体"/>
                 <w:sz w:val="21"/>
                 <w:szCs w:val="21"/>
                 <w:lang w:val="en-US" w:eastAsia="zh-CN"/>
@@ -532,7 +543,7 @@
               <w:spacing w:before="133" w:line="220" w:lineRule="auto"/>
               <w:ind w:left="676"/>
               <w:rPr>
-                <w:rFonts w:ascii="宋体" w:eastAsia="宋体" w:hAnsi="宋体" w:cs="宋体" w:hint="eastAsia"/>
+                <w:rFonts w:hint="eastAsia" w:ascii="宋体" w:hAnsi="宋体" w:eastAsia="宋体" w:cs="宋体"/>
                 <w:sz w:val="21"/>
                 <w:szCs w:val="21"/>
                 <w:lang w:eastAsia="zh-CN"/>
@@ -540,7 +551,7 @@
             </w:pPr>
             <w:r>
               <w:rPr>
-                <w:rFonts w:ascii="宋体" w:eastAsia="宋体" w:hAnsi="宋体" w:cs="宋体" w:hint="eastAsia"/>
+                <w:rFonts w:hint="eastAsia" w:ascii="宋体" w:hAnsi="宋体" w:eastAsia="宋体" w:cs="宋体"/>
                 <w:spacing w:val="-5"/>
                 <w:sz w:val="21"/>
                 <w:szCs w:val="21"/>
@@ -553,9 +564,14 @@
       </w:tr>
       <w:tr>
         <w:tblPrEx>
-          <w:tblW w:w="9072" w:type="dxa"/>
-          <w:tblInd w:w="5" w:type="dxa"/>
-          <w:tblLayout w:type="fixed"/>
+          <w:tblBorders>
+            <w:top w:val="single" w:color="000000" w:sz="4" w:space="0"/>
+            <w:left w:val="single" w:color="000000" w:sz="4" w:space="0"/>
+            <w:bottom w:val="single" w:color="000000" w:sz="4" w:space="0"/>
+            <w:right w:val="single" w:color="000000" w:sz="4" w:space="0"/>
+            <w:insideH w:val="single" w:color="000000" w:sz="4" w:space="0"/>
+            <w:insideV w:val="single" w:color="000000" w:sz="4" w:space="0"/>
+          </w:tblBorders>
           <w:tblCellMar>
             <w:top w:w="0" w:type="dxa"/>
             <w:left w:w="0" w:type="dxa"/>
@@ -564,7 +580,7 @@
           </w:tblCellMar>
         </w:tblPrEx>
         <w:trPr>
-          <w:trHeight w:val="474"/>
+          <w:trHeight w:val="474" w:hRule="atLeast"/>
         </w:trPr>
         <w:tc>
           <w:tcPr>
@@ -572,7 +588,7 @@
           </w:tcPr>
           <w:p>
             <w:pPr>
-              <w:pStyle w:val="TableText"/>
+              <w:pStyle w:val="25"/>
             </w:pPr>
           </w:p>
         </w:tc>
@@ -582,7 +598,7 @@
           </w:tcPr>
           <w:p>
             <w:pPr>
-              <w:pStyle w:val="TableText"/>
+              <w:pStyle w:val="25"/>
             </w:pPr>
           </w:p>
         </w:tc>
@@ -592,7 +608,7 @@
           </w:tcPr>
           <w:p>
             <w:pPr>
-              <w:pStyle w:val="TableText"/>
+              <w:pStyle w:val="25"/>
             </w:pPr>
           </w:p>
         </w:tc>
@@ -602,7 +618,7 @@
           </w:tcPr>
           <w:p>
             <w:pPr>
-              <w:pStyle w:val="TableText"/>
+              <w:pStyle w:val="25"/>
             </w:pPr>
           </w:p>
         </w:tc>
@@ -612,16 +628,21 @@
           </w:tcPr>
           <w:p>
             <w:pPr>
-              <w:pStyle w:val="TableText"/>
+              <w:pStyle w:val="25"/>
             </w:pPr>
           </w:p>
         </w:tc>
       </w:tr>
       <w:tr>
         <w:tblPrEx>
-          <w:tblW w:w="9072" w:type="dxa"/>
-          <w:tblInd w:w="5" w:type="dxa"/>
-          <w:tblLayout w:type="fixed"/>
+          <w:tblBorders>
+            <w:top w:val="single" w:color="000000" w:sz="4" w:space="0"/>
+            <w:left w:val="single" w:color="000000" w:sz="4" w:space="0"/>
+            <w:bottom w:val="single" w:color="000000" w:sz="4" w:space="0"/>
+            <w:right w:val="single" w:color="000000" w:sz="4" w:space="0"/>
+            <w:insideH w:val="single" w:color="000000" w:sz="4" w:space="0"/>
+            <w:insideV w:val="single" w:color="000000" w:sz="4" w:space="0"/>
+          </w:tblBorders>
           <w:tblCellMar>
             <w:top w:w="0" w:type="dxa"/>
             <w:left w:w="0" w:type="dxa"/>
@@ -630,7 +651,7 @@
           </w:tblCellMar>
         </w:tblPrEx>
         <w:trPr>
-          <w:trHeight w:val="474"/>
+          <w:trHeight w:val="474" w:hRule="atLeast"/>
         </w:trPr>
         <w:tc>
           <w:tcPr>
@@ -638,7 +659,7 @@
           </w:tcPr>
           <w:p>
             <w:pPr>
-              <w:pStyle w:val="TableText"/>
+              <w:pStyle w:val="25"/>
             </w:pPr>
           </w:p>
         </w:tc>
@@ -648,7 +669,7 @@
           </w:tcPr>
           <w:p>
             <w:pPr>
-              <w:pStyle w:val="TableText"/>
+              <w:pStyle w:val="25"/>
             </w:pPr>
           </w:p>
         </w:tc>
@@ -658,7 +679,7 @@
           </w:tcPr>
           <w:p>
             <w:pPr>
-              <w:pStyle w:val="TableText"/>
+              <w:pStyle w:val="25"/>
             </w:pPr>
           </w:p>
         </w:tc>
@@ -668,7 +689,7 @@
           </w:tcPr>
           <w:p>
             <w:pPr>
-              <w:pStyle w:val="TableText"/>
+              <w:pStyle w:val="25"/>
             </w:pPr>
           </w:p>
         </w:tc>
@@ -678,16 +699,21 @@
           </w:tcPr>
           <w:p>
             <w:pPr>
-              <w:pStyle w:val="TableText"/>
+              <w:pStyle w:val="25"/>
             </w:pPr>
           </w:p>
         </w:tc>
       </w:tr>
       <w:tr>
         <w:tblPrEx>
-          <w:tblW w:w="9072" w:type="dxa"/>
-          <w:tblInd w:w="5" w:type="dxa"/>
-          <w:tblLayout w:type="fixed"/>
+          <w:tblBorders>
+            <w:top w:val="single" w:color="000000" w:sz="4" w:space="0"/>
+            <w:left w:val="single" w:color="000000" w:sz="4" w:space="0"/>
+            <w:bottom w:val="single" w:color="000000" w:sz="4" w:space="0"/>
+            <w:right w:val="single" w:color="000000" w:sz="4" w:space="0"/>
+            <w:insideH w:val="single" w:color="000000" w:sz="4" w:space="0"/>
+            <w:insideV w:val="single" w:color="000000" w:sz="4" w:space="0"/>
+          </w:tblBorders>
           <w:tblCellMar>
             <w:top w:w="0" w:type="dxa"/>
             <w:left w:w="0" w:type="dxa"/>
@@ -696,7 +722,7 @@
           </w:tblCellMar>
         </w:tblPrEx>
         <w:trPr>
-          <w:trHeight w:val="474"/>
+          <w:trHeight w:val="474" w:hRule="atLeast"/>
         </w:trPr>
         <w:tc>
           <w:tcPr>
@@ -704,7 +730,7 @@
           </w:tcPr>
           <w:p>
             <w:pPr>
-              <w:pStyle w:val="TableText"/>
+              <w:pStyle w:val="25"/>
             </w:pPr>
           </w:p>
         </w:tc>
@@ -714,7 +740,7 @@
           </w:tcPr>
           <w:p>
             <w:pPr>
-              <w:pStyle w:val="TableText"/>
+              <w:pStyle w:val="25"/>
             </w:pPr>
           </w:p>
         </w:tc>
@@ -724,7 +750,7 @@
           </w:tcPr>
           <w:p>
             <w:pPr>
-              <w:pStyle w:val="TableText"/>
+              <w:pStyle w:val="25"/>
             </w:pPr>
           </w:p>
         </w:tc>
@@ -734,7 +760,7 @@
           </w:tcPr>
           <w:p>
             <w:pPr>
-              <w:pStyle w:val="TableText"/>
+              <w:pStyle w:val="25"/>
             </w:pPr>
           </w:p>
         </w:tc>
@@ -744,16 +770,21 @@
           </w:tcPr>
           <w:p>
             <w:pPr>
-              <w:pStyle w:val="TableText"/>
+              <w:pStyle w:val="25"/>
             </w:pPr>
           </w:p>
         </w:tc>
       </w:tr>
       <w:tr>
         <w:tblPrEx>
-          <w:tblW w:w="9072" w:type="dxa"/>
-          <w:tblInd w:w="5" w:type="dxa"/>
-          <w:tblLayout w:type="fixed"/>
+          <w:tblBorders>
+            <w:top w:val="single" w:color="000000" w:sz="4" w:space="0"/>
+            <w:left w:val="single" w:color="000000" w:sz="4" w:space="0"/>
+            <w:bottom w:val="single" w:color="000000" w:sz="4" w:space="0"/>
+            <w:right w:val="single" w:color="000000" w:sz="4" w:space="0"/>
+            <w:insideH w:val="single" w:color="000000" w:sz="4" w:space="0"/>
+            <w:insideV w:val="single" w:color="000000" w:sz="4" w:space="0"/>
+          </w:tblBorders>
           <w:tblCellMar>
             <w:top w:w="0" w:type="dxa"/>
             <w:left w:w="0" w:type="dxa"/>
@@ -762,7 +793,7 @@
           </w:tblCellMar>
         </w:tblPrEx>
         <w:trPr>
-          <w:trHeight w:val="474"/>
+          <w:trHeight w:val="474" w:hRule="atLeast"/>
         </w:trPr>
         <w:tc>
           <w:tcPr>
@@ -770,7 +801,7 @@
           </w:tcPr>
           <w:p>
             <w:pPr>
-              <w:pStyle w:val="TableText"/>
+              <w:pStyle w:val="25"/>
             </w:pPr>
           </w:p>
         </w:tc>
@@ -780,7 +811,7 @@
           </w:tcPr>
           <w:p>
             <w:pPr>
-              <w:pStyle w:val="TableText"/>
+              <w:pStyle w:val="25"/>
             </w:pPr>
           </w:p>
         </w:tc>
@@ -790,7 +821,7 @@
           </w:tcPr>
           <w:p>
             <w:pPr>
-              <w:pStyle w:val="TableText"/>
+              <w:pStyle w:val="25"/>
             </w:pPr>
           </w:p>
         </w:tc>
@@ -800,7 +831,7 @@
           </w:tcPr>
           <w:p>
             <w:pPr>
-              <w:pStyle w:val="TableText"/>
+              <w:pStyle w:val="25"/>
             </w:pPr>
           </w:p>
         </w:tc>
@@ -810,16 +841,21 @@
           </w:tcPr>
           <w:p>
             <w:pPr>
-              <w:pStyle w:val="TableText"/>
+              <w:pStyle w:val="25"/>
             </w:pPr>
           </w:p>
         </w:tc>
       </w:tr>
       <w:tr>
         <w:tblPrEx>
-          <w:tblW w:w="9072" w:type="dxa"/>
-          <w:tblInd w:w="5" w:type="dxa"/>
-          <w:tblLayout w:type="fixed"/>
+          <w:tblBorders>
+            <w:top w:val="single" w:color="000000" w:sz="4" w:space="0"/>
+            <w:left w:val="single" w:color="000000" w:sz="4" w:space="0"/>
+            <w:bottom w:val="single" w:color="000000" w:sz="4" w:space="0"/>
+            <w:right w:val="single" w:color="000000" w:sz="4" w:space="0"/>
+            <w:insideH w:val="single" w:color="000000" w:sz="4" w:space="0"/>
+            <w:insideV w:val="single" w:color="000000" w:sz="4" w:space="0"/>
+          </w:tblBorders>
           <w:tblCellMar>
             <w:top w:w="0" w:type="dxa"/>
             <w:left w:w="0" w:type="dxa"/>
@@ -828,7 +864,7 @@
           </w:tblCellMar>
         </w:tblPrEx>
         <w:trPr>
-          <w:trHeight w:val="589"/>
+          <w:trHeight w:val="589" w:hRule="atLeast"/>
         </w:trPr>
         <w:tc>
           <w:tcPr>
@@ -836,7 +872,7 @@
           </w:tcPr>
           <w:p>
             <w:pPr>
-              <w:pStyle w:val="TableText"/>
+              <w:pStyle w:val="25"/>
             </w:pPr>
           </w:p>
         </w:tc>
@@ -846,7 +882,7 @@
           </w:tcPr>
           <w:p>
             <w:pPr>
-              <w:pStyle w:val="TableText"/>
+              <w:pStyle w:val="25"/>
             </w:pPr>
           </w:p>
         </w:tc>
@@ -856,7 +892,7 @@
           </w:tcPr>
           <w:p>
             <w:pPr>
-              <w:pStyle w:val="TableText"/>
+              <w:pStyle w:val="25"/>
             </w:pPr>
           </w:p>
         </w:tc>
@@ -866,7 +902,7 @@
           </w:tcPr>
           <w:p>
             <w:pPr>
-              <w:pStyle w:val="TableText"/>
+              <w:pStyle w:val="25"/>
             </w:pPr>
           </w:p>
         </w:tc>
@@ -876,7 +912,7 @@
           </w:tcPr>
           <w:p>
             <w:pPr>
-              <w:pStyle w:val="TableText"/>
+              <w:pStyle w:val="25"/>
             </w:pPr>
           </w:p>
         </w:tc>
@@ -884,7 +920,7 @@
     </w:tbl>
     <w:p>
       <w:pPr>
-        <w:pStyle w:val="BodyText"/>
+        <w:pStyle w:val="12"/>
       </w:pPr>
     </w:p>
     <w:p>
@@ -892,14 +928,14 @@
         <w:sectPr>
           <w:pgSz w:w="11906" w:h="16839"/>
           <w:pgMar w:top="1431" w:right="1127" w:bottom="0" w:left="1696" w:header="0" w:footer="0" w:gutter="0"/>
-          <w:cols w:num="1" w:space="720"/>
+          <w:cols w:space="720" w:num="1"/>
         </w:sectPr>
       </w:pPr>
     </w:p>
     <w:sdt>
       <w:sdtPr>
         <w:rPr>
-          <w:rFonts w:ascii="宋体" w:eastAsia="宋体" w:hAnsi="宋体" w:cs="Arial"/>
+          <w:rFonts w:ascii="宋体" w:hAnsi="宋体" w:eastAsia="宋体" w:cs="Arial"/>
           <w:snapToGrid w:val="0"/>
           <w:color w:val="000000"/>
           <w:kern w:val="0"/>
@@ -915,7 +951,7 @@
       </w:sdtPr>
       <w:sdtEndPr>
         <w:rPr>
-          <w:rFonts w:ascii="Times New Roman" w:eastAsia="Times New Roman" w:hAnsi="Times New Roman" w:cs="Times New Roman"/>
+          <w:rFonts w:ascii="Times New Roman" w:hAnsi="Times New Roman" w:eastAsia="Times New Roman" w:cs="Times New Roman"/>
           <w:snapToGrid w:val="0"/>
           <w:color w:val="000000"/>
           <w:kern w:val="0"/>
@@ -928,12 +964,12 @@
         <w:p>
           <w:pPr>
             <w:spacing w:before="0" w:beforeLines="0" w:after="0" w:afterLines="0" w:line="240" w:lineRule="auto"/>
-            <w:ind w:left="0" w:right="0" w:firstLine="0" w:leftChars="0" w:rightChars="0" w:firstLineChars="0"/>
+            <w:ind w:left="0" w:leftChars="0" w:right="0" w:rightChars="0" w:firstLine="0" w:firstLineChars="0"/>
             <w:jc w:val="center"/>
           </w:pPr>
           <w:r>
             <w:rPr>
-              <w:rFonts w:ascii="宋体" w:eastAsia="宋体" w:hAnsi="宋体"/>
+              <w:rFonts w:ascii="宋体" w:hAnsi="宋体" w:eastAsia="宋体"/>
               <w:sz w:val="21"/>
             </w:rPr>
             <w:t>目录</w:t>
@@ -941,14 +977,14 @@
         </w:p>
         <w:p>
           <w:pPr>
-            <w:pStyle w:val="TOC1"/>
+            <w:pStyle w:val="16"/>
             <w:tabs>
               <w:tab w:val="right" w:leader="dot" w:pos="8497"/>
             </w:tabs>
           </w:pPr>
           <w:r>
             <w:rPr>
-              <w:rFonts w:ascii="Times New Roman" w:eastAsia="Times New Roman" w:hAnsi="Times New Roman" w:cs="Times New Roman"/>
+              <w:rFonts w:ascii="Times New Roman" w:hAnsi="Times New Roman" w:eastAsia="Times New Roman" w:cs="Times New Roman"/>
               <w:sz w:val="24"/>
               <w:szCs w:val="24"/>
             </w:rPr>
@@ -956,7 +992,7 @@
           </w:r>
           <w:r>
             <w:rPr>
-              <w:rFonts w:ascii="Times New Roman" w:eastAsia="Times New Roman" w:hAnsi="Times New Roman" w:cs="Times New Roman"/>
+              <w:rFonts w:ascii="Times New Roman" w:hAnsi="Times New Roman" w:eastAsia="Times New Roman" w:cs="Times New Roman"/>
               <w:sz w:val="24"/>
               <w:szCs w:val="24"/>
             </w:rPr>
@@ -964,7 +1000,7 @@
           </w:r>
           <w:r>
             <w:rPr>
-              <w:rFonts w:ascii="Times New Roman" w:eastAsia="Times New Roman" w:hAnsi="Times New Roman" w:cs="Times New Roman"/>
+              <w:rFonts w:ascii="Times New Roman" w:hAnsi="Times New Roman" w:eastAsia="Times New Roman" w:cs="Times New Roman"/>
               <w:sz w:val="24"/>
               <w:szCs w:val="24"/>
             </w:rPr>
@@ -972,21 +1008,21 @@
           </w:r>
           <w:r>
             <w:rPr>
-              <w:rFonts w:ascii="Times New Roman" w:eastAsia="Times New Roman" w:hAnsi="Times New Roman" w:cs="Times New Roman"/>
+              <w:rFonts w:ascii="Times New Roman" w:hAnsi="Times New Roman" w:eastAsia="Times New Roman" w:cs="Times New Roman"/>
               <w:szCs w:val="24"/>
             </w:rPr>
             <w:fldChar w:fldCharType="begin"/>
           </w:r>
           <w:r>
             <w:rPr>
-              <w:rFonts w:ascii="Times New Roman" w:eastAsia="Times New Roman" w:hAnsi="Times New Roman" w:cs="Times New Roman"/>
-              <w:szCs w:val="24"/>
-            </w:rPr>
-            <w:instrText xml:space="preserve"> HYPERLINK \l _Toc16225 </w:instrText>
-          </w:r>
-          <w:r>
-            <w:rPr>
-              <w:rFonts w:ascii="Times New Roman" w:eastAsia="Times New Roman" w:hAnsi="Times New Roman" w:cs="Times New Roman"/>
+              <w:rFonts w:ascii="Times New Roman" w:hAnsi="Times New Roman" w:eastAsia="Times New Roman" w:cs="Times New Roman"/>
+              <w:szCs w:val="24"/>
+            </w:rPr>
+            <w:instrText xml:space="preserve"> HYPERLINK \l _Toc10101 </w:instrText>
+          </w:r>
+          <w:r>
+            <w:rPr>
+              <w:rFonts w:ascii="Times New Roman" w:hAnsi="Times New Roman" w:eastAsia="Times New Roman" w:cs="Times New Roman"/>
               <w:szCs w:val="24"/>
             </w:rPr>
             <w:fldChar w:fldCharType="separate"/>
@@ -1001,7 +1037,7 @@
             <w:fldChar w:fldCharType="begin"/>
           </w:r>
           <w:r>
-            <w:instrText xml:space="preserve"> PAGEREF _Toc16225 \h </w:instrText>
+            <w:instrText xml:space="preserve"> PAGEREF _Toc10101 \h </w:instrText>
           </w:r>
           <w:r>
             <w:fldChar w:fldCharType="separate"/>
@@ -1014,7 +1050,7 @@
           </w:r>
           <w:r>
             <w:rPr>
-              <w:rFonts w:ascii="Times New Roman" w:eastAsia="Times New Roman" w:hAnsi="Times New Roman" w:cs="Times New Roman"/>
+              <w:rFonts w:ascii="Times New Roman" w:hAnsi="Times New Roman" w:eastAsia="Times New Roman" w:cs="Times New Roman"/>
               <w:szCs w:val="24"/>
             </w:rPr>
             <w:fldChar w:fldCharType="end"/>
@@ -1022,28 +1058,28 @@
         </w:p>
         <w:p>
           <w:pPr>
-            <w:pStyle w:val="TOC1"/>
+            <w:pStyle w:val="16"/>
             <w:tabs>
               <w:tab w:val="right" w:leader="dot" w:pos="8497"/>
             </w:tabs>
           </w:pPr>
           <w:r>
             <w:rPr>
-              <w:rFonts w:ascii="Times New Roman" w:eastAsia="Times New Roman" w:hAnsi="Times New Roman" w:cs="Times New Roman"/>
+              <w:rFonts w:ascii="Times New Roman" w:hAnsi="Times New Roman" w:eastAsia="Times New Roman" w:cs="Times New Roman"/>
               <w:szCs w:val="24"/>
             </w:rPr>
             <w:fldChar w:fldCharType="begin"/>
           </w:r>
           <w:r>
             <w:rPr>
-              <w:rFonts w:ascii="Times New Roman" w:eastAsia="Times New Roman" w:hAnsi="Times New Roman" w:cs="Times New Roman"/>
-              <w:szCs w:val="24"/>
-            </w:rPr>
-            <w:instrText xml:space="preserve"> HYPERLINK \l _Toc32004 </w:instrText>
-          </w:r>
-          <w:r>
-            <w:rPr>
-              <w:rFonts w:ascii="Times New Roman" w:eastAsia="Times New Roman" w:hAnsi="Times New Roman" w:cs="Times New Roman"/>
+              <w:rFonts w:ascii="Times New Roman" w:hAnsi="Times New Roman" w:eastAsia="Times New Roman" w:cs="Times New Roman"/>
+              <w:szCs w:val="24"/>
+            </w:rPr>
+            <w:instrText xml:space="preserve"> HYPERLINK \l _Toc25024 </w:instrText>
+          </w:r>
+          <w:r>
+            <w:rPr>
+              <w:rFonts w:ascii="Times New Roman" w:hAnsi="Times New Roman" w:eastAsia="Times New Roman" w:cs="Times New Roman"/>
               <w:szCs w:val="24"/>
             </w:rPr>
             <w:fldChar w:fldCharType="separate"/>
@@ -1058,7 +1094,7 @@
             <w:fldChar w:fldCharType="begin"/>
           </w:r>
           <w:r>
-            <w:instrText xml:space="preserve"> PAGEREF _Toc32004 \h </w:instrText>
+            <w:instrText xml:space="preserve"> PAGEREF _Toc25024 \h </w:instrText>
           </w:r>
           <w:r>
             <w:fldChar w:fldCharType="separate"/>
@@ -1071,7 +1107,7 @@
           </w:r>
           <w:r>
             <w:rPr>
-              <w:rFonts w:ascii="Times New Roman" w:eastAsia="Times New Roman" w:hAnsi="Times New Roman" w:cs="Times New Roman"/>
+              <w:rFonts w:ascii="Times New Roman" w:hAnsi="Times New Roman" w:eastAsia="Times New Roman" w:cs="Times New Roman"/>
               <w:szCs w:val="24"/>
             </w:rPr>
             <w:fldChar w:fldCharType="end"/>
@@ -1079,35 +1115,35 @@
         </w:p>
         <w:p>
           <w:pPr>
-            <w:pStyle w:val="TOC1"/>
+            <w:pStyle w:val="16"/>
             <w:tabs>
               <w:tab w:val="right" w:leader="dot" w:pos="8497"/>
             </w:tabs>
           </w:pPr>
           <w:r>
             <w:rPr>
-              <w:rFonts w:ascii="Times New Roman" w:eastAsia="Times New Roman" w:hAnsi="Times New Roman" w:cs="Times New Roman"/>
+              <w:rFonts w:ascii="Times New Roman" w:hAnsi="Times New Roman" w:eastAsia="Times New Roman" w:cs="Times New Roman"/>
               <w:szCs w:val="24"/>
             </w:rPr>
             <w:fldChar w:fldCharType="begin"/>
           </w:r>
           <w:r>
             <w:rPr>
-              <w:rFonts w:ascii="Times New Roman" w:eastAsia="Times New Roman" w:hAnsi="Times New Roman" w:cs="Times New Roman"/>
-              <w:szCs w:val="24"/>
-            </w:rPr>
-            <w:instrText xml:space="preserve"> HYPERLINK \l _Toc24401 </w:instrText>
-          </w:r>
-          <w:r>
-            <w:rPr>
-              <w:rFonts w:ascii="Times New Roman" w:eastAsia="Times New Roman" w:hAnsi="Times New Roman" w:cs="Times New Roman"/>
+              <w:rFonts w:ascii="Times New Roman" w:hAnsi="Times New Roman" w:eastAsia="Times New Roman" w:cs="Times New Roman"/>
+              <w:szCs w:val="24"/>
+            </w:rPr>
+            <w:instrText xml:space="preserve"> HYPERLINK \l _Toc12187 </w:instrText>
+          </w:r>
+          <w:r>
+            <w:rPr>
+              <w:rFonts w:ascii="Times New Roman" w:hAnsi="Times New Roman" w:eastAsia="Times New Roman" w:cs="Times New Roman"/>
               <w:szCs w:val="24"/>
             </w:rPr>
             <w:fldChar w:fldCharType="separate"/>
           </w:r>
           <w:r>
             <w:rPr>
-              <w:rFonts w:ascii="宋体" w:eastAsia="宋体" w:hAnsi="宋体" w:cs="宋体"/>
+              <w:rFonts w:ascii="宋体" w:hAnsi="宋体" w:eastAsia="宋体" w:cs="宋体"/>
               <w:spacing w:val="-3"/>
               <w:szCs w:val="28"/>
             </w:rPr>
@@ -1120,7 +1156,7 @@
             <w:fldChar w:fldCharType="begin"/>
           </w:r>
           <w:r>
-            <w:instrText xml:space="preserve"> PAGEREF _Toc24401 \h </w:instrText>
+            <w:instrText xml:space="preserve"> PAGEREF _Toc12187 \h </w:instrText>
           </w:r>
           <w:r>
             <w:fldChar w:fldCharType="separate"/>
@@ -1133,7 +1169,7 @@
           </w:r>
           <w:r>
             <w:rPr>
-              <w:rFonts w:ascii="Times New Roman" w:eastAsia="Times New Roman" w:hAnsi="Times New Roman" w:cs="Times New Roman"/>
+              <w:rFonts w:ascii="Times New Roman" w:hAnsi="Times New Roman" w:eastAsia="Times New Roman" w:cs="Times New Roman"/>
               <w:szCs w:val="24"/>
             </w:rPr>
             <w:fldChar w:fldCharType="end"/>
@@ -1141,28 +1177,28 @@
         </w:p>
         <w:p>
           <w:pPr>
-            <w:pStyle w:val="TOC1"/>
+            <w:pStyle w:val="16"/>
             <w:tabs>
               <w:tab w:val="right" w:leader="dot" w:pos="8497"/>
             </w:tabs>
           </w:pPr>
           <w:r>
             <w:rPr>
-              <w:rFonts w:ascii="Times New Roman" w:eastAsia="Times New Roman" w:hAnsi="Times New Roman" w:cs="Times New Roman"/>
+              <w:rFonts w:ascii="Times New Roman" w:hAnsi="Times New Roman" w:eastAsia="Times New Roman" w:cs="Times New Roman"/>
               <w:szCs w:val="24"/>
             </w:rPr>
             <w:fldChar w:fldCharType="begin"/>
           </w:r>
           <w:r>
             <w:rPr>
-              <w:rFonts w:ascii="Times New Roman" w:eastAsia="Times New Roman" w:hAnsi="Times New Roman" w:cs="Times New Roman"/>
-              <w:szCs w:val="24"/>
-            </w:rPr>
-            <w:instrText xml:space="preserve"> HYPERLINK \l _Toc28093 </w:instrText>
-          </w:r>
-          <w:r>
-            <w:rPr>
-              <w:rFonts w:ascii="Times New Roman" w:eastAsia="Times New Roman" w:hAnsi="Times New Roman" w:cs="Times New Roman"/>
+              <w:rFonts w:ascii="Times New Roman" w:hAnsi="Times New Roman" w:eastAsia="Times New Roman" w:cs="Times New Roman"/>
+              <w:szCs w:val="24"/>
+            </w:rPr>
+            <w:instrText xml:space="preserve"> HYPERLINK \l _Toc321 </w:instrText>
+          </w:r>
+          <w:r>
+            <w:rPr>
+              <w:rFonts w:ascii="Times New Roman" w:hAnsi="Times New Roman" w:eastAsia="Times New Roman" w:cs="Times New Roman"/>
               <w:szCs w:val="24"/>
             </w:rPr>
             <w:fldChar w:fldCharType="separate"/>
@@ -1183,7 +1219,7 @@
             <w:fldChar w:fldCharType="begin"/>
           </w:r>
           <w:r>
-            <w:instrText xml:space="preserve"> PAGEREF _Toc28093 \h </w:instrText>
+            <w:instrText xml:space="preserve"> PAGEREF _Toc321 \h </w:instrText>
           </w:r>
           <w:r>
             <w:fldChar w:fldCharType="separate"/>
@@ -1196,7 +1232,7 @@
           </w:r>
           <w:r>
             <w:rPr>
-              <w:rFonts w:ascii="Times New Roman" w:eastAsia="Times New Roman" w:hAnsi="Times New Roman" w:cs="Times New Roman"/>
+              <w:rFonts w:ascii="Times New Roman" w:hAnsi="Times New Roman" w:eastAsia="Times New Roman" w:cs="Times New Roman"/>
               <w:szCs w:val="24"/>
             </w:rPr>
             <w:fldChar w:fldCharType="end"/>
@@ -1204,28 +1240,28 @@
         </w:p>
         <w:p>
           <w:pPr>
-            <w:pStyle w:val="TOC1"/>
+            <w:pStyle w:val="16"/>
             <w:tabs>
               <w:tab w:val="right" w:leader="dot" w:pos="8497"/>
             </w:tabs>
           </w:pPr>
           <w:r>
             <w:rPr>
-              <w:rFonts w:ascii="Times New Roman" w:eastAsia="Times New Roman" w:hAnsi="Times New Roman" w:cs="Times New Roman"/>
+              <w:rFonts w:ascii="Times New Roman" w:hAnsi="Times New Roman" w:eastAsia="Times New Roman" w:cs="Times New Roman"/>
               <w:szCs w:val="24"/>
             </w:rPr>
             <w:fldChar w:fldCharType="begin"/>
           </w:r>
           <w:r>
             <w:rPr>
-              <w:rFonts w:ascii="Times New Roman" w:eastAsia="Times New Roman" w:hAnsi="Times New Roman" w:cs="Times New Roman"/>
-              <w:szCs w:val="24"/>
-            </w:rPr>
-            <w:instrText xml:space="preserve"> HYPERLINK \l _Toc19892 </w:instrText>
-          </w:r>
-          <w:r>
-            <w:rPr>
-              <w:rFonts w:ascii="Times New Roman" w:eastAsia="Times New Roman" w:hAnsi="Times New Roman" w:cs="Times New Roman"/>
+              <w:rFonts w:ascii="Times New Roman" w:hAnsi="Times New Roman" w:eastAsia="Times New Roman" w:cs="Times New Roman"/>
+              <w:szCs w:val="24"/>
+            </w:rPr>
+            <w:instrText xml:space="preserve"> HYPERLINK \l _Toc1627 </w:instrText>
+          </w:r>
+          <w:r>
+            <w:rPr>
+              <w:rFonts w:ascii="Times New Roman" w:hAnsi="Times New Roman" w:eastAsia="Times New Roman" w:cs="Times New Roman"/>
               <w:szCs w:val="24"/>
             </w:rPr>
             <w:fldChar w:fldCharType="separate"/>
@@ -1246,7 +1282,7 @@
             <w:fldChar w:fldCharType="begin"/>
           </w:r>
           <w:r>
-            <w:instrText xml:space="preserve"> PAGEREF _Toc19892 \h </w:instrText>
+            <w:instrText xml:space="preserve"> PAGEREF _Toc1627 \h </w:instrText>
           </w:r>
           <w:r>
             <w:fldChar w:fldCharType="separate"/>
@@ -1259,7 +1295,7 @@
           </w:r>
           <w:r>
             <w:rPr>
-              <w:rFonts w:ascii="Times New Roman" w:eastAsia="Times New Roman" w:hAnsi="Times New Roman" w:cs="Times New Roman"/>
+              <w:rFonts w:ascii="Times New Roman" w:hAnsi="Times New Roman" w:eastAsia="Times New Roman" w:cs="Times New Roman"/>
               <w:szCs w:val="24"/>
             </w:rPr>
             <w:fldChar w:fldCharType="end"/>
@@ -1267,28 +1303,28 @@
         </w:p>
         <w:p>
           <w:pPr>
-            <w:pStyle w:val="TOC1"/>
+            <w:pStyle w:val="16"/>
             <w:tabs>
               <w:tab w:val="right" w:leader="dot" w:pos="8497"/>
             </w:tabs>
           </w:pPr>
           <w:r>
             <w:rPr>
-              <w:rFonts w:ascii="Times New Roman" w:eastAsia="Times New Roman" w:hAnsi="Times New Roman" w:cs="Times New Roman"/>
+              <w:rFonts w:ascii="Times New Roman" w:hAnsi="Times New Roman" w:eastAsia="Times New Roman" w:cs="Times New Roman"/>
               <w:szCs w:val="24"/>
             </w:rPr>
             <w:fldChar w:fldCharType="begin"/>
           </w:r>
           <w:r>
             <w:rPr>
-              <w:rFonts w:ascii="Times New Roman" w:eastAsia="Times New Roman" w:hAnsi="Times New Roman" w:cs="Times New Roman"/>
-              <w:szCs w:val="24"/>
-            </w:rPr>
-            <w:instrText xml:space="preserve"> HYPERLINK \l _Toc19080 </w:instrText>
-          </w:r>
-          <w:r>
-            <w:rPr>
-              <w:rFonts w:ascii="Times New Roman" w:eastAsia="Times New Roman" w:hAnsi="Times New Roman" w:cs="Times New Roman"/>
+              <w:rFonts w:ascii="Times New Roman" w:hAnsi="Times New Roman" w:eastAsia="Times New Roman" w:cs="Times New Roman"/>
+              <w:szCs w:val="24"/>
+            </w:rPr>
+            <w:instrText xml:space="preserve"> HYPERLINK \l _Toc17887 </w:instrText>
+          </w:r>
+          <w:r>
+            <w:rPr>
+              <w:rFonts w:ascii="Times New Roman" w:hAnsi="Times New Roman" w:eastAsia="Times New Roman" w:cs="Times New Roman"/>
               <w:szCs w:val="24"/>
             </w:rPr>
             <w:fldChar w:fldCharType="separate"/>
@@ -1309,7 +1345,7 @@
             <w:fldChar w:fldCharType="begin"/>
           </w:r>
           <w:r>
-            <w:instrText xml:space="preserve"> PAGEREF _Toc19080 \h </w:instrText>
+            <w:instrText xml:space="preserve"> PAGEREF _Toc17887 \h </w:instrText>
           </w:r>
           <w:r>
             <w:fldChar w:fldCharType="separate"/>
@@ -1322,7 +1358,7 @@
           </w:r>
           <w:r>
             <w:rPr>
-              <w:rFonts w:ascii="Times New Roman" w:eastAsia="Times New Roman" w:hAnsi="Times New Roman" w:cs="Times New Roman"/>
+              <w:rFonts w:ascii="Times New Roman" w:hAnsi="Times New Roman" w:eastAsia="Times New Roman" w:cs="Times New Roman"/>
               <w:szCs w:val="24"/>
             </w:rPr>
             <w:fldChar w:fldCharType="end"/>
@@ -1330,28 +1366,28 @@
         </w:p>
         <w:p>
           <w:pPr>
-            <w:pStyle w:val="TOC1"/>
+            <w:pStyle w:val="16"/>
             <w:tabs>
               <w:tab w:val="right" w:leader="dot" w:pos="8497"/>
             </w:tabs>
           </w:pPr>
           <w:r>
             <w:rPr>
-              <w:rFonts w:ascii="Times New Roman" w:eastAsia="Times New Roman" w:hAnsi="Times New Roman" w:cs="Times New Roman"/>
+              <w:rFonts w:ascii="Times New Roman" w:hAnsi="Times New Roman" w:eastAsia="Times New Roman" w:cs="Times New Roman"/>
               <w:szCs w:val="24"/>
             </w:rPr>
             <w:fldChar w:fldCharType="begin"/>
           </w:r>
           <w:r>
             <w:rPr>
-              <w:rFonts w:ascii="Times New Roman" w:eastAsia="Times New Roman" w:hAnsi="Times New Roman" w:cs="Times New Roman"/>
-              <w:szCs w:val="24"/>
-            </w:rPr>
-            <w:instrText xml:space="preserve"> HYPERLINK \l _Toc656 </w:instrText>
-          </w:r>
-          <w:r>
-            <w:rPr>
-              <w:rFonts w:ascii="Times New Roman" w:eastAsia="Times New Roman" w:hAnsi="Times New Roman" w:cs="Times New Roman"/>
+              <w:rFonts w:ascii="Times New Roman" w:hAnsi="Times New Roman" w:eastAsia="Times New Roman" w:cs="Times New Roman"/>
+              <w:szCs w:val="24"/>
+            </w:rPr>
+            <w:instrText xml:space="preserve"> HYPERLINK \l _Toc9233 </w:instrText>
+          </w:r>
+          <w:r>
+            <w:rPr>
+              <w:rFonts w:ascii="Times New Roman" w:hAnsi="Times New Roman" w:eastAsia="Times New Roman" w:cs="Times New Roman"/>
               <w:szCs w:val="24"/>
             </w:rPr>
             <w:fldChar w:fldCharType="separate"/>
@@ -1372,7 +1408,7 @@
             <w:fldChar w:fldCharType="begin"/>
           </w:r>
           <w:r>
-            <w:instrText xml:space="preserve"> PAGEREF _Toc656 \h </w:instrText>
+            <w:instrText xml:space="preserve"> PAGEREF _Toc9233 \h </w:instrText>
           </w:r>
           <w:r>
             <w:fldChar w:fldCharType="separate"/>
@@ -1385,7 +1421,7 @@
           </w:r>
           <w:r>
             <w:rPr>
-              <w:rFonts w:ascii="Times New Roman" w:eastAsia="Times New Roman" w:hAnsi="Times New Roman" w:cs="Times New Roman"/>
+              <w:rFonts w:ascii="Times New Roman" w:hAnsi="Times New Roman" w:eastAsia="Times New Roman" w:cs="Times New Roman"/>
               <w:szCs w:val="24"/>
             </w:rPr>
             <w:fldChar w:fldCharType="end"/>
@@ -1393,28 +1429,28 @@
         </w:p>
         <w:p>
           <w:pPr>
-            <w:pStyle w:val="TOC1"/>
+            <w:pStyle w:val="16"/>
             <w:tabs>
               <w:tab w:val="right" w:leader="dot" w:pos="8497"/>
             </w:tabs>
           </w:pPr>
           <w:r>
             <w:rPr>
-              <w:rFonts w:ascii="Times New Roman" w:eastAsia="Times New Roman" w:hAnsi="Times New Roman" w:cs="Times New Roman"/>
+              <w:rFonts w:ascii="Times New Roman" w:hAnsi="Times New Roman" w:eastAsia="Times New Roman" w:cs="Times New Roman"/>
               <w:szCs w:val="24"/>
             </w:rPr>
             <w:fldChar w:fldCharType="begin"/>
           </w:r>
           <w:r>
             <w:rPr>
-              <w:rFonts w:ascii="Times New Roman" w:eastAsia="Times New Roman" w:hAnsi="Times New Roman" w:cs="Times New Roman"/>
-              <w:szCs w:val="24"/>
-            </w:rPr>
-            <w:instrText xml:space="preserve"> HYPERLINK \l _Toc221 </w:instrText>
-          </w:r>
-          <w:r>
-            <w:rPr>
-              <w:rFonts w:ascii="Times New Roman" w:eastAsia="Times New Roman" w:hAnsi="Times New Roman" w:cs="Times New Roman"/>
+              <w:rFonts w:ascii="Times New Roman" w:hAnsi="Times New Roman" w:eastAsia="Times New Roman" w:cs="Times New Roman"/>
+              <w:szCs w:val="24"/>
+            </w:rPr>
+            <w:instrText xml:space="preserve"> HYPERLINK \l _Toc22447 </w:instrText>
+          </w:r>
+          <w:r>
+            <w:rPr>
+              <w:rFonts w:ascii="Times New Roman" w:hAnsi="Times New Roman" w:eastAsia="Times New Roman" w:cs="Times New Roman"/>
               <w:szCs w:val="24"/>
             </w:rPr>
             <w:fldChar w:fldCharType="separate"/>
@@ -1435,7 +1471,7 @@
             <w:fldChar w:fldCharType="begin"/>
           </w:r>
           <w:r>
-            <w:instrText xml:space="preserve"> PAGEREF _Toc221 \h </w:instrText>
+            <w:instrText xml:space="preserve"> PAGEREF _Toc22447 \h </w:instrText>
           </w:r>
           <w:r>
             <w:fldChar w:fldCharType="separate"/>
@@ -1448,7 +1484,7 @@
           </w:r>
           <w:r>
             <w:rPr>
-              <w:rFonts w:ascii="Times New Roman" w:eastAsia="Times New Roman" w:hAnsi="Times New Roman" w:cs="Times New Roman"/>
+              <w:rFonts w:ascii="Times New Roman" w:hAnsi="Times New Roman" w:eastAsia="Times New Roman" w:cs="Times New Roman"/>
               <w:szCs w:val="24"/>
             </w:rPr>
             <w:fldChar w:fldCharType="end"/>
@@ -1456,28 +1492,28 @@
         </w:p>
         <w:p>
           <w:pPr>
-            <w:pStyle w:val="TOC1"/>
+            <w:pStyle w:val="16"/>
             <w:tabs>
               <w:tab w:val="right" w:leader="dot" w:pos="8497"/>
             </w:tabs>
           </w:pPr>
           <w:r>
             <w:rPr>
-              <w:rFonts w:ascii="Times New Roman" w:eastAsia="Times New Roman" w:hAnsi="Times New Roman" w:cs="Times New Roman"/>
+              <w:rFonts w:ascii="Times New Roman" w:hAnsi="Times New Roman" w:eastAsia="Times New Roman" w:cs="Times New Roman"/>
               <w:szCs w:val="24"/>
             </w:rPr>
             <w:fldChar w:fldCharType="begin"/>
           </w:r>
           <w:r>
             <w:rPr>
-              <w:rFonts w:ascii="Times New Roman" w:eastAsia="Times New Roman" w:hAnsi="Times New Roman" w:cs="Times New Roman"/>
-              <w:szCs w:val="24"/>
-            </w:rPr>
-            <w:instrText xml:space="preserve"> HYPERLINK \l _Toc15607 </w:instrText>
-          </w:r>
-          <w:r>
-            <w:rPr>
-              <w:rFonts w:ascii="Times New Roman" w:eastAsia="Times New Roman" w:hAnsi="Times New Roman" w:cs="Times New Roman"/>
+              <w:rFonts w:ascii="Times New Roman" w:hAnsi="Times New Roman" w:eastAsia="Times New Roman" w:cs="Times New Roman"/>
+              <w:szCs w:val="24"/>
+            </w:rPr>
+            <w:instrText xml:space="preserve"> HYPERLINK \l _Toc9446 </w:instrText>
+          </w:r>
+          <w:r>
+            <w:rPr>
+              <w:rFonts w:ascii="Times New Roman" w:hAnsi="Times New Roman" w:eastAsia="Times New Roman" w:cs="Times New Roman"/>
               <w:szCs w:val="24"/>
             </w:rPr>
             <w:fldChar w:fldCharType="separate"/>
@@ -1505,7 +1541,7 @@
             <w:fldChar w:fldCharType="begin"/>
           </w:r>
           <w:r>
-            <w:instrText xml:space="preserve"> PAGEREF _Toc15607 \h </w:instrText>
+            <w:instrText xml:space="preserve"> PAGEREF _Toc9446 \h </w:instrText>
           </w:r>
           <w:r>
             <w:fldChar w:fldCharType="separate"/>
@@ -1518,7 +1554,7 @@
           </w:r>
           <w:r>
             <w:rPr>
-              <w:rFonts w:ascii="Times New Roman" w:eastAsia="Times New Roman" w:hAnsi="Times New Roman" w:cs="Times New Roman"/>
+              <w:rFonts w:ascii="Times New Roman" w:hAnsi="Times New Roman" w:eastAsia="Times New Roman" w:cs="Times New Roman"/>
               <w:szCs w:val="24"/>
             </w:rPr>
             <w:fldChar w:fldCharType="end"/>
@@ -1526,28 +1562,28 @@
         </w:p>
         <w:p>
           <w:pPr>
-            <w:pStyle w:val="TOC2"/>
+            <w:pStyle w:val="17"/>
             <w:tabs>
               <w:tab w:val="right" w:leader="dot" w:pos="8497"/>
             </w:tabs>
           </w:pPr>
           <w:r>
             <w:rPr>
-              <w:rFonts w:ascii="Times New Roman" w:eastAsia="Times New Roman" w:hAnsi="Times New Roman" w:cs="Times New Roman"/>
+              <w:rFonts w:ascii="Times New Roman" w:hAnsi="Times New Roman" w:eastAsia="Times New Roman" w:cs="Times New Roman"/>
               <w:szCs w:val="24"/>
             </w:rPr>
             <w:fldChar w:fldCharType="begin"/>
           </w:r>
           <w:r>
             <w:rPr>
-              <w:rFonts w:ascii="Times New Roman" w:eastAsia="Times New Roman" w:hAnsi="Times New Roman" w:cs="Times New Roman"/>
-              <w:szCs w:val="24"/>
-            </w:rPr>
-            <w:instrText xml:space="preserve"> HYPERLINK \l _Toc9493 </w:instrText>
-          </w:r>
-          <w:r>
-            <w:rPr>
-              <w:rFonts w:ascii="Times New Roman" w:eastAsia="Times New Roman" w:hAnsi="Times New Roman" w:cs="Times New Roman"/>
+              <w:rFonts w:ascii="Times New Roman" w:hAnsi="Times New Roman" w:eastAsia="Times New Roman" w:cs="Times New Roman"/>
+              <w:szCs w:val="24"/>
+            </w:rPr>
+            <w:instrText xml:space="preserve"> HYPERLINK \l _Toc19709 </w:instrText>
+          </w:r>
+          <w:r>
+            <w:rPr>
+              <w:rFonts w:ascii="Times New Roman" w:hAnsi="Times New Roman" w:eastAsia="Times New Roman" w:cs="Times New Roman"/>
               <w:szCs w:val="24"/>
             </w:rPr>
             <w:fldChar w:fldCharType="separate"/>
@@ -1568,7 +1604,7 @@
             <w:fldChar w:fldCharType="begin"/>
           </w:r>
           <w:r>
-            <w:instrText xml:space="preserve"> PAGEREF _Toc9493 \h </w:instrText>
+            <w:instrText xml:space="preserve"> PAGEREF _Toc19709 \h </w:instrText>
           </w:r>
           <w:r>
             <w:fldChar w:fldCharType="separate"/>
@@ -1581,7 +1617,7 @@
           </w:r>
           <w:r>
             <w:rPr>
-              <w:rFonts w:ascii="Times New Roman" w:eastAsia="Times New Roman" w:hAnsi="Times New Roman" w:cs="Times New Roman"/>
+              <w:rFonts w:ascii="Times New Roman" w:hAnsi="Times New Roman" w:eastAsia="Times New Roman" w:cs="Times New Roman"/>
               <w:szCs w:val="24"/>
             </w:rPr>
             <w:fldChar w:fldCharType="end"/>
@@ -1589,28 +1625,28 @@
         </w:p>
         <w:p>
           <w:pPr>
-            <w:pStyle w:val="TOC2"/>
+            <w:pStyle w:val="17"/>
             <w:tabs>
               <w:tab w:val="right" w:leader="dot" w:pos="8497"/>
             </w:tabs>
           </w:pPr>
           <w:r>
             <w:rPr>
-              <w:rFonts w:ascii="Times New Roman" w:eastAsia="Times New Roman" w:hAnsi="Times New Roman" w:cs="Times New Roman"/>
+              <w:rFonts w:ascii="Times New Roman" w:hAnsi="Times New Roman" w:eastAsia="Times New Roman" w:cs="Times New Roman"/>
               <w:szCs w:val="24"/>
             </w:rPr>
             <w:fldChar w:fldCharType="begin"/>
           </w:r>
           <w:r>
             <w:rPr>
-              <w:rFonts w:ascii="Times New Roman" w:eastAsia="Times New Roman" w:hAnsi="Times New Roman" w:cs="Times New Roman"/>
-              <w:szCs w:val="24"/>
-            </w:rPr>
-            <w:instrText xml:space="preserve"> HYPERLINK \l _Toc4907 </w:instrText>
-          </w:r>
-          <w:r>
-            <w:rPr>
-              <w:rFonts w:ascii="Times New Roman" w:eastAsia="Times New Roman" w:hAnsi="Times New Roman" w:cs="Times New Roman"/>
+              <w:rFonts w:ascii="Times New Roman" w:hAnsi="Times New Roman" w:eastAsia="Times New Roman" w:cs="Times New Roman"/>
+              <w:szCs w:val="24"/>
+            </w:rPr>
+            <w:instrText xml:space="preserve"> HYPERLINK \l _Toc3508 </w:instrText>
+          </w:r>
+          <w:r>
+            <w:rPr>
+              <w:rFonts w:ascii="Times New Roman" w:hAnsi="Times New Roman" w:eastAsia="Times New Roman" w:cs="Times New Roman"/>
               <w:szCs w:val="24"/>
             </w:rPr>
             <w:fldChar w:fldCharType="separate"/>
@@ -1631,7 +1667,7 @@
             <w:fldChar w:fldCharType="begin"/>
           </w:r>
           <w:r>
-            <w:instrText xml:space="preserve"> PAGEREF _Toc4907 \h </w:instrText>
+            <w:instrText xml:space="preserve"> PAGEREF _Toc3508 \h </w:instrText>
           </w:r>
           <w:r>
             <w:fldChar w:fldCharType="separate"/>
@@ -1644,7 +1680,7 @@
           </w:r>
           <w:r>
             <w:rPr>
-              <w:rFonts w:ascii="Times New Roman" w:eastAsia="Times New Roman" w:hAnsi="Times New Roman" w:cs="Times New Roman"/>
+              <w:rFonts w:ascii="Times New Roman" w:hAnsi="Times New Roman" w:eastAsia="Times New Roman" w:cs="Times New Roman"/>
               <w:szCs w:val="24"/>
             </w:rPr>
             <w:fldChar w:fldCharType="end"/>
@@ -1652,28 +1688,28 @@
         </w:p>
         <w:p>
           <w:pPr>
-            <w:pStyle w:val="TOC2"/>
+            <w:pStyle w:val="17"/>
             <w:tabs>
               <w:tab w:val="right" w:leader="dot" w:pos="8497"/>
             </w:tabs>
           </w:pPr>
           <w:r>
             <w:rPr>
-              <w:rFonts w:ascii="Times New Roman" w:eastAsia="Times New Roman" w:hAnsi="Times New Roman" w:cs="Times New Roman"/>
+              <w:rFonts w:ascii="Times New Roman" w:hAnsi="Times New Roman" w:eastAsia="Times New Roman" w:cs="Times New Roman"/>
               <w:szCs w:val="24"/>
             </w:rPr>
             <w:fldChar w:fldCharType="begin"/>
           </w:r>
           <w:r>
             <w:rPr>
-              <w:rFonts w:ascii="Times New Roman" w:eastAsia="Times New Roman" w:hAnsi="Times New Roman" w:cs="Times New Roman"/>
-              <w:szCs w:val="24"/>
-            </w:rPr>
-            <w:instrText xml:space="preserve"> HYPERLINK \l _Toc8845 </w:instrText>
-          </w:r>
-          <w:r>
-            <w:rPr>
-              <w:rFonts w:ascii="Times New Roman" w:eastAsia="Times New Roman" w:hAnsi="Times New Roman" w:cs="Times New Roman"/>
+              <w:rFonts w:ascii="Times New Roman" w:hAnsi="Times New Roman" w:eastAsia="Times New Roman" w:cs="Times New Roman"/>
+              <w:szCs w:val="24"/>
+            </w:rPr>
+            <w:instrText xml:space="preserve"> HYPERLINK \l _Toc10252 </w:instrText>
+          </w:r>
+          <w:r>
+            <w:rPr>
+              <w:rFonts w:ascii="Times New Roman" w:hAnsi="Times New Roman" w:eastAsia="Times New Roman" w:cs="Times New Roman"/>
               <w:szCs w:val="24"/>
             </w:rPr>
             <w:fldChar w:fldCharType="separate"/>
@@ -1694,7 +1730,7 @@
             <w:fldChar w:fldCharType="begin"/>
           </w:r>
           <w:r>
-            <w:instrText xml:space="preserve"> PAGEREF _Toc8845 \h </w:instrText>
+            <w:instrText xml:space="preserve"> PAGEREF _Toc10252 \h </w:instrText>
           </w:r>
           <w:r>
             <w:fldChar w:fldCharType="separate"/>
@@ -1707,7 +1743,7 @@
           </w:r>
           <w:r>
             <w:rPr>
-              <w:rFonts w:ascii="Times New Roman" w:eastAsia="Times New Roman" w:hAnsi="Times New Roman" w:cs="Times New Roman"/>
+              <w:rFonts w:ascii="Times New Roman" w:hAnsi="Times New Roman" w:eastAsia="Times New Roman" w:cs="Times New Roman"/>
               <w:szCs w:val="24"/>
             </w:rPr>
             <w:fldChar w:fldCharType="end"/>
@@ -1715,28 +1751,28 @@
         </w:p>
         <w:p>
           <w:pPr>
-            <w:pStyle w:val="TOC2"/>
+            <w:pStyle w:val="17"/>
             <w:tabs>
               <w:tab w:val="right" w:leader="dot" w:pos="8497"/>
             </w:tabs>
           </w:pPr>
           <w:r>
             <w:rPr>
-              <w:rFonts w:ascii="Times New Roman" w:eastAsia="Times New Roman" w:hAnsi="Times New Roman" w:cs="Times New Roman"/>
+              <w:rFonts w:ascii="Times New Roman" w:hAnsi="Times New Roman" w:eastAsia="Times New Roman" w:cs="Times New Roman"/>
               <w:szCs w:val="24"/>
             </w:rPr>
             <w:fldChar w:fldCharType="begin"/>
           </w:r>
           <w:r>
             <w:rPr>
-              <w:rFonts w:ascii="Times New Roman" w:eastAsia="Times New Roman" w:hAnsi="Times New Roman" w:cs="Times New Roman"/>
-              <w:szCs w:val="24"/>
-            </w:rPr>
-            <w:instrText xml:space="preserve"> HYPERLINK \l _Toc16553 </w:instrText>
-          </w:r>
-          <w:r>
-            <w:rPr>
-              <w:rFonts w:ascii="Times New Roman" w:eastAsia="Times New Roman" w:hAnsi="Times New Roman" w:cs="Times New Roman"/>
+              <w:rFonts w:ascii="Times New Roman" w:hAnsi="Times New Roman" w:eastAsia="Times New Roman" w:cs="Times New Roman"/>
+              <w:szCs w:val="24"/>
+            </w:rPr>
+            <w:instrText xml:space="preserve"> HYPERLINK \l _Toc27962 </w:instrText>
+          </w:r>
+          <w:r>
+            <w:rPr>
+              <w:rFonts w:ascii="Times New Roman" w:hAnsi="Times New Roman" w:eastAsia="Times New Roman" w:cs="Times New Roman"/>
               <w:szCs w:val="24"/>
             </w:rPr>
             <w:fldChar w:fldCharType="separate"/>
@@ -1757,7 +1793,7 @@
             <w:fldChar w:fldCharType="begin"/>
           </w:r>
           <w:r>
-            <w:instrText xml:space="preserve"> PAGEREF _Toc16553 \h </w:instrText>
+            <w:instrText xml:space="preserve"> PAGEREF _Toc27962 \h </w:instrText>
           </w:r>
           <w:r>
             <w:fldChar w:fldCharType="separate"/>
@@ -1770,7 +1806,7 @@
           </w:r>
           <w:r>
             <w:rPr>
-              <w:rFonts w:ascii="Times New Roman" w:eastAsia="Times New Roman" w:hAnsi="Times New Roman" w:cs="Times New Roman"/>
+              <w:rFonts w:ascii="Times New Roman" w:hAnsi="Times New Roman" w:eastAsia="Times New Roman" w:cs="Times New Roman"/>
               <w:szCs w:val="24"/>
             </w:rPr>
             <w:fldChar w:fldCharType="end"/>
@@ -1778,28 +1814,28 @@
         </w:p>
         <w:p>
           <w:pPr>
-            <w:pStyle w:val="TOC2"/>
+            <w:pStyle w:val="17"/>
             <w:tabs>
               <w:tab w:val="right" w:leader="dot" w:pos="8497"/>
             </w:tabs>
           </w:pPr>
           <w:r>
             <w:rPr>
-              <w:rFonts w:ascii="Times New Roman" w:eastAsia="Times New Roman" w:hAnsi="Times New Roman" w:cs="Times New Roman"/>
+              <w:rFonts w:ascii="Times New Roman" w:hAnsi="Times New Roman" w:eastAsia="Times New Roman" w:cs="Times New Roman"/>
               <w:szCs w:val="24"/>
             </w:rPr>
             <w:fldChar w:fldCharType="begin"/>
           </w:r>
           <w:r>
             <w:rPr>
-              <w:rFonts w:ascii="Times New Roman" w:eastAsia="Times New Roman" w:hAnsi="Times New Roman" w:cs="Times New Roman"/>
-              <w:szCs w:val="24"/>
-            </w:rPr>
-            <w:instrText xml:space="preserve"> HYPERLINK \l _Toc13822 </w:instrText>
-          </w:r>
-          <w:r>
-            <w:rPr>
-              <w:rFonts w:ascii="Times New Roman" w:eastAsia="Times New Roman" w:hAnsi="Times New Roman" w:cs="Times New Roman"/>
+              <w:rFonts w:ascii="Times New Roman" w:hAnsi="Times New Roman" w:eastAsia="Times New Roman" w:cs="Times New Roman"/>
+              <w:szCs w:val="24"/>
+            </w:rPr>
+            <w:instrText xml:space="preserve"> HYPERLINK \l _Toc9219 </w:instrText>
+          </w:r>
+          <w:r>
+            <w:rPr>
+              <w:rFonts w:ascii="Times New Roman" w:hAnsi="Times New Roman" w:eastAsia="Times New Roman" w:cs="Times New Roman"/>
               <w:szCs w:val="24"/>
             </w:rPr>
             <w:fldChar w:fldCharType="separate"/>
@@ -1820,7 +1856,7 @@
             <w:fldChar w:fldCharType="begin"/>
           </w:r>
           <w:r>
-            <w:instrText xml:space="preserve"> PAGEREF _Toc13822 \h </w:instrText>
+            <w:instrText xml:space="preserve"> PAGEREF _Toc9219 \h </w:instrText>
           </w:r>
           <w:r>
             <w:fldChar w:fldCharType="separate"/>
@@ -1833,7 +1869,7 @@
           </w:r>
           <w:r>
             <w:rPr>
-              <w:rFonts w:ascii="Times New Roman" w:eastAsia="Times New Roman" w:hAnsi="Times New Roman" w:cs="Times New Roman"/>
+              <w:rFonts w:ascii="Times New Roman" w:hAnsi="Times New Roman" w:eastAsia="Times New Roman" w:cs="Times New Roman"/>
               <w:szCs w:val="24"/>
             </w:rPr>
             <w:fldChar w:fldCharType="end"/>
@@ -1841,28 +1877,28 @@
         </w:p>
         <w:p>
           <w:pPr>
-            <w:pStyle w:val="TOC2"/>
+            <w:pStyle w:val="17"/>
             <w:tabs>
               <w:tab w:val="right" w:leader="dot" w:pos="8497"/>
             </w:tabs>
           </w:pPr>
           <w:r>
             <w:rPr>
-              <w:rFonts w:ascii="Times New Roman" w:eastAsia="Times New Roman" w:hAnsi="Times New Roman" w:cs="Times New Roman"/>
+              <w:rFonts w:ascii="Times New Roman" w:hAnsi="Times New Roman" w:eastAsia="Times New Roman" w:cs="Times New Roman"/>
               <w:szCs w:val="24"/>
             </w:rPr>
             <w:fldChar w:fldCharType="begin"/>
           </w:r>
           <w:r>
             <w:rPr>
-              <w:rFonts w:ascii="Times New Roman" w:eastAsia="Times New Roman" w:hAnsi="Times New Roman" w:cs="Times New Roman"/>
-              <w:szCs w:val="24"/>
-            </w:rPr>
-            <w:instrText xml:space="preserve"> HYPERLINK \l _Toc2485 </w:instrText>
-          </w:r>
-          <w:r>
-            <w:rPr>
-              <w:rFonts w:ascii="Times New Roman" w:eastAsia="Times New Roman" w:hAnsi="Times New Roman" w:cs="Times New Roman"/>
+              <w:rFonts w:ascii="Times New Roman" w:hAnsi="Times New Roman" w:eastAsia="Times New Roman" w:cs="Times New Roman"/>
+              <w:szCs w:val="24"/>
+            </w:rPr>
+            <w:instrText xml:space="preserve"> HYPERLINK \l _Toc25565 </w:instrText>
+          </w:r>
+          <w:r>
+            <w:rPr>
+              <w:rFonts w:ascii="Times New Roman" w:hAnsi="Times New Roman" w:eastAsia="Times New Roman" w:cs="Times New Roman"/>
               <w:szCs w:val="24"/>
             </w:rPr>
             <w:fldChar w:fldCharType="separate"/>
@@ -1883,7 +1919,7 @@
             <w:fldChar w:fldCharType="begin"/>
           </w:r>
           <w:r>
-            <w:instrText xml:space="preserve"> PAGEREF _Toc2485 \h </w:instrText>
+            <w:instrText xml:space="preserve"> PAGEREF _Toc25565 \h </w:instrText>
           </w:r>
           <w:r>
             <w:fldChar w:fldCharType="separate"/>
@@ -1896,7 +1932,7 @@
           </w:r>
           <w:r>
             <w:rPr>
-              <w:rFonts w:ascii="Times New Roman" w:eastAsia="Times New Roman" w:hAnsi="Times New Roman" w:cs="Times New Roman"/>
+              <w:rFonts w:ascii="Times New Roman" w:hAnsi="Times New Roman" w:eastAsia="Times New Roman" w:cs="Times New Roman"/>
               <w:szCs w:val="24"/>
             </w:rPr>
             <w:fldChar w:fldCharType="end"/>
@@ -1904,28 +1940,28 @@
         </w:p>
         <w:p>
           <w:pPr>
-            <w:pStyle w:val="TOC2"/>
+            <w:pStyle w:val="17"/>
             <w:tabs>
               <w:tab w:val="right" w:leader="dot" w:pos="8497"/>
             </w:tabs>
           </w:pPr>
           <w:r>
             <w:rPr>
-              <w:rFonts w:ascii="Times New Roman" w:eastAsia="Times New Roman" w:hAnsi="Times New Roman" w:cs="Times New Roman"/>
+              <w:rFonts w:ascii="Times New Roman" w:hAnsi="Times New Roman" w:eastAsia="Times New Roman" w:cs="Times New Roman"/>
               <w:szCs w:val="24"/>
             </w:rPr>
             <w:fldChar w:fldCharType="begin"/>
           </w:r>
           <w:r>
             <w:rPr>
-              <w:rFonts w:ascii="Times New Roman" w:eastAsia="Times New Roman" w:hAnsi="Times New Roman" w:cs="Times New Roman"/>
-              <w:szCs w:val="24"/>
-            </w:rPr>
-            <w:instrText xml:space="preserve"> HYPERLINK \l _Toc19295 </w:instrText>
-          </w:r>
-          <w:r>
-            <w:rPr>
-              <w:rFonts w:ascii="Times New Roman" w:eastAsia="Times New Roman" w:hAnsi="Times New Roman" w:cs="Times New Roman"/>
+              <w:rFonts w:ascii="Times New Roman" w:hAnsi="Times New Roman" w:eastAsia="Times New Roman" w:cs="Times New Roman"/>
+              <w:szCs w:val="24"/>
+            </w:rPr>
+            <w:instrText xml:space="preserve"> HYPERLINK \l _Toc21026 </w:instrText>
+          </w:r>
+          <w:r>
+            <w:rPr>
+              <w:rFonts w:ascii="Times New Roman" w:hAnsi="Times New Roman" w:eastAsia="Times New Roman" w:cs="Times New Roman"/>
               <w:szCs w:val="24"/>
             </w:rPr>
             <w:fldChar w:fldCharType="separate"/>
@@ -1946,7 +1982,7 @@
             <w:fldChar w:fldCharType="begin"/>
           </w:r>
           <w:r>
-            <w:instrText xml:space="preserve"> PAGEREF _Toc19295 \h </w:instrText>
+            <w:instrText xml:space="preserve"> PAGEREF _Toc21026 \h </w:instrText>
           </w:r>
           <w:r>
             <w:fldChar w:fldCharType="separate"/>
@@ -1959,7 +1995,7 @@
           </w:r>
           <w:r>
             <w:rPr>
-              <w:rFonts w:ascii="Times New Roman" w:eastAsia="Times New Roman" w:hAnsi="Times New Roman" w:cs="Times New Roman"/>
+              <w:rFonts w:ascii="Times New Roman" w:hAnsi="Times New Roman" w:eastAsia="Times New Roman" w:cs="Times New Roman"/>
               <w:szCs w:val="24"/>
             </w:rPr>
             <w:fldChar w:fldCharType="end"/>
@@ -1967,28 +2003,28 @@
         </w:p>
         <w:p>
           <w:pPr>
-            <w:pStyle w:val="TOC2"/>
+            <w:pStyle w:val="17"/>
             <w:tabs>
               <w:tab w:val="right" w:leader="dot" w:pos="8497"/>
             </w:tabs>
           </w:pPr>
           <w:r>
             <w:rPr>
-              <w:rFonts w:ascii="Times New Roman" w:eastAsia="Times New Roman" w:hAnsi="Times New Roman" w:cs="Times New Roman"/>
+              <w:rFonts w:ascii="Times New Roman" w:hAnsi="Times New Roman" w:eastAsia="Times New Roman" w:cs="Times New Roman"/>
               <w:szCs w:val="24"/>
             </w:rPr>
             <w:fldChar w:fldCharType="begin"/>
           </w:r>
           <w:r>
             <w:rPr>
-              <w:rFonts w:ascii="Times New Roman" w:eastAsia="Times New Roman" w:hAnsi="Times New Roman" w:cs="Times New Roman"/>
-              <w:szCs w:val="24"/>
-            </w:rPr>
-            <w:instrText xml:space="preserve"> HYPERLINK \l _Toc2081 </w:instrText>
-          </w:r>
-          <w:r>
-            <w:rPr>
-              <w:rFonts w:ascii="Times New Roman" w:eastAsia="Times New Roman" w:hAnsi="Times New Roman" w:cs="Times New Roman"/>
+              <w:rFonts w:ascii="Times New Roman" w:hAnsi="Times New Roman" w:eastAsia="Times New Roman" w:cs="Times New Roman"/>
+              <w:szCs w:val="24"/>
+            </w:rPr>
+            <w:instrText xml:space="preserve"> HYPERLINK \l _Toc11911 </w:instrText>
+          </w:r>
+          <w:r>
+            <w:rPr>
+              <w:rFonts w:ascii="Times New Roman" w:hAnsi="Times New Roman" w:eastAsia="Times New Roman" w:cs="Times New Roman"/>
               <w:szCs w:val="24"/>
             </w:rPr>
             <w:fldChar w:fldCharType="separate"/>
@@ -2009,7 +2045,7 @@
             <w:fldChar w:fldCharType="begin"/>
           </w:r>
           <w:r>
-            <w:instrText xml:space="preserve"> PAGEREF _Toc2081 \h </w:instrText>
+            <w:instrText xml:space="preserve"> PAGEREF _Toc11911 \h </w:instrText>
           </w:r>
           <w:r>
             <w:fldChar w:fldCharType="separate"/>
@@ -2022,7 +2058,7 @@
           </w:r>
           <w:r>
             <w:rPr>
-              <w:rFonts w:ascii="Times New Roman" w:eastAsia="Times New Roman" w:hAnsi="Times New Roman" w:cs="Times New Roman"/>
+              <w:rFonts w:ascii="Times New Roman" w:hAnsi="Times New Roman" w:eastAsia="Times New Roman" w:cs="Times New Roman"/>
               <w:szCs w:val="24"/>
             </w:rPr>
             <w:fldChar w:fldCharType="end"/>
@@ -2030,28 +2066,28 @@
         </w:p>
         <w:p>
           <w:pPr>
-            <w:pStyle w:val="TOC2"/>
+            <w:pStyle w:val="17"/>
             <w:tabs>
               <w:tab w:val="right" w:leader="dot" w:pos="8497"/>
             </w:tabs>
           </w:pPr>
           <w:r>
             <w:rPr>
-              <w:rFonts w:ascii="Times New Roman" w:eastAsia="Times New Roman" w:hAnsi="Times New Roman" w:cs="Times New Roman"/>
+              <w:rFonts w:ascii="Times New Roman" w:hAnsi="Times New Roman" w:eastAsia="Times New Roman" w:cs="Times New Roman"/>
               <w:szCs w:val="24"/>
             </w:rPr>
             <w:fldChar w:fldCharType="begin"/>
           </w:r>
           <w:r>
             <w:rPr>
-              <w:rFonts w:ascii="Times New Roman" w:eastAsia="Times New Roman" w:hAnsi="Times New Roman" w:cs="Times New Roman"/>
-              <w:szCs w:val="24"/>
-            </w:rPr>
-            <w:instrText xml:space="preserve"> HYPERLINK \l _Toc25614 </w:instrText>
-          </w:r>
-          <w:r>
-            <w:rPr>
-              <w:rFonts w:ascii="Times New Roman" w:eastAsia="Times New Roman" w:hAnsi="Times New Roman" w:cs="Times New Roman"/>
+              <w:rFonts w:ascii="Times New Roman" w:hAnsi="Times New Roman" w:eastAsia="Times New Roman" w:cs="Times New Roman"/>
+              <w:szCs w:val="24"/>
+            </w:rPr>
+            <w:instrText xml:space="preserve"> HYPERLINK \l _Toc20910 </w:instrText>
+          </w:r>
+          <w:r>
+            <w:rPr>
+              <w:rFonts w:ascii="Times New Roman" w:hAnsi="Times New Roman" w:eastAsia="Times New Roman" w:cs="Times New Roman"/>
               <w:szCs w:val="24"/>
             </w:rPr>
             <w:fldChar w:fldCharType="separate"/>
@@ -2072,7 +2108,7 @@
             <w:fldChar w:fldCharType="begin"/>
           </w:r>
           <w:r>
-            <w:instrText xml:space="preserve"> PAGEREF _Toc25614 \h </w:instrText>
+            <w:instrText xml:space="preserve"> PAGEREF _Toc20910 \h </w:instrText>
           </w:r>
           <w:r>
             <w:fldChar w:fldCharType="separate"/>
@@ -2085,7 +2121,7 @@
           </w:r>
           <w:r>
             <w:rPr>
-              <w:rFonts w:ascii="Times New Roman" w:eastAsia="Times New Roman" w:hAnsi="Times New Roman" w:cs="Times New Roman"/>
+              <w:rFonts w:ascii="Times New Roman" w:hAnsi="Times New Roman" w:eastAsia="Times New Roman" w:cs="Times New Roman"/>
               <w:szCs w:val="24"/>
             </w:rPr>
             <w:fldChar w:fldCharType="end"/>
@@ -2093,28 +2129,28 @@
         </w:p>
         <w:p>
           <w:pPr>
-            <w:pStyle w:val="TOC1"/>
+            <w:pStyle w:val="16"/>
             <w:tabs>
               <w:tab w:val="right" w:leader="dot" w:pos="8497"/>
             </w:tabs>
           </w:pPr>
           <w:r>
             <w:rPr>
-              <w:rFonts w:ascii="Times New Roman" w:eastAsia="Times New Roman" w:hAnsi="Times New Roman" w:cs="Times New Roman"/>
+              <w:rFonts w:ascii="Times New Roman" w:hAnsi="Times New Roman" w:eastAsia="Times New Roman" w:cs="Times New Roman"/>
               <w:szCs w:val="24"/>
             </w:rPr>
             <w:fldChar w:fldCharType="begin"/>
           </w:r>
           <w:r>
             <w:rPr>
-              <w:rFonts w:ascii="Times New Roman" w:eastAsia="Times New Roman" w:hAnsi="Times New Roman" w:cs="Times New Roman"/>
-              <w:szCs w:val="24"/>
-            </w:rPr>
-            <w:instrText xml:space="preserve"> HYPERLINK \l _Toc4957 </w:instrText>
-          </w:r>
-          <w:r>
-            <w:rPr>
-              <w:rFonts w:ascii="Times New Roman" w:eastAsia="Times New Roman" w:hAnsi="Times New Roman" w:cs="Times New Roman"/>
+              <w:rFonts w:ascii="Times New Roman" w:hAnsi="Times New Roman" w:eastAsia="Times New Roman" w:cs="Times New Roman"/>
+              <w:szCs w:val="24"/>
+            </w:rPr>
+            <w:instrText xml:space="preserve"> HYPERLINK \l _Toc30051 </w:instrText>
+          </w:r>
+          <w:r>
+            <w:rPr>
+              <w:rFonts w:ascii="Times New Roman" w:hAnsi="Times New Roman" w:eastAsia="Times New Roman" w:cs="Times New Roman"/>
               <w:szCs w:val="24"/>
             </w:rPr>
             <w:fldChar w:fldCharType="separate"/>
@@ -2135,7 +2171,7 @@
             <w:fldChar w:fldCharType="begin"/>
           </w:r>
           <w:r>
-            <w:instrText xml:space="preserve"> PAGEREF _Toc4957 \h </w:instrText>
+            <w:instrText xml:space="preserve"> PAGEREF _Toc30051 \h </w:instrText>
           </w:r>
           <w:r>
             <w:fldChar w:fldCharType="separate"/>
@@ -2148,7 +2184,7 @@
           </w:r>
           <w:r>
             <w:rPr>
-              <w:rFonts w:ascii="Times New Roman" w:eastAsia="Times New Roman" w:hAnsi="Times New Roman" w:cs="Times New Roman"/>
+              <w:rFonts w:ascii="Times New Roman" w:hAnsi="Times New Roman" w:eastAsia="Times New Roman" w:cs="Times New Roman"/>
               <w:szCs w:val="24"/>
             </w:rPr>
             <w:fldChar w:fldCharType="end"/>
@@ -2156,28 +2192,28 @@
         </w:p>
         <w:p>
           <w:pPr>
-            <w:pStyle w:val="TOC1"/>
+            <w:pStyle w:val="16"/>
             <w:tabs>
               <w:tab w:val="right" w:leader="dot" w:pos="8497"/>
             </w:tabs>
           </w:pPr>
           <w:r>
             <w:rPr>
-              <w:rFonts w:ascii="Times New Roman" w:eastAsia="Times New Roman" w:hAnsi="Times New Roman" w:cs="Times New Roman"/>
+              <w:rFonts w:ascii="Times New Roman" w:hAnsi="Times New Roman" w:eastAsia="Times New Roman" w:cs="Times New Roman"/>
               <w:szCs w:val="24"/>
             </w:rPr>
             <w:fldChar w:fldCharType="begin"/>
           </w:r>
           <w:r>
             <w:rPr>
-              <w:rFonts w:ascii="Times New Roman" w:eastAsia="Times New Roman" w:hAnsi="Times New Roman" w:cs="Times New Roman"/>
-              <w:szCs w:val="24"/>
-            </w:rPr>
-            <w:instrText xml:space="preserve"> HYPERLINK \l _Toc3864 </w:instrText>
-          </w:r>
-          <w:r>
-            <w:rPr>
-              <w:rFonts w:ascii="Times New Roman" w:eastAsia="Times New Roman" w:hAnsi="Times New Roman" w:cs="Times New Roman"/>
+              <w:rFonts w:ascii="Times New Roman" w:hAnsi="Times New Roman" w:eastAsia="Times New Roman" w:cs="Times New Roman"/>
+              <w:szCs w:val="24"/>
+            </w:rPr>
+            <w:instrText xml:space="preserve"> HYPERLINK \l _Toc58 </w:instrText>
+          </w:r>
+          <w:r>
+            <w:rPr>
+              <w:rFonts w:ascii="Times New Roman" w:hAnsi="Times New Roman" w:eastAsia="Times New Roman" w:cs="Times New Roman"/>
               <w:szCs w:val="24"/>
             </w:rPr>
             <w:fldChar w:fldCharType="separate"/>
@@ -2198,7 +2234,7 @@
             <w:fldChar w:fldCharType="begin"/>
           </w:r>
           <w:r>
-            <w:instrText xml:space="preserve"> PAGEREF _Toc3864 \h </w:instrText>
+            <w:instrText xml:space="preserve"> PAGEREF _Toc58 \h </w:instrText>
           </w:r>
           <w:r>
             <w:fldChar w:fldCharType="separate"/>
@@ -2211,7 +2247,7 @@
           </w:r>
           <w:r>
             <w:rPr>
-              <w:rFonts w:ascii="Times New Roman" w:eastAsia="Times New Roman" w:hAnsi="Times New Roman" w:cs="Times New Roman"/>
+              <w:rFonts w:ascii="Times New Roman" w:hAnsi="Times New Roman" w:eastAsia="Times New Roman" w:cs="Times New Roman"/>
               <w:szCs w:val="24"/>
             </w:rPr>
             <w:fldChar w:fldCharType="end"/>
@@ -2221,7 +2257,7 @@
           <w:pPr>
             <w:spacing w:line="219" w:lineRule="auto"/>
             <w:rPr>
-              <w:rFonts w:ascii="Times New Roman" w:eastAsia="Times New Roman" w:hAnsi="Times New Roman" w:cs="Times New Roman"/>
+              <w:rFonts w:ascii="Times New Roman" w:hAnsi="Times New Roman" w:eastAsia="Times New Roman" w:cs="Times New Roman"/>
               <w:snapToGrid w:val="0"/>
               <w:color w:val="000000"/>
               <w:kern w:val="0"/>
@@ -2232,7 +2268,7 @@
           </w:pPr>
           <w:r>
             <w:rPr>
-              <w:rFonts w:ascii="Times New Roman" w:eastAsia="Times New Roman" w:hAnsi="Times New Roman" w:cs="Times New Roman"/>
+              <w:rFonts w:ascii="Times New Roman" w:hAnsi="Times New Roman" w:eastAsia="Times New Roman" w:cs="Times New Roman"/>
               <w:szCs w:val="24"/>
             </w:rPr>
             <w:fldChar w:fldCharType="end"/>
@@ -2244,7 +2280,7 @@
       <w:pPr>
         <w:spacing w:line="219" w:lineRule="auto"/>
         <w:rPr>
-          <w:rFonts w:ascii="Times New Roman" w:eastAsia="Times New Roman" w:hAnsi="Times New Roman" w:cs="Times New Roman"/>
+          <w:rFonts w:ascii="Times New Roman" w:hAnsi="Times New Roman" w:eastAsia="Times New Roman" w:cs="Times New Roman"/>
           <w:snapToGrid w:val="0"/>
           <w:color w:val="000000"/>
           <w:kern w:val="0"/>
@@ -2255,16 +2291,16 @@
         <w:sectPr>
           <w:pgSz w:w="11906" w:h="16839"/>
           <w:pgMar w:top="1431" w:right="1700" w:bottom="0" w:left="1709" w:header="0" w:footer="0" w:gutter="0"/>
-          <w:cols w:num="1" w:space="720"/>
+          <w:cols w:space="720" w:num="1"/>
         </w:sectPr>
       </w:pPr>
     </w:p>
     <w:p>
       <w:pPr>
-        <w:pStyle w:val="1"/>
+        <w:pStyle w:val="26"/>
         <w:bidi w:val="0"/>
       </w:pPr>
-      <w:bookmarkStart w:id="3" w:name="_Toc28093"/>
+      <w:bookmarkStart w:id="3" w:name="_Toc321"/>
       <w:r>
         <w:t>目的</w:t>
       </w:r>
@@ -2286,17 +2322,17 @@
         <w:adjustRightInd w:val="0"/>
         <w:snapToGrid w:val="0"/>
         <w:spacing w:line="360" w:lineRule="auto"/>
-        <w:ind w:left="0" w:right="0" w:firstLine="420" w:firstLineChars="200"/>
+        <w:ind w:left="0" w:right="0" w:firstLine="476" w:firstLineChars="200"/>
         <w:textAlignment w:val="baseline"/>
         <w:rPr>
-          <w:rFonts w:ascii="宋体" w:eastAsia="宋体" w:hAnsi="宋体" w:cs="宋体"/>
-          <w:sz w:val="24"/>
-          <w:szCs w:val="24"/>
-        </w:rPr>
-      </w:pPr>
-      <w:r>
-        <w:rPr>
-          <w:rFonts w:ascii="宋体" w:eastAsia="宋体" w:hAnsi="宋体" w:cs="宋体"/>
+          <w:rFonts w:ascii="宋体" w:hAnsi="宋体" w:eastAsia="宋体" w:cs="宋体"/>
+          <w:sz w:val="24"/>
+          <w:szCs w:val="24"/>
+        </w:rPr>
+      </w:pPr>
+      <w:r>
+        <w:rPr>
+          <w:rFonts w:ascii="宋体" w:hAnsi="宋体" w:eastAsia="宋体" w:cs="宋体"/>
           <w:spacing w:val="-1"/>
           <w:sz w:val="24"/>
           <w:szCs w:val="24"/>
@@ -2305,7 +2341,7 @@
       </w:r>
       <w:r>
         <w:rPr>
-          <w:rFonts w:ascii="宋体" w:eastAsia="宋体" w:hAnsi="宋体" w:cs="宋体"/>
+          <w:rFonts w:ascii="宋体" w:hAnsi="宋体" w:eastAsia="宋体" w:cs="宋体"/>
           <w:spacing w:val="-9"/>
           <w:sz w:val="24"/>
           <w:szCs w:val="24"/>
@@ -2333,17 +2369,17 @@
         <w:adjustRightInd w:val="0"/>
         <w:snapToGrid w:val="0"/>
         <w:spacing w:line="360" w:lineRule="auto"/>
-        <w:ind w:left="425" w:right="0" w:hanging="425" w:leftChars="0" w:firstLineChars="0"/>
+        <w:ind w:left="425" w:leftChars="0" w:right="0" w:hanging="425" w:firstLineChars="0"/>
         <w:textAlignment w:val="baseline"/>
         <w:rPr>
-          <w:rFonts w:ascii="宋体" w:eastAsia="宋体" w:hAnsi="宋体" w:cs="宋体"/>
-          <w:sz w:val="24"/>
-          <w:szCs w:val="24"/>
-        </w:rPr>
-      </w:pPr>
-      <w:r>
-        <w:rPr>
-          <w:rFonts w:ascii="宋体" w:eastAsia="宋体" w:hAnsi="宋体" w:cs="宋体"/>
+          <w:rFonts w:ascii="宋体" w:hAnsi="宋体" w:eastAsia="宋体" w:cs="宋体"/>
+          <w:sz w:val="24"/>
+          <w:szCs w:val="24"/>
+        </w:rPr>
+      </w:pPr>
+      <w:r>
+        <w:rPr>
+          <w:rFonts w:ascii="宋体" w:hAnsi="宋体" w:eastAsia="宋体" w:cs="宋体"/>
           <w:spacing w:val="-1"/>
           <w:sz w:val="24"/>
           <w:szCs w:val="24"/>
@@ -2352,7 +2388,7 @@
       </w:r>
       <w:r>
         <w:rPr>
-          <w:rFonts w:ascii="宋体" w:eastAsia="宋体" w:hAnsi="宋体" w:cs="宋体"/>
+          <w:rFonts w:ascii="宋体" w:hAnsi="宋体" w:eastAsia="宋体" w:cs="宋体"/>
           <w:spacing w:val="-2"/>
           <w:sz w:val="24"/>
           <w:szCs w:val="24"/>
@@ -2361,7 +2397,7 @@
       </w:r>
       <w:r>
         <w:rPr>
-          <w:rFonts w:ascii="宋体" w:eastAsia="宋体" w:hAnsi="宋体" w:cs="宋体"/>
+          <w:rFonts w:ascii="宋体" w:hAnsi="宋体" w:eastAsia="宋体" w:cs="宋体"/>
           <w:spacing w:val="-10"/>
           <w:sz w:val="24"/>
           <w:szCs w:val="24"/>
@@ -2389,17 +2425,17 @@
         <w:adjustRightInd w:val="0"/>
         <w:snapToGrid w:val="0"/>
         <w:spacing w:line="360" w:lineRule="auto"/>
-        <w:ind w:left="425" w:right="0" w:hanging="425" w:leftChars="0" w:firstLineChars="0"/>
+        <w:ind w:left="425" w:leftChars="0" w:right="0" w:hanging="425" w:firstLineChars="0"/>
         <w:textAlignment w:val="baseline"/>
         <w:rPr>
-          <w:rFonts w:ascii="宋体" w:eastAsia="宋体" w:hAnsi="宋体" w:cs="宋体"/>
-          <w:sz w:val="24"/>
-          <w:szCs w:val="24"/>
-        </w:rPr>
-      </w:pPr>
-      <w:r>
-        <w:rPr>
-          <w:rFonts w:ascii="宋体" w:eastAsia="宋体" w:hAnsi="宋体" w:cs="宋体"/>
+          <w:rFonts w:ascii="宋体" w:hAnsi="宋体" w:eastAsia="宋体" w:cs="宋体"/>
+          <w:sz w:val="24"/>
+          <w:szCs w:val="24"/>
+        </w:rPr>
+      </w:pPr>
+      <w:r>
+        <w:rPr>
+          <w:rFonts w:ascii="宋体" w:hAnsi="宋体" w:eastAsia="宋体" w:cs="宋体"/>
           <w:spacing w:val="-1"/>
           <w:sz w:val="24"/>
           <w:szCs w:val="24"/>
@@ -2408,7 +2444,7 @@
       </w:r>
       <w:r>
         <w:rPr>
-          <w:rFonts w:ascii="宋体" w:eastAsia="宋体" w:hAnsi="宋体" w:cs="宋体"/>
+          <w:rFonts w:ascii="宋体" w:hAnsi="宋体" w:eastAsia="宋体" w:cs="宋体"/>
           <w:spacing w:val="-6"/>
           <w:sz w:val="24"/>
           <w:szCs w:val="24"/>
@@ -2436,17 +2472,17 @@
         <w:adjustRightInd w:val="0"/>
         <w:snapToGrid w:val="0"/>
         <w:spacing w:line="360" w:lineRule="auto"/>
-        <w:ind w:left="425" w:right="0" w:hanging="425" w:leftChars="0" w:firstLineChars="0"/>
+        <w:ind w:left="425" w:leftChars="0" w:right="0" w:hanging="425" w:firstLineChars="0"/>
         <w:textAlignment w:val="baseline"/>
         <w:rPr>
-          <w:rFonts w:ascii="宋体" w:eastAsia="宋体" w:hAnsi="宋体" w:cs="宋体"/>
-          <w:sz w:val="24"/>
-          <w:szCs w:val="24"/>
-        </w:rPr>
-      </w:pPr>
-      <w:r>
-        <w:rPr>
-          <w:rFonts w:ascii="宋体" w:eastAsia="宋体" w:hAnsi="宋体" w:cs="宋体"/>
+          <w:rFonts w:ascii="宋体" w:hAnsi="宋体" w:eastAsia="宋体" w:cs="宋体"/>
+          <w:sz w:val="24"/>
+          <w:szCs w:val="24"/>
+        </w:rPr>
+      </w:pPr>
+      <w:r>
+        <w:rPr>
+          <w:rFonts w:ascii="宋体" w:hAnsi="宋体" w:eastAsia="宋体" w:cs="宋体"/>
           <w:spacing w:val="-1"/>
           <w:sz w:val="24"/>
           <w:szCs w:val="24"/>
@@ -2455,7 +2491,7 @@
       </w:r>
       <w:r>
         <w:rPr>
-          <w:rFonts w:ascii="宋体" w:eastAsia="宋体" w:hAnsi="宋体" w:cs="宋体"/>
+          <w:rFonts w:ascii="宋体" w:hAnsi="宋体" w:eastAsia="宋体" w:cs="宋体"/>
           <w:spacing w:val="-3"/>
           <w:sz w:val="24"/>
           <w:szCs w:val="24"/>
@@ -2465,10 +2501,10 @@
     </w:p>
     <w:p>
       <w:pPr>
-        <w:pStyle w:val="1"/>
+        <w:pStyle w:val="26"/>
         <w:bidi w:val="0"/>
       </w:pPr>
-      <w:bookmarkStart w:id="4" w:name="_Toc19892"/>
+      <w:bookmarkStart w:id="4" w:name="_Toc1627"/>
       <w:r>
         <w:t>适用范围</w:t>
       </w:r>
@@ -2490,10 +2526,10 @@
         <w:adjustRightInd w:val="0"/>
         <w:snapToGrid w:val="0"/>
         <w:spacing w:line="360" w:lineRule="auto"/>
-        <w:ind w:left="0" w:right="0" w:firstLine="420" w:firstLineChars="200"/>
+        <w:ind w:left="0" w:right="0" w:firstLine="476" w:firstLineChars="200"/>
         <w:textAlignment w:val="baseline"/>
         <w:rPr>
-          <w:rFonts w:ascii="宋体" w:eastAsia="宋体" w:hAnsi="宋体" w:cs="宋体"/>
+          <w:rFonts w:ascii="宋体" w:hAnsi="宋体" w:eastAsia="宋体" w:cs="宋体"/>
           <w:spacing w:val="-1"/>
           <w:sz w:val="24"/>
           <w:szCs w:val="24"/>
@@ -2501,7 +2537,7 @@
       </w:pPr>
       <w:r>
         <w:rPr>
-          <w:rFonts w:ascii="宋体" w:eastAsia="宋体" w:hAnsi="宋体" w:cs="宋体"/>
+          <w:rFonts w:ascii="宋体" w:hAnsi="宋体" w:eastAsia="宋体" w:cs="宋体"/>
           <w:spacing w:val="-1"/>
           <w:sz w:val="24"/>
           <w:szCs w:val="24"/>
@@ -2511,10 +2547,10 @@
     </w:p>
     <w:p>
       <w:pPr>
-        <w:pStyle w:val="1"/>
+        <w:pStyle w:val="26"/>
         <w:bidi w:val="0"/>
       </w:pPr>
-      <w:bookmarkStart w:id="5" w:name="_Toc19080"/>
+      <w:bookmarkStart w:id="5" w:name="_Toc17887"/>
       <w:r>
         <w:t>引用文件</w:t>
       </w:r>
@@ -2540,10 +2576,10 @@
         <w:adjustRightInd w:val="0"/>
         <w:snapToGrid w:val="0"/>
         <w:spacing w:line="360" w:lineRule="auto"/>
-        <w:ind w:left="425" w:right="0" w:hanging="425" w:leftChars="0" w:firstLineChars="0"/>
+        <w:ind w:left="425" w:leftChars="0" w:right="0" w:hanging="425" w:firstLineChars="0"/>
         <w:textAlignment w:val="baseline"/>
         <w:rPr>
-          <w:rFonts w:ascii="宋体" w:eastAsia="宋体" w:hAnsi="宋体" w:cs="宋体"/>
+          <w:rFonts w:ascii="宋体" w:hAnsi="宋体" w:eastAsia="宋体" w:cs="宋体"/>
           <w:spacing w:val="-1"/>
           <w:sz w:val="24"/>
           <w:szCs w:val="24"/>
@@ -2551,7 +2587,7 @@
       </w:pPr>
       <w:r>
         <w:rPr>
-          <w:rFonts w:ascii="宋体" w:eastAsia="宋体" w:hAnsi="宋体" w:cs="宋体" w:hint="eastAsia"/>
+          <w:rFonts w:hint="eastAsia" w:ascii="宋体" w:hAnsi="宋体" w:eastAsia="宋体" w:cs="宋体"/>
           <w:spacing w:val="-1"/>
           <w:sz w:val="24"/>
           <w:szCs w:val="24"/>
@@ -2560,7 +2596,7 @@
       </w:r>
       <w:r>
         <w:rPr>
-          <w:rFonts w:ascii="宋体" w:eastAsia="宋体" w:hAnsi="宋体" w:cs="宋体"/>
+          <w:rFonts w:ascii="宋体" w:hAnsi="宋体" w:eastAsia="宋体" w:cs="宋体"/>
           <w:spacing w:val="-1"/>
           <w:sz w:val="24"/>
           <w:szCs w:val="24"/>
@@ -2588,10 +2624,10 @@
         <w:adjustRightInd w:val="0"/>
         <w:snapToGrid w:val="0"/>
         <w:spacing w:line="360" w:lineRule="auto"/>
-        <w:ind w:left="425" w:right="0" w:hanging="425" w:leftChars="0" w:firstLineChars="0"/>
+        <w:ind w:left="425" w:leftChars="0" w:right="0" w:hanging="425" w:firstLineChars="0"/>
         <w:textAlignment w:val="baseline"/>
         <w:rPr>
-          <w:rFonts w:ascii="宋体" w:eastAsia="宋体" w:hAnsi="宋体" w:cs="宋体"/>
+          <w:rFonts w:ascii="宋体" w:hAnsi="宋体" w:eastAsia="宋体" w:cs="宋体"/>
           <w:spacing w:val="-1"/>
           <w:sz w:val="24"/>
           <w:szCs w:val="24"/>
@@ -2599,7 +2635,7 @@
       </w:pPr>
       <w:r>
         <w:rPr>
-          <w:rFonts w:ascii="宋体" w:eastAsia="宋体" w:hAnsi="宋体" w:cs="宋体"/>
+          <w:rFonts w:ascii="宋体" w:hAnsi="宋体" w:eastAsia="宋体" w:cs="宋体"/>
           <w:spacing w:val="-1"/>
           <w:sz w:val="24"/>
           <w:szCs w:val="24"/>
@@ -2627,10 +2663,10 @@
         <w:adjustRightInd w:val="0"/>
         <w:snapToGrid w:val="0"/>
         <w:spacing w:line="360" w:lineRule="auto"/>
-        <w:ind w:left="425" w:right="0" w:hanging="425" w:leftChars="0" w:firstLineChars="0"/>
+        <w:ind w:left="425" w:leftChars="0" w:right="0" w:hanging="425" w:firstLineChars="0"/>
         <w:textAlignment w:val="baseline"/>
         <w:rPr>
-          <w:rFonts w:ascii="宋体" w:eastAsia="宋体" w:hAnsi="宋体" w:cs="宋体"/>
+          <w:rFonts w:ascii="宋体" w:hAnsi="宋体" w:eastAsia="宋体" w:cs="宋体"/>
           <w:spacing w:val="-1"/>
           <w:sz w:val="24"/>
           <w:szCs w:val="24"/>
@@ -2638,7 +2674,7 @@
       </w:pPr>
       <w:r>
         <w:rPr>
-          <w:rFonts w:ascii="宋体" w:eastAsia="宋体" w:hAnsi="宋体" w:cs="宋体"/>
+          <w:rFonts w:ascii="宋体" w:hAnsi="宋体" w:eastAsia="宋体" w:cs="宋体"/>
           <w:spacing w:val="-1"/>
           <w:sz w:val="24"/>
           <w:szCs w:val="24"/>
@@ -2666,10 +2702,10 @@
         <w:adjustRightInd w:val="0"/>
         <w:snapToGrid w:val="0"/>
         <w:spacing w:line="360" w:lineRule="auto"/>
-        <w:ind w:left="425" w:right="0" w:hanging="425" w:leftChars="0" w:firstLineChars="0"/>
+        <w:ind w:left="425" w:leftChars="0" w:right="0" w:hanging="425" w:firstLineChars="0"/>
         <w:textAlignment w:val="baseline"/>
         <w:rPr>
-          <w:rFonts w:ascii="宋体" w:eastAsia="宋体" w:hAnsi="宋体" w:cs="宋体"/>
+          <w:rFonts w:ascii="宋体" w:hAnsi="宋体" w:eastAsia="宋体" w:cs="宋体"/>
           <w:spacing w:val="-1"/>
           <w:sz w:val="24"/>
           <w:szCs w:val="24"/>
@@ -2677,7 +2713,7 @@
       </w:pPr>
       <w:r>
         <w:rPr>
-          <w:rFonts w:ascii="宋体" w:eastAsia="宋体" w:hAnsi="宋体" w:cs="宋体"/>
+          <w:rFonts w:ascii="宋体" w:hAnsi="宋体" w:eastAsia="宋体" w:cs="宋体"/>
           <w:spacing w:val="-1"/>
           <w:sz w:val="24"/>
           <w:szCs w:val="24"/>
@@ -2705,10 +2741,10 @@
         <w:adjustRightInd w:val="0"/>
         <w:snapToGrid w:val="0"/>
         <w:spacing w:line="360" w:lineRule="auto"/>
-        <w:ind w:left="425" w:right="0" w:hanging="425" w:leftChars="0" w:firstLineChars="0"/>
+        <w:ind w:left="425" w:leftChars="0" w:right="0" w:hanging="425" w:firstLineChars="0"/>
         <w:textAlignment w:val="baseline"/>
         <w:rPr>
-          <w:rFonts w:ascii="宋体" w:eastAsia="宋体" w:hAnsi="宋体" w:cs="宋体"/>
+          <w:rFonts w:ascii="宋体" w:hAnsi="宋体" w:eastAsia="宋体" w:cs="宋体"/>
           <w:spacing w:val="-1"/>
           <w:sz w:val="24"/>
           <w:szCs w:val="24"/>
@@ -2716,7 +2752,7 @@
       </w:pPr>
       <w:r>
         <w:rPr>
-          <w:rFonts w:ascii="宋体" w:eastAsia="宋体" w:hAnsi="宋体" w:cs="宋体"/>
+          <w:rFonts w:ascii="宋体" w:hAnsi="宋体" w:eastAsia="宋体" w:cs="宋体"/>
           <w:spacing w:val="-1"/>
           <w:sz w:val="24"/>
           <w:szCs w:val="24"/>
@@ -2744,10 +2780,10 @@
         <w:adjustRightInd w:val="0"/>
         <w:snapToGrid w:val="0"/>
         <w:spacing w:line="360" w:lineRule="auto"/>
-        <w:ind w:left="425" w:right="0" w:hanging="425" w:leftChars="0" w:firstLineChars="0"/>
+        <w:ind w:left="425" w:leftChars="0" w:right="0" w:hanging="425" w:firstLineChars="0"/>
         <w:textAlignment w:val="baseline"/>
         <w:rPr>
-          <w:rFonts w:ascii="宋体" w:eastAsia="宋体" w:hAnsi="宋体" w:cs="宋体"/>
+          <w:rFonts w:ascii="宋体" w:hAnsi="宋体" w:eastAsia="宋体" w:cs="宋体"/>
           <w:spacing w:val="-1"/>
           <w:sz w:val="24"/>
           <w:szCs w:val="24"/>
@@ -2755,7 +2791,7 @@
       </w:pPr>
       <w:r>
         <w:rPr>
-          <w:rFonts w:ascii="宋体" w:eastAsia="宋体" w:hAnsi="宋体" w:cs="宋体"/>
+          <w:rFonts w:ascii="宋体" w:hAnsi="宋体" w:eastAsia="宋体" w:cs="宋体"/>
           <w:spacing w:val="-1"/>
           <w:sz w:val="24"/>
           <w:szCs w:val="24"/>
@@ -2765,10 +2801,10 @@
     </w:p>
     <w:p>
       <w:pPr>
-        <w:pStyle w:val="1"/>
+        <w:pStyle w:val="26"/>
         <w:bidi w:val="0"/>
       </w:pPr>
-      <w:bookmarkStart w:id="6" w:name="_Toc656"/>
+      <w:bookmarkStart w:id="6" w:name="_Toc9233"/>
       <w:r>
         <w:t>术语与定义</w:t>
       </w:r>
@@ -2781,7 +2817,7 @@
       </w:pPr>
       <w:r>
         <w:rPr>
-          <w:rFonts w:ascii="宋体" w:eastAsia="宋体" w:hAnsi="宋体" w:cs="宋体"/>
+          <w:rFonts w:ascii="宋体" w:hAnsi="宋体" w:eastAsia="宋体" w:cs="宋体"/>
           <w:sz w:val="24"/>
           <w:szCs w:val="24"/>
         </w:rPr>
@@ -2790,10 +2826,10 @@
     </w:p>
     <w:p>
       <w:pPr>
-        <w:pStyle w:val="1"/>
+        <w:pStyle w:val="26"/>
         <w:bidi w:val="0"/>
       </w:pPr>
-      <w:bookmarkStart w:id="7" w:name="_Toc221"/>
+      <w:bookmarkStart w:id="7" w:name="_Toc22447"/>
       <w:r>
         <w:t>角色与职责</w:t>
       </w:r>
@@ -2806,16 +2842,16 @@
     </w:p>
     <w:tbl>
       <w:tblPr>
-        <w:tblStyle w:val="TableNormal0"/>
+        <w:tblStyle w:val="24"/>
         <w:tblW w:w="8522" w:type="dxa"/>
         <w:tblInd w:w="5" w:type="dxa"/>
         <w:tblBorders>
-          <w:top w:val="single" w:sz="4" w:space="0" w:color="000000"/>
-          <w:left w:val="single" w:sz="4" w:space="0" w:color="000000"/>
-          <w:bottom w:val="single" w:sz="4" w:space="0" w:color="000000"/>
-          <w:right w:val="single" w:sz="4" w:space="0" w:color="000000"/>
-          <w:insideH w:val="single" w:sz="4" w:space="0" w:color="000000"/>
-          <w:insideV w:val="single" w:sz="4" w:space="0" w:color="000000"/>
+          <w:top w:val="single" w:color="000000" w:sz="4" w:space="0"/>
+          <w:left w:val="single" w:color="000000" w:sz="4" w:space="0"/>
+          <w:bottom w:val="single" w:color="000000" w:sz="4" w:space="0"/>
+          <w:right w:val="single" w:color="000000" w:sz="4" w:space="0"/>
+          <w:insideH w:val="single" w:color="000000" w:sz="4" w:space="0"/>
+          <w:insideV w:val="single" w:color="000000" w:sz="4" w:space="0"/>
         </w:tblBorders>
         <w:tblLayout w:type="fixed"/>
         <w:tblCellMar>
@@ -2832,17 +2868,14 @@
       </w:tblGrid>
       <w:tr>
         <w:tblPrEx>
-          <w:tblW w:w="8522" w:type="dxa"/>
-          <w:tblInd w:w="5" w:type="dxa"/>
           <w:tblBorders>
-            <w:top w:val="single" w:sz="4" w:space="0" w:color="000000"/>
-            <w:left w:val="single" w:sz="4" w:space="0" w:color="000000"/>
-            <w:bottom w:val="single" w:sz="4" w:space="0" w:color="000000"/>
-            <w:right w:val="single" w:sz="4" w:space="0" w:color="000000"/>
-            <w:insideH w:val="single" w:sz="4" w:space="0" w:color="000000"/>
-            <w:insideV w:val="single" w:sz="4" w:space="0" w:color="000000"/>
+            <w:top w:val="single" w:color="000000" w:sz="4" w:space="0"/>
+            <w:left w:val="single" w:color="000000" w:sz="4" w:space="0"/>
+            <w:bottom w:val="single" w:color="000000" w:sz="4" w:space="0"/>
+            <w:right w:val="single" w:color="000000" w:sz="4" w:space="0"/>
+            <w:insideH w:val="single" w:color="000000" w:sz="4" w:space="0"/>
+            <w:insideV w:val="single" w:color="000000" w:sz="4" w:space="0"/>
           </w:tblBorders>
-          <w:tblLayout w:type="fixed"/>
           <w:tblCellMar>
             <w:top w:w="0" w:type="dxa"/>
             <w:left w:w="0" w:type="dxa"/>
@@ -2851,7 +2884,7 @@
           </w:tblCellMar>
         </w:tblPrEx>
         <w:trPr>
-          <w:trHeight w:val="312"/>
+          <w:trHeight w:val="312" w:hRule="atLeast"/>
         </w:trPr>
         <w:tc>
           <w:tcPr>
@@ -2863,14 +2896,14 @@
               <w:spacing w:before="52" w:line="219" w:lineRule="auto"/>
               <w:ind w:left="929"/>
               <w:rPr>
-                <w:rFonts w:ascii="宋体" w:eastAsia="宋体" w:hAnsi="宋体" w:cs="宋体"/>
+                <w:rFonts w:ascii="宋体" w:hAnsi="宋体" w:eastAsia="宋体" w:cs="宋体"/>
                 <w:sz w:val="21"/>
                 <w:szCs w:val="21"/>
               </w:rPr>
             </w:pPr>
             <w:r>
               <w:rPr>
-                <w:rFonts w:ascii="宋体" w:eastAsia="宋体" w:hAnsi="宋体" w:cs="宋体"/>
+                <w:rFonts w:ascii="宋体" w:hAnsi="宋体" w:eastAsia="宋体" w:cs="宋体"/>
                 <w:spacing w:val="-3"/>
                 <w:sz w:val="21"/>
                 <w:szCs w:val="21"/>
@@ -2889,14 +2922,14 @@
               <w:spacing w:before="52" w:line="219" w:lineRule="auto"/>
               <w:ind w:left="1164"/>
               <w:rPr>
-                <w:rFonts w:ascii="宋体" w:eastAsia="宋体" w:hAnsi="宋体" w:cs="宋体"/>
+                <w:rFonts w:ascii="宋体" w:hAnsi="宋体" w:eastAsia="宋体" w:cs="宋体"/>
                 <w:sz w:val="21"/>
                 <w:szCs w:val="21"/>
               </w:rPr>
             </w:pPr>
             <w:r>
               <w:rPr>
-                <w:rFonts w:ascii="宋体" w:eastAsia="宋体" w:hAnsi="宋体" w:cs="宋体"/>
+                <w:rFonts w:ascii="宋体" w:hAnsi="宋体" w:eastAsia="宋体" w:cs="宋体"/>
                 <w:spacing w:val="-3"/>
                 <w:sz w:val="21"/>
                 <w:szCs w:val="21"/>
@@ -2915,14 +2948,14 @@
               <w:spacing w:before="52" w:line="219" w:lineRule="auto"/>
               <w:ind w:left="207"/>
               <w:rPr>
-                <w:rFonts w:ascii="宋体" w:eastAsia="宋体" w:hAnsi="宋体" w:cs="宋体"/>
+                <w:rFonts w:ascii="宋体" w:hAnsi="宋体" w:eastAsia="宋体" w:cs="宋体"/>
                 <w:sz w:val="21"/>
                 <w:szCs w:val="21"/>
               </w:rPr>
             </w:pPr>
             <w:r>
               <w:rPr>
-                <w:rFonts w:ascii="宋体" w:eastAsia="宋体" w:hAnsi="宋体" w:cs="宋体"/>
+                <w:rFonts w:ascii="宋体" w:hAnsi="宋体" w:eastAsia="宋体" w:cs="宋体"/>
                 <w:spacing w:val="-3"/>
                 <w:sz w:val="21"/>
                 <w:szCs w:val="21"/>
@@ -2934,9 +2967,14 @@
       </w:tr>
       <w:tr>
         <w:tblPrEx>
-          <w:tblW w:w="8522" w:type="dxa"/>
-          <w:tblInd w:w="5" w:type="dxa"/>
-          <w:tblLayout w:type="fixed"/>
+          <w:tblBorders>
+            <w:top w:val="single" w:color="000000" w:sz="4" w:space="0"/>
+            <w:left w:val="single" w:color="000000" w:sz="4" w:space="0"/>
+            <w:bottom w:val="single" w:color="000000" w:sz="4" w:space="0"/>
+            <w:right w:val="single" w:color="000000" w:sz="4" w:space="0"/>
+            <w:insideH w:val="single" w:color="000000" w:sz="4" w:space="0"/>
+            <w:insideV w:val="single" w:color="000000" w:sz="4" w:space="0"/>
+          </w:tblBorders>
           <w:tblCellMar>
             <w:top w:w="0" w:type="dxa"/>
             <w:left w:w="0" w:type="dxa"/>
@@ -2945,7 +2983,7 @@
           </w:tblCellMar>
         </w:tblPrEx>
         <w:trPr>
-          <w:trHeight w:val="312"/>
+          <w:trHeight w:val="312" w:hRule="atLeast"/>
         </w:trPr>
         <w:tc>
           <w:tcPr>
@@ -2956,14 +2994,14 @@
               <w:spacing w:before="52" w:line="219" w:lineRule="auto"/>
               <w:ind w:left="610"/>
               <w:rPr>
-                <w:rFonts w:ascii="宋体" w:eastAsia="宋体" w:hAnsi="宋体" w:cs="宋体"/>
+                <w:rFonts w:ascii="宋体" w:hAnsi="宋体" w:eastAsia="宋体" w:cs="宋体"/>
                 <w:sz w:val="21"/>
                 <w:szCs w:val="21"/>
               </w:rPr>
             </w:pPr>
             <w:r>
               <w:rPr>
-                <w:rFonts w:ascii="宋体" w:eastAsia="宋体" w:hAnsi="宋体" w:cs="宋体"/>
+                <w:rFonts w:ascii="宋体" w:hAnsi="宋体" w:eastAsia="宋体" w:cs="宋体"/>
                 <w:spacing w:val="-2"/>
                 <w:sz w:val="21"/>
                 <w:szCs w:val="21"/>
@@ -2981,14 +3019,14 @@
               <w:spacing w:before="52" w:line="219" w:lineRule="auto"/>
               <w:ind w:left="331"/>
               <w:rPr>
-                <w:rFonts w:ascii="宋体" w:eastAsia="宋体" w:hAnsi="宋体" w:cs="宋体"/>
+                <w:rFonts w:ascii="宋体" w:hAnsi="宋体" w:eastAsia="宋体" w:cs="宋体"/>
                 <w:sz w:val="21"/>
                 <w:szCs w:val="21"/>
               </w:rPr>
             </w:pPr>
             <w:r>
               <w:rPr>
-                <w:rFonts w:ascii="宋体" w:eastAsia="宋体" w:hAnsi="宋体" w:cs="宋体"/>
+                <w:rFonts w:ascii="宋体" w:hAnsi="宋体" w:eastAsia="宋体" w:cs="宋体"/>
                 <w:spacing w:val="-2"/>
                 <w:sz w:val="21"/>
                 <w:szCs w:val="21"/>
@@ -3006,14 +3044,14 @@
               <w:spacing w:before="52" w:line="219" w:lineRule="auto"/>
               <w:ind w:left="1130"/>
               <w:rPr>
-                <w:rFonts w:ascii="宋体" w:eastAsia="宋体" w:hAnsi="宋体" w:cs="宋体"/>
+                <w:rFonts w:ascii="宋体" w:hAnsi="宋体" w:eastAsia="宋体" w:cs="宋体"/>
                 <w:sz w:val="21"/>
                 <w:szCs w:val="21"/>
               </w:rPr>
             </w:pPr>
             <w:r>
               <w:rPr>
-                <w:rFonts w:ascii="宋体" w:eastAsia="宋体" w:hAnsi="宋体" w:cs="宋体"/>
+                <w:rFonts w:ascii="宋体" w:hAnsi="宋体" w:eastAsia="宋体" w:cs="宋体"/>
                 <w:spacing w:val="-2"/>
                 <w:sz w:val="21"/>
                 <w:szCs w:val="21"/>
@@ -3025,9 +3063,14 @@
       </w:tr>
       <w:tr>
         <w:tblPrEx>
-          <w:tblW w:w="8522" w:type="dxa"/>
-          <w:tblInd w:w="5" w:type="dxa"/>
-          <w:tblLayout w:type="fixed"/>
+          <w:tblBorders>
+            <w:top w:val="single" w:color="000000" w:sz="4" w:space="0"/>
+            <w:left w:val="single" w:color="000000" w:sz="4" w:space="0"/>
+            <w:bottom w:val="single" w:color="000000" w:sz="4" w:space="0"/>
+            <w:right w:val="single" w:color="000000" w:sz="4" w:space="0"/>
+            <w:insideH w:val="single" w:color="000000" w:sz="4" w:space="0"/>
+            <w:insideV w:val="single" w:color="000000" w:sz="4" w:space="0"/>
+          </w:tblBorders>
           <w:tblCellMar>
             <w:top w:w="0" w:type="dxa"/>
             <w:left w:w="0" w:type="dxa"/>
@@ -3036,7 +3079,7 @@
           </w:tblCellMar>
         </w:tblPrEx>
         <w:trPr>
-          <w:trHeight w:val="312"/>
+          <w:trHeight w:val="312" w:hRule="atLeast"/>
         </w:trPr>
         <w:tc>
           <w:tcPr>
@@ -3048,7 +3091,7 @@
               <w:spacing w:before="53" w:line="218" w:lineRule="auto"/>
               <w:ind w:left="610" w:leftChars="0"/>
               <w:rPr>
-                <w:rFonts w:ascii="宋体" w:eastAsia="宋体" w:hAnsi="宋体" w:cs="宋体"/>
+                <w:rFonts w:ascii="宋体" w:hAnsi="宋体" w:eastAsia="宋体" w:cs="宋体"/>
                 <w:snapToGrid w:val="0"/>
                 <w:color w:val="000000"/>
                 <w:kern w:val="0"/>
@@ -3059,7 +3102,7 @@
             </w:pPr>
             <w:r>
               <w:rPr>
-                <w:rFonts w:ascii="宋体" w:eastAsia="宋体" w:hAnsi="宋体" w:cs="宋体"/>
+                <w:rFonts w:ascii="宋体" w:hAnsi="宋体" w:eastAsia="宋体" w:cs="宋体"/>
                 <w:spacing w:val="-2"/>
                 <w:sz w:val="21"/>
                 <w:szCs w:val="21"/>
@@ -3078,7 +3121,7 @@
               <w:spacing w:before="53" w:line="218" w:lineRule="auto"/>
               <w:ind w:left="849" w:leftChars="0"/>
               <w:rPr>
-                <w:rFonts w:ascii="宋体" w:eastAsia="宋体" w:hAnsi="宋体" w:cs="宋体"/>
+                <w:rFonts w:ascii="宋体" w:hAnsi="宋体" w:eastAsia="宋体" w:cs="宋体"/>
                 <w:snapToGrid w:val="0"/>
                 <w:color w:val="000000"/>
                 <w:kern w:val="0"/>
@@ -3089,7 +3132,7 @@
             </w:pPr>
             <w:r>
               <w:rPr>
-                <w:rFonts w:ascii="宋体" w:eastAsia="宋体" w:hAnsi="宋体" w:cs="宋体"/>
+                <w:rFonts w:ascii="宋体" w:hAnsi="宋体" w:eastAsia="宋体" w:cs="宋体"/>
                 <w:spacing w:val="-2"/>
                 <w:sz w:val="21"/>
                 <w:szCs w:val="21"/>
@@ -3108,7 +3151,7 @@
               <w:spacing w:before="53" w:line="218" w:lineRule="auto"/>
               <w:ind w:left="1450" w:leftChars="0"/>
               <w:rPr>
-                <w:rFonts w:ascii="宋体" w:eastAsia="宋体" w:hAnsi="宋体" w:cs="宋体"/>
+                <w:rFonts w:ascii="宋体" w:hAnsi="宋体" w:eastAsia="宋体" w:cs="宋体"/>
                 <w:snapToGrid w:val="0"/>
                 <w:color w:val="000000"/>
                 <w:kern w:val="0"/>
@@ -3119,7 +3162,7 @@
             </w:pPr>
             <w:r>
               <w:rPr>
-                <w:rFonts w:ascii="宋体" w:eastAsia="宋体" w:hAnsi="宋体" w:cs="宋体"/>
+                <w:rFonts w:ascii="宋体" w:hAnsi="宋体" w:eastAsia="宋体" w:cs="宋体"/>
                 <w:spacing w:val="-4"/>
                 <w:sz w:val="21"/>
                 <w:szCs w:val="21"/>
@@ -3132,7 +3175,7 @@
     </w:tbl>
     <w:p>
       <w:pPr>
-        <w:pStyle w:val="BodyText"/>
+        <w:pStyle w:val="12"/>
         <w:spacing w:line="100" w:lineRule="exact"/>
         <w:rPr>
           <w:sz w:val="8"/>
@@ -3147,10 +3190,10 @@
           <w:szCs w:val="8"/>
         </w:rPr>
         <w:sectPr>
-          <w:footerReference w:type="default" r:id="rId4"/>
+          <w:footerReference r:id="rId5" w:type="default"/>
           <w:pgSz w:w="11906" w:h="16839"/>
           <w:pgMar w:top="1431" w:right="1686" w:bottom="1374" w:left="1686" w:header="0" w:footer="1211" w:gutter="0"/>
-          <w:cols w:num="1" w:space="720"/>
+          <w:cols w:space="720" w:num="1"/>
         </w:sectPr>
       </w:pPr>
     </w:p>
@@ -3165,10 +3208,10 @@
     </w:p>
     <w:p>
       <w:pPr>
-        <w:pStyle w:val="1"/>
+        <w:pStyle w:val="26"/>
         <w:bidi w:val="0"/>
       </w:pPr>
-      <w:bookmarkStart w:id="8" w:name="_Toc15607"/>
+      <w:bookmarkStart w:id="8" w:name="_Toc9446"/>
       <w:r>
         <w:rPr>
           <w:rFonts w:hint="eastAsia"/>
@@ -3183,12 +3226,12 @@
     </w:p>
     <w:p>
       <w:pPr>
-        <w:pStyle w:val="2"/>
+        <w:pStyle w:val="28"/>
         <w:bidi w:val="0"/>
       </w:pPr>
       <w:bookmarkStart w:id="9" w:name="bookmark19"/>
       <w:bookmarkEnd w:id="9"/>
-      <w:bookmarkStart w:id="10" w:name="_Toc9493"/>
+      <w:bookmarkStart w:id="10" w:name="_Toc19709"/>
       <w:r>
         <w:t>识别、定义度量项</w:t>
       </w:r>
@@ -3210,10 +3253,10 @@
         <w:adjustRightInd w:val="0"/>
         <w:snapToGrid w:val="0"/>
         <w:spacing w:line="360" w:lineRule="auto"/>
-        <w:ind w:left="0" w:right="0" w:firstLine="420" w:firstLineChars="200"/>
+        <w:ind w:left="0" w:right="0" w:firstLine="476" w:firstLineChars="200"/>
         <w:textAlignment w:val="baseline"/>
         <w:rPr>
-          <w:rFonts w:ascii="宋体" w:eastAsia="宋体" w:hAnsi="宋体" w:cs="宋体"/>
+          <w:rFonts w:ascii="宋体" w:hAnsi="宋体" w:eastAsia="宋体" w:cs="宋体"/>
           <w:spacing w:val="-1"/>
           <w:sz w:val="24"/>
           <w:szCs w:val="24"/>
@@ -3221,7 +3264,7 @@
       </w:pPr>
       <w:r>
         <w:rPr>
-          <w:rFonts w:ascii="宋体" w:eastAsia="宋体" w:hAnsi="宋体" w:cs="宋体"/>
+          <w:rFonts w:ascii="宋体" w:hAnsi="宋体" w:eastAsia="宋体" w:cs="宋体"/>
           <w:spacing w:val="-1"/>
           <w:sz w:val="24"/>
           <w:szCs w:val="24"/>
@@ -3231,10 +3274,10 @@
     </w:p>
     <w:p>
       <w:pPr>
-        <w:pStyle w:val="2"/>
+        <w:pStyle w:val="28"/>
         <w:bidi w:val="0"/>
       </w:pPr>
-      <w:bookmarkStart w:id="11" w:name="_Toc4907"/>
+      <w:bookmarkStart w:id="11" w:name="_Toc3508"/>
       <w:r>
         <w:t>确定服务能力基准</w:t>
       </w:r>
@@ -3256,10 +3299,10 @@
         <w:adjustRightInd w:val="0"/>
         <w:snapToGrid w:val="0"/>
         <w:spacing w:line="360" w:lineRule="auto"/>
-        <w:ind w:left="0" w:right="0" w:firstLine="420" w:firstLineChars="200"/>
+        <w:ind w:left="0" w:right="0" w:firstLine="476" w:firstLineChars="200"/>
         <w:textAlignment w:val="baseline"/>
         <w:rPr>
-          <w:rFonts w:ascii="宋体" w:eastAsia="宋体" w:hAnsi="宋体" w:cs="宋体"/>
+          <w:rFonts w:ascii="宋体" w:hAnsi="宋体" w:eastAsia="宋体" w:cs="宋体"/>
           <w:spacing w:val="-1"/>
           <w:sz w:val="24"/>
           <w:szCs w:val="24"/>
@@ -3267,7 +3310,7 @@
       </w:pPr>
       <w:r>
         <w:rPr>
-          <w:rFonts w:ascii="宋体" w:eastAsia="宋体" w:hAnsi="宋体" w:cs="宋体"/>
+          <w:rFonts w:ascii="宋体" w:hAnsi="宋体" w:eastAsia="宋体" w:cs="宋体"/>
           <w:spacing w:val="-1"/>
           <w:sz w:val="24"/>
           <w:szCs w:val="24"/>
@@ -3277,10 +3320,10 @@
     </w:p>
     <w:p>
       <w:pPr>
-        <w:pStyle w:val="2"/>
+        <w:pStyle w:val="28"/>
         <w:bidi w:val="0"/>
       </w:pPr>
-      <w:bookmarkStart w:id="12" w:name="_Toc8845"/>
+      <w:bookmarkStart w:id="12" w:name="_Toc10252"/>
       <w:r>
         <w:t>设定目标</w:t>
       </w:r>
@@ -3302,10 +3345,10 @@
         <w:adjustRightInd w:val="0"/>
         <w:snapToGrid w:val="0"/>
         <w:spacing w:line="360" w:lineRule="auto"/>
-        <w:ind w:left="0" w:right="0" w:firstLine="420" w:firstLineChars="200"/>
+        <w:ind w:left="0" w:right="0" w:firstLine="476" w:firstLineChars="200"/>
         <w:textAlignment w:val="baseline"/>
         <w:rPr>
-          <w:rFonts w:ascii="宋体" w:eastAsia="宋体" w:hAnsi="宋体" w:cs="宋体"/>
+          <w:rFonts w:ascii="宋体" w:hAnsi="宋体" w:eastAsia="宋体" w:cs="宋体"/>
           <w:spacing w:val="-1"/>
           <w:sz w:val="24"/>
           <w:szCs w:val="24"/>
@@ -3313,7 +3356,7 @@
       </w:pPr>
       <w:r>
         <w:rPr>
-          <w:rFonts w:ascii="宋体" w:eastAsia="宋体" w:hAnsi="宋体" w:cs="宋体"/>
+          <w:rFonts w:ascii="宋体" w:hAnsi="宋体" w:eastAsia="宋体" w:cs="宋体"/>
           <w:spacing w:val="-1"/>
           <w:sz w:val="24"/>
           <w:szCs w:val="24"/>
@@ -3323,10 +3366,10 @@
     </w:p>
     <w:p>
       <w:pPr>
-        <w:pStyle w:val="2"/>
+        <w:pStyle w:val="28"/>
         <w:bidi w:val="0"/>
       </w:pPr>
-      <w:bookmarkStart w:id="13" w:name="_Toc16553"/>
+      <w:bookmarkStart w:id="13" w:name="_Toc27962"/>
       <w:r>
         <w:t>收集指标数据改进</w:t>
       </w:r>
@@ -3348,10 +3391,10 @@
         <w:adjustRightInd w:val="0"/>
         <w:snapToGrid w:val="0"/>
         <w:spacing w:line="360" w:lineRule="auto"/>
-        <w:ind w:left="0" w:right="0" w:firstLine="420" w:firstLineChars="200"/>
+        <w:ind w:left="0" w:right="0" w:firstLine="476" w:firstLineChars="200"/>
         <w:textAlignment w:val="baseline"/>
         <w:rPr>
-          <w:rFonts w:ascii="宋体" w:eastAsia="宋体" w:hAnsi="宋体" w:cs="宋体"/>
+          <w:rFonts w:ascii="宋体" w:hAnsi="宋体" w:eastAsia="宋体" w:cs="宋体"/>
           <w:spacing w:val="-1"/>
           <w:sz w:val="24"/>
           <w:szCs w:val="24"/>
@@ -3359,7 +3402,7 @@
       </w:pPr>
       <w:r>
         <w:rPr>
-          <w:rFonts w:ascii="宋体" w:eastAsia="宋体" w:hAnsi="宋体" w:cs="宋体"/>
+          <w:rFonts w:ascii="宋体" w:hAnsi="宋体" w:eastAsia="宋体" w:cs="宋体"/>
           <w:spacing w:val="-1"/>
           <w:sz w:val="24"/>
           <w:szCs w:val="24"/>
@@ -3369,10 +3412,10 @@
     </w:p>
     <w:p>
       <w:pPr>
-        <w:pStyle w:val="2"/>
+        <w:pStyle w:val="28"/>
         <w:bidi w:val="0"/>
       </w:pPr>
-      <w:bookmarkStart w:id="14" w:name="_Toc13822"/>
+      <w:bookmarkStart w:id="14" w:name="_Toc9219"/>
       <w:r>
         <w:t>分析能力数据</w:t>
       </w:r>
@@ -3394,10 +3437,10 @@
         <w:adjustRightInd w:val="0"/>
         <w:snapToGrid w:val="0"/>
         <w:spacing w:line="360" w:lineRule="auto"/>
-        <w:ind w:left="0" w:right="0" w:firstLine="420" w:firstLineChars="200"/>
+        <w:ind w:left="0" w:right="0" w:firstLine="476" w:firstLineChars="200"/>
         <w:textAlignment w:val="baseline"/>
         <w:rPr>
-          <w:rFonts w:ascii="宋体" w:eastAsia="宋体" w:hAnsi="宋体" w:cs="宋体"/>
+          <w:rFonts w:ascii="宋体" w:hAnsi="宋体" w:eastAsia="宋体" w:cs="宋体"/>
           <w:spacing w:val="-1"/>
           <w:sz w:val="24"/>
           <w:szCs w:val="24"/>
@@ -3405,7 +3448,7 @@
       </w:pPr>
       <w:r>
         <w:rPr>
-          <w:rFonts w:ascii="宋体" w:eastAsia="宋体" w:hAnsi="宋体" w:cs="宋体"/>
+          <w:rFonts w:ascii="宋体" w:hAnsi="宋体" w:eastAsia="宋体" w:cs="宋体"/>
           <w:spacing w:val="-1"/>
           <w:sz w:val="24"/>
           <w:szCs w:val="24"/>
@@ -3415,10 +3458,10 @@
     </w:p>
     <w:p>
       <w:pPr>
-        <w:pStyle w:val="2"/>
+        <w:pStyle w:val="28"/>
         <w:bidi w:val="0"/>
       </w:pPr>
-      <w:bookmarkStart w:id="15" w:name="_Toc2485"/>
+      <w:bookmarkStart w:id="15" w:name="_Toc25565"/>
       <w:r>
         <w:t>识别差距</w:t>
       </w:r>
@@ -3440,17 +3483,17 @@
         <w:adjustRightInd w:val="0"/>
         <w:snapToGrid w:val="0"/>
         <w:spacing w:line="360" w:lineRule="auto"/>
-        <w:ind w:left="0" w:right="0" w:firstLine="420" w:firstLineChars="200"/>
+        <w:ind w:left="0" w:right="0" w:firstLine="480" w:firstLineChars="200"/>
         <w:textAlignment w:val="baseline"/>
         <w:rPr>
-          <w:rFonts w:ascii="宋体" w:eastAsia="宋体" w:hAnsi="宋体" w:cs="宋体"/>
-          <w:sz w:val="24"/>
-          <w:szCs w:val="24"/>
-        </w:rPr>
-      </w:pPr>
-      <w:r>
-        <w:rPr>
-          <w:rFonts w:ascii="宋体" w:eastAsia="宋体" w:hAnsi="宋体" w:cs="宋体"/>
+          <w:rFonts w:ascii="宋体" w:hAnsi="宋体" w:eastAsia="宋体" w:cs="宋体"/>
+          <w:sz w:val="24"/>
+          <w:szCs w:val="24"/>
+        </w:rPr>
+      </w:pPr>
+      <w:r>
+        <w:rPr>
+          <w:rFonts w:ascii="宋体" w:hAnsi="宋体" w:eastAsia="宋体" w:cs="宋体"/>
           <w:sz w:val="24"/>
           <w:szCs w:val="24"/>
         </w:rPr>
@@ -3458,7 +3501,7 @@
       </w:r>
       <w:r>
         <w:rPr>
-          <w:rFonts w:ascii="宋体" w:eastAsia="宋体" w:hAnsi="宋体" w:cs="宋体"/>
+          <w:rFonts w:ascii="宋体" w:hAnsi="宋体" w:eastAsia="宋体" w:cs="宋体"/>
           <w:spacing w:val="-1"/>
           <w:sz w:val="24"/>
           <w:szCs w:val="24"/>
@@ -3467,7 +3510,7 @@
       </w:r>
       <w:r>
         <w:rPr>
-          <w:rFonts w:ascii="宋体" w:eastAsia="宋体" w:hAnsi="宋体" w:cs="宋体"/>
+          <w:rFonts w:ascii="宋体" w:hAnsi="宋体" w:eastAsia="宋体" w:cs="宋体"/>
           <w:sz w:val="24"/>
           <w:szCs w:val="24"/>
         </w:rPr>
@@ -3475,7 +3518,7 @@
       </w:r>
       <w:r>
         <w:rPr>
-          <w:rFonts w:ascii="宋体" w:eastAsia="宋体" w:hAnsi="宋体" w:cs="宋体"/>
+          <w:rFonts w:ascii="宋体" w:hAnsi="宋体" w:eastAsia="宋体" w:cs="宋体"/>
           <w:spacing w:val="-1"/>
           <w:sz w:val="24"/>
           <w:szCs w:val="24"/>
@@ -3484,7 +3527,7 @@
       </w:r>
       <w:r>
         <w:rPr>
-          <w:rFonts w:ascii="宋体" w:eastAsia="宋体" w:hAnsi="宋体" w:cs="宋体"/>
+          <w:rFonts w:ascii="宋体" w:hAnsi="宋体" w:eastAsia="宋体" w:cs="宋体"/>
           <w:sz w:val="24"/>
           <w:szCs w:val="24"/>
         </w:rPr>
@@ -3492,7 +3535,7 @@
       </w:r>
       <w:r>
         <w:rPr>
-          <w:rFonts w:ascii="宋体" w:eastAsia="宋体" w:hAnsi="宋体" w:cs="宋体"/>
+          <w:rFonts w:ascii="宋体" w:hAnsi="宋体" w:eastAsia="宋体" w:cs="宋体"/>
           <w:spacing w:val="-1"/>
           <w:sz w:val="24"/>
           <w:szCs w:val="24"/>
@@ -3501,7 +3544,7 @@
       </w:r>
       <w:r>
         <w:rPr>
-          <w:rFonts w:ascii="宋体" w:eastAsia="宋体" w:hAnsi="宋体" w:cs="宋体"/>
+          <w:rFonts w:ascii="宋体" w:hAnsi="宋体" w:eastAsia="宋体" w:cs="宋体"/>
           <w:sz w:val="24"/>
           <w:szCs w:val="24"/>
         </w:rPr>
@@ -3509,7 +3552,7 @@
       </w:r>
       <w:r>
         <w:rPr>
-          <w:rFonts w:ascii="宋体" w:eastAsia="宋体" w:hAnsi="宋体" w:cs="宋体"/>
+          <w:rFonts w:ascii="宋体" w:hAnsi="宋体" w:eastAsia="宋体" w:cs="宋体"/>
           <w:spacing w:val="-1"/>
           <w:sz w:val="24"/>
           <w:szCs w:val="24"/>
@@ -3518,7 +3561,7 @@
       </w:r>
       <w:r>
         <w:rPr>
-          <w:rFonts w:ascii="宋体" w:eastAsia="宋体" w:hAnsi="宋体" w:cs="宋体"/>
+          <w:rFonts w:ascii="宋体" w:hAnsi="宋体" w:eastAsia="宋体" w:cs="宋体"/>
           <w:spacing w:val="-4"/>
           <w:sz w:val="24"/>
           <w:szCs w:val="24"/>
@@ -3542,17 +3585,17 @@
         <w:adjustRightInd w:val="0"/>
         <w:snapToGrid w:val="0"/>
         <w:spacing w:line="360" w:lineRule="auto"/>
-        <w:ind w:left="0" w:right="0" w:firstLine="420" w:firstLineChars="200"/>
+        <w:ind w:left="0" w:right="0" w:firstLine="480" w:firstLineChars="200"/>
         <w:textAlignment w:val="baseline"/>
         <w:rPr>
-          <w:rFonts w:ascii="宋体" w:eastAsia="宋体" w:hAnsi="宋体" w:cs="宋体"/>
-          <w:sz w:val="24"/>
-          <w:szCs w:val="24"/>
-        </w:rPr>
-      </w:pPr>
-      <w:r>
-        <w:rPr>
-          <w:rFonts w:ascii="宋体" w:eastAsia="宋体" w:hAnsi="宋体" w:cs="宋体"/>
+          <w:rFonts w:ascii="宋体" w:hAnsi="宋体" w:eastAsia="宋体" w:cs="宋体"/>
+          <w:sz w:val="24"/>
+          <w:szCs w:val="24"/>
+        </w:rPr>
+      </w:pPr>
+      <w:r>
+        <w:rPr>
+          <w:rFonts w:ascii="宋体" w:hAnsi="宋体" w:eastAsia="宋体" w:cs="宋体"/>
           <w:sz w:val="24"/>
           <w:szCs w:val="24"/>
         </w:rPr>
@@ -3560,7 +3603,7 @@
       </w:r>
       <w:r>
         <w:rPr>
-          <w:rFonts w:ascii="宋体" w:eastAsia="宋体" w:hAnsi="宋体" w:cs="宋体"/>
+          <w:rFonts w:ascii="宋体" w:hAnsi="宋体" w:eastAsia="宋体" w:cs="宋体"/>
           <w:spacing w:val="-1"/>
           <w:sz w:val="24"/>
           <w:szCs w:val="24"/>
@@ -3569,7 +3612,7 @@
       </w:r>
       <w:r>
         <w:rPr>
-          <w:rFonts w:ascii="宋体" w:eastAsia="宋体" w:hAnsi="宋体" w:cs="宋体"/>
+          <w:rFonts w:ascii="宋体" w:hAnsi="宋体" w:eastAsia="宋体" w:cs="宋体"/>
           <w:spacing w:val="-3"/>
           <w:sz w:val="24"/>
           <w:szCs w:val="24"/>
@@ -3579,18 +3622,16 @@
     </w:p>
     <w:p>
       <w:pPr>
-        <w:pStyle w:val="2"/>
+        <w:pStyle w:val="28"/>
         <w:bidi w:val="0"/>
       </w:pPr>
       <w:bookmarkStart w:id="16" w:name="bookmark1"/>
       <w:bookmarkEnd w:id="16"/>
-      <w:bookmarkStart w:id="17" w:name="_Toc19295"/>
+      <w:bookmarkStart w:id="17" w:name="_Toc21026"/>
       <w:r>
         <w:t>确定服务改进措施</w:t>
       </w:r>
       <w:bookmarkEnd w:id="17"/>
-      <w:bookmarkStart w:id="18" w:name="_GoBack"/>
-      <w:bookmarkEnd w:id="18"/>
     </w:p>
     <w:p>
       <w:pPr>
@@ -3608,10 +3649,10 @@
         <w:adjustRightInd w:val="0"/>
         <w:snapToGrid w:val="0"/>
         <w:spacing w:line="360" w:lineRule="auto"/>
-        <w:ind w:left="0" w:right="0" w:firstLine="420" w:firstLineChars="200"/>
+        <w:ind w:left="0" w:right="0" w:firstLine="468" w:firstLineChars="200"/>
         <w:textAlignment w:val="baseline"/>
         <w:rPr>
-          <w:rFonts w:ascii="宋体" w:eastAsia="宋体" w:hAnsi="宋体" w:cs="宋体"/>
+          <w:rFonts w:ascii="宋体" w:hAnsi="宋体" w:eastAsia="宋体" w:cs="宋体"/>
           <w:spacing w:val="-3"/>
           <w:sz w:val="24"/>
           <w:szCs w:val="24"/>
@@ -3619,7 +3660,7 @@
       </w:pPr>
       <w:r>
         <w:rPr>
-          <w:rFonts w:ascii="宋体" w:eastAsia="宋体" w:hAnsi="宋体" w:cs="宋体"/>
+          <w:rFonts w:ascii="宋体" w:hAnsi="宋体" w:eastAsia="宋体" w:cs="宋体"/>
           <w:spacing w:val="-3"/>
           <w:sz w:val="24"/>
           <w:szCs w:val="24"/>
@@ -3629,14 +3670,14 @@
     </w:p>
     <w:p>
       <w:pPr>
-        <w:pStyle w:val="2"/>
+        <w:pStyle w:val="28"/>
         <w:bidi w:val="0"/>
       </w:pPr>
-      <w:bookmarkStart w:id="19" w:name="_Toc2081"/>
+      <w:bookmarkStart w:id="18" w:name="_Toc11911"/>
       <w:r>
         <w:t>服务改进实施</w:t>
       </w:r>
-      <w:bookmarkEnd w:id="19"/>
+      <w:bookmarkEnd w:id="18"/>
     </w:p>
     <w:p>
       <w:pPr>
@@ -3654,10 +3695,10 @@
         <w:adjustRightInd w:val="0"/>
         <w:snapToGrid w:val="0"/>
         <w:spacing w:line="360" w:lineRule="auto"/>
-        <w:ind w:left="0" w:right="0" w:firstLine="420" w:firstLineChars="200"/>
+        <w:ind w:left="0" w:right="0" w:firstLine="468" w:firstLineChars="200"/>
         <w:textAlignment w:val="baseline"/>
         <w:rPr>
-          <w:rFonts w:ascii="宋体" w:eastAsia="宋体" w:hAnsi="宋体" w:cs="宋体"/>
+          <w:rFonts w:ascii="宋体" w:hAnsi="宋体" w:eastAsia="宋体" w:cs="宋体"/>
           <w:spacing w:val="-3"/>
           <w:sz w:val="24"/>
           <w:szCs w:val="24"/>
@@ -3665,7 +3706,7 @@
       </w:pPr>
       <w:r>
         <w:rPr>
-          <w:rFonts w:ascii="宋体" w:eastAsia="宋体" w:hAnsi="宋体" w:cs="宋体"/>
+          <w:rFonts w:ascii="宋体" w:hAnsi="宋体" w:eastAsia="宋体" w:cs="宋体"/>
           <w:spacing w:val="-3"/>
           <w:sz w:val="24"/>
           <w:szCs w:val="24"/>
@@ -3675,14 +3716,14 @@
     </w:p>
     <w:p>
       <w:pPr>
-        <w:pStyle w:val="2"/>
+        <w:pStyle w:val="28"/>
         <w:bidi w:val="0"/>
       </w:pPr>
-      <w:bookmarkStart w:id="20" w:name="_Toc25614"/>
+      <w:bookmarkStart w:id="19" w:name="_Toc20910"/>
       <w:r>
         <w:t>服务监控</w:t>
       </w:r>
-      <w:bookmarkEnd w:id="20"/>
+      <w:bookmarkEnd w:id="19"/>
     </w:p>
     <w:p>
       <w:pPr>
@@ -3700,10 +3741,10 @@
         <w:adjustRightInd w:val="0"/>
         <w:snapToGrid w:val="0"/>
         <w:spacing w:line="360" w:lineRule="auto"/>
-        <w:ind w:left="0" w:right="0" w:firstLine="420" w:firstLineChars="200"/>
+        <w:ind w:left="0" w:right="0" w:firstLine="468" w:firstLineChars="200"/>
         <w:textAlignment w:val="baseline"/>
         <w:rPr>
-          <w:rFonts w:ascii="宋体" w:eastAsia="宋体" w:hAnsi="宋体" w:cs="宋体"/>
+          <w:rFonts w:ascii="宋体" w:hAnsi="宋体" w:eastAsia="宋体" w:cs="宋体"/>
           <w:spacing w:val="-3"/>
           <w:sz w:val="24"/>
           <w:szCs w:val="24"/>
@@ -3711,7 +3752,7 @@
       </w:pPr>
       <w:r>
         <w:rPr>
-          <w:rFonts w:ascii="宋体" w:eastAsia="宋体" w:hAnsi="宋体" w:cs="宋体"/>
+          <w:rFonts w:ascii="宋体" w:hAnsi="宋体" w:eastAsia="宋体" w:cs="宋体"/>
           <w:spacing w:val="-3"/>
           <w:sz w:val="24"/>
           <w:szCs w:val="24"/>
@@ -3721,28 +3762,28 @@
     </w:p>
     <w:p>
       <w:pPr>
-        <w:pStyle w:val="1"/>
+        <w:pStyle w:val="26"/>
         <w:bidi w:val="0"/>
       </w:pPr>
-      <w:bookmarkStart w:id="21" w:name="_Toc4957"/>
+      <w:bookmarkStart w:id="20" w:name="_Toc30051"/>
       <w:r>
         <w:t>相关文件</w:t>
       </w:r>
-      <w:bookmarkEnd w:id="21"/>
+      <w:bookmarkEnd w:id="20"/>
     </w:p>
     <w:p>
       <w:pPr>
         <w:spacing w:before="43" w:line="220" w:lineRule="auto"/>
         <w:ind w:left="505"/>
         <w:rPr>
-          <w:rFonts w:ascii="宋体" w:eastAsia="宋体" w:hAnsi="宋体" w:cs="宋体"/>
-          <w:sz w:val="24"/>
-          <w:szCs w:val="24"/>
-        </w:rPr>
-      </w:pPr>
-      <w:r>
-        <w:rPr>
-          <w:rFonts w:ascii="宋体" w:eastAsia="宋体" w:hAnsi="宋体" w:cs="宋体"/>
+          <w:rFonts w:ascii="宋体" w:hAnsi="宋体" w:eastAsia="宋体" w:cs="宋体"/>
+          <w:sz w:val="24"/>
+          <w:szCs w:val="24"/>
+        </w:rPr>
+      </w:pPr>
+      <w:r>
+        <w:rPr>
+          <w:rFonts w:ascii="宋体" w:hAnsi="宋体" w:eastAsia="宋体" w:cs="宋体"/>
           <w:sz w:val="24"/>
           <w:szCs w:val="24"/>
         </w:rPr>
@@ -3751,14 +3792,19 @@
     </w:p>
     <w:p>
       <w:pPr>
-        <w:pStyle w:val="1"/>
+        <w:pStyle w:val="26"/>
         <w:bidi w:val="0"/>
       </w:pPr>
-      <w:bookmarkStart w:id="22" w:name="_Toc3864"/>
-      <w:r>
-        <w:t>附  则</w:t>
-      </w:r>
+      <w:bookmarkStart w:id="21" w:name="_Toc58"/>
+      <w:r>
+        <w:t>附</w:t>
+      </w:r>
+      <w:bookmarkStart w:id="22" w:name="_GoBack"/>
       <w:bookmarkEnd w:id="22"/>
+      <w:r>
+        <w:t>则</w:t>
+      </w:r>
+      <w:bookmarkEnd w:id="21"/>
     </w:p>
     <w:p>
       <w:pPr>
@@ -3776,10 +3822,10 @@
         <w:adjustRightInd w:val="0"/>
         <w:snapToGrid w:val="0"/>
         <w:spacing w:line="360" w:lineRule="auto"/>
-        <w:ind w:left="0" w:right="0" w:firstLine="420" w:firstLineChars="200"/>
+        <w:ind w:left="0" w:right="0" w:firstLine="468" w:firstLineChars="200"/>
         <w:textAlignment w:val="baseline"/>
         <w:rPr>
-          <w:rFonts w:ascii="宋体" w:eastAsia="宋体" w:hAnsi="宋体" w:cs="宋体"/>
+          <w:rFonts w:ascii="宋体" w:hAnsi="宋体" w:eastAsia="宋体" w:cs="宋体"/>
           <w:spacing w:val="-3"/>
           <w:sz w:val="24"/>
           <w:szCs w:val="24"/>
@@ -3787,7 +3833,7 @@
       </w:pPr>
       <w:r>
         <w:rPr>
-          <w:rFonts w:ascii="宋体" w:eastAsia="宋体" w:hAnsi="宋体" w:cs="宋体"/>
+          <w:rFonts w:ascii="宋体" w:hAnsi="宋体" w:eastAsia="宋体" w:cs="宋体"/>
           <w:spacing w:val="-3"/>
           <w:sz w:val="24"/>
           <w:szCs w:val="24"/>
@@ -3796,30 +3842,55 @@
       </w:r>
     </w:p>
     <w:sectPr>
-      <w:footerReference w:type="default" r:id="rId5"/>
+      <w:footerReference r:id="rId6" w:type="default"/>
       <w:pgSz w:w="11906" w:h="16839"/>
       <w:pgMar w:top="1431" w:right="1785" w:bottom="1375" w:left="1785" w:header="0" w:footer="1211" w:gutter="0"/>
-      <w:cols w:num="1" w:space="720"/>
+      <w:cols w:space="720" w:num="1"/>
     </w:sectPr>
   </w:body>
 </w:document>
 </file>
 
+<file path=word/endnotes.xml><?xml version="1.0" encoding="utf-8"?>
+<w:endnotes xmlns:wpc="http://schemas.microsoft.com/office/word/2010/wordprocessingCanvas" xmlns:mc="http://schemas.openxmlformats.org/markup-compatibility/2006" xmlns:o="urn:schemas-microsoft-com:office:office" xmlns:r="http://schemas.openxmlformats.org/officeDocument/2006/relationships" xmlns:m="http://schemas.openxmlformats.org/officeDocument/2006/math" xmlns:v="urn:schemas-microsoft-com:vml" xmlns:wp14="http://schemas.microsoft.com/office/word/2010/wordprocessingDrawing" xmlns:wp="http://schemas.openxmlformats.org/drawingml/2006/wordprocessingDrawing" xmlns:w="http://schemas.openxmlformats.org/wordprocessingml/2006/main" xmlns:w14="http://schemas.microsoft.com/office/word/2010/wordml" xmlns:w15="http://schemas.microsoft.com/office/word/2012/wordml" xmlns:w10="urn:schemas-microsoft-com:office:word" xmlns:wpg="http://schemas.microsoft.com/office/word/2010/wordprocessingGroup" xmlns:wpi="http://schemas.microsoft.com/office/word/2010/wordprocessingInk" xmlns:wne="http://schemas.microsoft.com/office/word/2006/wordml" xmlns:wps="http://schemas.microsoft.com/office/word/2010/wordprocessingShape" xmlns:wpsCustomData="http://www.wps.cn/officeDocument/2013/wpsCustomData" mc:Ignorable="w14 w15 wp14">
+  <w:endnote w:type="separator" w:id="0">
+    <w:p>
+      <w:pPr>
+        <w:spacing w:line="240" w:lineRule="auto"/>
+      </w:pPr>
+      <w:r>
+        <w:separator/>
+      </w:r>
+    </w:p>
+  </w:endnote>
+  <w:endnote w:type="continuationSeparator" w:id="1">
+    <w:p>
+      <w:pPr>
+        <w:spacing w:line="240" w:lineRule="auto"/>
+      </w:pPr>
+      <w:r>
+        <w:continuationSeparator/>
+      </w:r>
+    </w:p>
+  </w:endnote>
+</w:endnotes>
+</file>
+
 <file path=word/footer1.xml><?xml version="1.0" encoding="utf-8"?>
-<w:ftr xmlns:wpc="http://schemas.microsoft.com/office/word/2010/wordprocessingCanvas" xmlns:mc="http://schemas.openxmlformats.org/markup-compatibility/2006" xmlns:o="urn:schemas-microsoft-com:office:office" xmlns:r="http://schemas.openxmlformats.org/officeDocument/2006/relationships" xmlns:m="http://schemas.openxmlformats.org/officeDocument/2006/math" xmlns:v="urn:schemas-microsoft-com:vml" xmlns:wp14="http://schemas.microsoft.com/office/word/2010/wordprocessingDrawing" xmlns:wp="http://schemas.openxmlformats.org/drawingml/2006/wordprocessingDrawing" xmlns:w10="urn:schemas-microsoft-com:office:word" xmlns:w="http://schemas.openxmlformats.org/wordprocessingml/2006/main" xmlns:w14="http://schemas.microsoft.com/office/word/2010/wordml" xmlns:w15="http://schemas.microsoft.com/office/word/2012/wordml" xmlns:wne="http://schemas.microsoft.com/office/word/2006/wordml" xmlns:wpg="http://schemas.microsoft.com/office/word/2010/wordprocessingGroup" xmlns:wpi="http://schemas.microsoft.com/office/word/2010/wordprocessingInk" xmlns:wps="http://schemas.microsoft.com/office/word/2010/wordprocessingShape" mc:Ignorable="w14 w15 wp14">
+<w:ftr xmlns:wpc="http://schemas.microsoft.com/office/word/2010/wordprocessingCanvas" xmlns:mc="http://schemas.openxmlformats.org/markup-compatibility/2006" xmlns:o="urn:schemas-microsoft-com:office:office" xmlns:r="http://schemas.openxmlformats.org/officeDocument/2006/relationships" xmlns:m="http://schemas.openxmlformats.org/officeDocument/2006/math" xmlns:v="urn:schemas-microsoft-com:vml" xmlns:wp14="http://schemas.microsoft.com/office/word/2010/wordprocessingDrawing" xmlns:wp="http://schemas.openxmlformats.org/drawingml/2006/wordprocessingDrawing" xmlns:w10="urn:schemas-microsoft-com:office:word" xmlns:w="http://schemas.openxmlformats.org/wordprocessingml/2006/main" xmlns:w14="http://schemas.microsoft.com/office/word/2010/wordml" xmlns:w15="http://schemas.microsoft.com/office/word/2012/wordml" xmlns:wpg="http://schemas.microsoft.com/office/word/2010/wordprocessingGroup" xmlns:wpi="http://schemas.microsoft.com/office/word/2010/wordprocessingInk" xmlns:wne="http://schemas.microsoft.com/office/word/2006/wordml" xmlns:wps="http://schemas.microsoft.com/office/word/2010/wordprocessingShape" xmlns:wpsCustomData="http://www.wps.cn/officeDocument/2013/wpsCustomData" mc:Ignorable="w14 w15 wp14">
   <w:p>
     <w:pPr>
       <w:spacing w:line="166" w:lineRule="auto"/>
       <w:ind w:left="4235"/>
       <w:rPr>
-        <w:rFonts w:ascii="Calibri" w:eastAsia="Calibri" w:hAnsi="Calibri" w:cs="Calibri"/>
+        <w:rFonts w:ascii="Calibri" w:hAnsi="Calibri" w:eastAsia="Calibri" w:cs="Calibri"/>
         <w:sz w:val="18"/>
         <w:szCs w:val="18"/>
       </w:rPr>
     </w:pPr>
     <w:r>
       <w:rPr>
-        <w:rFonts w:ascii="Calibri" w:eastAsia="Calibri" w:hAnsi="Calibri" w:cs="Calibri"/>
+        <w:rFonts w:ascii="Calibri" w:hAnsi="Calibri" w:eastAsia="Calibri" w:cs="Calibri"/>
         <w:sz w:val="18"/>
         <w:szCs w:val="18"/>
       </w:rPr>
@@ -3830,20 +3901,20 @@
 </file>
 
 <file path=word/footer2.xml><?xml version="1.0" encoding="utf-8"?>
-<w:ftr xmlns:wpc="http://schemas.microsoft.com/office/word/2010/wordprocessingCanvas" xmlns:mc="http://schemas.openxmlformats.org/markup-compatibility/2006" xmlns:o="urn:schemas-microsoft-com:office:office" xmlns:r="http://schemas.openxmlformats.org/officeDocument/2006/relationships" xmlns:m="http://schemas.openxmlformats.org/officeDocument/2006/math" xmlns:v="urn:schemas-microsoft-com:vml" xmlns:wp14="http://schemas.microsoft.com/office/word/2010/wordprocessingDrawing" xmlns:wp="http://schemas.openxmlformats.org/drawingml/2006/wordprocessingDrawing" xmlns:w10="urn:schemas-microsoft-com:office:word" xmlns:w="http://schemas.openxmlformats.org/wordprocessingml/2006/main" xmlns:w14="http://schemas.microsoft.com/office/word/2010/wordml" xmlns:w15="http://schemas.microsoft.com/office/word/2012/wordml" xmlns:wne="http://schemas.microsoft.com/office/word/2006/wordml" xmlns:wpg="http://schemas.microsoft.com/office/word/2010/wordprocessingGroup" xmlns:wpi="http://schemas.microsoft.com/office/word/2010/wordprocessingInk" xmlns:wps="http://schemas.microsoft.com/office/word/2010/wordprocessingShape" mc:Ignorable="w14 w15 wp14">
+<w:ftr xmlns:wpc="http://schemas.microsoft.com/office/word/2010/wordprocessingCanvas" xmlns:mc="http://schemas.openxmlformats.org/markup-compatibility/2006" xmlns:o="urn:schemas-microsoft-com:office:office" xmlns:r="http://schemas.openxmlformats.org/officeDocument/2006/relationships" xmlns:m="http://schemas.openxmlformats.org/officeDocument/2006/math" xmlns:v="urn:schemas-microsoft-com:vml" xmlns:wp14="http://schemas.microsoft.com/office/word/2010/wordprocessingDrawing" xmlns:wp="http://schemas.openxmlformats.org/drawingml/2006/wordprocessingDrawing" xmlns:w10="urn:schemas-microsoft-com:office:word" xmlns:w="http://schemas.openxmlformats.org/wordprocessingml/2006/main" xmlns:w14="http://schemas.microsoft.com/office/word/2010/wordml" xmlns:w15="http://schemas.microsoft.com/office/word/2012/wordml" xmlns:wpg="http://schemas.microsoft.com/office/word/2010/wordprocessingGroup" xmlns:wpi="http://schemas.microsoft.com/office/word/2010/wordprocessingInk" xmlns:wne="http://schemas.microsoft.com/office/word/2006/wordml" xmlns:wps="http://schemas.microsoft.com/office/word/2010/wordprocessingShape" xmlns:wpsCustomData="http://www.wps.cn/officeDocument/2013/wpsCustomData" mc:Ignorable="w14 w15 wp14">
   <w:p>
     <w:pPr>
       <w:spacing w:line="167" w:lineRule="auto"/>
       <w:ind w:left="4130"/>
       <w:rPr>
-        <w:rFonts w:ascii="Calibri" w:eastAsia="Calibri" w:hAnsi="Calibri" w:cs="Calibri"/>
+        <w:rFonts w:ascii="Calibri" w:hAnsi="Calibri" w:eastAsia="Calibri" w:cs="Calibri"/>
         <w:sz w:val="18"/>
         <w:szCs w:val="18"/>
       </w:rPr>
     </w:pPr>
     <w:r>
       <w:rPr>
-        <w:rFonts w:ascii="Calibri" w:eastAsia="Calibri" w:hAnsi="Calibri" w:cs="Calibri"/>
+        <w:rFonts w:ascii="Calibri" w:hAnsi="Calibri" w:eastAsia="Calibri" w:cs="Calibri"/>
         <w:sz w:val="18"/>
         <w:szCs w:val="18"/>
       </w:rPr>
@@ -3853,16 +3924,41 @@
 </w:ftr>
 </file>
 
+<file path=word/footnotes.xml><?xml version="1.0" encoding="utf-8"?>
+<w:footnotes xmlns:wpc="http://schemas.microsoft.com/office/word/2010/wordprocessingCanvas" xmlns:mc="http://schemas.openxmlformats.org/markup-compatibility/2006" xmlns:o="urn:schemas-microsoft-com:office:office" xmlns:r="http://schemas.openxmlformats.org/officeDocument/2006/relationships" xmlns:m="http://schemas.openxmlformats.org/officeDocument/2006/math" xmlns:v="urn:schemas-microsoft-com:vml" xmlns:wp14="http://schemas.microsoft.com/office/word/2010/wordprocessingDrawing" xmlns:wp="http://schemas.openxmlformats.org/drawingml/2006/wordprocessingDrawing" xmlns:w="http://schemas.openxmlformats.org/wordprocessingml/2006/main" xmlns:w14="http://schemas.microsoft.com/office/word/2010/wordml" xmlns:w15="http://schemas.microsoft.com/office/word/2012/wordml" xmlns:w10="urn:schemas-microsoft-com:office:word" xmlns:wpg="http://schemas.microsoft.com/office/word/2010/wordprocessingGroup" xmlns:wpi="http://schemas.microsoft.com/office/word/2010/wordprocessingInk" xmlns:wne="http://schemas.microsoft.com/office/word/2006/wordml" xmlns:wps="http://schemas.microsoft.com/office/word/2010/wordprocessingShape" xmlns:wpsCustomData="http://www.wps.cn/officeDocument/2013/wpsCustomData" mc:Ignorable="w14 w15 wp14">
+  <w:footnote w:type="separator" w:id="0">
+    <w:p>
+      <w:pPr>
+        <w:spacing w:line="360" w:lineRule="auto"/>
+      </w:pPr>
+      <w:r>
+        <w:separator/>
+      </w:r>
+    </w:p>
+  </w:footnote>
+  <w:footnote w:type="continuationSeparator" w:id="1">
+    <w:p>
+      <w:pPr>
+        <w:spacing w:line="360" w:lineRule="auto"/>
+      </w:pPr>
+      <w:r>
+        <w:continuationSeparator/>
+      </w:r>
+    </w:p>
+  </w:footnote>
+</w:footnotes>
+</file>
+
 <file path=word/numbering.xml><?xml version="1.0" encoding="utf-8"?>
-<w:numbering xmlns:wpc="http://schemas.microsoft.com/office/word/2010/wordprocessingCanvas" xmlns:mc="http://schemas.openxmlformats.org/markup-compatibility/2006" xmlns:o="urn:schemas-microsoft-com:office:office" xmlns:r="http://schemas.openxmlformats.org/officeDocument/2006/relationships" xmlns:m="http://schemas.openxmlformats.org/officeDocument/2006/math" xmlns:v="urn:schemas-microsoft-com:vml" xmlns:wp14="http://schemas.microsoft.com/office/word/2010/wordprocessingDrawing" xmlns:wp="http://schemas.openxmlformats.org/drawingml/2006/wordprocessingDrawing" xmlns:w10="urn:schemas-microsoft-com:office:word" xmlns:w="http://schemas.openxmlformats.org/wordprocessingml/2006/main" xmlns:w14="http://schemas.microsoft.com/office/word/2010/wordml" xmlns:w15="http://schemas.microsoft.com/office/word/2012/wordml" xmlns:wne="http://schemas.microsoft.com/office/word/2006/wordml" xmlns:wpg="http://schemas.microsoft.com/office/word/2010/wordprocessingGroup" xmlns:wpi="http://schemas.microsoft.com/office/word/2010/wordprocessingInk" xmlns:wps="http://schemas.microsoft.com/office/word/2010/wordprocessingShape" mc:Ignorable="w14 w15 wp14">
+<w:numbering xmlns:wpc="http://schemas.microsoft.com/office/word/2010/wordprocessingCanvas" xmlns:mc="http://schemas.openxmlformats.org/markup-compatibility/2006" xmlns:o="urn:schemas-microsoft-com:office:office" xmlns:r="http://schemas.openxmlformats.org/officeDocument/2006/relationships" xmlns:m="http://schemas.openxmlformats.org/officeDocument/2006/math" xmlns:v="urn:schemas-microsoft-com:vml" xmlns:wp14="http://schemas.microsoft.com/office/word/2010/wordprocessingDrawing" xmlns:wp="http://schemas.openxmlformats.org/drawingml/2006/wordprocessingDrawing" xmlns:w10="urn:schemas-microsoft-com:office:word" xmlns:w="http://schemas.openxmlformats.org/wordprocessingml/2006/main" xmlns:w14="http://schemas.microsoft.com/office/word/2010/wordml" xmlns:wpg="http://schemas.microsoft.com/office/word/2010/wordprocessingGroup" xmlns:wpi="http://schemas.microsoft.com/office/word/2010/wordprocessingInk" xmlns:wne="http://schemas.microsoft.com/office/word/2006/wordml" xmlns:wps="http://schemas.microsoft.com/office/word/2010/wordprocessingShape" xmlns:wpsCustomData="http://www.wps.cn/officeDocument/2013/wpsCustomData" mc:Ignorable="w14 wp14">
   <w:abstractNum w:abstractNumId="0">
     <w:nsid w:val="8E964DCE"/>
     <w:multiLevelType w:val="multilevel"/>
     <w:tmpl w:val="8E964DCE"/>
-    <w:lvl w:ilvl="0">
+    <w:lvl w:ilvl="0" w:tentative="0">
       <w:start w:val="1"/>
       <w:numFmt w:val="decimal"/>
-      <w:pStyle w:val="Heading1"/>
+      <w:pStyle w:val="2"/>
       <w:lvlText w:val="%1."/>
       <w:lvlJc w:val="left"/>
       <w:pPr>
@@ -3872,10 +3968,10 @@
         <w:rFonts w:hint="default"/>
       </w:rPr>
     </w:lvl>
-    <w:lvl w:ilvl="1">
+    <w:lvl w:ilvl="1" w:tentative="0">
       <w:start w:val="1"/>
       <w:numFmt w:val="decimal"/>
-      <w:pStyle w:val="Heading2"/>
+      <w:pStyle w:val="3"/>
       <w:lvlText w:val="%1.%2."/>
       <w:lvlJc w:val="left"/>
       <w:pPr>
@@ -3885,10 +3981,10 @@
         <w:rFonts w:hint="default"/>
       </w:rPr>
     </w:lvl>
-    <w:lvl w:ilvl="2">
+    <w:lvl w:ilvl="2" w:tentative="0">
       <w:start w:val="1"/>
       <w:numFmt w:val="decimal"/>
-      <w:pStyle w:val="Heading3"/>
+      <w:pStyle w:val="4"/>
       <w:lvlText w:val="%1.%2.%3."/>
       <w:lvlJc w:val="left"/>
       <w:pPr>
@@ -3898,10 +3994,10 @@
         <w:rFonts w:hint="default"/>
       </w:rPr>
     </w:lvl>
-    <w:lvl w:ilvl="3">
+    <w:lvl w:ilvl="3" w:tentative="0">
       <w:start w:val="1"/>
       <w:numFmt w:val="decimal"/>
-      <w:pStyle w:val="Heading4"/>
+      <w:pStyle w:val="5"/>
       <w:lvlText w:val="%1.%2.%3.%4."/>
       <w:lvlJc w:val="left"/>
       <w:pPr>
@@ -3911,10 +4007,10 @@
         <w:rFonts w:hint="default"/>
       </w:rPr>
     </w:lvl>
-    <w:lvl w:ilvl="4">
+    <w:lvl w:ilvl="4" w:tentative="0">
       <w:start w:val="1"/>
       <w:numFmt w:val="decimal"/>
-      <w:pStyle w:val="Heading5"/>
+      <w:pStyle w:val="6"/>
       <w:lvlText w:val="%1.%2.%3.%4.%5."/>
       <w:lvlJc w:val="left"/>
       <w:pPr>
@@ -3924,10 +4020,10 @@
         <w:rFonts w:hint="default"/>
       </w:rPr>
     </w:lvl>
-    <w:lvl w:ilvl="5">
+    <w:lvl w:ilvl="5" w:tentative="0">
       <w:start w:val="1"/>
       <w:numFmt w:val="decimal"/>
-      <w:pStyle w:val="Heading6"/>
+      <w:pStyle w:val="7"/>
       <w:lvlText w:val="%1.%2.%3.%4.%5.%6."/>
       <w:lvlJc w:val="left"/>
       <w:pPr>
@@ -3937,10 +4033,10 @@
         <w:rFonts w:hint="default"/>
       </w:rPr>
     </w:lvl>
-    <w:lvl w:ilvl="6">
+    <w:lvl w:ilvl="6" w:tentative="0">
       <w:start w:val="1"/>
       <w:numFmt w:val="decimal"/>
-      <w:pStyle w:val="Heading7"/>
+      <w:pStyle w:val="8"/>
       <w:lvlText w:val="%1.%2.%3.%4.%5.%6.%7."/>
       <w:lvlJc w:val="left"/>
       <w:pPr>
@@ -3950,10 +4046,10 @@
         <w:rFonts w:hint="default"/>
       </w:rPr>
     </w:lvl>
-    <w:lvl w:ilvl="7">
+    <w:lvl w:ilvl="7" w:tentative="0">
       <w:start w:val="1"/>
       <w:numFmt w:val="decimal"/>
-      <w:pStyle w:val="Heading8"/>
+      <w:pStyle w:val="9"/>
       <w:lvlText w:val="%1.%2.%3.%4.%5.%6.%7.%8."/>
       <w:lvlJc w:val="left"/>
       <w:pPr>
@@ -3963,10 +4059,10 @@
         <w:rFonts w:hint="default"/>
       </w:rPr>
     </w:lvl>
-    <w:lvl w:ilvl="8">
+    <w:lvl w:ilvl="8" w:tentative="0">
       <w:start w:val="1"/>
       <w:numFmt w:val="decimal"/>
-      <w:pStyle w:val="Heading9"/>
+      <w:pStyle w:val="10"/>
       <w:lvlText w:val="%1.%2.%3.%4.%5.%6.%7.%8.%9."/>
       <w:lvlJc w:val="left"/>
       <w:pPr>
@@ -3981,7 +4077,7 @@
     <w:nsid w:val="9BAE13F5"/>
     <w:multiLevelType w:val="singleLevel"/>
     <w:tmpl w:val="9BAE13F5"/>
-    <w:lvl w:ilvl="0">
+    <w:lvl w:ilvl="0" w:tentative="0">
       <w:start w:val="1"/>
       <w:numFmt w:val="decimal"/>
       <w:lvlText w:val="(%1)"/>
@@ -3998,7 +4094,7 @@
     <w:nsid w:val="9DDABDE5"/>
     <w:multiLevelType w:val="singleLevel"/>
     <w:tmpl w:val="9DDABDE5"/>
-    <w:lvl w:ilvl="0">
+    <w:lvl w:ilvl="0" w:tentative="0">
       <w:start w:val="1"/>
       <w:numFmt w:val="decimal"/>
       <w:lvlText w:val="(%1)"/>
@@ -4024,267 +4120,269 @@
 </file>
 
 <file path=word/styles.xml><?xml version="1.0" encoding="utf-8"?>
-<w:styles xmlns:mc="http://schemas.openxmlformats.org/markup-compatibility/2006" xmlns:r="http://schemas.openxmlformats.org/officeDocument/2006/relationships" xmlns:w="http://schemas.openxmlformats.org/wordprocessingml/2006/main" xmlns:w14="http://schemas.microsoft.com/office/word/2010/wordml" xmlns:w15="http://schemas.microsoft.com/office/word/2012/wordml" mc:Ignorable="w14 w15">
+<w:styles xmlns:mc="http://schemas.openxmlformats.org/markup-compatibility/2006" xmlns:o="urn:schemas-microsoft-com:office:office" xmlns:r="http://schemas.openxmlformats.org/officeDocument/2006/relationships" xmlns:m="http://schemas.openxmlformats.org/officeDocument/2006/math" xmlns:v="urn:schemas-microsoft-com:vml" xmlns:w="http://schemas.openxmlformats.org/wordprocessingml/2006/main" xmlns:w14="http://schemas.microsoft.com/office/word/2010/wordml" xmlns:w10="urn:schemas-microsoft-com:office:word" xmlns:sl="http://schemas.openxmlformats.org/schemaLibrary/2006/main" xmlns:wpsCustomData="http://www.wps.cn/officeDocument/2013/wpsCustomData" mc:Ignorable="w14">
   <w:docDefaults>
     <w:rPrDefault>
       <w:rPr>
-        <w:rFonts w:ascii="Arial" w:eastAsia="Arial" w:hAnsi="Arial" w:cs="Arial"/>
+        <w:rFonts w:ascii="Arial" w:hAnsi="Arial" w:eastAsia="Arial" w:cs="Arial"/>
       </w:rPr>
     </w:rPrDefault>
     <w:pPrDefault/>
   </w:docDefaults>
-  <w:latentStyles w:defLockedState="0" w:defUIPriority="99" w:defSemiHidden="1" w:defUnhideWhenUsed="1" w:defQFormat="0" w:count="260">
-    <w:lsdException w:name="Normal" w:semiHidden="0" w:uiPriority="0" w:unhideWhenUsed="0" w:qFormat="1"/>
-    <w:lsdException w:name="heading 1" w:semiHidden="0" w:uiPriority="0" w:unhideWhenUsed="0" w:qFormat="1"/>
-    <w:lsdException w:name="heading 2" w:semiHidden="0" w:uiPriority="0" w:qFormat="1"/>
-    <w:lsdException w:name="heading 3" w:uiPriority="0" w:qFormat="1"/>
-    <w:lsdException w:name="heading 4" w:semiHidden="0" w:uiPriority="0" w:qFormat="1"/>
-    <w:lsdException w:name="heading 5" w:uiPriority="0" w:qFormat="1"/>
-    <w:lsdException w:name="heading 6" w:uiPriority="0" w:qFormat="1"/>
-    <w:lsdException w:name="heading 7" w:uiPriority="0" w:qFormat="1"/>
-    <w:lsdException w:name="heading 8" w:uiPriority="0" w:qFormat="1"/>
-    <w:lsdException w:name="heading 9" w:uiPriority="0" w:qFormat="1"/>
-    <w:lsdException w:name="index 1" w:semiHidden="0" w:uiPriority="0" w:unhideWhenUsed="0"/>
-    <w:lsdException w:name="index 2" w:semiHidden="0" w:uiPriority="0" w:unhideWhenUsed="0"/>
-    <w:lsdException w:name="index 3" w:semiHidden="0" w:uiPriority="0" w:unhideWhenUsed="0"/>
-    <w:lsdException w:name="index 4" w:semiHidden="0" w:uiPriority="0" w:unhideWhenUsed="0"/>
-    <w:lsdException w:name="index 5" w:semiHidden="0" w:uiPriority="0" w:unhideWhenUsed="0"/>
-    <w:lsdException w:name="index 6" w:semiHidden="0" w:uiPriority="0" w:unhideWhenUsed="0"/>
-    <w:lsdException w:name="index 7" w:semiHidden="0" w:uiPriority="0" w:unhideWhenUsed="0"/>
-    <w:lsdException w:name="index 8" w:semiHidden="0" w:uiPriority="0" w:unhideWhenUsed="0"/>
-    <w:lsdException w:name="index 9" w:semiHidden="0" w:uiPriority="0" w:unhideWhenUsed="0"/>
-    <w:lsdException w:name="toc 1" w:semiHidden="0" w:uiPriority="0" w:unhideWhenUsed="0" w:qFormat="1"/>
-    <w:lsdException w:name="toc 2" w:semiHidden="0" w:uiPriority="0" w:unhideWhenUsed="0" w:qFormat="1"/>
-    <w:lsdException w:name="toc 3" w:semiHidden="0" w:uiPriority="0" w:unhideWhenUsed="0" w:qFormat="1"/>
-    <w:lsdException w:name="toc 4" w:semiHidden="0" w:uiPriority="0" w:unhideWhenUsed="0"/>
-    <w:lsdException w:name="toc 5" w:semiHidden="0" w:uiPriority="0" w:unhideWhenUsed="0"/>
-    <w:lsdException w:name="toc 6" w:semiHidden="0" w:uiPriority="0" w:unhideWhenUsed="0"/>
-    <w:lsdException w:name="toc 7" w:semiHidden="0" w:uiPriority="0" w:unhideWhenUsed="0"/>
-    <w:lsdException w:name="toc 8" w:semiHidden="0" w:uiPriority="0" w:unhideWhenUsed="0"/>
-    <w:lsdException w:name="toc 9" w:semiHidden="0" w:uiPriority="0" w:unhideWhenUsed="0"/>
-    <w:lsdException w:name="Normal Indent" w:semiHidden="0" w:uiPriority="0" w:unhideWhenUsed="0"/>
-    <w:lsdException w:name="footnote text" w:semiHidden="0" w:uiPriority="0" w:unhideWhenUsed="0"/>
-    <w:lsdException w:name="annotation text" w:semiHidden="0" w:uiPriority="0" w:unhideWhenUsed="0" w:qFormat="1"/>
-    <w:lsdException w:name="header" w:semiHidden="0" w:uiPriority="0" w:unhideWhenUsed="0" w:qFormat="1"/>
-    <w:lsdException w:name="footer" w:semiHidden="0" w:uiPriority="0" w:unhideWhenUsed="0" w:qFormat="1"/>
-    <w:lsdException w:name="index heading" w:semiHidden="0" w:uiPriority="0" w:unhideWhenUsed="0"/>
-    <w:lsdException w:name="caption" w:uiPriority="0" w:qFormat="1"/>
-    <w:lsdException w:name="table of figures" w:semiHidden="0" w:uiPriority="0" w:unhideWhenUsed="0"/>
-    <w:lsdException w:name="envelope address" w:semiHidden="0" w:uiPriority="0" w:unhideWhenUsed="0"/>
-    <w:lsdException w:name="envelope return" w:semiHidden="0" w:uiPriority="0" w:unhideWhenUsed="0"/>
-    <w:lsdException w:name="footnote reference" w:semiHidden="0" w:uiPriority="0" w:unhideWhenUsed="0"/>
-    <w:lsdException w:name="annotation reference" w:semiHidden="0" w:uiPriority="0" w:unhideWhenUsed="0"/>
-    <w:lsdException w:name="line number" w:semiHidden="0" w:uiPriority="0" w:unhideWhenUsed="0"/>
-    <w:lsdException w:name="page number" w:semiHidden="0" w:uiPriority="0" w:unhideWhenUsed="0"/>
-    <w:lsdException w:name="endnote reference" w:semiHidden="0" w:uiPriority="0" w:unhideWhenUsed="0"/>
-    <w:lsdException w:name="endnote text" w:semiHidden="0" w:uiPriority="0" w:unhideWhenUsed="0"/>
-    <w:lsdException w:name="table of authorities" w:semiHidden="0" w:uiPriority="0" w:unhideWhenUsed="0"/>
-    <w:lsdException w:name="macro" w:semiHidden="0" w:uiPriority="0" w:unhideWhenUsed="0"/>
-    <w:lsdException w:name="toa heading" w:semiHidden="0" w:uiPriority="0" w:unhideWhenUsed="0"/>
-    <w:lsdException w:name="List" w:semiHidden="0" w:uiPriority="0" w:unhideWhenUsed="0"/>
-    <w:lsdException w:name="List Bullet" w:semiHidden="0" w:uiPriority="0" w:unhideWhenUsed="0"/>
-    <w:lsdException w:name="List Number" w:semiHidden="0" w:uiPriority="0" w:unhideWhenUsed="0"/>
-    <w:lsdException w:name="List 2" w:semiHidden="0" w:uiPriority="0" w:unhideWhenUsed="0"/>
-    <w:lsdException w:name="List 3" w:semiHidden="0" w:uiPriority="0" w:unhideWhenUsed="0"/>
-    <w:lsdException w:name="List 4" w:semiHidden="0" w:uiPriority="0" w:unhideWhenUsed="0"/>
-    <w:lsdException w:name="List 5" w:semiHidden="0" w:uiPriority="0" w:unhideWhenUsed="0"/>
-    <w:lsdException w:name="List Bullet 2" w:semiHidden="0" w:uiPriority="0" w:unhideWhenUsed="0"/>
-    <w:lsdException w:name="List Bullet 3" w:semiHidden="0" w:uiPriority="0" w:unhideWhenUsed="0"/>
-    <w:lsdException w:name="List Bullet 4" w:semiHidden="0" w:uiPriority="0" w:unhideWhenUsed="0"/>
-    <w:lsdException w:name="List Bullet 5" w:semiHidden="0" w:uiPriority="0" w:unhideWhenUsed="0"/>
-    <w:lsdException w:name="List Number 2" w:semiHidden="0" w:uiPriority="0" w:unhideWhenUsed="0"/>
-    <w:lsdException w:name="List Number 3" w:semiHidden="0" w:uiPriority="0" w:unhideWhenUsed="0"/>
-    <w:lsdException w:name="List Number 4" w:semiHidden="0" w:uiPriority="0" w:unhideWhenUsed="0"/>
-    <w:lsdException w:name="List Number 5" w:semiHidden="0" w:uiPriority="0" w:unhideWhenUsed="0"/>
-    <w:lsdException w:name="Title" w:semiHidden="0" w:uiPriority="0" w:unhideWhenUsed="0" w:qFormat="1"/>
-    <w:lsdException w:name="Closing" w:semiHidden="0" w:uiPriority="0" w:unhideWhenUsed="0"/>
-    <w:lsdException w:name="Signature" w:semiHidden="0" w:uiPriority="0" w:unhideWhenUsed="0"/>
-    <w:lsdException w:name="Default Paragraph Font" w:uiPriority="0" w:unhideWhenUsed="0" w:qFormat="1"/>
-    <w:lsdException w:name="Body Text" w:uiPriority="0" w:unhideWhenUsed="0" w:qFormat="1"/>
-    <w:lsdException w:name="Body Text Indent" w:semiHidden="0" w:uiPriority="0" w:unhideWhenUsed="0"/>
-    <w:lsdException w:name="List Continue" w:semiHidden="0" w:uiPriority="0" w:unhideWhenUsed="0"/>
-    <w:lsdException w:name="List Continue 2" w:semiHidden="0" w:uiPriority="0" w:unhideWhenUsed="0"/>
-    <w:lsdException w:name="List Continue 3" w:semiHidden="0" w:uiPriority="0" w:unhideWhenUsed="0"/>
-    <w:lsdException w:name="List Continue 4" w:semiHidden="0" w:uiPriority="0" w:unhideWhenUsed="0"/>
-    <w:lsdException w:name="List Continue 5" w:semiHidden="0" w:uiPriority="0" w:unhideWhenUsed="0"/>
-    <w:lsdException w:name="Message Header" w:semiHidden="0" w:uiPriority="0" w:unhideWhenUsed="0"/>
-    <w:lsdException w:name="Subtitle" w:semiHidden="0" w:uiPriority="0" w:unhideWhenUsed="0" w:qFormat="1"/>
-    <w:lsdException w:name="Salutation" w:semiHidden="0" w:uiPriority="0" w:unhideWhenUsed="0"/>
-    <w:lsdException w:name="Date" w:semiHidden="0" w:uiPriority="0" w:unhideWhenUsed="0"/>
-    <w:lsdException w:name="Body Text First Indent" w:semiHidden="0" w:uiPriority="0" w:unhideWhenUsed="0"/>
-    <w:lsdException w:name="Body Text First Indent 2" w:semiHidden="0" w:uiPriority="0" w:unhideWhenUsed="0"/>
-    <w:lsdException w:name="Body Text 2" w:semiHidden="0" w:uiPriority="0" w:unhideWhenUsed="0"/>
-    <w:lsdException w:name="Body Text 3" w:semiHidden="0" w:uiPriority="0" w:unhideWhenUsed="0"/>
-    <w:lsdException w:name="Body Text Indent 2" w:semiHidden="0" w:uiPriority="0" w:unhideWhenUsed="0"/>
-    <w:lsdException w:name="Body Text Indent 3" w:semiHidden="0" w:uiPriority="0" w:unhideWhenUsed="0"/>
-    <w:lsdException w:name="Block Text" w:semiHidden="0" w:uiPriority="0" w:unhideWhenUsed="0"/>
-    <w:lsdException w:name="Hyperlink" w:semiHidden="0" w:uiPriority="0" w:unhideWhenUsed="0"/>
-    <w:lsdException w:name="FollowedHyperlink" w:semiHidden="0" w:uiPriority="0" w:unhideWhenUsed="0"/>
-    <w:lsdException w:name="Strong" w:semiHidden="0" w:uiPriority="0" w:unhideWhenUsed="0" w:qFormat="1"/>
-    <w:lsdException w:name="Emphasis" w:semiHidden="0" w:uiPriority="0" w:unhideWhenUsed="0" w:qFormat="1"/>
-    <w:lsdException w:name="Document Map" w:semiHidden="0" w:uiPriority="0" w:unhideWhenUsed="0"/>
-    <w:lsdException w:name="Plain Text" w:semiHidden="0" w:uiPriority="0" w:unhideWhenUsed="0"/>
-    <w:lsdException w:name="E-mail Signature" w:semiHidden="0" w:uiPriority="0" w:unhideWhenUsed="0"/>
-    <w:lsdException w:name="Normal (Web)" w:semiHidden="0" w:uiPriority="0" w:unhideWhenUsed="0" w:qFormat="1"/>
-    <w:lsdException w:name="HTML Acronym" w:semiHidden="0" w:uiPriority="0" w:unhideWhenUsed="0"/>
-    <w:lsdException w:name="HTML Address" w:semiHidden="0" w:uiPriority="0" w:unhideWhenUsed="0"/>
-    <w:lsdException w:name="HTML Cite" w:semiHidden="0" w:uiPriority="0" w:unhideWhenUsed="0"/>
-    <w:lsdException w:name="HTML Code" w:semiHidden="0" w:uiPriority="0" w:unhideWhenUsed="0"/>
-    <w:lsdException w:name="HTML Definition" w:semiHidden="0" w:uiPriority="0" w:unhideWhenUsed="0"/>
-    <w:lsdException w:name="HTML Keyboard" w:semiHidden="0" w:uiPriority="0" w:unhideWhenUsed="0"/>
-    <w:lsdException w:name="HTML Preformatted" w:semiHidden="0" w:uiPriority="0" w:unhideWhenUsed="0"/>
-    <w:lsdException w:name="HTML Sample" w:semiHidden="0" w:uiPriority="0" w:unhideWhenUsed="0"/>
-    <w:lsdException w:name="HTML Typewriter" w:semiHidden="0" w:uiPriority="0" w:unhideWhenUsed="0"/>
-    <w:lsdException w:name="HTML Variable" w:semiHidden="0" w:uiPriority="0" w:unhideWhenUsed="0"/>
-    <w:lsdException w:name="Normal Table" w:uiPriority="0" w:unhideWhenUsed="0" w:qFormat="1"/>
-    <w:lsdException w:name="annotation subject" w:semiHidden="0" w:uiPriority="0" w:unhideWhenUsed="0"/>
-    <w:lsdException w:name="Table Simple 1" w:semiHidden="0" w:uiPriority="0" w:unhideWhenUsed="0"/>
-    <w:lsdException w:name="Table Simple 2" w:semiHidden="0" w:uiPriority="0" w:unhideWhenUsed="0"/>
-    <w:lsdException w:name="Table Simple 3" w:semiHidden="0" w:uiPriority="0" w:unhideWhenUsed="0"/>
-    <w:lsdException w:name="Table Classic 1" w:semiHidden="0" w:uiPriority="0" w:unhideWhenUsed="0"/>
-    <w:lsdException w:name="Table Classic 2" w:semiHidden="0" w:uiPriority="0" w:unhideWhenUsed="0"/>
-    <w:lsdException w:name="Table Classic 3" w:semiHidden="0" w:uiPriority="0" w:unhideWhenUsed="0"/>
-    <w:lsdException w:name="Table Classic 4" w:semiHidden="0" w:uiPriority="0" w:unhideWhenUsed="0"/>
-    <w:lsdException w:name="Table Colorful 1" w:semiHidden="0" w:uiPriority="0" w:unhideWhenUsed="0"/>
-    <w:lsdException w:name="Table Colorful 2" w:semiHidden="0" w:uiPriority="0" w:unhideWhenUsed="0"/>
-    <w:lsdException w:name="Table Colorful 3" w:semiHidden="0" w:uiPriority="0" w:unhideWhenUsed="0"/>
-    <w:lsdException w:name="Table Columns 1" w:semiHidden="0" w:uiPriority="0" w:unhideWhenUsed="0"/>
-    <w:lsdException w:name="Table Columns 2" w:semiHidden="0" w:uiPriority="0" w:unhideWhenUsed="0"/>
-    <w:lsdException w:name="Table Columns 3" w:semiHidden="0" w:uiPriority="0" w:unhideWhenUsed="0"/>
-    <w:lsdException w:name="Table Columns 4" w:semiHidden="0" w:uiPriority="0" w:unhideWhenUsed="0"/>
-    <w:lsdException w:name="Table Columns 5" w:semiHidden="0" w:uiPriority="0" w:unhideWhenUsed="0"/>
-    <w:lsdException w:name="Table Grid 1" w:semiHidden="0" w:uiPriority="0" w:unhideWhenUsed="0"/>
-    <w:lsdException w:name="Table Grid 2" w:semiHidden="0" w:uiPriority="0" w:unhideWhenUsed="0"/>
-    <w:lsdException w:name="Table Grid 3" w:semiHidden="0" w:uiPriority="0" w:unhideWhenUsed="0"/>
-    <w:lsdException w:name="Table Grid 4" w:semiHidden="0" w:uiPriority="0" w:unhideWhenUsed="0"/>
-    <w:lsdException w:name="Table Grid 5" w:semiHidden="0" w:uiPriority="0" w:unhideWhenUsed="0"/>
-    <w:lsdException w:name="Table Grid 6" w:semiHidden="0" w:uiPriority="0" w:unhideWhenUsed="0"/>
-    <w:lsdException w:name="Table Grid 7" w:semiHidden="0" w:uiPriority="0" w:unhideWhenUsed="0"/>
-    <w:lsdException w:name="Table Grid 8" w:semiHidden="0" w:uiPriority="0" w:unhideWhenUsed="0"/>
-    <w:lsdException w:name="Table List 1" w:semiHidden="0" w:uiPriority="0" w:unhideWhenUsed="0"/>
-    <w:lsdException w:name="Table List 2" w:semiHidden="0" w:uiPriority="0" w:unhideWhenUsed="0"/>
-    <w:lsdException w:name="Table List 3" w:semiHidden="0" w:uiPriority="0" w:unhideWhenUsed="0"/>
-    <w:lsdException w:name="Table List 4" w:semiHidden="0" w:uiPriority="0" w:unhideWhenUsed="0"/>
-    <w:lsdException w:name="Table List 5" w:semiHidden="0" w:uiPriority="0" w:unhideWhenUsed="0"/>
-    <w:lsdException w:name="Table List 6" w:semiHidden="0" w:uiPriority="0" w:unhideWhenUsed="0"/>
-    <w:lsdException w:name="Table List 7" w:semiHidden="0" w:uiPriority="0" w:unhideWhenUsed="0"/>
-    <w:lsdException w:name="Table List 8" w:semiHidden="0" w:uiPriority="0" w:unhideWhenUsed="0"/>
-    <w:lsdException w:name="Table 3D effects 1" w:semiHidden="0" w:uiPriority="0" w:unhideWhenUsed="0"/>
-    <w:lsdException w:name="Table 3D effects 2" w:semiHidden="0" w:uiPriority="0" w:unhideWhenUsed="0"/>
-    <w:lsdException w:name="Table 3D effects 3" w:semiHidden="0" w:uiPriority="0" w:unhideWhenUsed="0"/>
-    <w:lsdException w:name="Table Contemporary" w:semiHidden="0" w:uiPriority="0" w:unhideWhenUsed="0"/>
-    <w:lsdException w:name="Table Elegant" w:semiHidden="0" w:uiPriority="0" w:unhideWhenUsed="0"/>
-    <w:lsdException w:name="Table Professional" w:semiHidden="0" w:uiPriority="0" w:unhideWhenUsed="0"/>
-    <w:lsdException w:name="Table Subtle 1" w:semiHidden="0" w:uiPriority="0" w:unhideWhenUsed="0"/>
-    <w:lsdException w:name="Table Subtle 2" w:semiHidden="0" w:uiPriority="0" w:unhideWhenUsed="0"/>
-    <w:lsdException w:name="Table Web 1" w:semiHidden="0" w:uiPriority="0" w:unhideWhenUsed="0"/>
-    <w:lsdException w:name="Table Web 2" w:semiHidden="0" w:uiPriority="0" w:unhideWhenUsed="0"/>
-    <w:lsdException w:name="Table Web 3" w:semiHidden="0" w:uiPriority="0" w:unhideWhenUsed="0"/>
-    <w:lsdException w:name="Balloon Text" w:semiHidden="0" w:uiPriority="0" w:unhideWhenUsed="0"/>
-    <w:lsdException w:name="Table Grid" w:semiHidden="0" w:uiPriority="0" w:unhideWhenUsed="0" w:qFormat="1"/>
-    <w:lsdException w:name="Table Theme" w:semiHidden="0" w:uiPriority="0" w:unhideWhenUsed="0"/>
-    <w:lsdException w:name="Light Shading" w:semiHidden="0" w:uiPriority="60" w:unhideWhenUsed="0"/>
-    <w:lsdException w:name="Light List" w:semiHidden="0" w:uiPriority="61" w:unhideWhenUsed="0"/>
-    <w:lsdException w:name="Light Grid" w:semiHidden="0" w:uiPriority="62" w:unhideWhenUsed="0"/>
-    <w:lsdException w:name="Medium Shading 1" w:semiHidden="0" w:uiPriority="63" w:unhideWhenUsed="0"/>
-    <w:lsdException w:name="Medium Shading 2" w:semiHidden="0" w:uiPriority="64" w:unhideWhenUsed="0"/>
-    <w:lsdException w:name="Medium List 1" w:semiHidden="0" w:uiPriority="65" w:unhideWhenUsed="0"/>
-    <w:lsdException w:name="Medium List 2" w:semiHidden="0" w:uiPriority="66" w:unhideWhenUsed="0"/>
-    <w:lsdException w:name="Medium Grid 1" w:semiHidden="0" w:uiPriority="67" w:unhideWhenUsed="0"/>
-    <w:lsdException w:name="Medium Grid 2" w:semiHidden="0" w:uiPriority="68" w:unhideWhenUsed="0"/>
-    <w:lsdException w:name="Medium Grid 3" w:semiHidden="0" w:uiPriority="69" w:unhideWhenUsed="0"/>
-    <w:lsdException w:name="Dark List" w:semiHidden="0" w:uiPriority="70" w:unhideWhenUsed="0"/>
-    <w:lsdException w:name="Colorful Shading" w:semiHidden="0" w:uiPriority="71" w:unhideWhenUsed="0"/>
-    <w:lsdException w:name="Colorful List" w:semiHidden="0" w:uiPriority="72" w:unhideWhenUsed="0"/>
-    <w:lsdException w:name="Colorful Grid" w:semiHidden="0" w:uiPriority="73" w:unhideWhenUsed="0"/>
-    <w:lsdException w:name="Light Shading Accent 1" w:semiHidden="0" w:uiPriority="60" w:unhideWhenUsed="0"/>
-    <w:lsdException w:name="Light List Accent 1" w:semiHidden="0" w:uiPriority="61" w:unhideWhenUsed="0"/>
-    <w:lsdException w:name="Light Grid Accent 1" w:semiHidden="0" w:uiPriority="62" w:unhideWhenUsed="0"/>
-    <w:lsdException w:name="Medium Shading 1 Accent 1" w:semiHidden="0" w:uiPriority="63" w:unhideWhenUsed="0"/>
-    <w:lsdException w:name="Medium Shading 2 Accent 1" w:semiHidden="0" w:uiPriority="64" w:unhideWhenUsed="0"/>
-    <w:lsdException w:name="Medium List 1 Accent 1" w:semiHidden="0" w:uiPriority="65" w:unhideWhenUsed="0"/>
-    <w:lsdException w:name="Medium List 2 Accent 1" w:semiHidden="0" w:uiPriority="66" w:unhideWhenUsed="0"/>
-    <w:lsdException w:name="Medium Grid 1 Accent 1" w:semiHidden="0" w:uiPriority="67" w:unhideWhenUsed="0"/>
-    <w:lsdException w:name="Medium Grid 2 Accent 1" w:semiHidden="0" w:uiPriority="68" w:unhideWhenUsed="0"/>
-    <w:lsdException w:name="Medium Grid 3 Accent 1" w:semiHidden="0" w:uiPriority="69" w:unhideWhenUsed="0"/>
-    <w:lsdException w:name="Dark List Accent 1" w:semiHidden="0" w:uiPriority="70" w:unhideWhenUsed="0"/>
-    <w:lsdException w:name="Colorful Shading Accent 1" w:semiHidden="0" w:uiPriority="71" w:unhideWhenUsed="0"/>
-    <w:lsdException w:name="Colorful List Accent 1" w:semiHidden="0" w:uiPriority="72" w:unhideWhenUsed="0"/>
-    <w:lsdException w:name="Colorful Grid Accent 1" w:semiHidden="0" w:uiPriority="73" w:unhideWhenUsed="0"/>
-    <w:lsdException w:name="Light Shading Accent 2" w:semiHidden="0" w:uiPriority="60" w:unhideWhenUsed="0"/>
-    <w:lsdException w:name="Light List Accent 2" w:semiHidden="0" w:uiPriority="61" w:unhideWhenUsed="0"/>
-    <w:lsdException w:name="Light Grid Accent 2" w:semiHidden="0" w:uiPriority="62" w:unhideWhenUsed="0"/>
-    <w:lsdException w:name="Medium Shading 1 Accent 2" w:semiHidden="0" w:uiPriority="63" w:unhideWhenUsed="0"/>
-    <w:lsdException w:name="Medium Shading 2 Accent 2" w:semiHidden="0" w:uiPriority="64" w:unhideWhenUsed="0"/>
-    <w:lsdException w:name="Medium List 1 Accent 2" w:semiHidden="0" w:uiPriority="65" w:unhideWhenUsed="0"/>
-    <w:lsdException w:name="Medium List 2 Accent 2" w:semiHidden="0" w:uiPriority="66" w:unhideWhenUsed="0"/>
-    <w:lsdException w:name="Medium Grid 1 Accent 2" w:semiHidden="0" w:uiPriority="67" w:unhideWhenUsed="0"/>
-    <w:lsdException w:name="Medium Grid 2 Accent 2" w:semiHidden="0" w:uiPriority="68" w:unhideWhenUsed="0"/>
-    <w:lsdException w:name="Medium Grid 3 Accent 2" w:semiHidden="0" w:uiPriority="69" w:unhideWhenUsed="0"/>
-    <w:lsdException w:name="Dark List Accent 2" w:semiHidden="0" w:uiPriority="70" w:unhideWhenUsed="0"/>
-    <w:lsdException w:name="Colorful Shading Accent 2" w:semiHidden="0" w:uiPriority="71" w:unhideWhenUsed="0"/>
-    <w:lsdException w:name="Colorful List Accent 2" w:semiHidden="0" w:uiPriority="72" w:unhideWhenUsed="0"/>
-    <w:lsdException w:name="Colorful Grid Accent 2" w:semiHidden="0" w:uiPriority="73" w:unhideWhenUsed="0"/>
-    <w:lsdException w:name="Light Shading Accent 3" w:semiHidden="0" w:uiPriority="60" w:unhideWhenUsed="0"/>
-    <w:lsdException w:name="Light List Accent 3" w:semiHidden="0" w:uiPriority="61" w:unhideWhenUsed="0"/>
-    <w:lsdException w:name="Light Grid Accent 3" w:semiHidden="0" w:uiPriority="62" w:unhideWhenUsed="0"/>
-    <w:lsdException w:name="Medium Shading 1 Accent 3" w:semiHidden="0" w:uiPriority="63" w:unhideWhenUsed="0"/>
-    <w:lsdException w:name="Medium Shading 2 Accent 3" w:semiHidden="0" w:uiPriority="64" w:unhideWhenUsed="0"/>
-    <w:lsdException w:name="Medium List 1 Accent 3" w:semiHidden="0" w:uiPriority="65" w:unhideWhenUsed="0"/>
-    <w:lsdException w:name="Medium List 2 Accent 3" w:semiHidden="0" w:uiPriority="66" w:unhideWhenUsed="0"/>
-    <w:lsdException w:name="Medium Grid 1 Accent 3" w:semiHidden="0" w:uiPriority="67" w:unhideWhenUsed="0"/>
-    <w:lsdException w:name="Medium Grid 2 Accent 3" w:semiHidden="0" w:uiPriority="68" w:unhideWhenUsed="0"/>
-    <w:lsdException w:name="Medium Grid 3 Accent 3" w:semiHidden="0" w:uiPriority="69" w:unhideWhenUsed="0"/>
-    <w:lsdException w:name="Dark List Accent 3" w:semiHidden="0" w:uiPriority="70" w:unhideWhenUsed="0"/>
-    <w:lsdException w:name="Colorful Shading Accent 3" w:semiHidden="0" w:uiPriority="71" w:unhideWhenUsed="0"/>
-    <w:lsdException w:name="Colorful List Accent 3" w:semiHidden="0" w:uiPriority="72" w:unhideWhenUsed="0"/>
-    <w:lsdException w:name="Colorful Grid Accent 3" w:semiHidden="0" w:uiPriority="73" w:unhideWhenUsed="0"/>
-    <w:lsdException w:name="Light Shading Accent 4" w:semiHidden="0" w:uiPriority="60" w:unhideWhenUsed="0"/>
-    <w:lsdException w:name="Light List Accent 4" w:semiHidden="0" w:uiPriority="61" w:unhideWhenUsed="0"/>
-    <w:lsdException w:name="Light Grid Accent 4" w:semiHidden="0" w:uiPriority="62" w:unhideWhenUsed="0"/>
-    <w:lsdException w:name="Medium Shading 1 Accent 4" w:semiHidden="0" w:uiPriority="63" w:unhideWhenUsed="0"/>
-    <w:lsdException w:name="Medium Shading 2 Accent 4" w:semiHidden="0" w:uiPriority="64" w:unhideWhenUsed="0"/>
-    <w:lsdException w:name="Medium List 1 Accent 4" w:semiHidden="0" w:uiPriority="65" w:unhideWhenUsed="0"/>
-    <w:lsdException w:name="Medium List 2 Accent 4" w:semiHidden="0" w:uiPriority="66" w:unhideWhenUsed="0"/>
-    <w:lsdException w:name="Medium Grid 1 Accent 4" w:semiHidden="0" w:uiPriority="67" w:unhideWhenUsed="0"/>
-    <w:lsdException w:name="Medium Grid 2 Accent 4" w:semiHidden="0" w:uiPriority="68" w:unhideWhenUsed="0"/>
-    <w:lsdException w:name="Medium Grid 3 Accent 4" w:semiHidden="0" w:uiPriority="69" w:unhideWhenUsed="0"/>
-    <w:lsdException w:name="Dark List Accent 4" w:semiHidden="0" w:uiPriority="70" w:unhideWhenUsed="0"/>
-    <w:lsdException w:name="Colorful Shading Accent 4" w:semiHidden="0" w:uiPriority="71" w:unhideWhenUsed="0"/>
-    <w:lsdException w:name="Colorful List Accent 4" w:semiHidden="0" w:uiPriority="72" w:unhideWhenUsed="0"/>
-    <w:lsdException w:name="Colorful Grid Accent 4" w:semiHidden="0" w:uiPriority="73" w:unhideWhenUsed="0"/>
-    <w:lsdException w:name="Light Shading Accent 5" w:semiHidden="0" w:uiPriority="60" w:unhideWhenUsed="0"/>
-    <w:lsdException w:name="Light List Accent 5" w:semiHidden="0" w:uiPriority="61" w:unhideWhenUsed="0"/>
-    <w:lsdException w:name="Light Grid Accent 5" w:semiHidden="0" w:uiPriority="62" w:unhideWhenUsed="0"/>
-    <w:lsdException w:name="Medium Shading 1 Accent 5" w:semiHidden="0" w:uiPriority="63" w:unhideWhenUsed="0"/>
-    <w:lsdException w:name="Medium Shading 2 Accent 5" w:semiHidden="0" w:uiPriority="64" w:unhideWhenUsed="0"/>
-    <w:lsdException w:name="Medium List 1 Accent 5" w:semiHidden="0" w:uiPriority="65" w:unhideWhenUsed="0"/>
-    <w:lsdException w:name="Medium List 2 Accent 5" w:semiHidden="0" w:uiPriority="66" w:unhideWhenUsed="0"/>
-    <w:lsdException w:name="Medium Grid 1 Accent 5" w:semiHidden="0" w:uiPriority="67" w:unhideWhenUsed="0"/>
-    <w:lsdException w:name="Medium Grid 2 Accent 5" w:semiHidden="0" w:uiPriority="68" w:unhideWhenUsed="0"/>
-    <w:lsdException w:name="Medium Grid 3 Accent 5" w:semiHidden="0" w:uiPriority="69" w:unhideWhenUsed="0"/>
-    <w:lsdException w:name="Dark List Accent 5" w:semiHidden="0" w:uiPriority="70" w:unhideWhenUsed="0"/>
-    <w:lsdException w:name="Colorful Shading Accent 5" w:semiHidden="0" w:uiPriority="71" w:unhideWhenUsed="0"/>
-    <w:lsdException w:name="Colorful List Accent 5" w:semiHidden="0" w:uiPriority="72" w:unhideWhenUsed="0"/>
-    <w:lsdException w:name="Colorful Grid Accent 5" w:semiHidden="0" w:uiPriority="73" w:unhideWhenUsed="0"/>
-    <w:lsdException w:name="Light Shading Accent 6" w:semiHidden="0" w:uiPriority="60" w:unhideWhenUsed="0"/>
-    <w:lsdException w:name="Light List Accent 6" w:semiHidden="0" w:uiPriority="61" w:unhideWhenUsed="0"/>
-    <w:lsdException w:name="Light Grid Accent 6" w:semiHidden="0" w:uiPriority="62" w:unhideWhenUsed="0"/>
-    <w:lsdException w:name="Medium Shading 1 Accent 6" w:semiHidden="0" w:uiPriority="63" w:unhideWhenUsed="0"/>
-    <w:lsdException w:name="Medium Shading 2 Accent 6" w:semiHidden="0" w:uiPriority="64" w:unhideWhenUsed="0"/>
-    <w:lsdException w:name="Medium List 1 Accent 6" w:semiHidden="0" w:uiPriority="65" w:unhideWhenUsed="0"/>
-    <w:lsdException w:name="Medium List 2 Accent 6" w:semiHidden="0" w:uiPriority="66" w:unhideWhenUsed="0"/>
-    <w:lsdException w:name="Medium Grid 1 Accent 6" w:semiHidden="0" w:uiPriority="67" w:unhideWhenUsed="0"/>
-    <w:lsdException w:name="Medium Grid 2 Accent 6" w:semiHidden="0" w:uiPriority="68" w:unhideWhenUsed="0"/>
-    <w:lsdException w:name="Medium Grid 3 Accent 6" w:semiHidden="0" w:uiPriority="69" w:unhideWhenUsed="0"/>
-    <w:lsdException w:name="Dark List Accent 6" w:semiHidden="0" w:uiPriority="70" w:unhideWhenUsed="0"/>
-    <w:lsdException w:name="Colorful Shading Accent 6" w:semiHidden="0" w:uiPriority="71" w:unhideWhenUsed="0"/>
-    <w:lsdException w:name="Colorful List Accent 6" w:semiHidden="0" w:uiPriority="72" w:unhideWhenUsed="0"/>
-    <w:lsdException w:name="Colorful Grid Accent 6" w:semiHidden="0" w:uiPriority="73" w:unhideWhenUsed="0"/>
+  <w:latentStyles w:count="260" w:defQFormat="0" w:defUnhideWhenUsed="1" w:defSemiHidden="1" w:defUIPriority="99" w:defLockedState="0">
+    <w:lsdException w:qFormat="1" w:unhideWhenUsed="0" w:uiPriority="0" w:semiHidden="0" w:name="Normal"/>
+    <w:lsdException w:qFormat="1" w:unhideWhenUsed="0" w:uiPriority="0" w:semiHidden="0" w:name="heading 1"/>
+    <w:lsdException w:qFormat="1" w:uiPriority="0" w:semiHidden="0" w:name="heading 2"/>
+    <w:lsdException w:qFormat="1" w:uiPriority="0" w:name="heading 3"/>
+    <w:lsdException w:qFormat="1" w:uiPriority="0" w:semiHidden="0" w:name="heading 4"/>
+    <w:lsdException w:qFormat="1" w:uiPriority="0" w:name="heading 5"/>
+    <w:lsdException w:qFormat="1" w:uiPriority="0" w:name="heading 6"/>
+    <w:lsdException w:qFormat="1" w:uiPriority="0" w:name="heading 7"/>
+    <w:lsdException w:qFormat="1" w:uiPriority="0" w:name="heading 8"/>
+    <w:lsdException w:qFormat="1" w:uiPriority="0" w:name="heading 9"/>
+    <w:lsdException w:unhideWhenUsed="0" w:uiPriority="0" w:semiHidden="0" w:name="index 1"/>
+    <w:lsdException w:unhideWhenUsed="0" w:uiPriority="0" w:semiHidden="0" w:name="index 2"/>
+    <w:lsdException w:unhideWhenUsed="0" w:uiPriority="0" w:semiHidden="0" w:name="index 3"/>
+    <w:lsdException w:unhideWhenUsed="0" w:uiPriority="0" w:semiHidden="0" w:name="index 4"/>
+    <w:lsdException w:unhideWhenUsed="0" w:uiPriority="0" w:semiHidden="0" w:name="index 5"/>
+    <w:lsdException w:unhideWhenUsed="0" w:uiPriority="0" w:semiHidden="0" w:name="index 6"/>
+    <w:lsdException w:unhideWhenUsed="0" w:uiPriority="0" w:semiHidden="0" w:name="index 7"/>
+    <w:lsdException w:unhideWhenUsed="0" w:uiPriority="0" w:semiHidden="0" w:name="index 8"/>
+    <w:lsdException w:unhideWhenUsed="0" w:uiPriority="0" w:semiHidden="0" w:name="index 9"/>
+    <w:lsdException w:qFormat="1" w:unhideWhenUsed="0" w:uiPriority="0" w:semiHidden="0" w:name="toc 1"/>
+    <w:lsdException w:qFormat="1" w:unhideWhenUsed="0" w:uiPriority="0" w:semiHidden="0" w:name="toc 2"/>
+    <w:lsdException w:qFormat="1" w:unhideWhenUsed="0" w:uiPriority="0" w:semiHidden="0" w:name="toc 3"/>
+    <w:lsdException w:unhideWhenUsed="0" w:uiPriority="0" w:semiHidden="0" w:name="toc 4"/>
+    <w:lsdException w:unhideWhenUsed="0" w:uiPriority="0" w:semiHidden="0" w:name="toc 5"/>
+    <w:lsdException w:unhideWhenUsed="0" w:uiPriority="0" w:semiHidden="0" w:name="toc 6"/>
+    <w:lsdException w:unhideWhenUsed="0" w:uiPriority="0" w:semiHidden="0" w:name="toc 7"/>
+    <w:lsdException w:unhideWhenUsed="0" w:uiPriority="0" w:semiHidden="0" w:name="toc 8"/>
+    <w:lsdException w:unhideWhenUsed="0" w:uiPriority="0" w:semiHidden="0" w:name="toc 9"/>
+    <w:lsdException w:unhideWhenUsed="0" w:uiPriority="0" w:semiHidden="0" w:name="Normal Indent"/>
+    <w:lsdException w:unhideWhenUsed="0" w:uiPriority="0" w:semiHidden="0" w:name="footnote text"/>
+    <w:lsdException w:qFormat="1" w:unhideWhenUsed="0" w:uiPriority="0" w:semiHidden="0" w:name="annotation text"/>
+    <w:lsdException w:qFormat="1" w:unhideWhenUsed="0" w:uiPriority="0" w:semiHidden="0" w:name="header"/>
+    <w:lsdException w:qFormat="1" w:unhideWhenUsed="0" w:uiPriority="0" w:semiHidden="0" w:name="footer"/>
+    <w:lsdException w:unhideWhenUsed="0" w:uiPriority="0" w:semiHidden="0" w:name="index heading"/>
+    <w:lsdException w:qFormat="1" w:uiPriority="0" w:name="caption"/>
+    <w:lsdException w:unhideWhenUsed="0" w:uiPriority="0" w:semiHidden="0" w:name="table of figures"/>
+    <w:lsdException w:unhideWhenUsed="0" w:uiPriority="0" w:semiHidden="0" w:name="envelope address"/>
+    <w:lsdException w:unhideWhenUsed="0" w:uiPriority="0" w:semiHidden="0" w:name="envelope return"/>
+    <w:lsdException w:unhideWhenUsed="0" w:uiPriority="0" w:semiHidden="0" w:name="footnote reference"/>
+    <w:lsdException w:unhideWhenUsed="0" w:uiPriority="0" w:semiHidden="0" w:name="annotation reference"/>
+    <w:lsdException w:unhideWhenUsed="0" w:uiPriority="0" w:semiHidden="0" w:name="line number"/>
+    <w:lsdException w:unhideWhenUsed="0" w:uiPriority="0" w:semiHidden="0" w:name="page number"/>
+    <w:lsdException w:unhideWhenUsed="0" w:uiPriority="0" w:semiHidden="0" w:name="endnote reference"/>
+    <w:lsdException w:unhideWhenUsed="0" w:uiPriority="0" w:semiHidden="0" w:name="endnote text"/>
+    <w:lsdException w:unhideWhenUsed="0" w:uiPriority="0" w:semiHidden="0" w:name="table of authorities"/>
+    <w:lsdException w:unhideWhenUsed="0" w:uiPriority="0" w:semiHidden="0" w:name="macro"/>
+    <w:lsdException w:unhideWhenUsed="0" w:uiPriority="0" w:semiHidden="0" w:name="toa heading"/>
+    <w:lsdException w:unhideWhenUsed="0" w:uiPriority="0" w:semiHidden="0" w:name="List"/>
+    <w:lsdException w:unhideWhenUsed="0" w:uiPriority="0" w:semiHidden="0" w:name="List Bullet"/>
+    <w:lsdException w:unhideWhenUsed="0" w:uiPriority="0" w:semiHidden="0" w:name="List Number"/>
+    <w:lsdException w:unhideWhenUsed="0" w:uiPriority="0" w:semiHidden="0" w:name="List 2"/>
+    <w:lsdException w:unhideWhenUsed="0" w:uiPriority="0" w:semiHidden="0" w:name="List 3"/>
+    <w:lsdException w:unhideWhenUsed="0" w:uiPriority="0" w:semiHidden="0" w:name="List 4"/>
+    <w:lsdException w:unhideWhenUsed="0" w:uiPriority="0" w:semiHidden="0" w:name="List 5"/>
+    <w:lsdException w:unhideWhenUsed="0" w:uiPriority="0" w:semiHidden="0" w:name="List Bullet 2"/>
+    <w:lsdException w:unhideWhenUsed="0" w:uiPriority="0" w:semiHidden="0" w:name="List Bullet 3"/>
+    <w:lsdException w:unhideWhenUsed="0" w:uiPriority="0" w:semiHidden="0" w:name="List Bullet 4"/>
+    <w:lsdException w:unhideWhenUsed="0" w:uiPriority="0" w:semiHidden="0" w:name="List Bullet 5"/>
+    <w:lsdException w:unhideWhenUsed="0" w:uiPriority="0" w:semiHidden="0" w:name="List Number 2"/>
+    <w:lsdException w:unhideWhenUsed="0" w:uiPriority="0" w:semiHidden="0" w:name="List Number 3"/>
+    <w:lsdException w:unhideWhenUsed="0" w:uiPriority="0" w:semiHidden="0" w:name="List Number 4"/>
+    <w:lsdException w:unhideWhenUsed="0" w:uiPriority="0" w:semiHidden="0" w:name="List Number 5"/>
+    <w:lsdException w:qFormat="1" w:unhideWhenUsed="0" w:uiPriority="0" w:semiHidden="0" w:name="Title"/>
+    <w:lsdException w:unhideWhenUsed="0" w:uiPriority="0" w:semiHidden="0" w:name="Closing"/>
+    <w:lsdException w:unhideWhenUsed="0" w:uiPriority="0" w:semiHidden="0" w:name="Signature"/>
+    <w:lsdException w:qFormat="1" w:unhideWhenUsed="0" w:uiPriority="0" w:name="Default Paragraph Font"/>
+    <w:lsdException w:qFormat="1" w:unhideWhenUsed="0" w:uiPriority="0" w:name="Body Text"/>
+    <w:lsdException w:unhideWhenUsed="0" w:uiPriority="0" w:semiHidden="0" w:name="Body Text Indent"/>
+    <w:lsdException w:unhideWhenUsed="0" w:uiPriority="0" w:semiHidden="0" w:name="List Continue"/>
+    <w:lsdException w:unhideWhenUsed="0" w:uiPriority="0" w:semiHidden="0" w:name="List Continue 2"/>
+    <w:lsdException w:unhideWhenUsed="0" w:uiPriority="0" w:semiHidden="0" w:name="List Continue 3"/>
+    <w:lsdException w:unhideWhenUsed="0" w:uiPriority="0" w:semiHidden="0" w:name="List Continue 4"/>
+    <w:lsdException w:unhideWhenUsed="0" w:uiPriority="0" w:semiHidden="0" w:name="List Continue 5"/>
+    <w:lsdException w:unhideWhenUsed="0" w:uiPriority="0" w:semiHidden="0" w:name="Message Header"/>
+    <w:lsdException w:qFormat="1" w:unhideWhenUsed="0" w:uiPriority="0" w:semiHidden="0" w:name="Subtitle"/>
+    <w:lsdException w:unhideWhenUsed="0" w:uiPriority="0" w:semiHidden="0" w:name="Salutation"/>
+    <w:lsdException w:unhideWhenUsed="0" w:uiPriority="0" w:semiHidden="0" w:name="Date"/>
+    <w:lsdException w:unhideWhenUsed="0" w:uiPriority="0" w:semiHidden="0" w:name="Body Text First Indent"/>
+    <w:lsdException w:unhideWhenUsed="0" w:uiPriority="0" w:semiHidden="0" w:name="Body Text First Indent 2"/>
+    <w:lsdException w:uiPriority="99" w:name="Note Heading"/>
+    <w:lsdException w:unhideWhenUsed="0" w:uiPriority="0" w:semiHidden="0" w:name="Body Text 2"/>
+    <w:lsdException w:unhideWhenUsed="0" w:uiPriority="0" w:semiHidden="0" w:name="Body Text 3"/>
+    <w:lsdException w:unhideWhenUsed="0" w:uiPriority="0" w:semiHidden="0" w:name="Body Text Indent 2"/>
+    <w:lsdException w:unhideWhenUsed="0" w:uiPriority="0" w:semiHidden="0" w:name="Body Text Indent 3"/>
+    <w:lsdException w:unhideWhenUsed="0" w:uiPriority="0" w:semiHidden="0" w:name="Block Text"/>
+    <w:lsdException w:unhideWhenUsed="0" w:uiPriority="0" w:semiHidden="0" w:name="Hyperlink"/>
+    <w:lsdException w:unhideWhenUsed="0" w:uiPriority="0" w:semiHidden="0" w:name="FollowedHyperlink"/>
+    <w:lsdException w:qFormat="1" w:unhideWhenUsed="0" w:uiPriority="0" w:semiHidden="0" w:name="Strong"/>
+    <w:lsdException w:qFormat="1" w:unhideWhenUsed="0" w:uiPriority="0" w:semiHidden="0" w:name="Emphasis"/>
+    <w:lsdException w:unhideWhenUsed="0" w:uiPriority="0" w:semiHidden="0" w:name="Document Map"/>
+    <w:lsdException w:unhideWhenUsed="0" w:uiPriority="0" w:semiHidden="0" w:name="Plain Text"/>
+    <w:lsdException w:unhideWhenUsed="0" w:uiPriority="0" w:semiHidden="0" w:name="E-mail Signature"/>
+    <w:lsdException w:qFormat="1" w:unhideWhenUsed="0" w:uiPriority="0" w:semiHidden="0" w:name="Normal (Web)"/>
+    <w:lsdException w:unhideWhenUsed="0" w:uiPriority="0" w:semiHidden="0" w:name="HTML Acronym"/>
+    <w:lsdException w:unhideWhenUsed="0" w:uiPriority="0" w:semiHidden="0" w:name="HTML Address"/>
+    <w:lsdException w:unhideWhenUsed="0" w:uiPriority="0" w:semiHidden="0" w:name="HTML Cite"/>
+    <w:lsdException w:unhideWhenUsed="0" w:uiPriority="0" w:semiHidden="0" w:name="HTML Code"/>
+    <w:lsdException w:unhideWhenUsed="0" w:uiPriority="0" w:semiHidden="0" w:name="HTML Definition"/>
+    <w:lsdException w:unhideWhenUsed="0" w:uiPriority="0" w:semiHidden="0" w:name="HTML Keyboard"/>
+    <w:lsdException w:unhideWhenUsed="0" w:uiPriority="0" w:semiHidden="0" w:name="HTML Preformatted"/>
+    <w:lsdException w:unhideWhenUsed="0" w:uiPriority="0" w:semiHidden="0" w:name="HTML Sample"/>
+    <w:lsdException w:unhideWhenUsed="0" w:uiPriority="0" w:semiHidden="0" w:name="HTML Typewriter"/>
+    <w:lsdException w:unhideWhenUsed="0" w:uiPriority="0" w:semiHidden="0" w:name="HTML Variable"/>
+    <w:lsdException w:qFormat="1" w:unhideWhenUsed="0" w:uiPriority="0" w:name="Normal Table"/>
+    <w:lsdException w:unhideWhenUsed="0" w:uiPriority="0" w:semiHidden="0" w:name="annotation subject"/>
+    <w:lsdException w:unhideWhenUsed="0" w:uiPriority="0" w:semiHidden="0" w:name="Table Simple 1"/>
+    <w:lsdException w:unhideWhenUsed="0" w:uiPriority="0" w:semiHidden="0" w:name="Table Simple 2"/>
+    <w:lsdException w:unhideWhenUsed="0" w:uiPriority="0" w:semiHidden="0" w:name="Table Simple 3"/>
+    <w:lsdException w:unhideWhenUsed="0" w:uiPriority="0" w:semiHidden="0" w:name="Table Classic 1"/>
+    <w:lsdException w:unhideWhenUsed="0" w:uiPriority="0" w:semiHidden="0" w:name="Table Classic 2"/>
+    <w:lsdException w:unhideWhenUsed="0" w:uiPriority="0" w:semiHidden="0" w:name="Table Classic 3"/>
+    <w:lsdException w:unhideWhenUsed="0" w:uiPriority="0" w:semiHidden="0" w:name="Table Classic 4"/>
+    <w:lsdException w:unhideWhenUsed="0" w:uiPriority="0" w:semiHidden="0" w:name="Table Colorful 1"/>
+    <w:lsdException w:unhideWhenUsed="0" w:uiPriority="0" w:semiHidden="0" w:name="Table Colorful 2"/>
+    <w:lsdException w:unhideWhenUsed="0" w:uiPriority="0" w:semiHidden="0" w:name="Table Colorful 3"/>
+    <w:lsdException w:unhideWhenUsed="0" w:uiPriority="0" w:semiHidden="0" w:name="Table Columns 1"/>
+    <w:lsdException w:unhideWhenUsed="0" w:uiPriority="0" w:semiHidden="0" w:name="Table Columns 2"/>
+    <w:lsdException w:unhideWhenUsed="0" w:uiPriority="0" w:semiHidden="0" w:name="Table Columns 3"/>
+    <w:lsdException w:unhideWhenUsed="0" w:uiPriority="0" w:semiHidden="0" w:name="Table Columns 4"/>
+    <w:lsdException w:unhideWhenUsed="0" w:uiPriority="0" w:semiHidden="0" w:name="Table Columns 5"/>
+    <w:lsdException w:unhideWhenUsed="0" w:uiPriority="0" w:semiHidden="0" w:name="Table Grid 1"/>
+    <w:lsdException w:unhideWhenUsed="0" w:uiPriority="0" w:semiHidden="0" w:name="Table Grid 2"/>
+    <w:lsdException w:unhideWhenUsed="0" w:uiPriority="0" w:semiHidden="0" w:name="Table Grid 3"/>
+    <w:lsdException w:unhideWhenUsed="0" w:uiPriority="0" w:semiHidden="0" w:name="Table Grid 4"/>
+    <w:lsdException w:unhideWhenUsed="0" w:uiPriority="0" w:semiHidden="0" w:name="Table Grid 5"/>
+    <w:lsdException w:unhideWhenUsed="0" w:uiPriority="0" w:semiHidden="0" w:name="Table Grid 6"/>
+    <w:lsdException w:unhideWhenUsed="0" w:uiPriority="0" w:semiHidden="0" w:name="Table Grid 7"/>
+    <w:lsdException w:unhideWhenUsed="0" w:uiPriority="0" w:semiHidden="0" w:name="Table Grid 8"/>
+    <w:lsdException w:unhideWhenUsed="0" w:uiPriority="0" w:semiHidden="0" w:name="Table List 1"/>
+    <w:lsdException w:unhideWhenUsed="0" w:uiPriority="0" w:semiHidden="0" w:name="Table List 2"/>
+    <w:lsdException w:unhideWhenUsed="0" w:uiPriority="0" w:semiHidden="0" w:name="Table List 3"/>
+    <w:lsdException w:unhideWhenUsed="0" w:uiPriority="0" w:semiHidden="0" w:name="Table List 4"/>
+    <w:lsdException w:unhideWhenUsed="0" w:uiPriority="0" w:semiHidden="0" w:name="Table List 5"/>
+    <w:lsdException w:unhideWhenUsed="0" w:uiPriority="0" w:semiHidden="0" w:name="Table List 6"/>
+    <w:lsdException w:unhideWhenUsed="0" w:uiPriority="0" w:semiHidden="0" w:name="Table List 7"/>
+    <w:lsdException w:unhideWhenUsed="0" w:uiPriority="0" w:semiHidden="0" w:name="Table List 8"/>
+    <w:lsdException w:unhideWhenUsed="0" w:uiPriority="0" w:semiHidden="0" w:name="Table 3D effects 1"/>
+    <w:lsdException w:unhideWhenUsed="0" w:uiPriority="0" w:semiHidden="0" w:name="Table 3D effects 2"/>
+    <w:lsdException w:unhideWhenUsed="0" w:uiPriority="0" w:semiHidden="0" w:name="Table 3D effects 3"/>
+    <w:lsdException w:unhideWhenUsed="0" w:uiPriority="0" w:semiHidden="0" w:name="Table Contemporary"/>
+    <w:lsdException w:unhideWhenUsed="0" w:uiPriority="0" w:semiHidden="0" w:name="Table Elegant"/>
+    <w:lsdException w:unhideWhenUsed="0" w:uiPriority="0" w:semiHidden="0" w:name="Table Professional"/>
+    <w:lsdException w:unhideWhenUsed="0" w:uiPriority="0" w:semiHidden="0" w:name="Table Subtle 1"/>
+    <w:lsdException w:unhideWhenUsed="0" w:uiPriority="0" w:semiHidden="0" w:name="Table Subtle 2"/>
+    <w:lsdException w:unhideWhenUsed="0" w:uiPriority="0" w:semiHidden="0" w:name="Table Web 1"/>
+    <w:lsdException w:unhideWhenUsed="0" w:uiPriority="0" w:semiHidden="0" w:name="Table Web 2"/>
+    <w:lsdException w:unhideWhenUsed="0" w:uiPriority="0" w:semiHidden="0" w:name="Table Web 3"/>
+    <w:lsdException w:unhideWhenUsed="0" w:uiPriority="0" w:semiHidden="0" w:name="Balloon Text"/>
+    <w:lsdException w:qFormat="1" w:unhideWhenUsed="0" w:uiPriority="0" w:semiHidden="0" w:name="Table Grid"/>
+    <w:lsdException w:unhideWhenUsed="0" w:uiPriority="0" w:semiHidden="0" w:name="Table Theme"/>
+    <w:lsdException w:unhideWhenUsed="0" w:uiPriority="60" w:semiHidden="0" w:name="Light Shading"/>
+    <w:lsdException w:unhideWhenUsed="0" w:uiPriority="61" w:semiHidden="0" w:name="Light List"/>
+    <w:lsdException w:unhideWhenUsed="0" w:uiPriority="62" w:semiHidden="0" w:name="Light Grid"/>
+    <w:lsdException w:unhideWhenUsed="0" w:uiPriority="63" w:semiHidden="0" w:name="Medium Shading 1"/>
+    <w:lsdException w:unhideWhenUsed="0" w:uiPriority="64" w:semiHidden="0" w:name="Medium Shading 2"/>
+    <w:lsdException w:unhideWhenUsed="0" w:uiPriority="65" w:semiHidden="0" w:name="Medium List 1"/>
+    <w:lsdException w:unhideWhenUsed="0" w:uiPriority="66" w:semiHidden="0" w:name="Medium List 2"/>
+    <w:lsdException w:unhideWhenUsed="0" w:uiPriority="67" w:semiHidden="0" w:name="Medium Grid 1"/>
+    <w:lsdException w:unhideWhenUsed="0" w:uiPriority="68" w:semiHidden="0" w:name="Medium Grid 2"/>
+    <w:lsdException w:unhideWhenUsed="0" w:uiPriority="69" w:semiHidden="0" w:name="Medium Grid 3"/>
+    <w:lsdException w:unhideWhenUsed="0" w:uiPriority="70" w:semiHidden="0" w:name="Dark List"/>
+    <w:lsdException w:unhideWhenUsed="0" w:uiPriority="71" w:semiHidden="0" w:name="Colorful Shading"/>
+    <w:lsdException w:unhideWhenUsed="0" w:uiPriority="72" w:semiHidden="0" w:name="Colorful List"/>
+    <w:lsdException w:unhideWhenUsed="0" w:uiPriority="73" w:semiHidden="0" w:name="Colorful Grid"/>
+    <w:lsdException w:unhideWhenUsed="0" w:uiPriority="60" w:semiHidden="0" w:name="Light Shading Accent 1"/>
+    <w:lsdException w:unhideWhenUsed="0" w:uiPriority="61" w:semiHidden="0" w:name="Light List Accent 1"/>
+    <w:lsdException w:unhideWhenUsed="0" w:uiPriority="62" w:semiHidden="0" w:name="Light Grid Accent 1"/>
+    <w:lsdException w:unhideWhenUsed="0" w:uiPriority="63" w:semiHidden="0" w:name="Medium Shading 1 Accent 1"/>
+    <w:lsdException w:unhideWhenUsed="0" w:uiPriority="64" w:semiHidden="0" w:name="Medium Shading 2 Accent 1"/>
+    <w:lsdException w:unhideWhenUsed="0" w:uiPriority="65" w:semiHidden="0" w:name="Medium List 1 Accent 1"/>
+    <w:lsdException w:unhideWhenUsed="0" w:uiPriority="66" w:semiHidden="0" w:name="Medium List 2 Accent 1"/>
+    <w:lsdException w:unhideWhenUsed="0" w:uiPriority="67" w:semiHidden="0" w:name="Medium Grid 1 Accent 1"/>
+    <w:lsdException w:unhideWhenUsed="0" w:uiPriority="68" w:semiHidden="0" w:name="Medium Grid 2 Accent 1"/>
+    <w:lsdException w:unhideWhenUsed="0" w:uiPriority="69" w:semiHidden="0" w:name="Medium Grid 3 Accent 1"/>
+    <w:lsdException w:unhideWhenUsed="0" w:uiPriority="70" w:semiHidden="0" w:name="Dark List Accent 1"/>
+    <w:lsdException w:unhideWhenUsed="0" w:uiPriority="71" w:semiHidden="0" w:name="Colorful Shading Accent 1"/>
+    <w:lsdException w:unhideWhenUsed="0" w:uiPriority="72" w:semiHidden="0" w:name="Colorful List Accent 1"/>
+    <w:lsdException w:unhideWhenUsed="0" w:uiPriority="73" w:semiHidden="0" w:name="Colorful Grid Accent 1"/>
+    <w:lsdException w:unhideWhenUsed="0" w:uiPriority="60" w:semiHidden="0" w:name="Light Shading Accent 2"/>
+    <w:lsdException w:unhideWhenUsed="0" w:uiPriority="61" w:semiHidden="0" w:name="Light List Accent 2"/>
+    <w:lsdException w:unhideWhenUsed="0" w:uiPriority="62" w:semiHidden="0" w:name="Light Grid Accent 2"/>
+    <w:lsdException w:unhideWhenUsed="0" w:uiPriority="63" w:semiHidden="0" w:name="Medium Shading 1 Accent 2"/>
+    <w:lsdException w:unhideWhenUsed="0" w:uiPriority="64" w:semiHidden="0" w:name="Medium Shading 2 Accent 2"/>
+    <w:lsdException w:unhideWhenUsed="0" w:uiPriority="65" w:semiHidden="0" w:name="Medium List 1 Accent 2"/>
+    <w:lsdException w:unhideWhenUsed="0" w:uiPriority="66" w:semiHidden="0" w:name="Medium List 2 Accent 2"/>
+    <w:lsdException w:unhideWhenUsed="0" w:uiPriority="67" w:semiHidden="0" w:name="Medium Grid 1 Accent 2"/>
+    <w:lsdException w:unhideWhenUsed="0" w:uiPriority="68" w:semiHidden="0" w:name="Medium Grid 2 Accent 2"/>
+    <w:lsdException w:unhideWhenUsed="0" w:uiPriority="69" w:semiHidden="0" w:name="Medium Grid 3 Accent 2"/>
+    <w:lsdException w:unhideWhenUsed="0" w:uiPriority="70" w:semiHidden="0" w:name="Dark List Accent 2"/>
+    <w:lsdException w:unhideWhenUsed="0" w:uiPriority="71" w:semiHidden="0" w:name="Colorful Shading Accent 2"/>
+    <w:lsdException w:unhideWhenUsed="0" w:uiPriority="72" w:semiHidden="0" w:name="Colorful List Accent 2"/>
+    <w:lsdException w:unhideWhenUsed="0" w:uiPriority="73" w:semiHidden="0" w:name="Colorful Grid Accent 2"/>
+    <w:lsdException w:unhideWhenUsed="0" w:uiPriority="60" w:semiHidden="0" w:name="Light Shading Accent 3"/>
+    <w:lsdException w:unhideWhenUsed="0" w:uiPriority="61" w:semiHidden="0" w:name="Light List Accent 3"/>
+    <w:lsdException w:unhideWhenUsed="0" w:uiPriority="62" w:semiHidden="0" w:name="Light Grid Accent 3"/>
+    <w:lsdException w:unhideWhenUsed="0" w:uiPriority="63" w:semiHidden="0" w:name="Medium Shading 1 Accent 3"/>
+    <w:lsdException w:unhideWhenUsed="0" w:uiPriority="64" w:semiHidden="0" w:name="Medium Shading 2 Accent 3"/>
+    <w:lsdException w:unhideWhenUsed="0" w:uiPriority="65" w:semiHidden="0" w:name="Medium List 1 Accent 3"/>
+    <w:lsdException w:unhideWhenUsed="0" w:uiPriority="66" w:semiHidden="0" w:name="Medium List 2 Accent 3"/>
+    <w:lsdException w:unhideWhenUsed="0" w:uiPriority="67" w:semiHidden="0" w:name="Medium Grid 1 Accent 3"/>
+    <w:lsdException w:unhideWhenUsed="0" w:uiPriority="68" w:semiHidden="0" w:name="Medium Grid 2 Accent 3"/>
+    <w:lsdException w:unhideWhenUsed="0" w:uiPriority="69" w:semiHidden="0" w:name="Medium Grid 3 Accent 3"/>
+    <w:lsdException w:unhideWhenUsed="0" w:uiPriority="70" w:semiHidden="0" w:name="Dark List Accent 3"/>
+    <w:lsdException w:unhideWhenUsed="0" w:uiPriority="71" w:semiHidden="0" w:name="Colorful Shading Accent 3"/>
+    <w:lsdException w:unhideWhenUsed="0" w:uiPriority="72" w:semiHidden="0" w:name="Colorful List Accent 3"/>
+    <w:lsdException w:unhideWhenUsed="0" w:uiPriority="73" w:semiHidden="0" w:name="Colorful Grid Accent 3"/>
+    <w:lsdException w:unhideWhenUsed="0" w:uiPriority="60" w:semiHidden="0" w:name="Light Shading Accent 4"/>
+    <w:lsdException w:unhideWhenUsed="0" w:uiPriority="61" w:semiHidden="0" w:name="Light List Accent 4"/>
+    <w:lsdException w:unhideWhenUsed="0" w:uiPriority="62" w:semiHidden="0" w:name="Light Grid Accent 4"/>
+    <w:lsdException w:unhideWhenUsed="0" w:uiPriority="63" w:semiHidden="0" w:name="Medium Shading 1 Accent 4"/>
+    <w:lsdException w:unhideWhenUsed="0" w:uiPriority="64" w:semiHidden="0" w:name="Medium Shading 2 Accent 4"/>
+    <w:lsdException w:unhideWhenUsed="0" w:uiPriority="65" w:semiHidden="0" w:name="Medium List 1 Accent 4"/>
+    <w:lsdException w:unhideWhenUsed="0" w:uiPriority="66" w:semiHidden="0" w:name="Medium List 2 Accent 4"/>
+    <w:lsdException w:unhideWhenUsed="0" w:uiPriority="67" w:semiHidden="0" w:name="Medium Grid 1 Accent 4"/>
+    <w:lsdException w:unhideWhenUsed="0" w:uiPriority="68" w:semiHidden="0" w:name="Medium Grid 2 Accent 4"/>
+    <w:lsdException w:unhideWhenUsed="0" w:uiPriority="69" w:semiHidden="0" w:name="Medium Grid 3 Accent 4"/>
+    <w:lsdException w:unhideWhenUsed="0" w:uiPriority="70" w:semiHidden="0" w:name="Dark List Accent 4"/>
+    <w:lsdException w:unhideWhenUsed="0" w:uiPriority="71" w:semiHidden="0" w:name="Colorful Shading Accent 4"/>
+    <w:lsdException w:unhideWhenUsed="0" w:uiPriority="72" w:semiHidden="0" w:name="Colorful List Accent 4"/>
+    <w:lsdException w:unhideWhenUsed="0" w:uiPriority="73" w:semiHidden="0" w:name="Colorful Grid Accent 4"/>
+    <w:lsdException w:unhideWhenUsed="0" w:uiPriority="60" w:semiHidden="0" w:name="Light Shading Accent 5"/>
+    <w:lsdException w:unhideWhenUsed="0" w:uiPriority="61" w:semiHidden="0" w:name="Light List Accent 5"/>
+    <w:lsdException w:unhideWhenUsed="0" w:uiPriority="62" w:semiHidden="0" w:name="Light Grid Accent 5"/>
+    <w:lsdException w:unhideWhenUsed="0" w:uiPriority="63" w:semiHidden="0" w:name="Medium Shading 1 Accent 5"/>
+    <w:lsdException w:unhideWhenUsed="0" w:uiPriority="64" w:semiHidden="0" w:name="Medium Shading 2 Accent 5"/>
+    <w:lsdException w:unhideWhenUsed="0" w:uiPriority="65" w:semiHidden="0" w:name="Medium List 1 Accent 5"/>
+    <w:lsdException w:unhideWhenUsed="0" w:uiPriority="66" w:semiHidden="0" w:name="Medium List 2 Accent 5"/>
+    <w:lsdException w:unhideWhenUsed="0" w:uiPriority="67" w:semiHidden="0" w:name="Medium Grid 1 Accent 5"/>
+    <w:lsdException w:unhideWhenUsed="0" w:uiPriority="68" w:semiHidden="0" w:name="Medium Grid 2 Accent 5"/>
+    <w:lsdException w:unhideWhenUsed="0" w:uiPriority="69" w:semiHidden="0" w:name="Medium Grid 3 Accent 5"/>
+    <w:lsdException w:unhideWhenUsed="0" w:uiPriority="70" w:semiHidden="0" w:name="Dark List Accent 5"/>
+    <w:lsdException w:unhideWhenUsed="0" w:uiPriority="71" w:semiHidden="0" w:name="Colorful Shading Accent 5"/>
+    <w:lsdException w:unhideWhenUsed="0" w:uiPriority="72" w:semiHidden="0" w:name="Colorful List Accent 5"/>
+    <w:lsdException w:unhideWhenUsed="0" w:uiPriority="73" w:semiHidden="0" w:name="Colorful Grid Accent 5"/>
+    <w:lsdException w:unhideWhenUsed="0" w:uiPriority="60" w:semiHidden="0" w:name="Light Shading Accent 6"/>
+    <w:lsdException w:unhideWhenUsed="0" w:uiPriority="61" w:semiHidden="0" w:name="Light List Accent 6"/>
+    <w:lsdException w:unhideWhenUsed="0" w:uiPriority="62" w:semiHidden="0" w:name="Light Grid Accent 6"/>
+    <w:lsdException w:unhideWhenUsed="0" w:uiPriority="63" w:semiHidden="0" w:name="Medium Shading 1 Accent 6"/>
+    <w:lsdException w:unhideWhenUsed="0" w:uiPriority="64" w:semiHidden="0" w:name="Medium Shading 2 Accent 6"/>
+    <w:lsdException w:unhideWhenUsed="0" w:uiPriority="65" w:semiHidden="0" w:name="Medium List 1 Accent 6"/>
+    <w:lsdException w:unhideWhenUsed="0" w:uiPriority="66" w:semiHidden="0" w:name="Medium List 2 Accent 6"/>
+    <w:lsdException w:unhideWhenUsed="0" w:uiPriority="67" w:semiHidden="0" w:name="Medium Grid 1 Accent 6"/>
+    <w:lsdException w:unhideWhenUsed="0" w:uiPriority="68" w:semiHidden="0" w:name="Medium Grid 2 Accent 6"/>
+    <w:lsdException w:unhideWhenUsed="0" w:uiPriority="69" w:semiHidden="0" w:name="Medium Grid 3 Accent 6"/>
+    <w:lsdException w:unhideWhenUsed="0" w:uiPriority="70" w:semiHidden="0" w:name="Dark List Accent 6"/>
+    <w:lsdException w:unhideWhenUsed="0" w:uiPriority="71" w:semiHidden="0" w:name="Colorful Shading Accent 6"/>
+    <w:lsdException w:unhideWhenUsed="0" w:uiPriority="72" w:semiHidden="0" w:name="Colorful List Accent 6"/>
+    <w:lsdException w:unhideWhenUsed="0" w:uiPriority="73" w:semiHidden="0" w:name="Colorful Grid Accent 6"/>
   </w:latentStyles>
-  <w:style w:type="paragraph" w:default="1" w:styleId="Normal">
+  <w:style w:type="paragraph" w:default="1" w:styleId="1">
     <w:name w:val="Normal"/>
     <w:qFormat/>
+    <w:uiPriority w:val="0"/>
     <w:pPr>
       <w:kinsoku w:val="0"/>
       <w:autoSpaceDE w:val="0"/>
@@ -4296,7 +4394,7 @@
       <w:textAlignment w:val="baseline"/>
     </w:pPr>
     <w:rPr>
-      <w:rFonts w:ascii="Arial" w:eastAsia="宋体" w:hAnsi="Arial" w:cs="Arial"/>
+      <w:rFonts w:ascii="Arial" w:hAnsi="Arial" w:eastAsia="宋体" w:cs="Arial"/>
       <w:snapToGrid w:val="0"/>
       <w:color w:val="000000"/>
       <w:kern w:val="0"/>
@@ -4305,11 +4403,12 @@
       <w:lang w:val="en-US" w:eastAsia="en-US" w:bidi="ar-SA"/>
     </w:rPr>
   </w:style>
-  <w:style w:type="paragraph" w:styleId="Heading1">
+  <w:style w:type="paragraph" w:styleId="2">
     <w:name w:val="heading 1"/>
-    <w:basedOn w:val="Normal"/>
-    <w:next w:val="Normal"/>
+    <w:basedOn w:val="1"/>
+    <w:next w:val="1"/>
     <w:qFormat/>
+    <w:uiPriority w:val="0"/>
     <w:pPr>
       <w:keepNext/>
       <w:keepLines/>
@@ -4327,12 +4426,13 @@
       <w:sz w:val="44"/>
     </w:rPr>
   </w:style>
-  <w:style w:type="paragraph" w:styleId="Heading2">
+  <w:style w:type="paragraph" w:styleId="3">
     <w:name w:val="heading 2"/>
-    <w:basedOn w:val="Normal"/>
-    <w:next w:val="Normal"/>
+    <w:basedOn w:val="1"/>
+    <w:next w:val="1"/>
     <w:unhideWhenUsed/>
     <w:qFormat/>
+    <w:uiPriority w:val="0"/>
     <w:pPr>
       <w:keepNext/>
       <w:keepLines/>
@@ -4345,18 +4445,19 @@
       <w:outlineLvl w:val="1"/>
     </w:pPr>
     <w:rPr>
-      <w:rFonts w:ascii="Arial" w:eastAsia="黑体" w:hAnsi="Arial"/>
+      <w:rFonts w:ascii="Arial" w:hAnsi="Arial" w:eastAsia="黑体"/>
       <w:b/>
       <w:sz w:val="32"/>
     </w:rPr>
   </w:style>
-  <w:style w:type="paragraph" w:styleId="Heading3">
+  <w:style w:type="paragraph" w:styleId="4">
     <w:name w:val="heading 3"/>
-    <w:basedOn w:val="Normal"/>
-    <w:next w:val="Normal"/>
+    <w:basedOn w:val="1"/>
+    <w:next w:val="1"/>
     <w:semiHidden/>
     <w:unhideWhenUsed/>
     <w:qFormat/>
+    <w:uiPriority w:val="0"/>
     <w:pPr>
       <w:keepNext/>
       <w:keepLines/>
@@ -4373,12 +4474,13 @@
       <w:sz w:val="32"/>
     </w:rPr>
   </w:style>
-  <w:style w:type="paragraph" w:styleId="Heading4">
+  <w:style w:type="paragraph" w:styleId="5">
     <w:name w:val="heading 4"/>
-    <w:basedOn w:val="Normal"/>
-    <w:next w:val="Normal"/>
+    <w:basedOn w:val="1"/>
+    <w:next w:val="1"/>
     <w:unhideWhenUsed/>
     <w:qFormat/>
+    <w:uiPriority w:val="0"/>
     <w:pPr>
       <w:keepNext/>
       <w:keepLines/>
@@ -4391,18 +4493,19 @@
       <w:outlineLvl w:val="3"/>
     </w:pPr>
     <w:rPr>
-      <w:rFonts w:ascii="Arial" w:eastAsia="黑体" w:hAnsi="Arial"/>
+      <w:rFonts w:ascii="Arial" w:hAnsi="Arial" w:eastAsia="黑体"/>
       <w:b/>
       <w:sz w:val="28"/>
     </w:rPr>
   </w:style>
-  <w:style w:type="paragraph" w:styleId="Heading5">
+  <w:style w:type="paragraph" w:styleId="6">
     <w:name w:val="heading 5"/>
-    <w:basedOn w:val="Normal"/>
-    <w:next w:val="Normal"/>
+    <w:basedOn w:val="1"/>
+    <w:next w:val="1"/>
     <w:semiHidden/>
     <w:unhideWhenUsed/>
     <w:qFormat/>
+    <w:uiPriority w:val="0"/>
     <w:pPr>
       <w:keepNext/>
       <w:keepLines/>
@@ -4419,13 +4522,14 @@
       <w:sz w:val="28"/>
     </w:rPr>
   </w:style>
-  <w:style w:type="paragraph" w:styleId="Heading6">
+  <w:style w:type="paragraph" w:styleId="7">
     <w:name w:val="heading 6"/>
-    <w:basedOn w:val="Normal"/>
-    <w:next w:val="Normal"/>
+    <w:basedOn w:val="1"/>
+    <w:next w:val="1"/>
     <w:semiHidden/>
     <w:unhideWhenUsed/>
     <w:qFormat/>
+    <w:uiPriority w:val="0"/>
     <w:pPr>
       <w:keepNext/>
       <w:keepLines/>
@@ -4438,18 +4542,19 @@
       <w:outlineLvl w:val="5"/>
     </w:pPr>
     <w:rPr>
-      <w:rFonts w:ascii="Arial" w:eastAsia="黑体" w:hAnsi="Arial"/>
+      <w:rFonts w:ascii="Arial" w:hAnsi="Arial" w:eastAsia="黑体"/>
       <w:b/>
       <w:sz w:val="24"/>
     </w:rPr>
   </w:style>
-  <w:style w:type="paragraph" w:styleId="Heading7">
+  <w:style w:type="paragraph" w:styleId="8">
     <w:name w:val="heading 7"/>
-    <w:basedOn w:val="Normal"/>
-    <w:next w:val="Normal"/>
+    <w:basedOn w:val="1"/>
+    <w:next w:val="1"/>
     <w:semiHidden/>
     <w:unhideWhenUsed/>
     <w:qFormat/>
+    <w:uiPriority w:val="0"/>
     <w:pPr>
       <w:keepNext/>
       <w:keepLines/>
@@ -4466,13 +4571,14 @@
       <w:sz w:val="24"/>
     </w:rPr>
   </w:style>
-  <w:style w:type="paragraph" w:styleId="Heading8">
+  <w:style w:type="paragraph" w:styleId="9">
     <w:name w:val="heading 8"/>
-    <w:basedOn w:val="Normal"/>
-    <w:next w:val="Normal"/>
+    <w:basedOn w:val="1"/>
+    <w:next w:val="1"/>
     <w:semiHidden/>
     <w:unhideWhenUsed/>
     <w:qFormat/>
+    <w:uiPriority w:val="0"/>
     <w:pPr>
       <w:keepNext/>
       <w:keepLines/>
@@ -4485,17 +4591,18 @@
       <w:outlineLvl w:val="7"/>
     </w:pPr>
     <w:rPr>
-      <w:rFonts w:ascii="Arial" w:eastAsia="黑体" w:hAnsi="Arial"/>
+      <w:rFonts w:ascii="Arial" w:hAnsi="Arial" w:eastAsia="黑体"/>
       <w:sz w:val="24"/>
     </w:rPr>
   </w:style>
-  <w:style w:type="paragraph" w:styleId="Heading9">
+  <w:style w:type="paragraph" w:styleId="10">
     <w:name w:val="heading 9"/>
-    <w:basedOn w:val="Normal"/>
-    <w:next w:val="Normal"/>
+    <w:basedOn w:val="1"/>
+    <w:next w:val="1"/>
     <w:semiHidden/>
     <w:unhideWhenUsed/>
     <w:qFormat/>
+    <w:uiPriority w:val="0"/>
     <w:pPr>
       <w:keepNext/>
       <w:keepLines/>
@@ -4508,19 +4615,21 @@
       <w:outlineLvl w:val="8"/>
     </w:pPr>
     <w:rPr>
-      <w:rFonts w:ascii="Arial" w:eastAsia="黑体" w:hAnsi="Arial"/>
+      <w:rFonts w:ascii="Arial" w:hAnsi="Arial" w:eastAsia="黑体"/>
       <w:sz w:val="21"/>
     </w:rPr>
   </w:style>
-  <w:style w:type="character" w:default="1" w:styleId="DefaultParagraphFont">
+  <w:style w:type="character" w:default="1" w:styleId="22">
     <w:name w:val="Default Paragraph Font"/>
     <w:semiHidden/>
     <w:qFormat/>
+    <w:uiPriority w:val="0"/>
   </w:style>
-  <w:style w:type="table" w:default="1" w:styleId="TableNormal">
+  <w:style w:type="table" w:default="1" w:styleId="20">
     <w:name w:val="Normal Table"/>
     <w:semiHidden/>
     <w:qFormat/>
+    <w:uiPriority w:val="0"/>
     <w:tblPr>
       <w:tblCellMar>
         <w:top w:w="0" w:type="dxa"/>
@@ -4530,39 +4639,43 @@
       </w:tblCellMar>
     </w:tblPr>
   </w:style>
-  <w:style w:type="paragraph" w:styleId="CommentText">
+  <w:style w:type="paragraph" w:styleId="11">
     <w:name w:val="annotation text"/>
-    <w:basedOn w:val="Normal"/>
+    <w:basedOn w:val="1"/>
     <w:qFormat/>
+    <w:uiPriority w:val="0"/>
     <w:pPr>
       <w:jc w:val="left"/>
     </w:pPr>
   </w:style>
-  <w:style w:type="paragraph" w:styleId="BodyText">
+  <w:style w:type="paragraph" w:styleId="12">
     <w:name w:val="Body Text"/>
-    <w:basedOn w:val="Normal"/>
+    <w:basedOn w:val="1"/>
     <w:semiHidden/>
     <w:qFormat/>
+    <w:uiPriority w:val="0"/>
     <w:rPr>
-      <w:rFonts w:ascii="Arial" w:eastAsia="Arial" w:hAnsi="Arial" w:cs="Arial"/>
+      <w:rFonts w:ascii="Arial" w:hAnsi="Arial" w:eastAsia="Arial" w:cs="Arial"/>
       <w:sz w:val="21"/>
       <w:szCs w:val="21"/>
       <w:lang w:val="en-US" w:eastAsia="en-US" w:bidi="ar-SA"/>
     </w:rPr>
   </w:style>
-  <w:style w:type="paragraph" w:styleId="TOC3">
+  <w:style w:type="paragraph" w:styleId="13">
     <w:name w:val="toc 3"/>
-    <w:basedOn w:val="Normal"/>
-    <w:next w:val="Normal"/>
+    <w:basedOn w:val="1"/>
+    <w:next w:val="1"/>
     <w:qFormat/>
+    <w:uiPriority w:val="0"/>
     <w:pPr>
       <w:ind w:left="840" w:leftChars="400"/>
     </w:pPr>
   </w:style>
-  <w:style w:type="paragraph" w:styleId="Footer">
+  <w:style w:type="paragraph" w:styleId="14">
     <w:name w:val="footer"/>
-    <w:basedOn w:val="Normal"/>
+    <w:basedOn w:val="1"/>
     <w:qFormat/>
+    <w:uiPriority w:val="0"/>
     <w:pPr>
       <w:tabs>
         <w:tab w:val="center" w:pos="4153"/>
@@ -4575,16 +4688,17 @@
       <w:sz w:val="18"/>
     </w:rPr>
   </w:style>
-  <w:style w:type="paragraph" w:styleId="Header">
+  <w:style w:type="paragraph" w:styleId="15">
     <w:name w:val="header"/>
-    <w:basedOn w:val="Normal"/>
+    <w:basedOn w:val="1"/>
     <w:qFormat/>
+    <w:uiPriority w:val="0"/>
     <w:pPr>
       <w:pBdr>
-        <w:top w:val="nil"/>
-        <w:left w:val="nil"/>
-        <w:bottom w:val="nil"/>
-        <w:right w:val="nil"/>
+        <w:top w:val="none" w:color="auto" w:sz="0" w:space="0"/>
+        <w:left w:val="none" w:color="auto" w:sz="0" w:space="0"/>
+        <w:bottom w:val="none" w:color="auto" w:sz="0" w:space="0"/>
+        <w:right w:val="none" w:color="auto" w:sz="0" w:space="0"/>
       </w:pBdr>
       <w:tabs>
         <w:tab w:val="center" w:pos="4153"/>
@@ -4599,37 +4713,41 @@
       <w:sz w:val="18"/>
     </w:rPr>
   </w:style>
-  <w:style w:type="paragraph" w:styleId="TOC1">
+  <w:style w:type="paragraph" w:styleId="16">
     <w:name w:val="toc 1"/>
-    <w:basedOn w:val="Normal"/>
-    <w:next w:val="Normal"/>
+    <w:basedOn w:val="1"/>
+    <w:next w:val="1"/>
     <w:qFormat/>
+    <w:uiPriority w:val="0"/>
     <w:rPr>
-      <w:rFonts w:ascii="Arial" w:eastAsia="Microsoft JhengHei" w:hAnsi="Arial"/>
+      <w:rFonts w:ascii="Arial" w:hAnsi="Arial" w:eastAsia="Microsoft JhengHei"/>
       <w:sz w:val="24"/>
     </w:rPr>
   </w:style>
-  <w:style w:type="paragraph" w:styleId="TOC2">
+  <w:style w:type="paragraph" w:styleId="17">
     <w:name w:val="toc 2"/>
-    <w:basedOn w:val="Normal"/>
-    <w:next w:val="Normal"/>
+    <w:basedOn w:val="1"/>
+    <w:next w:val="1"/>
     <w:qFormat/>
+    <w:uiPriority w:val="0"/>
     <w:pPr>
       <w:ind w:left="420" w:leftChars="200"/>
     </w:pPr>
   </w:style>
-  <w:style w:type="paragraph" w:styleId="NormalWeb">
+  <w:style w:type="paragraph" w:styleId="18">
     <w:name w:val="Normal (Web)"/>
-    <w:basedOn w:val="Normal"/>
+    <w:basedOn w:val="1"/>
     <w:qFormat/>
+    <w:uiPriority w:val="0"/>
     <w:rPr>
       <w:sz w:val="24"/>
     </w:rPr>
   </w:style>
-  <w:style w:type="paragraph" w:styleId="Title">
+  <w:style w:type="paragraph" w:styleId="19">
     <w:name w:val="Title"/>
-    <w:basedOn w:val="Normal"/>
+    <w:basedOn w:val="1"/>
     <w:qFormat/>
+    <w:uiPriority w:val="0"/>
     <w:pPr>
       <w:spacing w:before="240" w:beforeLines="0" w:beforeAutospacing="0" w:after="60" w:afterLines="0" w:afterAutospacing="0"/>
       <w:jc w:val="center"/>
@@ -4641,38 +4759,41 @@
       <w:sz w:val="32"/>
     </w:rPr>
   </w:style>
-  <w:style w:type="table" w:styleId="TableGrid">
+  <w:style w:type="table" w:styleId="21">
     <w:name w:val="Table Grid"/>
-    <w:basedOn w:val="TableNormal"/>
+    <w:basedOn w:val="20"/>
     <w:qFormat/>
+    <w:uiPriority w:val="0"/>
     <w:pPr>
       <w:widowControl w:val="0"/>
       <w:jc w:val="both"/>
     </w:pPr>
     <w:tblPr>
       <w:tblBorders>
-        <w:top w:val="single" w:sz="4" w:space="0" w:color="auto"/>
-        <w:left w:val="single" w:sz="4" w:space="0" w:color="auto"/>
-        <w:bottom w:val="single" w:sz="4" w:space="0" w:color="auto"/>
-        <w:right w:val="single" w:sz="4" w:space="0" w:color="auto"/>
-        <w:insideH w:val="single" w:sz="4" w:space="0" w:color="auto"/>
-        <w:insideV w:val="single" w:sz="4" w:space="0" w:color="auto"/>
+        <w:top w:val="single" w:color="auto" w:sz="4" w:space="0"/>
+        <w:left w:val="single" w:color="auto" w:sz="4" w:space="0"/>
+        <w:bottom w:val="single" w:color="auto" w:sz="4" w:space="0"/>
+        <w:right w:val="single" w:color="auto" w:sz="4" w:space="0"/>
+        <w:insideH w:val="single" w:color="auto" w:sz="4" w:space="0"/>
+        <w:insideV w:val="single" w:color="auto" w:sz="4" w:space="0"/>
       </w:tblBorders>
     </w:tblPr>
   </w:style>
-  <w:style w:type="character" w:styleId="Strong">
+  <w:style w:type="character" w:styleId="23">
     <w:name w:val="Strong"/>
-    <w:basedOn w:val="DefaultParagraphFont"/>
+    <w:basedOn w:val="22"/>
     <w:qFormat/>
+    <w:uiPriority w:val="0"/>
     <w:rPr>
       <w:b/>
     </w:rPr>
   </w:style>
-  <w:style w:type="table" w:customStyle="1" w:styleId="TableNormal0">
+  <w:style w:type="table" w:customStyle="1" w:styleId="24">
     <w:name w:val="Table Normal_0"/>
     <w:semiHidden/>
     <w:unhideWhenUsed/>
     <w:qFormat/>
+    <w:uiPriority w:val="0"/>
     <w:tblPr>
       <w:tblCellMar>
         <w:top w:w="0" w:type="dxa"/>
@@ -4682,81 +4803,87 @@
       </w:tblCellMar>
     </w:tblPr>
   </w:style>
-  <w:style w:type="paragraph" w:customStyle="1" w:styleId="TableText">
+  <w:style w:type="paragraph" w:customStyle="1" w:styleId="25">
     <w:name w:val="Table Text"/>
-    <w:basedOn w:val="Normal"/>
+    <w:basedOn w:val="1"/>
     <w:semiHidden/>
     <w:qFormat/>
+    <w:uiPriority w:val="0"/>
     <w:rPr>
-      <w:rFonts w:ascii="宋体" w:eastAsia="宋体" w:hAnsi="宋体" w:cs="宋体"/>
+      <w:rFonts w:ascii="宋体" w:hAnsi="宋体" w:eastAsia="宋体" w:cs="宋体"/>
       <w:sz w:val="21"/>
       <w:szCs w:val="21"/>
       <w:lang w:val="en-US" w:eastAsia="en-US" w:bidi="ar-SA"/>
     </w:rPr>
   </w:style>
-  <w:style w:type="paragraph" w:customStyle="1" w:styleId="1">
+  <w:style w:type="paragraph" w:customStyle="1" w:styleId="26">
     <w:name w:val="柴_标题1"/>
-    <w:basedOn w:val="Heading1"/>
-    <w:next w:val="a"/>
-    <w:link w:val="1Char"/>
+    <w:basedOn w:val="2"/>
+    <w:next w:val="27"/>
+    <w:link w:val="38"/>
     <w:qFormat/>
+    <w:uiPriority w:val="0"/>
     <w:pPr>
       <w:spacing w:before="100" w:after="90" w:line="360" w:lineRule="auto"/>
     </w:pPr>
     <w:rPr>
-      <w:rFonts w:ascii="Arial" w:eastAsia="宋体" w:hAnsi="Arial"/>
+      <w:rFonts w:ascii="Arial" w:hAnsi="Arial" w:eastAsia="宋体"/>
       <w:sz w:val="32"/>
     </w:rPr>
   </w:style>
-  <w:style w:type="paragraph" w:customStyle="1" w:styleId="a">
+  <w:style w:type="paragraph" w:customStyle="1" w:styleId="27">
     <w:name w:val="柴_正文"/>
-    <w:basedOn w:val="BodyText"/>
-    <w:link w:val="Char"/>
+    <w:basedOn w:val="12"/>
+    <w:link w:val="41"/>
     <w:qFormat/>
+    <w:uiPriority w:val="0"/>
     <w:pPr>
       <w:spacing w:line="360" w:lineRule="auto"/>
       <w:ind w:firstLine="470" w:firstLineChars="200"/>
     </w:pPr>
     <w:rPr>
-      <w:rFonts w:ascii="Arial" w:eastAsia="宋体" w:hAnsi="Arial"/>
+      <w:rFonts w:ascii="Arial" w:hAnsi="Arial" w:eastAsia="宋体"/>
       <w:sz w:val="24"/>
       <w:lang w:eastAsia="zh-CN"/>
     </w:rPr>
   </w:style>
-  <w:style w:type="paragraph" w:customStyle="1" w:styleId="2">
+  <w:style w:type="paragraph" w:customStyle="1" w:styleId="28">
     <w:name w:val="柴_标题2"/>
-    <w:basedOn w:val="Heading2"/>
-    <w:next w:val="a"/>
+    <w:basedOn w:val="3"/>
+    <w:next w:val="27"/>
     <w:qFormat/>
+    <w:uiPriority w:val="0"/>
     <w:pPr>
       <w:spacing w:line="360" w:lineRule="auto"/>
     </w:pPr>
     <w:rPr>
-      <w:rFonts w:ascii="Arial" w:eastAsia="宋体" w:hAnsi="Arial"/>
+      <w:rFonts w:ascii="Arial" w:hAnsi="Arial" w:eastAsia="宋体"/>
       <w:sz w:val="28"/>
     </w:rPr>
   </w:style>
-  <w:style w:type="paragraph" w:customStyle="1" w:styleId="3">
+  <w:style w:type="paragraph" w:customStyle="1" w:styleId="29">
     <w:name w:val="柴_标题3"/>
-    <w:basedOn w:val="Heading3"/>
-    <w:next w:val="a"/>
+    <w:basedOn w:val="4"/>
+    <w:next w:val="27"/>
     <w:qFormat/>
+    <w:uiPriority w:val="0"/>
     <w:pPr>
       <w:spacing w:line="360" w:lineRule="auto"/>
       <w:ind w:left="0" w:firstLine="472" w:firstLineChars="200"/>
     </w:pPr>
     <w:rPr>
-      <w:rFonts w:ascii="宋体" w:eastAsia="宋体" w:hAnsi="宋体" w:cs="宋体"/>
+      <w:rFonts w:ascii="宋体" w:hAnsi="宋体" w:eastAsia="宋体" w:cs="宋体"/>
       <w:spacing w:val="-2"/>
       <w:sz w:val="24"/>
       <w:szCs w:val="24"/>
     </w:rPr>
   </w:style>
-  <w:style w:type="paragraph" w:customStyle="1" w:styleId="a0">
+  <w:style w:type="paragraph" w:customStyle="1" w:styleId="30">
     <w:name w:val="柴_目录"/>
-    <w:basedOn w:val="Normal"/>
-    <w:next w:val="BodyText"/>
+    <w:basedOn w:val="1"/>
+    <w:next w:val="12"/>
     <w:qFormat/>
+    <w:uiPriority w:val="0"/>
     <w:pPr>
       <w:tabs>
         <w:tab w:val="right" w:leader="dot" w:pos="8442"/>
@@ -4764,89 +4891,96 @@
       <w:ind w:left="0" w:leftChars="0"/>
     </w:pPr>
     <w:rPr>
-      <w:rFonts w:ascii="Arial" w:eastAsia="Microsoft JhengHei" w:hAnsi="Arial"/>
+      <w:rFonts w:ascii="Arial" w:hAnsi="Arial" w:eastAsia="Microsoft JhengHei"/>
       <w:sz w:val="24"/>
     </w:rPr>
   </w:style>
-  <w:style w:type="paragraph" w:customStyle="1" w:styleId="a1">
+  <w:style w:type="paragraph" w:customStyle="1" w:styleId="31">
     <w:name w:val="柴_公司名"/>
-    <w:basedOn w:val="Title"/>
+    <w:basedOn w:val="19"/>
     <w:qFormat/>
+    <w:uiPriority w:val="0"/>
     <w:pPr>
       <w:spacing w:after="600" w:afterLines="600"/>
     </w:pPr>
     <w:rPr>
-      <w:rFonts w:ascii="宋体" w:eastAsia="宋体" w:hAnsi="宋体" w:cs="宋体" w:hint="eastAsia"/>
+      <w:rFonts w:hint="eastAsia" w:ascii="宋体" w:hAnsi="宋体" w:eastAsia="宋体" w:cs="宋体"/>
       <w:bCs/>
       <w:spacing w:val="-6"/>
       <w:sz w:val="52"/>
       <w:szCs w:val="52"/>
     </w:rPr>
   </w:style>
-  <w:style w:type="paragraph" w:customStyle="1" w:styleId="a2">
+  <w:style w:type="paragraph" w:customStyle="1" w:styleId="32">
     <w:name w:val="柴_文档名"/>
-    <w:basedOn w:val="Title"/>
+    <w:basedOn w:val="19"/>
     <w:qFormat/>
+    <w:uiPriority w:val="0"/>
     <w:pPr>
       <w:spacing w:after="900" w:afterLines="900"/>
     </w:pPr>
     <w:rPr>
-      <w:rFonts w:ascii="黑体" w:eastAsia="黑体" w:hAnsi="黑体" w:cs="黑体"/>
+      <w:rFonts w:ascii="黑体" w:hAnsi="黑体" w:eastAsia="黑体" w:cs="黑体"/>
       <w:bCs/>
       <w:spacing w:val="-7"/>
       <w:sz w:val="52"/>
       <w:szCs w:val="52"/>
     </w:rPr>
   </w:style>
-  <w:style w:type="paragraph" w:customStyle="1" w:styleId="WPSOffice1">
+  <w:style w:type="paragraph" w:customStyle="1" w:styleId="33">
     <w:name w:val="WPSOffice手动目录 1"/>
     <w:qFormat/>
+    <w:uiPriority w:val="0"/>
     <w:pPr>
       <w:ind w:leftChars="0"/>
     </w:pPr>
     <w:rPr>
-      <w:rFonts w:ascii="Times New Roman" w:eastAsia="宋体" w:hAnsi="Times New Roman" w:cs="Times New Roman"/>
+      <w:rFonts w:ascii="Times New Roman" w:hAnsi="Times New Roman" w:eastAsia="宋体" w:cs="Times New Roman"/>
       <w:sz w:val="20"/>
       <w:szCs w:val="20"/>
     </w:rPr>
   </w:style>
-  <w:style w:type="paragraph" w:customStyle="1" w:styleId="WPSOffice2">
+  <w:style w:type="paragraph" w:customStyle="1" w:styleId="34">
     <w:name w:val="WPSOffice手动目录 2"/>
     <w:qFormat/>
+    <w:uiPriority w:val="0"/>
     <w:pPr>
       <w:ind w:leftChars="200"/>
     </w:pPr>
     <w:rPr>
-      <w:rFonts w:ascii="Times New Roman" w:eastAsia="宋体" w:hAnsi="Times New Roman" w:cs="Times New Roman"/>
+      <w:rFonts w:ascii="Times New Roman" w:hAnsi="Times New Roman" w:eastAsia="宋体" w:cs="Times New Roman"/>
       <w:sz w:val="20"/>
       <w:szCs w:val="20"/>
     </w:rPr>
   </w:style>
-  <w:style w:type="paragraph" w:customStyle="1" w:styleId="WPSOffice3">
+  <w:style w:type="paragraph" w:customStyle="1" w:styleId="35">
     <w:name w:val="WPSOffice手动目录 3"/>
     <w:qFormat/>
+    <w:uiPriority w:val="0"/>
     <w:pPr>
       <w:ind w:leftChars="400"/>
     </w:pPr>
     <w:rPr>
-      <w:rFonts w:ascii="Times New Roman" w:eastAsia="宋体" w:hAnsi="Times New Roman" w:cs="Times New Roman"/>
+      <w:rFonts w:ascii="Times New Roman" w:hAnsi="Times New Roman" w:eastAsia="宋体" w:cs="Times New Roman"/>
       <w:sz w:val="20"/>
       <w:szCs w:val="20"/>
     </w:rPr>
   </w:style>
-  <w:style w:type="paragraph" w:customStyle="1" w:styleId="Compact">
+  <w:style w:type="paragraph" w:customStyle="1" w:styleId="36">
     <w:name w:val="Compact"/>
-    <w:basedOn w:val="BodyText"/>
+    <w:basedOn w:val="12"/>
     <w:qFormat/>
+    <w:uiPriority w:val="0"/>
     <w:pPr>
       <w:spacing w:before="36" w:after="36"/>
     </w:pPr>
   </w:style>
-  <w:style w:type="table" w:customStyle="1" w:styleId="Table">
+  <w:style w:type="table" w:customStyle="1" w:styleId="37">
     <w:name w:val="Table"/>
     <w:semiHidden/>
     <w:unhideWhenUsed/>
     <w:qFormat/>
+    <w:uiPriority w:val="0"/>
     <w:tblPr>
       <w:tblCellMar>
         <w:top w:w="0" w:type="dxa"/>
@@ -4858,25 +4992,27 @@
     <w:tblStylePr w:type="firstRow">
       <w:tcPr>
         <w:tcBorders>
-          <w:bottom w:val="single" w:sz="0" w:space="0" w:color="auto"/>
+          <w:bottom w:val="single" w:color="auto" w:sz="0" w:space="0"/>
         </w:tcBorders>
         <w:vAlign w:val="bottom"/>
       </w:tcPr>
     </w:tblStylePr>
   </w:style>
-  <w:style w:type="character" w:customStyle="1" w:styleId="1Char">
+  <w:style w:type="character" w:customStyle="1" w:styleId="38">
     <w:name w:val="柴_标题1 Char"/>
-    <w:link w:val="1"/>
+    <w:link w:val="26"/>
     <w:qFormat/>
+    <w:uiPriority w:val="0"/>
     <w:rPr>
-      <w:rFonts w:ascii="Arial" w:eastAsia="宋体" w:hAnsi="Arial"/>
+      <w:rFonts w:ascii="Arial" w:hAnsi="Arial" w:eastAsia="宋体"/>
       <w:sz w:val="32"/>
     </w:rPr>
   </w:style>
-  <w:style w:type="paragraph" w:customStyle="1" w:styleId="a3">
+  <w:style w:type="paragraph" w:customStyle="1" w:styleId="39">
     <w:name w:val="柴_正文_无缩进"/>
-    <w:basedOn w:val="Normal"/>
+    <w:basedOn w:val="1"/>
     <w:qFormat/>
+    <w:uiPriority w:val="0"/>
     <w:pPr>
       <w:ind w:firstLine="0" w:firstLineChars="0"/>
     </w:pPr>
@@ -4886,29 +5022,31 @@
       <w:lang w:eastAsia="zh-CN"/>
     </w:rPr>
   </w:style>
-  <w:style w:type="paragraph" w:customStyle="1" w:styleId="4">
+  <w:style w:type="paragraph" w:customStyle="1" w:styleId="40">
     <w:name w:val="柴_标题4"/>
-    <w:basedOn w:val="Heading4"/>
-    <w:next w:val="Normal"/>
+    <w:basedOn w:val="5"/>
+    <w:next w:val="1"/>
     <w:qFormat/>
+    <w:uiPriority w:val="0"/>
     <w:pPr>
       <w:widowControl w:val="0"/>
       <w:spacing w:before="160" w:line="360" w:lineRule="auto"/>
-      <w:ind w:left="981" w:hanging="862" w:leftChars="300"/>
+      <w:ind w:left="981" w:leftChars="300" w:hanging="862"/>
     </w:pPr>
     <w:rPr>
-      <w:rFonts w:ascii="Calibri" w:eastAsia="宋体" w:hAnsi="Calibri" w:cs="宋体" w:hint="eastAsia"/>
+      <w:rFonts w:hint="eastAsia" w:ascii="Calibri" w:hAnsi="Calibri" w:eastAsia="宋体" w:cs="宋体"/>
       <w:sz w:val="24"/>
       <w:szCs w:val="24"/>
       <w:lang w:eastAsia="zh-CN" w:bidi="zh-CN"/>
     </w:rPr>
   </w:style>
-  <w:style w:type="character" w:customStyle="1" w:styleId="Char">
+  <w:style w:type="character" w:customStyle="1" w:styleId="41">
     <w:name w:val="柴_正文 Char"/>
-    <w:link w:val="a"/>
+    <w:link w:val="27"/>
     <w:qFormat/>
+    <w:uiPriority w:val="0"/>
     <w:rPr>
-      <w:rFonts w:ascii="Arial" w:eastAsia="宋体" w:hAnsi="Arial"/>
+      <w:rFonts w:ascii="Arial" w:hAnsi="Arial" w:eastAsia="宋体"/>
       <w:sz w:val="24"/>
       <w:lang w:eastAsia="zh-CN"/>
     </w:rPr>

--- a/4.质量管理/1.流程制度规范类文件/040107-运维服务改进制度.docx
+++ b/4.质量管理/1.流程制度规范类文件/040107-运维服务改进制度.docx
@@ -13,7 +13,7 @@
         <w:pStyle w:val="31"/>
         <w:bidi w:val="0"/>
       </w:pPr>
-      <w:bookmarkStart w:id="0" w:name="_Toc10101"/>
+      <w:bookmarkStart w:id="0" w:name="_Toc31093"/>
       <w:r>
         <w:t>运维服务改进制度</w:t>
       </w:r>
@@ -24,7 +24,7 @@
         <w:pStyle w:val="32"/>
         <w:bidi w:val="0"/>
       </w:pPr>
-      <w:bookmarkStart w:id="1" w:name="_Toc25024"/>
+      <w:bookmarkStart w:id="1" w:name="_Toc21795"/>
       <w:r>
         <w:t>中达丰集团有限公司</w:t>
       </w:r>
@@ -83,7 +83,7 @@
           <w:szCs w:val="28"/>
         </w:rPr>
       </w:pPr>
-      <w:bookmarkStart w:id="2" w:name="_Toc12187"/>
+      <w:bookmarkStart w:id="2" w:name="_Toc24628"/>
       <w:r>
         <w:rPr>
           <w:rFonts w:ascii="宋体" w:hAnsi="宋体" w:eastAsia="宋体" w:cs="宋体"/>
@@ -982,6 +982,8 @@
               <w:tab w:val="right" w:leader="dot" w:pos="8497"/>
             </w:tabs>
           </w:pPr>
+          <w:bookmarkStart w:id="22" w:name="_GoBack"/>
+          <w:bookmarkEnd w:id="22"/>
           <w:r>
             <w:rPr>
               <w:rFonts w:ascii="Times New Roman" w:hAnsi="Times New Roman" w:eastAsia="Times New Roman" w:cs="Times New Roman"/>
@@ -1018,7 +1020,7 @@
               <w:rFonts w:ascii="Times New Roman" w:hAnsi="Times New Roman" w:eastAsia="Times New Roman" w:cs="Times New Roman"/>
               <w:szCs w:val="24"/>
             </w:rPr>
-            <w:instrText xml:space="preserve"> HYPERLINK \l _Toc10101 </w:instrText>
+            <w:instrText xml:space="preserve"> HYPERLINK \l _Toc31093 </w:instrText>
           </w:r>
           <w:r>
             <w:rPr>
@@ -1037,7 +1039,7 @@
             <w:fldChar w:fldCharType="begin"/>
           </w:r>
           <w:r>
-            <w:instrText xml:space="preserve"> PAGEREF _Toc10101 \h </w:instrText>
+            <w:instrText xml:space="preserve"> PAGEREF _Toc31093 \h </w:instrText>
           </w:r>
           <w:r>
             <w:fldChar w:fldCharType="separate"/>
@@ -1075,7 +1077,7 @@
               <w:rFonts w:ascii="Times New Roman" w:hAnsi="Times New Roman" w:eastAsia="Times New Roman" w:cs="Times New Roman"/>
               <w:szCs w:val="24"/>
             </w:rPr>
-            <w:instrText xml:space="preserve"> HYPERLINK \l _Toc25024 </w:instrText>
+            <w:instrText xml:space="preserve"> HYPERLINK \l _Toc21795 </w:instrText>
           </w:r>
           <w:r>
             <w:rPr>
@@ -1094,7 +1096,7 @@
             <w:fldChar w:fldCharType="begin"/>
           </w:r>
           <w:r>
-            <w:instrText xml:space="preserve"> PAGEREF _Toc25024 \h </w:instrText>
+            <w:instrText xml:space="preserve"> PAGEREF _Toc21795 \h </w:instrText>
           </w:r>
           <w:r>
             <w:fldChar w:fldCharType="separate"/>
@@ -1132,7 +1134,7 @@
               <w:rFonts w:ascii="Times New Roman" w:hAnsi="Times New Roman" w:eastAsia="Times New Roman" w:cs="Times New Roman"/>
               <w:szCs w:val="24"/>
             </w:rPr>
-            <w:instrText xml:space="preserve"> HYPERLINK \l _Toc12187 </w:instrText>
+            <w:instrText xml:space="preserve"> HYPERLINK \l _Toc24628 </w:instrText>
           </w:r>
           <w:r>
             <w:rPr>
@@ -1156,7 +1158,7 @@
             <w:fldChar w:fldCharType="begin"/>
           </w:r>
           <w:r>
-            <w:instrText xml:space="preserve"> PAGEREF _Toc12187 \h </w:instrText>
+            <w:instrText xml:space="preserve"> PAGEREF _Toc24628 \h </w:instrText>
           </w:r>
           <w:r>
             <w:fldChar w:fldCharType="separate"/>
@@ -1194,7 +1196,7 @@
               <w:rFonts w:ascii="Times New Roman" w:hAnsi="Times New Roman" w:eastAsia="Times New Roman" w:cs="Times New Roman"/>
               <w:szCs w:val="24"/>
             </w:rPr>
-            <w:instrText xml:space="preserve"> HYPERLINK \l _Toc321 </w:instrText>
+            <w:instrText xml:space="preserve"> HYPERLINK \l _Toc14948 </w:instrText>
           </w:r>
           <w:r>
             <w:rPr>
@@ -1219,7 +1221,7 @@
             <w:fldChar w:fldCharType="begin"/>
           </w:r>
           <w:r>
-            <w:instrText xml:space="preserve"> PAGEREF _Toc321 \h </w:instrText>
+            <w:instrText xml:space="preserve"> PAGEREF _Toc14948 \h </w:instrText>
           </w:r>
           <w:r>
             <w:fldChar w:fldCharType="separate"/>
@@ -1257,7 +1259,7 @@
               <w:rFonts w:ascii="Times New Roman" w:hAnsi="Times New Roman" w:eastAsia="Times New Roman" w:cs="Times New Roman"/>
               <w:szCs w:val="24"/>
             </w:rPr>
-            <w:instrText xml:space="preserve"> HYPERLINK \l _Toc1627 </w:instrText>
+            <w:instrText xml:space="preserve"> HYPERLINK \l _Toc30876 </w:instrText>
           </w:r>
           <w:r>
             <w:rPr>
@@ -1282,7 +1284,7 @@
             <w:fldChar w:fldCharType="begin"/>
           </w:r>
           <w:r>
-            <w:instrText xml:space="preserve"> PAGEREF _Toc1627 \h </w:instrText>
+            <w:instrText xml:space="preserve"> PAGEREF _Toc30876 \h </w:instrText>
           </w:r>
           <w:r>
             <w:fldChar w:fldCharType="separate"/>
@@ -1320,7 +1322,7 @@
               <w:rFonts w:ascii="Times New Roman" w:hAnsi="Times New Roman" w:eastAsia="Times New Roman" w:cs="Times New Roman"/>
               <w:szCs w:val="24"/>
             </w:rPr>
-            <w:instrText xml:space="preserve"> HYPERLINK \l _Toc17887 </w:instrText>
+            <w:instrText xml:space="preserve"> HYPERLINK \l _Toc23246 </w:instrText>
           </w:r>
           <w:r>
             <w:rPr>
@@ -1345,7 +1347,7 @@
             <w:fldChar w:fldCharType="begin"/>
           </w:r>
           <w:r>
-            <w:instrText xml:space="preserve"> PAGEREF _Toc17887 \h </w:instrText>
+            <w:instrText xml:space="preserve"> PAGEREF _Toc23246 \h </w:instrText>
           </w:r>
           <w:r>
             <w:fldChar w:fldCharType="separate"/>
@@ -1383,7 +1385,7 @@
               <w:rFonts w:ascii="Times New Roman" w:hAnsi="Times New Roman" w:eastAsia="Times New Roman" w:cs="Times New Roman"/>
               <w:szCs w:val="24"/>
             </w:rPr>
-            <w:instrText xml:space="preserve"> HYPERLINK \l _Toc9233 </w:instrText>
+            <w:instrText xml:space="preserve"> HYPERLINK \l _Toc5144 </w:instrText>
           </w:r>
           <w:r>
             <w:rPr>
@@ -1408,7 +1410,7 @@
             <w:fldChar w:fldCharType="begin"/>
           </w:r>
           <w:r>
-            <w:instrText xml:space="preserve"> PAGEREF _Toc9233 \h </w:instrText>
+            <w:instrText xml:space="preserve"> PAGEREF _Toc5144 \h </w:instrText>
           </w:r>
           <w:r>
             <w:fldChar w:fldCharType="separate"/>
@@ -1446,7 +1448,7 @@
               <w:rFonts w:ascii="Times New Roman" w:hAnsi="Times New Roman" w:eastAsia="Times New Roman" w:cs="Times New Roman"/>
               <w:szCs w:val="24"/>
             </w:rPr>
-            <w:instrText xml:space="preserve"> HYPERLINK \l _Toc22447 </w:instrText>
+            <w:instrText xml:space="preserve"> HYPERLINK \l _Toc25931 </w:instrText>
           </w:r>
           <w:r>
             <w:rPr>
@@ -1471,7 +1473,7 @@
             <w:fldChar w:fldCharType="begin"/>
           </w:r>
           <w:r>
-            <w:instrText xml:space="preserve"> PAGEREF _Toc22447 \h </w:instrText>
+            <w:instrText xml:space="preserve"> PAGEREF _Toc25931 \h </w:instrText>
           </w:r>
           <w:r>
             <w:fldChar w:fldCharType="separate"/>
@@ -1509,7 +1511,7 @@
               <w:rFonts w:ascii="Times New Roman" w:hAnsi="Times New Roman" w:eastAsia="Times New Roman" w:cs="Times New Roman"/>
               <w:szCs w:val="24"/>
             </w:rPr>
-            <w:instrText xml:space="preserve"> HYPERLINK \l _Toc9446 </w:instrText>
+            <w:instrText xml:space="preserve"> HYPERLINK \l _Toc25709 </w:instrText>
           </w:r>
           <w:r>
             <w:rPr>
@@ -1541,7 +1543,7 @@
             <w:fldChar w:fldCharType="begin"/>
           </w:r>
           <w:r>
-            <w:instrText xml:space="preserve"> PAGEREF _Toc9446 \h </w:instrText>
+            <w:instrText xml:space="preserve"> PAGEREF _Toc25709 \h </w:instrText>
           </w:r>
           <w:r>
             <w:fldChar w:fldCharType="separate"/>
@@ -1579,7 +1581,7 @@
               <w:rFonts w:ascii="Times New Roman" w:hAnsi="Times New Roman" w:eastAsia="Times New Roman" w:cs="Times New Roman"/>
               <w:szCs w:val="24"/>
             </w:rPr>
-            <w:instrText xml:space="preserve"> HYPERLINK \l _Toc19709 </w:instrText>
+            <w:instrText xml:space="preserve"> HYPERLINK \l _Toc4359 </w:instrText>
           </w:r>
           <w:r>
             <w:rPr>
@@ -1604,7 +1606,7 @@
             <w:fldChar w:fldCharType="begin"/>
           </w:r>
           <w:r>
-            <w:instrText xml:space="preserve"> PAGEREF _Toc19709 \h </w:instrText>
+            <w:instrText xml:space="preserve"> PAGEREF _Toc4359 \h </w:instrText>
           </w:r>
           <w:r>
             <w:fldChar w:fldCharType="separate"/>
@@ -1642,7 +1644,7 @@
               <w:rFonts w:ascii="Times New Roman" w:hAnsi="Times New Roman" w:eastAsia="Times New Roman" w:cs="Times New Roman"/>
               <w:szCs w:val="24"/>
             </w:rPr>
-            <w:instrText xml:space="preserve"> HYPERLINK \l _Toc3508 </w:instrText>
+            <w:instrText xml:space="preserve"> HYPERLINK \l _Toc18090 </w:instrText>
           </w:r>
           <w:r>
             <w:rPr>
@@ -1667,7 +1669,7 @@
             <w:fldChar w:fldCharType="begin"/>
           </w:r>
           <w:r>
-            <w:instrText xml:space="preserve"> PAGEREF _Toc3508 \h </w:instrText>
+            <w:instrText xml:space="preserve"> PAGEREF _Toc18090 \h </w:instrText>
           </w:r>
           <w:r>
             <w:fldChar w:fldCharType="separate"/>
@@ -1705,7 +1707,7 @@
               <w:rFonts w:ascii="Times New Roman" w:hAnsi="Times New Roman" w:eastAsia="Times New Roman" w:cs="Times New Roman"/>
               <w:szCs w:val="24"/>
             </w:rPr>
-            <w:instrText xml:space="preserve"> HYPERLINK \l _Toc10252 </w:instrText>
+            <w:instrText xml:space="preserve"> HYPERLINK \l _Toc1821 </w:instrText>
           </w:r>
           <w:r>
             <w:rPr>
@@ -1730,7 +1732,7 @@
             <w:fldChar w:fldCharType="begin"/>
           </w:r>
           <w:r>
-            <w:instrText xml:space="preserve"> PAGEREF _Toc10252 \h </w:instrText>
+            <w:instrText xml:space="preserve"> PAGEREF _Toc1821 \h </w:instrText>
           </w:r>
           <w:r>
             <w:fldChar w:fldCharType="separate"/>
@@ -1768,7 +1770,7 @@
               <w:rFonts w:ascii="Times New Roman" w:hAnsi="Times New Roman" w:eastAsia="Times New Roman" w:cs="Times New Roman"/>
               <w:szCs w:val="24"/>
             </w:rPr>
-            <w:instrText xml:space="preserve"> HYPERLINK \l _Toc27962 </w:instrText>
+            <w:instrText xml:space="preserve"> HYPERLINK \l _Toc9888 </w:instrText>
           </w:r>
           <w:r>
             <w:rPr>
@@ -1793,7 +1795,7 @@
             <w:fldChar w:fldCharType="begin"/>
           </w:r>
           <w:r>
-            <w:instrText xml:space="preserve"> PAGEREF _Toc27962 \h </w:instrText>
+            <w:instrText xml:space="preserve"> PAGEREF _Toc9888 \h </w:instrText>
           </w:r>
           <w:r>
             <w:fldChar w:fldCharType="separate"/>
@@ -1831,7 +1833,7 @@
               <w:rFonts w:ascii="Times New Roman" w:hAnsi="Times New Roman" w:eastAsia="Times New Roman" w:cs="Times New Roman"/>
               <w:szCs w:val="24"/>
             </w:rPr>
-            <w:instrText xml:space="preserve"> HYPERLINK \l _Toc9219 </w:instrText>
+            <w:instrText xml:space="preserve"> HYPERLINK \l _Toc22199 </w:instrText>
           </w:r>
           <w:r>
             <w:rPr>
@@ -1856,7 +1858,7 @@
             <w:fldChar w:fldCharType="begin"/>
           </w:r>
           <w:r>
-            <w:instrText xml:space="preserve"> PAGEREF _Toc9219 \h </w:instrText>
+            <w:instrText xml:space="preserve"> PAGEREF _Toc22199 \h </w:instrText>
           </w:r>
           <w:r>
             <w:fldChar w:fldCharType="separate"/>
@@ -1894,7 +1896,7 @@
               <w:rFonts w:ascii="Times New Roman" w:hAnsi="Times New Roman" w:eastAsia="Times New Roman" w:cs="Times New Roman"/>
               <w:szCs w:val="24"/>
             </w:rPr>
-            <w:instrText xml:space="preserve"> HYPERLINK \l _Toc25565 </w:instrText>
+            <w:instrText xml:space="preserve"> HYPERLINK \l _Toc18176 </w:instrText>
           </w:r>
           <w:r>
             <w:rPr>
@@ -1919,7 +1921,7 @@
             <w:fldChar w:fldCharType="begin"/>
           </w:r>
           <w:r>
-            <w:instrText xml:space="preserve"> PAGEREF _Toc25565 \h </w:instrText>
+            <w:instrText xml:space="preserve"> PAGEREF _Toc18176 \h </w:instrText>
           </w:r>
           <w:r>
             <w:fldChar w:fldCharType="separate"/>
@@ -1957,7 +1959,7 @@
               <w:rFonts w:ascii="Times New Roman" w:hAnsi="Times New Roman" w:eastAsia="Times New Roman" w:cs="Times New Roman"/>
               <w:szCs w:val="24"/>
             </w:rPr>
-            <w:instrText xml:space="preserve"> HYPERLINK \l _Toc21026 </w:instrText>
+            <w:instrText xml:space="preserve"> HYPERLINK \l _Toc12071 </w:instrText>
           </w:r>
           <w:r>
             <w:rPr>
@@ -1982,7 +1984,7 @@
             <w:fldChar w:fldCharType="begin"/>
           </w:r>
           <w:r>
-            <w:instrText xml:space="preserve"> PAGEREF _Toc21026 \h </w:instrText>
+            <w:instrText xml:space="preserve"> PAGEREF _Toc12071 \h </w:instrText>
           </w:r>
           <w:r>
             <w:fldChar w:fldCharType="separate"/>
@@ -2020,7 +2022,7 @@
               <w:rFonts w:ascii="Times New Roman" w:hAnsi="Times New Roman" w:eastAsia="Times New Roman" w:cs="Times New Roman"/>
               <w:szCs w:val="24"/>
             </w:rPr>
-            <w:instrText xml:space="preserve"> HYPERLINK \l _Toc11911 </w:instrText>
+            <w:instrText xml:space="preserve"> HYPERLINK \l _Toc23450 </w:instrText>
           </w:r>
           <w:r>
             <w:rPr>
@@ -2045,7 +2047,7 @@
             <w:fldChar w:fldCharType="begin"/>
           </w:r>
           <w:r>
-            <w:instrText xml:space="preserve"> PAGEREF _Toc11911 \h </w:instrText>
+            <w:instrText xml:space="preserve"> PAGEREF _Toc23450 \h </w:instrText>
           </w:r>
           <w:r>
             <w:fldChar w:fldCharType="separate"/>
@@ -2083,7 +2085,7 @@
               <w:rFonts w:ascii="Times New Roman" w:hAnsi="Times New Roman" w:eastAsia="Times New Roman" w:cs="Times New Roman"/>
               <w:szCs w:val="24"/>
             </w:rPr>
-            <w:instrText xml:space="preserve"> HYPERLINK \l _Toc20910 </w:instrText>
+            <w:instrText xml:space="preserve"> HYPERLINK \l _Toc14271 </w:instrText>
           </w:r>
           <w:r>
             <w:rPr>
@@ -2108,7 +2110,7 @@
             <w:fldChar w:fldCharType="begin"/>
           </w:r>
           <w:r>
-            <w:instrText xml:space="preserve"> PAGEREF _Toc20910 \h </w:instrText>
+            <w:instrText xml:space="preserve"> PAGEREF _Toc14271 \h </w:instrText>
           </w:r>
           <w:r>
             <w:fldChar w:fldCharType="separate"/>
@@ -2146,7 +2148,7 @@
               <w:rFonts w:ascii="Times New Roman" w:hAnsi="Times New Roman" w:eastAsia="Times New Roman" w:cs="Times New Roman"/>
               <w:szCs w:val="24"/>
             </w:rPr>
-            <w:instrText xml:space="preserve"> HYPERLINK \l _Toc30051 </w:instrText>
+            <w:instrText xml:space="preserve"> HYPERLINK \l _Toc3656 </w:instrText>
           </w:r>
           <w:r>
             <w:rPr>
@@ -2171,7 +2173,7 @@
             <w:fldChar w:fldCharType="begin"/>
           </w:r>
           <w:r>
-            <w:instrText xml:space="preserve"> PAGEREF _Toc30051 \h </w:instrText>
+            <w:instrText xml:space="preserve"> PAGEREF _Toc3656 \h </w:instrText>
           </w:r>
           <w:r>
             <w:fldChar w:fldCharType="separate"/>
@@ -2209,7 +2211,7 @@
               <w:rFonts w:ascii="Times New Roman" w:hAnsi="Times New Roman" w:eastAsia="Times New Roman" w:cs="Times New Roman"/>
               <w:szCs w:val="24"/>
             </w:rPr>
-            <w:instrText xml:space="preserve"> HYPERLINK \l _Toc58 </w:instrText>
+            <w:instrText xml:space="preserve"> HYPERLINK \l _Toc23411 </w:instrText>
           </w:r>
           <w:r>
             <w:rPr>
@@ -2225,7 +2227,7 @@
             <w:t xml:space="preserve">8. </w:t>
           </w:r>
           <w:r>
-            <w:t>附  则</w:t>
+            <w:t>附则</w:t>
           </w:r>
           <w:r>
             <w:tab/>
@@ -2234,7 +2236,7 @@
             <w:fldChar w:fldCharType="begin"/>
           </w:r>
           <w:r>
-            <w:instrText xml:space="preserve"> PAGEREF _Toc58 \h </w:instrText>
+            <w:instrText xml:space="preserve"> PAGEREF _Toc23411 \h </w:instrText>
           </w:r>
           <w:r>
             <w:fldChar w:fldCharType="separate"/>
@@ -2300,7 +2302,7 @@
         <w:pStyle w:val="26"/>
         <w:bidi w:val="0"/>
       </w:pPr>
-      <w:bookmarkStart w:id="3" w:name="_Toc321"/>
+      <w:bookmarkStart w:id="3" w:name="_Toc14948"/>
       <w:r>
         <w:t>目的</w:t>
       </w:r>
@@ -2504,7 +2506,7 @@
         <w:pStyle w:val="26"/>
         <w:bidi w:val="0"/>
       </w:pPr>
-      <w:bookmarkStart w:id="4" w:name="_Toc1627"/>
+      <w:bookmarkStart w:id="4" w:name="_Toc30876"/>
       <w:r>
         <w:t>适用范围</w:t>
       </w:r>
@@ -2550,7 +2552,7 @@
         <w:pStyle w:val="26"/>
         <w:bidi w:val="0"/>
       </w:pPr>
-      <w:bookmarkStart w:id="5" w:name="_Toc17887"/>
+      <w:bookmarkStart w:id="5" w:name="_Toc23246"/>
       <w:r>
         <w:t>引用文件</w:t>
       </w:r>
@@ -2804,7 +2806,7 @@
         <w:pStyle w:val="26"/>
         <w:bidi w:val="0"/>
       </w:pPr>
-      <w:bookmarkStart w:id="6" w:name="_Toc9233"/>
+      <w:bookmarkStart w:id="6" w:name="_Toc5144"/>
       <w:r>
         <w:t>术语与定义</w:t>
       </w:r>
@@ -2829,7 +2831,7 @@
         <w:pStyle w:val="26"/>
         <w:bidi w:val="0"/>
       </w:pPr>
-      <w:bookmarkStart w:id="7" w:name="_Toc22447"/>
+      <w:bookmarkStart w:id="7" w:name="_Toc25931"/>
       <w:r>
         <w:t>角色与职责</w:t>
       </w:r>
@@ -2876,12 +2878,6 @@
             <w:insideH w:val="single" w:color="000000" w:sz="4" w:space="0"/>
             <w:insideV w:val="single" w:color="000000" w:sz="4" w:space="0"/>
           </w:tblBorders>
-          <w:tblCellMar>
-            <w:top w:w="0" w:type="dxa"/>
-            <w:left w:w="0" w:type="dxa"/>
-            <w:bottom w:w="0" w:type="dxa"/>
-            <w:right w:w="0" w:type="dxa"/>
-          </w:tblCellMar>
         </w:tblPrEx>
         <w:trPr>
           <w:trHeight w:val="312" w:hRule="atLeast"/>
@@ -3211,7 +3207,7 @@
         <w:pStyle w:val="26"/>
         <w:bidi w:val="0"/>
       </w:pPr>
-      <w:bookmarkStart w:id="8" w:name="_Toc9446"/>
+      <w:bookmarkStart w:id="8" w:name="_Toc25709"/>
       <w:r>
         <w:rPr>
           <w:rFonts w:hint="eastAsia"/>
@@ -3231,7 +3227,7 @@
       </w:pPr>
       <w:bookmarkStart w:id="9" w:name="bookmark19"/>
       <w:bookmarkEnd w:id="9"/>
-      <w:bookmarkStart w:id="10" w:name="_Toc19709"/>
+      <w:bookmarkStart w:id="10" w:name="_Toc4359"/>
       <w:r>
         <w:t>识别、定义度量项</w:t>
       </w:r>
@@ -3277,7 +3273,7 @@
         <w:pStyle w:val="28"/>
         <w:bidi w:val="0"/>
       </w:pPr>
-      <w:bookmarkStart w:id="11" w:name="_Toc3508"/>
+      <w:bookmarkStart w:id="11" w:name="_Toc18090"/>
       <w:r>
         <w:t>确定服务能力基准</w:t>
       </w:r>
@@ -3323,7 +3319,7 @@
         <w:pStyle w:val="28"/>
         <w:bidi w:val="0"/>
       </w:pPr>
-      <w:bookmarkStart w:id="12" w:name="_Toc10252"/>
+      <w:bookmarkStart w:id="12" w:name="_Toc1821"/>
       <w:r>
         <w:t>设定目标</w:t>
       </w:r>
@@ -3369,7 +3365,7 @@
         <w:pStyle w:val="28"/>
         <w:bidi w:val="0"/>
       </w:pPr>
-      <w:bookmarkStart w:id="13" w:name="_Toc27962"/>
+      <w:bookmarkStart w:id="13" w:name="_Toc9888"/>
       <w:r>
         <w:t>收集指标数据改进</w:t>
       </w:r>
@@ -3415,7 +3411,7 @@
         <w:pStyle w:val="28"/>
         <w:bidi w:val="0"/>
       </w:pPr>
-      <w:bookmarkStart w:id="14" w:name="_Toc9219"/>
+      <w:bookmarkStart w:id="14" w:name="_Toc22199"/>
       <w:r>
         <w:t>分析能力数据</w:t>
       </w:r>
@@ -3461,7 +3457,7 @@
         <w:pStyle w:val="28"/>
         <w:bidi w:val="0"/>
       </w:pPr>
-      <w:bookmarkStart w:id="15" w:name="_Toc25565"/>
+      <w:bookmarkStart w:id="15" w:name="_Toc18176"/>
       <w:r>
         <w:t>识别差距</w:t>
       </w:r>
@@ -3627,7 +3623,7 @@
       </w:pPr>
       <w:bookmarkStart w:id="16" w:name="bookmark1"/>
       <w:bookmarkEnd w:id="16"/>
-      <w:bookmarkStart w:id="17" w:name="_Toc21026"/>
+      <w:bookmarkStart w:id="17" w:name="_Toc12071"/>
       <w:r>
         <w:t>确定服务改进措施</w:t>
       </w:r>
@@ -3673,7 +3669,7 @@
         <w:pStyle w:val="28"/>
         <w:bidi w:val="0"/>
       </w:pPr>
-      <w:bookmarkStart w:id="18" w:name="_Toc11911"/>
+      <w:bookmarkStart w:id="18" w:name="_Toc23450"/>
       <w:r>
         <w:t>服务改进实施</w:t>
       </w:r>
@@ -3719,7 +3715,7 @@
         <w:pStyle w:val="28"/>
         <w:bidi w:val="0"/>
       </w:pPr>
-      <w:bookmarkStart w:id="19" w:name="_Toc20910"/>
+      <w:bookmarkStart w:id="19" w:name="_Toc14271"/>
       <w:r>
         <w:t>服务监控</w:t>
       </w:r>
@@ -3765,7 +3761,7 @@
         <w:pStyle w:val="26"/>
         <w:bidi w:val="0"/>
       </w:pPr>
-      <w:bookmarkStart w:id="20" w:name="_Toc30051"/>
+      <w:bookmarkStart w:id="20" w:name="_Toc3656"/>
       <w:r>
         <w:t>相关文件</w:t>
       </w:r>
@@ -3795,14 +3791,9 @@
         <w:pStyle w:val="26"/>
         <w:bidi w:val="0"/>
       </w:pPr>
-      <w:bookmarkStart w:id="21" w:name="_Toc58"/>
-      <w:r>
-        <w:t>附</w:t>
-      </w:r>
-      <w:bookmarkStart w:id="22" w:name="_GoBack"/>
-      <w:bookmarkEnd w:id="22"/>
-      <w:r>
-        <w:t>则</w:t>
+      <w:bookmarkStart w:id="21" w:name="_Toc23411"/>
+      <w:r>
+        <w:t>附则</w:t>
       </w:r>
       <w:bookmarkEnd w:id="21"/>
     </w:p>

--- a/4.质量管理/1.流程制度规范类文件/040107-运维服务改进制度.docx
+++ b/4.质量管理/1.流程制度规范类文件/040107-运维服务改进制度.docx
@@ -13,7 +13,7 @@
         <w:pStyle w:val="31"/>
         <w:bidi w:val="0"/>
       </w:pPr>
-      <w:bookmarkStart w:id="0" w:name="_Toc31093"/>
+      <w:bookmarkStart w:id="0" w:name="_Toc6455"/>
       <w:r>
         <w:t>运维服务改进制度</w:t>
       </w:r>
@@ -24,7 +24,7 @@
         <w:pStyle w:val="32"/>
         <w:bidi w:val="0"/>
       </w:pPr>
-      <w:bookmarkStart w:id="1" w:name="_Toc21795"/>
+      <w:bookmarkStart w:id="1" w:name="_Toc21036"/>
       <w:r>
         <w:t>中达丰集团有限公司</w:t>
       </w:r>
@@ -83,7 +83,7 @@
           <w:szCs w:val="28"/>
         </w:rPr>
       </w:pPr>
-      <w:bookmarkStart w:id="2" w:name="_Toc24628"/>
+      <w:bookmarkStart w:id="2" w:name="_Toc5146"/>
       <w:r>
         <w:rPr>
           <w:rFonts w:ascii="宋体" w:hAnsi="宋体" w:eastAsia="宋体" w:cs="宋体"/>
@@ -1020,7 +1020,7 @@
               <w:rFonts w:ascii="Times New Roman" w:hAnsi="Times New Roman" w:eastAsia="Times New Roman" w:cs="Times New Roman"/>
               <w:szCs w:val="24"/>
             </w:rPr>
-            <w:instrText xml:space="preserve"> HYPERLINK \l _Toc31093 </w:instrText>
+            <w:instrText xml:space="preserve"> HYPERLINK \l _Toc6455 </w:instrText>
           </w:r>
           <w:r>
             <w:rPr>
@@ -1039,7 +1039,7 @@
             <w:fldChar w:fldCharType="begin"/>
           </w:r>
           <w:r>
-            <w:instrText xml:space="preserve"> PAGEREF _Toc31093 \h </w:instrText>
+            <w:instrText xml:space="preserve"> PAGEREF _Toc6455 \h </w:instrText>
           </w:r>
           <w:r>
             <w:fldChar w:fldCharType="separate"/>
@@ -1077,7 +1077,7 @@
               <w:rFonts w:ascii="Times New Roman" w:hAnsi="Times New Roman" w:eastAsia="Times New Roman" w:cs="Times New Roman"/>
               <w:szCs w:val="24"/>
             </w:rPr>
-            <w:instrText xml:space="preserve"> HYPERLINK \l _Toc21795 </w:instrText>
+            <w:instrText xml:space="preserve"> HYPERLINK \l _Toc21036 </w:instrText>
           </w:r>
           <w:r>
             <w:rPr>
@@ -1096,7 +1096,7 @@
             <w:fldChar w:fldCharType="begin"/>
           </w:r>
           <w:r>
-            <w:instrText xml:space="preserve"> PAGEREF _Toc21795 \h </w:instrText>
+            <w:instrText xml:space="preserve"> PAGEREF _Toc21036 \h </w:instrText>
           </w:r>
           <w:r>
             <w:fldChar w:fldCharType="separate"/>
@@ -1134,7 +1134,7 @@
               <w:rFonts w:ascii="Times New Roman" w:hAnsi="Times New Roman" w:eastAsia="Times New Roman" w:cs="Times New Roman"/>
               <w:szCs w:val="24"/>
             </w:rPr>
-            <w:instrText xml:space="preserve"> HYPERLINK \l _Toc24628 </w:instrText>
+            <w:instrText xml:space="preserve"> HYPERLINK \l _Toc5146 </w:instrText>
           </w:r>
           <w:r>
             <w:rPr>
@@ -1158,7 +1158,7 @@
             <w:fldChar w:fldCharType="begin"/>
           </w:r>
           <w:r>
-            <w:instrText xml:space="preserve"> PAGEREF _Toc24628 \h </w:instrText>
+            <w:instrText xml:space="preserve"> PAGEREF _Toc5146 \h </w:instrText>
           </w:r>
           <w:r>
             <w:fldChar w:fldCharType="separate"/>
@@ -1196,7 +1196,7 @@
               <w:rFonts w:ascii="Times New Roman" w:hAnsi="Times New Roman" w:eastAsia="Times New Roman" w:cs="Times New Roman"/>
               <w:szCs w:val="24"/>
             </w:rPr>
-            <w:instrText xml:space="preserve"> HYPERLINK \l _Toc14948 </w:instrText>
+            <w:instrText xml:space="preserve"> HYPERLINK \l _Toc7642 </w:instrText>
           </w:r>
           <w:r>
             <w:rPr>
@@ -1221,7 +1221,7 @@
             <w:fldChar w:fldCharType="begin"/>
           </w:r>
           <w:r>
-            <w:instrText xml:space="preserve"> PAGEREF _Toc14948 \h </w:instrText>
+            <w:instrText xml:space="preserve"> PAGEREF _Toc7642 \h </w:instrText>
           </w:r>
           <w:r>
             <w:fldChar w:fldCharType="separate"/>
@@ -1259,7 +1259,7 @@
               <w:rFonts w:ascii="Times New Roman" w:hAnsi="Times New Roman" w:eastAsia="Times New Roman" w:cs="Times New Roman"/>
               <w:szCs w:val="24"/>
             </w:rPr>
-            <w:instrText xml:space="preserve"> HYPERLINK \l _Toc30876 </w:instrText>
+            <w:instrText xml:space="preserve"> HYPERLINK \l _Toc4141 </w:instrText>
           </w:r>
           <w:r>
             <w:rPr>
@@ -1284,7 +1284,7 @@
             <w:fldChar w:fldCharType="begin"/>
           </w:r>
           <w:r>
-            <w:instrText xml:space="preserve"> PAGEREF _Toc30876 \h </w:instrText>
+            <w:instrText xml:space="preserve"> PAGEREF _Toc4141 \h </w:instrText>
           </w:r>
           <w:r>
             <w:fldChar w:fldCharType="separate"/>
@@ -1322,7 +1322,7 @@
               <w:rFonts w:ascii="Times New Roman" w:hAnsi="Times New Roman" w:eastAsia="Times New Roman" w:cs="Times New Roman"/>
               <w:szCs w:val="24"/>
             </w:rPr>
-            <w:instrText xml:space="preserve"> HYPERLINK \l _Toc23246 </w:instrText>
+            <w:instrText xml:space="preserve"> HYPERLINK \l _Toc20462 </w:instrText>
           </w:r>
           <w:r>
             <w:rPr>
@@ -1347,7 +1347,7 @@
             <w:fldChar w:fldCharType="begin"/>
           </w:r>
           <w:r>
-            <w:instrText xml:space="preserve"> PAGEREF _Toc23246 \h </w:instrText>
+            <w:instrText xml:space="preserve"> PAGEREF _Toc20462 \h </w:instrText>
           </w:r>
           <w:r>
             <w:fldChar w:fldCharType="separate"/>
@@ -1385,7 +1385,7 @@
               <w:rFonts w:ascii="Times New Roman" w:hAnsi="Times New Roman" w:eastAsia="Times New Roman" w:cs="Times New Roman"/>
               <w:szCs w:val="24"/>
             </w:rPr>
-            <w:instrText xml:space="preserve"> HYPERLINK \l _Toc5144 </w:instrText>
+            <w:instrText xml:space="preserve"> HYPERLINK \l _Toc15408 </w:instrText>
           </w:r>
           <w:r>
             <w:rPr>
@@ -1410,7 +1410,7 @@
             <w:fldChar w:fldCharType="begin"/>
           </w:r>
           <w:r>
-            <w:instrText xml:space="preserve"> PAGEREF _Toc5144 \h </w:instrText>
+            <w:instrText xml:space="preserve"> PAGEREF _Toc15408 \h </w:instrText>
           </w:r>
           <w:r>
             <w:fldChar w:fldCharType="separate"/>
@@ -1448,7 +1448,7 @@
               <w:rFonts w:ascii="Times New Roman" w:hAnsi="Times New Roman" w:eastAsia="Times New Roman" w:cs="Times New Roman"/>
               <w:szCs w:val="24"/>
             </w:rPr>
-            <w:instrText xml:space="preserve"> HYPERLINK \l _Toc25931 </w:instrText>
+            <w:instrText xml:space="preserve"> HYPERLINK \l _Toc26052 </w:instrText>
           </w:r>
           <w:r>
             <w:rPr>
@@ -1473,7 +1473,7 @@
             <w:fldChar w:fldCharType="begin"/>
           </w:r>
           <w:r>
-            <w:instrText xml:space="preserve"> PAGEREF _Toc25931 \h </w:instrText>
+            <w:instrText xml:space="preserve"> PAGEREF _Toc26052 \h </w:instrText>
           </w:r>
           <w:r>
             <w:fldChar w:fldCharType="separate"/>
@@ -1511,7 +1511,7 @@
               <w:rFonts w:ascii="Times New Roman" w:hAnsi="Times New Roman" w:eastAsia="Times New Roman" w:cs="Times New Roman"/>
               <w:szCs w:val="24"/>
             </w:rPr>
-            <w:instrText xml:space="preserve"> HYPERLINK \l _Toc25709 </w:instrText>
+            <w:instrText xml:space="preserve"> HYPERLINK \l _Toc2859 </w:instrText>
           </w:r>
           <w:r>
             <w:rPr>
@@ -1543,7 +1543,7 @@
             <w:fldChar w:fldCharType="begin"/>
           </w:r>
           <w:r>
-            <w:instrText xml:space="preserve"> PAGEREF _Toc25709 \h </w:instrText>
+            <w:instrText xml:space="preserve"> PAGEREF _Toc2859 \h </w:instrText>
           </w:r>
           <w:r>
             <w:fldChar w:fldCharType="separate"/>
@@ -1581,7 +1581,7 @@
               <w:rFonts w:ascii="Times New Roman" w:hAnsi="Times New Roman" w:eastAsia="Times New Roman" w:cs="Times New Roman"/>
               <w:szCs w:val="24"/>
             </w:rPr>
-            <w:instrText xml:space="preserve"> HYPERLINK \l _Toc4359 </w:instrText>
+            <w:instrText xml:space="preserve"> HYPERLINK \l _Toc11516 </w:instrText>
           </w:r>
           <w:r>
             <w:rPr>
@@ -1606,7 +1606,7 @@
             <w:fldChar w:fldCharType="begin"/>
           </w:r>
           <w:r>
-            <w:instrText xml:space="preserve"> PAGEREF _Toc4359 \h </w:instrText>
+            <w:instrText xml:space="preserve"> PAGEREF _Toc11516 \h </w:instrText>
           </w:r>
           <w:r>
             <w:fldChar w:fldCharType="separate"/>
@@ -1644,7 +1644,7 @@
               <w:rFonts w:ascii="Times New Roman" w:hAnsi="Times New Roman" w:eastAsia="Times New Roman" w:cs="Times New Roman"/>
               <w:szCs w:val="24"/>
             </w:rPr>
-            <w:instrText xml:space="preserve"> HYPERLINK \l _Toc18090 </w:instrText>
+            <w:instrText xml:space="preserve"> HYPERLINK \l _Toc26664 </w:instrText>
           </w:r>
           <w:r>
             <w:rPr>
@@ -1669,7 +1669,7 @@
             <w:fldChar w:fldCharType="begin"/>
           </w:r>
           <w:r>
-            <w:instrText xml:space="preserve"> PAGEREF _Toc18090 \h </w:instrText>
+            <w:instrText xml:space="preserve"> PAGEREF _Toc26664 \h </w:instrText>
           </w:r>
           <w:r>
             <w:fldChar w:fldCharType="separate"/>
@@ -1707,7 +1707,7 @@
               <w:rFonts w:ascii="Times New Roman" w:hAnsi="Times New Roman" w:eastAsia="Times New Roman" w:cs="Times New Roman"/>
               <w:szCs w:val="24"/>
             </w:rPr>
-            <w:instrText xml:space="preserve"> HYPERLINK \l _Toc1821 </w:instrText>
+            <w:instrText xml:space="preserve"> HYPERLINK \l _Toc4281 </w:instrText>
           </w:r>
           <w:r>
             <w:rPr>
@@ -1732,7 +1732,7 @@
             <w:fldChar w:fldCharType="begin"/>
           </w:r>
           <w:r>
-            <w:instrText xml:space="preserve"> PAGEREF _Toc1821 \h </w:instrText>
+            <w:instrText xml:space="preserve"> PAGEREF _Toc4281 \h </w:instrText>
           </w:r>
           <w:r>
             <w:fldChar w:fldCharType="separate"/>
@@ -1770,7 +1770,7 @@
               <w:rFonts w:ascii="Times New Roman" w:hAnsi="Times New Roman" w:eastAsia="Times New Roman" w:cs="Times New Roman"/>
               <w:szCs w:val="24"/>
             </w:rPr>
-            <w:instrText xml:space="preserve"> HYPERLINK \l _Toc9888 </w:instrText>
+            <w:instrText xml:space="preserve"> HYPERLINK \l _Toc5366 </w:instrText>
           </w:r>
           <w:r>
             <w:rPr>
@@ -1795,7 +1795,7 @@
             <w:fldChar w:fldCharType="begin"/>
           </w:r>
           <w:r>
-            <w:instrText xml:space="preserve"> PAGEREF _Toc9888 \h </w:instrText>
+            <w:instrText xml:space="preserve"> PAGEREF _Toc5366 \h </w:instrText>
           </w:r>
           <w:r>
             <w:fldChar w:fldCharType="separate"/>
@@ -1833,7 +1833,7 @@
               <w:rFonts w:ascii="Times New Roman" w:hAnsi="Times New Roman" w:eastAsia="Times New Roman" w:cs="Times New Roman"/>
               <w:szCs w:val="24"/>
             </w:rPr>
-            <w:instrText xml:space="preserve"> HYPERLINK \l _Toc22199 </w:instrText>
+            <w:instrText xml:space="preserve"> HYPERLINK \l _Toc10720 </w:instrText>
           </w:r>
           <w:r>
             <w:rPr>
@@ -1858,7 +1858,7 @@
             <w:fldChar w:fldCharType="begin"/>
           </w:r>
           <w:r>
-            <w:instrText xml:space="preserve"> PAGEREF _Toc22199 \h </w:instrText>
+            <w:instrText xml:space="preserve"> PAGEREF _Toc10720 \h </w:instrText>
           </w:r>
           <w:r>
             <w:fldChar w:fldCharType="separate"/>
@@ -1896,7 +1896,7 @@
               <w:rFonts w:ascii="Times New Roman" w:hAnsi="Times New Roman" w:eastAsia="Times New Roman" w:cs="Times New Roman"/>
               <w:szCs w:val="24"/>
             </w:rPr>
-            <w:instrText xml:space="preserve"> HYPERLINK \l _Toc18176 </w:instrText>
+            <w:instrText xml:space="preserve"> HYPERLINK \l _Toc29684 </w:instrText>
           </w:r>
           <w:r>
             <w:rPr>
@@ -1921,7 +1921,7 @@
             <w:fldChar w:fldCharType="begin"/>
           </w:r>
           <w:r>
-            <w:instrText xml:space="preserve"> PAGEREF _Toc18176 \h </w:instrText>
+            <w:instrText xml:space="preserve"> PAGEREF _Toc29684 \h </w:instrText>
           </w:r>
           <w:r>
             <w:fldChar w:fldCharType="separate"/>
@@ -1959,7 +1959,7 @@
               <w:rFonts w:ascii="Times New Roman" w:hAnsi="Times New Roman" w:eastAsia="Times New Roman" w:cs="Times New Roman"/>
               <w:szCs w:val="24"/>
             </w:rPr>
-            <w:instrText xml:space="preserve"> HYPERLINK \l _Toc12071 </w:instrText>
+            <w:instrText xml:space="preserve"> HYPERLINK \l _Toc29237 </w:instrText>
           </w:r>
           <w:r>
             <w:rPr>
@@ -1984,7 +1984,7 @@
             <w:fldChar w:fldCharType="begin"/>
           </w:r>
           <w:r>
-            <w:instrText xml:space="preserve"> PAGEREF _Toc12071 \h </w:instrText>
+            <w:instrText xml:space="preserve"> PAGEREF _Toc29237 \h </w:instrText>
           </w:r>
           <w:r>
             <w:fldChar w:fldCharType="separate"/>
@@ -2022,7 +2022,7 @@
               <w:rFonts w:ascii="Times New Roman" w:hAnsi="Times New Roman" w:eastAsia="Times New Roman" w:cs="Times New Roman"/>
               <w:szCs w:val="24"/>
             </w:rPr>
-            <w:instrText xml:space="preserve"> HYPERLINK \l _Toc23450 </w:instrText>
+            <w:instrText xml:space="preserve"> HYPERLINK \l _Toc15659 </w:instrText>
           </w:r>
           <w:r>
             <w:rPr>
@@ -2047,7 +2047,7 @@
             <w:fldChar w:fldCharType="begin"/>
           </w:r>
           <w:r>
-            <w:instrText xml:space="preserve"> PAGEREF _Toc23450 \h </w:instrText>
+            <w:instrText xml:space="preserve"> PAGEREF _Toc15659 \h </w:instrText>
           </w:r>
           <w:r>
             <w:fldChar w:fldCharType="separate"/>
@@ -2085,7 +2085,7 @@
               <w:rFonts w:ascii="Times New Roman" w:hAnsi="Times New Roman" w:eastAsia="Times New Roman" w:cs="Times New Roman"/>
               <w:szCs w:val="24"/>
             </w:rPr>
-            <w:instrText xml:space="preserve"> HYPERLINK \l _Toc14271 </w:instrText>
+            <w:instrText xml:space="preserve"> HYPERLINK \l _Toc14734 </w:instrText>
           </w:r>
           <w:r>
             <w:rPr>
@@ -2110,7 +2110,7 @@
             <w:fldChar w:fldCharType="begin"/>
           </w:r>
           <w:r>
-            <w:instrText xml:space="preserve"> PAGEREF _Toc14271 \h </w:instrText>
+            <w:instrText xml:space="preserve"> PAGEREF _Toc14734 \h </w:instrText>
           </w:r>
           <w:r>
             <w:fldChar w:fldCharType="separate"/>
@@ -2148,7 +2148,7 @@
               <w:rFonts w:ascii="Times New Roman" w:hAnsi="Times New Roman" w:eastAsia="Times New Roman" w:cs="Times New Roman"/>
               <w:szCs w:val="24"/>
             </w:rPr>
-            <w:instrText xml:space="preserve"> HYPERLINK \l _Toc3656 </w:instrText>
+            <w:instrText xml:space="preserve"> HYPERLINK \l _Toc24899 </w:instrText>
           </w:r>
           <w:r>
             <w:rPr>
@@ -2173,7 +2173,7 @@
             <w:fldChar w:fldCharType="begin"/>
           </w:r>
           <w:r>
-            <w:instrText xml:space="preserve"> PAGEREF _Toc3656 \h </w:instrText>
+            <w:instrText xml:space="preserve"> PAGEREF _Toc24899 \h </w:instrText>
           </w:r>
           <w:r>
             <w:fldChar w:fldCharType="separate"/>
@@ -2211,7 +2211,7 @@
               <w:rFonts w:ascii="Times New Roman" w:hAnsi="Times New Roman" w:eastAsia="Times New Roman" w:cs="Times New Roman"/>
               <w:szCs w:val="24"/>
             </w:rPr>
-            <w:instrText xml:space="preserve"> HYPERLINK \l _Toc23411 </w:instrText>
+            <w:instrText xml:space="preserve"> HYPERLINK \l _Toc13687 </w:instrText>
           </w:r>
           <w:r>
             <w:rPr>
@@ -2236,7 +2236,7 @@
             <w:fldChar w:fldCharType="begin"/>
           </w:r>
           <w:r>
-            <w:instrText xml:space="preserve"> PAGEREF _Toc23411 \h </w:instrText>
+            <w:instrText xml:space="preserve"> PAGEREF _Toc13687 \h </w:instrText>
           </w:r>
           <w:r>
             <w:fldChar w:fldCharType="separate"/>
@@ -2302,7 +2302,7 @@
         <w:pStyle w:val="26"/>
         <w:bidi w:val="0"/>
       </w:pPr>
-      <w:bookmarkStart w:id="3" w:name="_Toc14948"/>
+      <w:bookmarkStart w:id="3" w:name="_Toc7642"/>
       <w:r>
         <w:t>目的</w:t>
       </w:r>
@@ -2506,7 +2506,7 @@
         <w:pStyle w:val="26"/>
         <w:bidi w:val="0"/>
       </w:pPr>
-      <w:bookmarkStart w:id="4" w:name="_Toc30876"/>
+      <w:bookmarkStart w:id="4" w:name="_Toc4141"/>
       <w:r>
         <w:t>适用范围</w:t>
       </w:r>
@@ -2552,7 +2552,7 @@
         <w:pStyle w:val="26"/>
         <w:bidi w:val="0"/>
       </w:pPr>
-      <w:bookmarkStart w:id="5" w:name="_Toc23246"/>
+      <w:bookmarkStart w:id="5" w:name="_Toc20462"/>
       <w:r>
         <w:t>引用文件</w:t>
       </w:r>
@@ -2806,7 +2806,7 @@
         <w:pStyle w:val="26"/>
         <w:bidi w:val="0"/>
       </w:pPr>
-      <w:bookmarkStart w:id="6" w:name="_Toc5144"/>
+      <w:bookmarkStart w:id="6" w:name="_Toc15408"/>
       <w:r>
         <w:t>术语与定义</w:t>
       </w:r>
@@ -2831,7 +2831,7 @@
         <w:pStyle w:val="26"/>
         <w:bidi w:val="0"/>
       </w:pPr>
-      <w:bookmarkStart w:id="7" w:name="_Toc25931"/>
+      <w:bookmarkStart w:id="7" w:name="_Toc26052"/>
       <w:r>
         <w:t>角色与职责</w:t>
       </w:r>
@@ -2878,6 +2878,12 @@
             <w:insideH w:val="single" w:color="000000" w:sz="4" w:space="0"/>
             <w:insideV w:val="single" w:color="000000" w:sz="4" w:space="0"/>
           </w:tblBorders>
+          <w:tblCellMar>
+            <w:top w:w="0" w:type="dxa"/>
+            <w:left w:w="0" w:type="dxa"/>
+            <w:bottom w:w="0" w:type="dxa"/>
+            <w:right w:w="0" w:type="dxa"/>
+          </w:tblCellMar>
         </w:tblPrEx>
         <w:trPr>
           <w:trHeight w:val="312" w:hRule="atLeast"/>
@@ -3207,7 +3213,7 @@
         <w:pStyle w:val="26"/>
         <w:bidi w:val="0"/>
       </w:pPr>
-      <w:bookmarkStart w:id="8" w:name="_Toc25709"/>
+      <w:bookmarkStart w:id="8" w:name="_Toc2859"/>
       <w:r>
         <w:rPr>
           <w:rFonts w:hint="eastAsia"/>
@@ -3227,7 +3233,7 @@
       </w:pPr>
       <w:bookmarkStart w:id="9" w:name="bookmark19"/>
       <w:bookmarkEnd w:id="9"/>
-      <w:bookmarkStart w:id="10" w:name="_Toc4359"/>
+      <w:bookmarkStart w:id="10" w:name="_Toc11516"/>
       <w:r>
         <w:t>识别、定义度量项</w:t>
       </w:r>
@@ -3273,7 +3279,7 @@
         <w:pStyle w:val="28"/>
         <w:bidi w:val="0"/>
       </w:pPr>
-      <w:bookmarkStart w:id="11" w:name="_Toc18090"/>
+      <w:bookmarkStart w:id="11" w:name="_Toc26664"/>
       <w:r>
         <w:t>确定服务能力基准</w:t>
       </w:r>
@@ -3319,7 +3325,7 @@
         <w:pStyle w:val="28"/>
         <w:bidi w:val="0"/>
       </w:pPr>
-      <w:bookmarkStart w:id="12" w:name="_Toc1821"/>
+      <w:bookmarkStart w:id="12" w:name="_Toc4281"/>
       <w:r>
         <w:t>设定目标</w:t>
       </w:r>
@@ -3365,7 +3371,7 @@
         <w:pStyle w:val="28"/>
         <w:bidi w:val="0"/>
       </w:pPr>
-      <w:bookmarkStart w:id="13" w:name="_Toc9888"/>
+      <w:bookmarkStart w:id="13" w:name="_Toc5366"/>
       <w:r>
         <w:t>收集指标数据改进</w:t>
       </w:r>
@@ -3411,7 +3417,7 @@
         <w:pStyle w:val="28"/>
         <w:bidi w:val="0"/>
       </w:pPr>
-      <w:bookmarkStart w:id="14" w:name="_Toc22199"/>
+      <w:bookmarkStart w:id="14" w:name="_Toc10720"/>
       <w:r>
         <w:t>分析能力数据</w:t>
       </w:r>
@@ -3457,7 +3463,7 @@
         <w:pStyle w:val="28"/>
         <w:bidi w:val="0"/>
       </w:pPr>
-      <w:bookmarkStart w:id="15" w:name="_Toc18176"/>
+      <w:bookmarkStart w:id="15" w:name="_Toc29684"/>
       <w:r>
         <w:t>识别差距</w:t>
       </w:r>
@@ -3623,7 +3629,7 @@
       </w:pPr>
       <w:bookmarkStart w:id="16" w:name="bookmark1"/>
       <w:bookmarkEnd w:id="16"/>
-      <w:bookmarkStart w:id="17" w:name="_Toc12071"/>
+      <w:bookmarkStart w:id="17" w:name="_Toc29237"/>
       <w:r>
         <w:t>确定服务改进措施</w:t>
       </w:r>
@@ -3669,7 +3675,7 @@
         <w:pStyle w:val="28"/>
         <w:bidi w:val="0"/>
       </w:pPr>
-      <w:bookmarkStart w:id="18" w:name="_Toc23450"/>
+      <w:bookmarkStart w:id="18" w:name="_Toc15659"/>
       <w:r>
         <w:t>服务改进实施</w:t>
       </w:r>
@@ -3715,7 +3721,7 @@
         <w:pStyle w:val="28"/>
         <w:bidi w:val="0"/>
       </w:pPr>
-      <w:bookmarkStart w:id="19" w:name="_Toc14271"/>
+      <w:bookmarkStart w:id="19" w:name="_Toc14734"/>
       <w:r>
         <w:t>服务监控</w:t>
       </w:r>
@@ -3761,7 +3767,7 @@
         <w:pStyle w:val="26"/>
         <w:bidi w:val="0"/>
       </w:pPr>
-      <w:bookmarkStart w:id="20" w:name="_Toc3656"/>
+      <w:bookmarkStart w:id="20" w:name="_Toc24899"/>
       <w:r>
         <w:t>相关文件</w:t>
       </w:r>
@@ -3791,7 +3797,7 @@
         <w:pStyle w:val="26"/>
         <w:bidi w:val="0"/>
       </w:pPr>
-      <w:bookmarkStart w:id="21" w:name="_Toc23411"/>
+      <w:bookmarkStart w:id="21" w:name="_Toc13687"/>
       <w:r>
         <w:t>附则</w:t>
       </w:r>

--- a/4.质量管理/1.流程制度规范类文件/040107-运维服务改进制度.docx
+++ b/4.质量管理/1.流程制度规范类文件/040107-运维服务改进制度.docx
@@ -7,6 +7,8 @@
         <w:pStyle w:val="31"/>
         <w:bidi w:val="0"/>
       </w:pPr>
+      <w:bookmarkStart w:id="22" w:name="_GoBack"/>
+      <w:bookmarkEnd w:id="22"/>
     </w:p>
     <w:p>
       <w:pPr>
@@ -525,12 +527,12 @@
             </w:pPr>
             <w:r>
               <w:rPr>
-                <w:rFonts w:hint="eastAsia" w:ascii="宋体" w:hAnsi="宋体" w:eastAsia="宋体" w:cs="宋体"/>
+                <w:rFonts w:hint="eastAsia" w:ascii="宋体" w:hAnsi="宋体" w:cs="宋体"/>
                 <w:sz w:val="21"/>
                 <w:szCs w:val="21"/>
                 <w:lang w:val="en-US" w:eastAsia="zh-CN"/>
               </w:rPr>
-              <w:t>李平</w:t>
+              <w:t>吴广</w:t>
             </w:r>
           </w:p>
         </w:tc>
@@ -982,8 +984,6 @@
               <w:tab w:val="right" w:leader="dot" w:pos="8497"/>
             </w:tabs>
           </w:pPr>
-          <w:bookmarkStart w:id="22" w:name="_GoBack"/>
-          <w:bookmarkEnd w:id="22"/>
           <w:r>
             <w:rPr>
               <w:rFonts w:ascii="Times New Roman" w:hAnsi="Times New Roman" w:eastAsia="Times New Roman" w:cs="Times New Roman"/>
